--- a/shablon.docx
+++ b/shablon.docx
@@ -5,15 +5,32 @@
     <w:p>
       <w:pPr>
         <w:pStyle w:val="Normal"/>
+        <w:tabs>
+          <w:tab w:val="clear" w:pos="708"/>
+          <w:tab w:val="left" w:pos="1085" w:leader="none"/>
+          <w:tab w:val="left" w:pos="2331" w:leader="none"/>
+          <w:tab w:val="left" w:pos="2435" w:leader="none"/>
+          <w:tab w:val="left" w:pos="2608" w:leader="none"/>
+        </w:tabs>
         <w:jc w:val="center"/>
-        <w:rPr>
-          <w:rFonts w:ascii="Times New Roman" w:hAnsi="Times New Roman" w:cs="Times New Roman"/>
-          <w:b/>
-          <w:bCs/>
-          <w:sz w:val="24"/>
-          <w:szCs w:val="24"/>
-        </w:rPr>
-      </w:pPr>
+        <w:rPr/>
+      </w:pPr>
+      <w:r>
+        <w:rPr>
+          <w:rFonts w:cs="Times New Roman" w:ascii="Times New Roman" w:hAnsi="Times New Roman"/>
+          <w:b/>
+          <w:bCs/>
+          <w:i w:val="false"/>
+          <w:caps w:val="false"/>
+          <w:smallCaps w:val="false"/>
+          <w:color w:val="000000"/>
+          <w:spacing w:val="0"/>
+          <w:sz w:val="24"/>
+          <w:szCs w:val="24"/>
+          <w:lang w:val="en-US"/>
+        </w:rPr>
+        <w:t xml:space="preserve">{% if show_xulosa %} </w:t>
+      </w:r>
       <w:r>
         <w:rPr>
           <w:rFonts w:cs="Times New Roman" w:ascii="Times New Roman" w:hAnsi="Times New Roman"/>
@@ -1681,7 +1698,7 @@
                 <w:szCs w:val="24"/>
                 <w:lang w:val="en-US" w:eastAsia="en-US" w:bidi="ar-SA"/>
               </w:rPr>
-              <w:t>Kichik muhandis: {{ fish }}__________</w:t>
+              <w:t>Kichik muhandis:{{ fish }}__________</w:t>
             </w:r>
           </w:p>
         </w:tc>
@@ -1820,18 +1837,7 @@
                 <w:szCs w:val="24"/>
                 <w:lang w:val="en-US" w:eastAsia="en-US" w:bidi="ar-SA"/>
               </w:rPr>
-              <w:t xml:space="preserve"> __________</w:t>
-            </w:r>
-            <w:r>
-              <w:rPr>
-                <w:rFonts w:eastAsia="Calibri" w:cs="Times New Roman" w:ascii="Times New Roman" w:hAnsi="Times New Roman"/>
-                <w:color w:val="000000"/>
-                <w:kern w:val="0"/>
-                <w:sz w:val="24"/>
-                <w:szCs w:val="24"/>
-                <w:lang w:val="en-US" w:eastAsia="en-US" w:bidi="ar-SA"/>
-              </w:rPr>
-              <w:t>_</w:t>
+              <w:t xml:space="preserve"> ___________</w:t>
             </w:r>
           </w:p>
           <w:p>
@@ -1879,18 +1885,7 @@
                 <w:szCs w:val="24"/>
                 <w:lang w:val="en-US" w:eastAsia="en-US" w:bidi="ar-SA"/>
               </w:rPr>
-              <w:t>shaxs</w:t>
-            </w:r>
-            <w:r>
-              <w:rPr>
-                <w:rFonts w:eastAsia="Calibri" w:cs="Times New Roman" w:ascii="Times New Roman" w:hAnsi="Times New Roman"/>
-                <w:color w:val="000000"/>
-                <w:kern w:val="0"/>
-                <w:sz w:val="24"/>
-                <w:szCs w:val="24"/>
-                <w:lang w:val="en-US" w:eastAsia="en-US" w:bidi="ar-SA"/>
-              </w:rPr>
-              <w:t xml:space="preserve">: </w:t>
+              <w:t xml:space="preserve">shaxs: </w:t>
             </w:r>
             <w:r>
               <w:rPr>
@@ -1917,18 +1912,7 @@
                 <w:szCs w:val="24"/>
                 <w:lang w:val="en-US" w:eastAsia="en-US" w:bidi="ar-SA"/>
               </w:rPr>
-              <w:t>________</w:t>
-            </w:r>
-            <w:r>
-              <w:rPr>
-                <w:rFonts w:eastAsia="Calibri" w:cs="Times New Roman" w:ascii="Times New Roman" w:hAnsi="Times New Roman"/>
-                <w:color w:val="000000"/>
-                <w:kern w:val="0"/>
-                <w:sz w:val="24"/>
-                <w:szCs w:val="24"/>
-                <w:lang w:val="en-US" w:eastAsia="en-US" w:bidi="ar-SA"/>
-              </w:rPr>
-              <w:t>_____</w:t>
+              <w:t>_____________</w:t>
             </w:r>
           </w:p>
         </w:tc>
@@ -1952,6 +1936,2583 @@
         <w:t>M. P.</w:t>
         <w:br/>
         <w:t>Sana: {{ inspection_date }}</w:t>
+      </w:r>
+    </w:p>
+    <w:p>
+      <w:pPr>
+        <w:pStyle w:val="Normal"/>
+        <w:spacing w:before="0" w:after="160"/>
+        <w:rPr>
+          <w:rFonts w:ascii="Times new roman" w:hAnsi="Times new roman"/>
+          <w:b/>
+          <w:bCs/>
+        </w:rPr>
+      </w:pPr>
+      <w:r>
+        <w:rPr>
+          <w:rFonts w:ascii="Times new roman" w:hAnsi="Times new roman"/>
+          <w:b/>
+          <w:bCs/>
+        </w:rPr>
+        <w:t>{% endif %}</w:t>
+      </w:r>
+      <w:r>
+        <w:br w:type="page"/>
+      </w:r>
+    </w:p>
+    <w:p>
+      <w:pPr>
+        <w:pStyle w:val="Normal"/>
+        <w:spacing w:lineRule="auto" w:line="240" w:before="0" w:after="0"/>
+        <w:jc w:val="center"/>
+        <w:rPr>
+          <w:rFonts w:ascii="Times New Roman" w:hAnsi="Times New Roman" w:cs="Times New Roman"/>
+          <w:b/>
+          <w:bCs/>
+          <w:sz w:val="24"/>
+          <w:szCs w:val="24"/>
+          <w:lang w:val="en-US"/>
+        </w:rPr>
+      </w:pPr>
+      <w:r>
+        <w:rPr>
+          <w:rFonts w:cs="Times New Roman" w:ascii="Times New Roman" w:hAnsi="Times New Roman"/>
+          <w:b/>
+          <w:bCs/>
+          <w:sz w:val="24"/>
+          <w:szCs w:val="24"/>
+          <w:lang w:val="en-US"/>
+        </w:rPr>
+        <w:t xml:space="preserve">{% if show_dalolatnoma %} Nuqson dalolatnomasi № </w:t>
+      </w:r>
+      <w:r>
+        <w:rPr>
+          <w:rFonts w:cs="Times New Roman" w:ascii="Times New Roman" w:hAnsi="Times New Roman"/>
+          <w:b/>
+          <w:bCs/>
+          <w:color w:val="000000"/>
+          <w:sz w:val="24"/>
+          <w:szCs w:val="24"/>
+          <w:lang w:val="en-US"/>
+        </w:rPr>
+        <w:t>{{num}}</w:t>
+      </w:r>
+    </w:p>
+    <w:p>
+      <w:pPr>
+        <w:pStyle w:val="Normal"/>
+        <w:spacing w:lineRule="auto" w:line="240" w:before="0" w:after="0"/>
+        <w:jc w:val="center"/>
+        <w:rPr>
+          <w:rFonts w:ascii="Times New Roman" w:hAnsi="Times New Roman" w:cs="Times New Roman"/>
+          <w:b/>
+          <w:bCs/>
+          <w:sz w:val="24"/>
+          <w:szCs w:val="24"/>
+          <w:lang w:val="en-US"/>
+        </w:rPr>
+      </w:pPr>
+      <w:r>
+        <w:rPr>
+          <w:rFonts w:cs="Times New Roman" w:ascii="Times New Roman" w:hAnsi="Times New Roman"/>
+          <w:b/>
+          <w:bCs/>
+          <w:sz w:val="24"/>
+          <w:szCs w:val="24"/>
+          <w:lang w:val="en-US"/>
+        </w:rPr>
+        <w:t>tibbiy asbob-uskunalari uchun</w:t>
+      </w:r>
+      <w:r>
+        <w:rPr>
+          <w:rFonts w:cs="Times New Roman" w:ascii="Times New Roman" w:hAnsi="Times New Roman"/>
+          <w:sz w:val="24"/>
+          <w:szCs w:val="24"/>
+          <w:lang w:val="en-US"/>
+        </w:rPr>
+        <w:br/>
+      </w:r>
+    </w:p>
+    <w:p>
+      <w:pPr>
+        <w:pStyle w:val="Normal"/>
+        <w:spacing w:lineRule="auto" w:line="240" w:before="0" w:after="0"/>
+        <w:jc w:val="both"/>
+        <w:rPr>
+          <w:rFonts w:ascii="Times New Roman" w:hAnsi="Times New Roman" w:cs="Times New Roman"/>
+          <w:color w:val="FF0000"/>
+          <w:sz w:val="24"/>
+          <w:szCs w:val="24"/>
+          <w:lang w:val="en-US"/>
+        </w:rPr>
+      </w:pPr>
+      <w:r>
+        <w:rPr>
+          <w:rFonts w:cs="Times New Roman" w:ascii="Times New Roman" w:hAnsi="Times New Roman"/>
+          <w:b/>
+          <w:bCs/>
+          <w:color w:val="000000"/>
+          <w:sz w:val="24"/>
+          <w:szCs w:val="24"/>
+          <w:lang w:val="en-US"/>
+        </w:rPr>
+        <w:t xml:space="preserve">{{ city }} </w:t>
+      </w:r>
+      <w:r>
+        <w:rPr>
+          <w:rFonts w:cs="Times New Roman" w:ascii="Times New Roman" w:hAnsi="Times New Roman"/>
+          <w:b/>
+          <w:bCs/>
+          <w:sz w:val="24"/>
+          <w:szCs w:val="24"/>
+          <w:lang w:val="en-US"/>
+        </w:rPr>
+        <w:t xml:space="preserve">                                                              </w:t>
+        <w:tab/>
+        <w:tab/>
+        <w:tab/>
+      </w:r>
+      <w:bookmarkStart w:id="0" w:name="_GoBack"/>
+      <w:r>
+        <w:rPr>
+          <w:rFonts w:cs="Times New Roman" w:ascii="Times New Roman" w:hAnsi="Times New Roman"/>
+          <w:b/>
+          <w:bCs/>
+          <w:color w:val="000000"/>
+          <w:sz w:val="24"/>
+          <w:szCs w:val="24"/>
+          <w:lang w:val="en-US"/>
+        </w:rPr>
+        <w:t>{{ inspection_date }}</w:t>
+      </w:r>
+      <w:bookmarkEnd w:id="0"/>
+    </w:p>
+    <w:p>
+      <w:pPr>
+        <w:pStyle w:val="Normal"/>
+        <w:rPr>
+          <w:rFonts w:ascii="Times New Roman" w:hAnsi="Times New Roman" w:cs="Times New Roman"/>
+          <w:b/>
+          <w:bCs/>
+          <w:sz w:val="24"/>
+          <w:szCs w:val="24"/>
+          <w:lang w:val="en-US"/>
+        </w:rPr>
+      </w:pPr>
+      <w:r>
+        <w:rPr>
+          <w:rFonts w:cs="Times New Roman" w:ascii="Times New Roman" w:hAnsi="Times New Roman"/>
+          <w:b/>
+          <w:bCs/>
+          <w:sz w:val="24"/>
+          <w:szCs w:val="24"/>
+          <w:lang w:val="en-US"/>
+        </w:rPr>
+      </w:r>
+    </w:p>
+    <w:p>
+      <w:pPr>
+        <w:pStyle w:val="Normal"/>
+        <w:tabs>
+          <w:tab w:val="clear" w:pos="708"/>
+          <w:tab w:val="left" w:pos="720" w:leader="none"/>
+        </w:tabs>
+        <w:rPr>
+          <w:rFonts w:ascii="Times New Roman" w:hAnsi="Times New Roman" w:cs="Times New Roman"/>
+          <w:b/>
+          <w:bCs/>
+          <w:sz w:val="24"/>
+          <w:szCs w:val="24"/>
+          <w:lang w:val="en-US"/>
+        </w:rPr>
+      </w:pPr>
+      <w:r>
+        <w:rPr>
+          <w:rFonts w:cs="Times New Roman" w:ascii="Times New Roman" w:hAnsi="Times New Roman"/>
+          <w:b/>
+          <w:bCs/>
+          <w:sz w:val="24"/>
+          <w:szCs w:val="24"/>
+          <w:lang w:val="en-US"/>
+        </w:rPr>
+        <w:t>1. Dalolatnoma tuzishning asosi:</w:t>
+      </w:r>
+    </w:p>
+    <w:p>
+      <w:pPr>
+        <w:pStyle w:val="Normal"/>
+        <w:tabs>
+          <w:tab w:val="clear" w:pos="708"/>
+          <w:tab w:val="left" w:pos="720" w:leader="none"/>
+        </w:tabs>
+        <w:rPr>
+          <w:rFonts w:ascii="Times New Roman" w:hAnsi="Times New Roman" w:cs="Times New Roman"/>
+          <w:sz w:val="24"/>
+          <w:szCs w:val="24"/>
+          <w:lang w:val="en-US"/>
+        </w:rPr>
+      </w:pPr>
+      <w:r>
+        <w:rPr>
+          <w:rFonts w:cs="Times New Roman" w:ascii="Times New Roman" w:hAnsi="Times New Roman"/>
+          <w:sz w:val="24"/>
+          <w:szCs w:val="24"/>
+          <w:lang w:val="en-US"/>
+        </w:rPr>
+        <w:t>(xizmat ko‘rsatish shartnomasi, buyurtma, rahbar buyrug‘i va hokazo)</w:t>
+      </w:r>
+    </w:p>
+    <w:p>
+      <w:pPr>
+        <w:pStyle w:val="HTMLPreformatted"/>
+        <w:shd w:val="clear" w:color="auto" w:fill="F8F9FA"/>
+        <w:spacing w:lineRule="atLeast" w:line="540"/>
+        <w:rPr>
+          <w:rFonts w:ascii="Times New Roman" w:hAnsi="Times New Roman" w:eastAsia="Calibri" w:cs="Times New Roman" w:eastAsiaTheme="minorHAnsi"/>
+          <w:b/>
+          <w:bCs/>
+          <w:sz w:val="24"/>
+          <w:szCs w:val="24"/>
+          <w:lang w:val="en-US" w:eastAsia="en-US"/>
+        </w:rPr>
+      </w:pPr>
+      <w:r>
+        <w:rPr>
+          <w:rFonts w:cs="Times New Roman" w:ascii="Times New Roman" w:hAnsi="Times New Roman"/>
+          <w:b/>
+          <w:bCs/>
+          <w:sz w:val="24"/>
+          <w:szCs w:val="24"/>
+          <w:lang w:val="en-US"/>
+        </w:rPr>
+        <w:t>2</w:t>
+      </w:r>
+      <w:r>
+        <w:rPr>
+          <w:rFonts w:eastAsia="Calibri" w:cs="Times New Roman" w:ascii="Times New Roman" w:hAnsi="Times New Roman" w:eastAsiaTheme="minorHAnsi"/>
+          <w:b/>
+          <w:bCs/>
+          <w:sz w:val="24"/>
+          <w:szCs w:val="24"/>
+          <w:lang w:val="en-US" w:eastAsia="en-US"/>
+        </w:rPr>
+        <w:t>. Tomonlar va tarkib: Tibbiy tashkiloting rahbari:</w:t>
+      </w:r>
+    </w:p>
+    <w:p>
+      <w:pPr>
+        <w:pStyle w:val="Normal"/>
+        <w:tabs>
+          <w:tab w:val="clear" w:pos="708"/>
+          <w:tab w:val="left" w:pos="720" w:leader="none"/>
+        </w:tabs>
+        <w:rPr>
+          <w:rFonts w:ascii="Times New Roman" w:hAnsi="Times New Roman" w:cs="Times New Roman"/>
+          <w:sz w:val="24"/>
+          <w:szCs w:val="24"/>
+          <w:lang w:val="en-US"/>
+        </w:rPr>
+      </w:pPr>
+      <w:r>
+        <w:rPr>
+          <w:rFonts w:cs="Times New Roman" w:ascii="Times New Roman" w:hAnsi="Times New Roman"/>
+          <w:sz w:val="24"/>
+          <w:szCs w:val="24"/>
+          <w:lang w:val="en-US"/>
+        </w:rPr>
+      </w:r>
+    </w:p>
+    <w:p>
+      <w:pPr>
+        <w:pStyle w:val="Normal"/>
+        <w:numPr>
+          <w:ilvl w:val="0"/>
+          <w:numId w:val="1"/>
+        </w:numPr>
+        <w:rPr>
+          <w:rFonts w:ascii="Times New Roman" w:hAnsi="Times New Roman" w:cs="Times New Roman"/>
+          <w:sz w:val="24"/>
+          <w:szCs w:val="24"/>
+          <w:lang w:val="en-US"/>
+        </w:rPr>
+      </w:pPr>
+      <w:r>
+        <w:rPr>
+          <w:rFonts w:cs="Times New Roman" w:ascii="Times New Roman" w:hAnsi="Times New Roman"/>
+          <w:sz w:val="24"/>
+          <w:szCs w:val="24"/>
+          <w:lang w:val="en-US"/>
+        </w:rPr>
+        <w:t xml:space="preserve">o F.I.Sh.: </w:t>
+      </w:r>
+      <w:r>
+        <w:rPr>
+          <w:rFonts w:cs="Times New Roman" w:ascii="Times New Roman" w:hAnsi="Times New Roman"/>
+          <w:b w:val="false"/>
+          <w:bCs w:val="false"/>
+          <w:color w:val="000000"/>
+          <w:sz w:val="24"/>
+          <w:szCs w:val="24"/>
+          <w:lang w:val="en-US"/>
+        </w:rPr>
+        <w:t xml:space="preserve">{{ org_head }} </w:t>
+      </w:r>
+    </w:p>
+    <w:p>
+      <w:pPr>
+        <w:pStyle w:val="Normal"/>
+        <w:numPr>
+          <w:ilvl w:val="0"/>
+          <w:numId w:val="1"/>
+        </w:numPr>
+        <w:rPr>
+          <w:rFonts w:ascii="Times New Roman" w:hAnsi="Times New Roman" w:cs="Times New Roman"/>
+          <w:sz w:val="24"/>
+          <w:szCs w:val="24"/>
+          <w:lang w:val="en-US"/>
+        </w:rPr>
+      </w:pPr>
+      <w:r>
+        <w:rPr>
+          <w:rFonts w:cs="Times New Roman" w:ascii="Times New Roman" w:hAnsi="Times New Roman"/>
+          <w:sz w:val="24"/>
+          <w:szCs w:val="24"/>
+          <w:lang w:val="en-US"/>
+        </w:rPr>
+        <w:t xml:space="preserve">o Lavozimi: </w:t>
+      </w:r>
+      <w:r>
+        <w:rPr>
+          <w:rFonts w:cs="Times New Roman" w:ascii="Times New Roman" w:hAnsi="Times New Roman"/>
+          <w:b w:val="false"/>
+          <w:bCs w:val="false"/>
+          <w:color w:val="000000"/>
+          <w:sz w:val="24"/>
+          <w:szCs w:val="24"/>
+          <w:lang w:val="en-US"/>
+        </w:rPr>
+        <w:t>{{ org_address }}</w:t>
+      </w:r>
+      <w:r>
+        <w:rPr>
+          <w:rFonts w:cs="Times New Roman" w:ascii="Times New Roman" w:hAnsi="Times New Roman"/>
+          <w:sz w:val="24"/>
+          <w:szCs w:val="24"/>
+          <w:lang w:val="en-US"/>
+        </w:rPr>
+        <w:t xml:space="preserve"> </w:t>
+      </w:r>
+      <w:r>
+        <w:rPr>
+          <w:rFonts w:cs="Times New Roman" w:ascii="Times New Roman" w:hAnsi="Times New Roman"/>
+          <w:b w:val="false"/>
+          <w:bCs w:val="false"/>
+          <w:color w:val="000000"/>
+          <w:sz w:val="24"/>
+          <w:szCs w:val="24"/>
+          <w:lang w:val="en-US"/>
+        </w:rPr>
+        <w:t>{{ org_head_lavozim }}</w:t>
+      </w:r>
+    </w:p>
+    <w:p>
+      <w:pPr>
+        <w:pStyle w:val="Normal"/>
+        <w:numPr>
+          <w:ilvl w:val="0"/>
+          <w:numId w:val="1"/>
+        </w:numPr>
+        <w:rPr>
+          <w:rFonts w:ascii="Times New Roman" w:hAnsi="Times New Roman" w:cs="Times New Roman"/>
+          <w:sz w:val="24"/>
+          <w:szCs w:val="24"/>
+          <w:lang w:val="en-US"/>
+        </w:rPr>
+      </w:pPr>
+      <w:r>
+        <w:rPr>
+          <w:rFonts w:cs="Times New Roman" w:ascii="Times New Roman" w:hAnsi="Times New Roman"/>
+          <w:sz w:val="24"/>
+          <w:szCs w:val="24"/>
+          <w:lang w:val="en-US"/>
+        </w:rPr>
+        <w:t>•</w:t>
+      </w:r>
+      <w:r>
+        <w:rPr>
+          <w:rFonts w:cs="Times New Roman" w:ascii="Times New Roman" w:hAnsi="Times New Roman"/>
+          <w:b/>
+          <w:bCs/>
+          <w:sz w:val="24"/>
+          <w:szCs w:val="24"/>
+          <w:lang w:val="en-US"/>
+        </w:rPr>
+        <w:t xml:space="preserve"> </w:t>
+      </w:r>
+      <w:r>
+        <w:rPr>
+          <w:rFonts w:cs="Times New Roman" w:ascii="Times New Roman" w:hAnsi="Times New Roman"/>
+          <w:b/>
+          <w:bCs/>
+          <w:sz w:val="24"/>
+          <w:szCs w:val="24"/>
+          <w:lang w:val="en-US"/>
+        </w:rPr>
+        <w:t>"Xaridlar markazi" davlat muassasasi mutaxassisi (jalb etilgan ekspert):</w:t>
+      </w:r>
+    </w:p>
+    <w:p>
+      <w:pPr>
+        <w:pStyle w:val="Normal"/>
+        <w:numPr>
+          <w:ilvl w:val="0"/>
+          <w:numId w:val="1"/>
+        </w:numPr>
+        <w:rPr>
+          <w:rFonts w:ascii="Times New Roman" w:hAnsi="Times New Roman" w:cs="Times New Roman"/>
+          <w:sz w:val="24"/>
+          <w:szCs w:val="24"/>
+          <w:lang w:val="en-US"/>
+        </w:rPr>
+      </w:pPr>
+      <w:r>
+        <w:rPr>
+          <w:rFonts w:cs="Times New Roman" w:ascii="Times New Roman" w:hAnsi="Times New Roman"/>
+          <w:sz w:val="24"/>
+          <w:szCs w:val="24"/>
+          <w:lang w:val="en-US"/>
+        </w:rPr>
+        <w:t xml:space="preserve">o Mutaxassisning F.I.Sh.: </w:t>
+      </w:r>
+      <w:r>
+        <w:rPr>
+          <w:rFonts w:cs="Times New Roman" w:ascii="Times New Roman" w:hAnsi="Times New Roman"/>
+          <w:color w:val="000000"/>
+          <w:sz w:val="24"/>
+          <w:szCs w:val="24"/>
+          <w:lang w:val="en-US"/>
+        </w:rPr>
+        <w:t>{{ fish }}</w:t>
+      </w:r>
+      <w:r>
+        <w:rPr>
+          <w:rFonts w:cs="Times New Roman" w:ascii="Times New Roman" w:hAnsi="Times New Roman"/>
+          <w:sz w:val="24"/>
+          <w:szCs w:val="24"/>
+          <w:lang w:val="en-US"/>
+        </w:rPr>
+        <w:t xml:space="preserve">    ___________</w:t>
+      </w:r>
+    </w:p>
+    <w:p>
+      <w:pPr>
+        <w:pStyle w:val="Normal"/>
+        <w:numPr>
+          <w:ilvl w:val="0"/>
+          <w:numId w:val="1"/>
+        </w:numPr>
+        <w:rPr>
+          <w:rFonts w:ascii="Times New Roman" w:hAnsi="Times New Roman" w:cs="Times New Roman"/>
+          <w:sz w:val="24"/>
+          <w:szCs w:val="24"/>
+          <w:lang w:val="en-US"/>
+        </w:rPr>
+      </w:pPr>
+      <w:r>
+        <w:rPr>
+          <w:rFonts w:cs="Times New Roman" w:ascii="Times New Roman" w:hAnsi="Times New Roman"/>
+          <w:sz w:val="24"/>
+          <w:szCs w:val="24"/>
+          <w:lang w:val="en-US"/>
+        </w:rPr>
+        <w:t xml:space="preserve">o Lavozimi/mutaxassisligi: </w:t>
+      </w:r>
+      <w:r>
+        <w:rPr>
+          <w:rFonts w:cs="Times New Roman" w:ascii="Times New Roman" w:hAnsi="Times New Roman"/>
+          <w:b w:val="false"/>
+          <w:bCs w:val="false"/>
+          <w:i w:val="false"/>
+          <w:caps w:val="false"/>
+          <w:smallCaps w:val="false"/>
+          <w:color w:val="000000"/>
+          <w:spacing w:val="0"/>
+          <w:sz w:val="24"/>
+          <w:szCs w:val="24"/>
+          <w:lang w:val="en-US"/>
+        </w:rPr>
+        <w:t>{{ lavozim }}</w:t>
+      </w:r>
+    </w:p>
+    <w:p>
+      <w:pPr>
+        <w:pStyle w:val="Normal"/>
+        <w:rPr>
+          <w:rFonts w:ascii="Times New Roman" w:hAnsi="Times New Roman" w:cs="Times New Roman"/>
+          <w:b/>
+          <w:bCs/>
+          <w:sz w:val="24"/>
+          <w:szCs w:val="24"/>
+          <w:lang w:val="en-US"/>
+        </w:rPr>
+      </w:pPr>
+      <w:r>
+        <w:rPr>
+          <w:rFonts w:cs="Times New Roman" w:ascii="Times New Roman" w:hAnsi="Times New Roman"/>
+          <w:b/>
+          <w:bCs/>
+          <w:sz w:val="24"/>
+          <w:szCs w:val="24"/>
+          <w:lang w:val="en-US"/>
+        </w:rPr>
+        <w:t xml:space="preserve">• </w:t>
+      </w:r>
+      <w:r>
+        <w:rPr>
+          <w:rFonts w:cs="Times New Roman" w:ascii="Times New Roman" w:hAnsi="Times New Roman"/>
+          <w:b/>
+          <w:bCs/>
+          <w:sz w:val="24"/>
+          <w:szCs w:val="24"/>
+          <w:lang w:val="en-US"/>
+        </w:rPr>
+        <w:t>Tibbiyot muassasasidagi uskunalar uchun mas’ul:</w:t>
+      </w:r>
+    </w:p>
+    <w:p>
+      <w:pPr>
+        <w:pStyle w:val="Normal"/>
+        <w:rPr>
+          <w:rFonts w:ascii="Times New Roman" w:hAnsi="Times New Roman" w:cs="Times New Roman"/>
+          <w:sz w:val="24"/>
+          <w:szCs w:val="24"/>
+          <w:lang w:val="en-US"/>
+        </w:rPr>
+      </w:pPr>
+      <w:r>
+        <w:rPr>
+          <w:rFonts w:cs="Times New Roman" w:ascii="Times New Roman" w:hAnsi="Times New Roman"/>
+          <w:sz w:val="24"/>
+          <w:szCs w:val="24"/>
+          <w:lang w:val="en-US"/>
+        </w:rPr>
+        <w:t xml:space="preserve">o F.I.O.: </w:t>
+      </w:r>
+      <w:r>
+        <w:rPr>
+          <w:rFonts w:eastAsia="Calibri" w:cs="Times New Roman" w:ascii="Times New Roman" w:hAnsi="Times New Roman"/>
+          <w:b w:val="false"/>
+          <w:i w:val="false"/>
+          <w:caps w:val="false"/>
+          <w:smallCaps w:val="false"/>
+          <w:color w:val="000000"/>
+          <w:spacing w:val="0"/>
+          <w:kern w:val="0"/>
+          <w:sz w:val="24"/>
+          <w:szCs w:val="24"/>
+          <w:lang w:val="en-US" w:eastAsia="en-US" w:bidi="ar-SA"/>
+        </w:rPr>
+        <w:t>{{ masul_shaxs }}</w:t>
+      </w:r>
+      <w:r>
+        <w:rPr>
+          <w:rFonts w:cs="Times New Roman" w:ascii="Times New Roman" w:hAnsi="Times New Roman"/>
+          <w:sz w:val="24"/>
+          <w:szCs w:val="24"/>
+          <w:lang w:val="en-US"/>
+        </w:rPr>
+        <w:t xml:space="preserve">  _____________</w:t>
+      </w:r>
+    </w:p>
+    <w:p>
+      <w:pPr>
+        <w:pStyle w:val="Normal"/>
+        <w:rPr>
+          <w:rFonts w:ascii="Times New Roman" w:hAnsi="Times New Roman" w:cs="Times New Roman"/>
+          <w:sz w:val="24"/>
+          <w:szCs w:val="24"/>
+          <w:lang w:val="en-US"/>
+        </w:rPr>
+      </w:pPr>
+      <w:r>
+        <w:rPr>
+          <w:rFonts w:cs="Times New Roman" w:ascii="Times New Roman" w:hAnsi="Times New Roman"/>
+          <w:sz w:val="24"/>
+          <w:szCs w:val="24"/>
+          <w:lang w:val="en-US"/>
+        </w:rPr>
+        <w:t xml:space="preserve">o Lavozimi: </w:t>
+      </w:r>
+      <w:r>
+        <w:rPr>
+          <w:rFonts w:eastAsia="Calibri" w:cs="Times New Roman" w:ascii="Times New Roman" w:hAnsi="Times New Roman"/>
+          <w:b w:val="false"/>
+          <w:i w:val="false"/>
+          <w:caps w:val="false"/>
+          <w:smallCaps w:val="false"/>
+          <w:color w:val="000000"/>
+          <w:spacing w:val="0"/>
+          <w:kern w:val="0"/>
+          <w:sz w:val="24"/>
+          <w:szCs w:val="24"/>
+          <w:lang w:val="en-US" w:eastAsia="en-US" w:bidi="ar-SA"/>
+        </w:rPr>
+        <w:t>{{ masul_shaxs_lavozim }}</w:t>
+      </w:r>
+    </w:p>
+    <w:p>
+      <w:pPr>
+        <w:pStyle w:val="Normal"/>
+        <w:rPr>
+          <w:rFonts w:ascii="Times New Roman" w:hAnsi="Times New Roman" w:cs="Times New Roman"/>
+          <w:b/>
+          <w:bCs/>
+          <w:sz w:val="24"/>
+          <w:szCs w:val="24"/>
+          <w:lang w:val="en-US"/>
+        </w:rPr>
+      </w:pPr>
+      <w:r>
+        <w:rPr>
+          <w:rFonts w:cs="Times New Roman" w:ascii="Times New Roman" w:hAnsi="Times New Roman"/>
+          <w:b/>
+          <w:bCs/>
+          <w:sz w:val="24"/>
+          <w:szCs w:val="24"/>
+          <w:lang w:val="en-US"/>
+        </w:rPr>
+        <w:t>3.Uskuna haqida ma’lumot:</w:t>
+      </w:r>
+    </w:p>
+    <w:tbl>
+      <w:tblPr>
+        <w:tblStyle w:val="a3"/>
+        <w:tblW w:w="9345" w:type="dxa"/>
+        <w:jc w:val="left"/>
+        <w:tblInd w:w="0" w:type="dxa"/>
+        <w:tblLayout w:type="fixed"/>
+        <w:tblCellMar>
+          <w:top w:w="0" w:type="dxa"/>
+          <w:left w:w="108" w:type="dxa"/>
+          <w:bottom w:w="0" w:type="dxa"/>
+          <w:right w:w="108" w:type="dxa"/>
+        </w:tblCellMar>
+        <w:tblLook w:val="04a0" w:noHBand="0" w:noVBand="1" w:firstColumn="1" w:lastRow="0" w:lastColumn="0" w:firstRow="1"/>
+      </w:tblPr>
+      <w:tblGrid>
+        <w:gridCol w:w="4672"/>
+        <w:gridCol w:w="4672"/>
+      </w:tblGrid>
+      <w:tr>
+        <w:trPr/>
+        <w:tc>
+          <w:tcPr>
+            <w:tcW w:w="4672" w:type="dxa"/>
+            <w:tcBorders/>
+          </w:tcPr>
+          <w:p>
+            <w:pPr>
+              <w:pStyle w:val="Normal"/>
+              <w:widowControl/>
+              <w:suppressAutoHyphens w:val="true"/>
+              <w:spacing w:lineRule="auto" w:line="240" w:before="0" w:after="0"/>
+              <w:jc w:val="left"/>
+              <w:rPr>
+                <w:rFonts w:ascii="Times New Roman" w:hAnsi="Times New Roman" w:cs="Times New Roman"/>
+                <w:sz w:val="24"/>
+                <w:szCs w:val="24"/>
+              </w:rPr>
+            </w:pPr>
+            <w:r>
+              <w:rPr>
+                <w:rFonts w:eastAsia="Calibri" w:cs="Times New Roman" w:ascii="Times New Roman" w:hAnsi="Times New Roman"/>
+                <w:kern w:val="0"/>
+                <w:sz w:val="24"/>
+                <w:szCs w:val="24"/>
+                <w:lang w:val="ru-RU" w:eastAsia="en-US" w:bidi="ar-SA"/>
+              </w:rPr>
+              <w:t>Nomi:</w:t>
+            </w:r>
+          </w:p>
+        </w:tc>
+        <w:tc>
+          <w:tcPr>
+            <w:tcW w:w="4672" w:type="dxa"/>
+            <w:tcBorders/>
+          </w:tcPr>
+          <w:p>
+            <w:pPr>
+              <w:pStyle w:val="Normal"/>
+              <w:suppressAutoHyphens w:val="true"/>
+              <w:spacing w:lineRule="auto" w:line="240" w:before="0" w:after="0"/>
+              <w:rPr>
+                <w:rFonts w:ascii="Times New Roman" w:hAnsi="Times New Roman" w:cs="Times New Roman"/>
+                <w:bCs/>
+                <w:sz w:val="24"/>
+                <w:szCs w:val="24"/>
+                <w:lang w:val="en-US"/>
+              </w:rPr>
+            </w:pPr>
+            <w:r>
+              <w:rPr>
+                <w:rFonts w:cs="Times New Roman" w:ascii="Times New Roman" w:hAnsi="Times New Roman"/>
+                <w:b w:val="false"/>
+                <w:bCs w:val="false"/>
+                <w:color w:val="000000"/>
+                <w:sz w:val="24"/>
+                <w:szCs w:val="24"/>
+                <w:lang w:val="en-US"/>
+              </w:rPr>
+              <w:t>{{ equipment_name }}</w:t>
+            </w:r>
+          </w:p>
+        </w:tc>
+      </w:tr>
+      <w:tr>
+        <w:trPr/>
+        <w:tc>
+          <w:tcPr>
+            <w:tcW w:w="4672" w:type="dxa"/>
+            <w:tcBorders/>
+          </w:tcPr>
+          <w:p>
+            <w:pPr>
+              <w:pStyle w:val="Normal"/>
+              <w:widowControl/>
+              <w:suppressAutoHyphens w:val="true"/>
+              <w:spacing w:lineRule="auto" w:line="240" w:before="0" w:after="0"/>
+              <w:jc w:val="left"/>
+              <w:rPr>
+                <w:rFonts w:ascii="Times New Roman" w:hAnsi="Times New Roman" w:cs="Times New Roman"/>
+                <w:sz w:val="24"/>
+                <w:szCs w:val="24"/>
+              </w:rPr>
+            </w:pPr>
+            <w:r>
+              <w:rPr>
+                <w:rFonts w:eastAsia="Calibri" w:cs="Times New Roman" w:ascii="Times New Roman" w:hAnsi="Times New Roman"/>
+                <w:kern w:val="0"/>
+                <w:sz w:val="24"/>
+                <w:szCs w:val="24"/>
+                <w:lang w:val="ru-RU" w:eastAsia="en-US" w:bidi="ar-SA"/>
+              </w:rPr>
+              <w:t>Model:</w:t>
+            </w:r>
+          </w:p>
+        </w:tc>
+        <w:tc>
+          <w:tcPr>
+            <w:tcW w:w="4672" w:type="dxa"/>
+            <w:tcBorders/>
+          </w:tcPr>
+          <w:p>
+            <w:pPr>
+              <w:pStyle w:val="Normal"/>
+              <w:suppressAutoHyphens w:val="true"/>
+              <w:spacing w:lineRule="auto" w:line="240" w:before="0" w:after="0"/>
+              <w:rPr>
+                <w:rFonts w:ascii="Times New Roman" w:hAnsi="Times New Roman" w:cs="Times New Roman"/>
+                <w:b/>
+                <w:bCs/>
+                <w:sz w:val="24"/>
+                <w:szCs w:val="24"/>
+                <w:lang w:val="en-US"/>
+              </w:rPr>
+            </w:pPr>
+            <w:r>
+              <w:rPr>
+                <w:rFonts w:cs="Times New Roman" w:ascii="Times New Roman" w:hAnsi="Times New Roman"/>
+                <w:b w:val="false"/>
+                <w:bCs w:val="false"/>
+                <w:color w:val="000000"/>
+                <w:sz w:val="24"/>
+                <w:szCs w:val="24"/>
+                <w:lang w:val="en-US"/>
+              </w:rPr>
+              <w:t>{{ equipment_model }}</w:t>
+            </w:r>
+          </w:p>
+        </w:tc>
+      </w:tr>
+      <w:tr>
+        <w:trPr/>
+        <w:tc>
+          <w:tcPr>
+            <w:tcW w:w="4672" w:type="dxa"/>
+            <w:tcBorders/>
+          </w:tcPr>
+          <w:p>
+            <w:pPr>
+              <w:pStyle w:val="Normal"/>
+              <w:widowControl/>
+              <w:suppressAutoHyphens w:val="true"/>
+              <w:spacing w:lineRule="auto" w:line="240" w:before="0" w:after="0"/>
+              <w:jc w:val="left"/>
+              <w:rPr>
+                <w:rFonts w:ascii="Times New Roman" w:hAnsi="Times New Roman" w:cs="Times New Roman"/>
+                <w:sz w:val="24"/>
+                <w:szCs w:val="24"/>
+              </w:rPr>
+            </w:pPr>
+            <w:r>
+              <w:rPr>
+                <w:rFonts w:eastAsia="Calibri" w:cs="Times New Roman" w:ascii="Times New Roman" w:hAnsi="Times New Roman"/>
+                <w:kern w:val="0"/>
+                <w:sz w:val="24"/>
+                <w:szCs w:val="24"/>
+                <w:lang w:val="ru-RU" w:eastAsia="en-US" w:bidi="ar-SA"/>
+              </w:rPr>
+              <w:t>Zavod raqami:</w:t>
+            </w:r>
+          </w:p>
+        </w:tc>
+        <w:tc>
+          <w:tcPr>
+            <w:tcW w:w="4672" w:type="dxa"/>
+            <w:tcBorders/>
+          </w:tcPr>
+          <w:p>
+            <w:pPr>
+              <w:pStyle w:val="Normal"/>
+              <w:suppressAutoHyphens w:val="true"/>
+              <w:spacing w:lineRule="auto" w:line="240" w:before="0" w:after="0"/>
+              <w:rPr>
+                <w:rFonts w:ascii="Times New Roman" w:hAnsi="Times New Roman" w:cs="Times New Roman"/>
+                <w:b/>
+                <w:bCs/>
+                <w:sz w:val="24"/>
+                <w:szCs w:val="24"/>
+                <w:lang w:val="en-US"/>
+              </w:rPr>
+            </w:pPr>
+            <w:r>
+              <w:rPr>
+                <w:rFonts w:cs="Times New Roman" w:ascii="Times New Roman" w:hAnsi="Times New Roman"/>
+                <w:b w:val="false"/>
+                <w:bCs w:val="false"/>
+                <w:color w:val="000000"/>
+                <w:sz w:val="24"/>
+                <w:szCs w:val="24"/>
+                <w:lang w:val="en-US"/>
+              </w:rPr>
+              <w:t>{{ factory_number }}</w:t>
+            </w:r>
+          </w:p>
+        </w:tc>
+      </w:tr>
+      <w:tr>
+        <w:trPr/>
+        <w:tc>
+          <w:tcPr>
+            <w:tcW w:w="4672" w:type="dxa"/>
+            <w:tcBorders/>
+          </w:tcPr>
+          <w:p>
+            <w:pPr>
+              <w:pStyle w:val="Normal"/>
+              <w:widowControl/>
+              <w:suppressAutoHyphens w:val="true"/>
+              <w:spacing w:lineRule="auto" w:line="240" w:before="0" w:after="0"/>
+              <w:jc w:val="left"/>
+              <w:rPr>
+                <w:rFonts w:ascii="Times New Roman" w:hAnsi="Times New Roman" w:cs="Times New Roman"/>
+                <w:sz w:val="24"/>
+                <w:szCs w:val="24"/>
+              </w:rPr>
+            </w:pPr>
+            <w:r>
+              <w:rPr>
+                <w:rFonts w:eastAsia="Calibri" w:cs="Times New Roman" w:ascii="Times New Roman" w:hAnsi="Times New Roman"/>
+                <w:kern w:val="0"/>
+                <w:sz w:val="24"/>
+                <w:szCs w:val="24"/>
+                <w:lang w:val="ru-RU" w:eastAsia="en-US" w:bidi="ar-SA"/>
+              </w:rPr>
+              <w:t>Ishlab chiqaruvchi:</w:t>
+            </w:r>
+          </w:p>
+        </w:tc>
+        <w:tc>
+          <w:tcPr>
+            <w:tcW w:w="4672" w:type="dxa"/>
+            <w:tcBorders/>
+          </w:tcPr>
+          <w:p>
+            <w:pPr>
+              <w:pStyle w:val="Normal"/>
+              <w:suppressAutoHyphens w:val="true"/>
+              <w:spacing w:lineRule="auto" w:line="240" w:before="0" w:after="0"/>
+              <w:rPr>
+                <w:rFonts w:ascii="Times New Roman" w:hAnsi="Times New Roman" w:cs="Times New Roman"/>
+                <w:b/>
+                <w:bCs/>
+                <w:sz w:val="24"/>
+                <w:szCs w:val="24"/>
+                <w:lang w:val="en-US"/>
+              </w:rPr>
+            </w:pPr>
+            <w:r>
+              <w:rPr>
+                <w:rFonts w:cs="Times New Roman" w:ascii="Times New Roman" w:hAnsi="Times New Roman"/>
+                <w:b w:val="false"/>
+                <w:bCs w:val="false"/>
+                <w:color w:val="000000"/>
+                <w:sz w:val="24"/>
+                <w:szCs w:val="24"/>
+                <w:lang w:val="en-US"/>
+              </w:rPr>
+              <w:t>{{region_manufactured}}</w:t>
+            </w:r>
+          </w:p>
+        </w:tc>
+      </w:tr>
+      <w:tr>
+        <w:trPr/>
+        <w:tc>
+          <w:tcPr>
+            <w:tcW w:w="4672" w:type="dxa"/>
+            <w:tcBorders/>
+          </w:tcPr>
+          <w:p>
+            <w:pPr>
+              <w:pStyle w:val="Normal"/>
+              <w:widowControl/>
+              <w:suppressAutoHyphens w:val="true"/>
+              <w:spacing w:lineRule="auto" w:line="240" w:before="0" w:after="0"/>
+              <w:jc w:val="left"/>
+              <w:rPr>
+                <w:rFonts w:ascii="Times New Roman" w:hAnsi="Times New Roman" w:cs="Times New Roman"/>
+                <w:sz w:val="24"/>
+                <w:szCs w:val="24"/>
+              </w:rPr>
+            </w:pPr>
+            <w:r>
+              <w:rPr>
+                <w:rFonts w:eastAsia="Calibri" w:cs="Times New Roman" w:ascii="Times New Roman" w:hAnsi="Times New Roman"/>
+                <w:kern w:val="0"/>
+                <w:sz w:val="24"/>
+                <w:szCs w:val="24"/>
+                <w:lang w:val="ru-RU" w:eastAsia="en-US" w:bidi="ar-SA"/>
+              </w:rPr>
+              <w:t>Inventar raqami:</w:t>
+            </w:r>
+          </w:p>
+        </w:tc>
+        <w:tc>
+          <w:tcPr>
+            <w:tcW w:w="4672" w:type="dxa"/>
+            <w:tcBorders/>
+          </w:tcPr>
+          <w:p>
+            <w:pPr>
+              <w:pStyle w:val="Normal"/>
+              <w:suppressAutoHyphens w:val="true"/>
+              <w:spacing w:lineRule="auto" w:line="240" w:before="0" w:after="0"/>
+              <w:rPr>
+                <w:rFonts w:ascii="Times New Roman" w:hAnsi="Times New Roman" w:cs="Times New Roman"/>
+                <w:sz w:val="24"/>
+                <w:szCs w:val="24"/>
+                <w:lang w:val="en-US"/>
+              </w:rPr>
+            </w:pPr>
+            <w:r>
+              <w:rPr>
+                <w:rFonts w:cs="Times New Roman" w:ascii="Times New Roman" w:hAnsi="Times New Roman"/>
+                <w:b w:val="false"/>
+                <w:bCs w:val="false"/>
+                <w:color w:val="000000"/>
+                <w:sz w:val="24"/>
+                <w:szCs w:val="24"/>
+                <w:shd w:fill="FFFFFF" w:val="clear"/>
+                <w:lang w:val="en-US"/>
+              </w:rPr>
+              <w:t>{{ inventory_number }}</w:t>
+            </w:r>
+          </w:p>
+        </w:tc>
+      </w:tr>
+      <w:tr>
+        <w:trPr/>
+        <w:tc>
+          <w:tcPr>
+            <w:tcW w:w="4672" w:type="dxa"/>
+            <w:tcBorders/>
+          </w:tcPr>
+          <w:p>
+            <w:pPr>
+              <w:pStyle w:val="Normal"/>
+              <w:widowControl/>
+              <w:suppressAutoHyphens w:val="true"/>
+              <w:spacing w:lineRule="auto" w:line="240" w:before="0" w:after="0"/>
+              <w:jc w:val="left"/>
+              <w:rPr>
+                <w:rFonts w:ascii="Times New Roman" w:hAnsi="Times New Roman" w:cs="Times New Roman"/>
+                <w:sz w:val="24"/>
+                <w:szCs w:val="24"/>
+              </w:rPr>
+            </w:pPr>
+            <w:r>
+              <w:rPr>
+                <w:rFonts w:eastAsia="Calibri" w:cs="Times New Roman" w:ascii="Times New Roman" w:hAnsi="Times New Roman"/>
+                <w:kern w:val="0"/>
+                <w:sz w:val="24"/>
+                <w:szCs w:val="24"/>
+                <w:lang w:val="ru-RU" w:eastAsia="en-US" w:bidi="ar-SA"/>
+              </w:rPr>
+              <w:t>Ishga tushirilgan sana:</w:t>
+            </w:r>
+          </w:p>
+        </w:tc>
+        <w:tc>
+          <w:tcPr>
+            <w:tcW w:w="4672" w:type="dxa"/>
+            <w:tcBorders/>
+          </w:tcPr>
+          <w:p>
+            <w:pPr>
+              <w:pStyle w:val="Normal"/>
+              <w:suppressAutoHyphens w:val="true"/>
+              <w:spacing w:lineRule="auto" w:line="240" w:before="0" w:after="0"/>
+              <w:rPr>
+                <w:rFonts w:ascii="Times New Roman" w:hAnsi="Times New Roman" w:cs="Times New Roman"/>
+                <w:b/>
+                <w:bCs/>
+                <w:sz w:val="24"/>
+                <w:szCs w:val="24"/>
+                <w:lang w:val="en-US"/>
+              </w:rPr>
+            </w:pPr>
+            <w:r>
+              <w:rPr>
+                <w:rFonts w:cs="Times New Roman" w:ascii="Times New Roman" w:hAnsi="Times New Roman"/>
+                <w:b w:val="false"/>
+                <w:bCs w:val="false"/>
+                <w:color w:val="000000"/>
+                <w:sz w:val="24"/>
+                <w:szCs w:val="24"/>
+                <w:lang w:val="en-US"/>
+              </w:rPr>
+              <w:t>{{year_manufactured}}</w:t>
+            </w:r>
+          </w:p>
+        </w:tc>
+      </w:tr>
+      <w:tr>
+        <w:trPr/>
+        <w:tc>
+          <w:tcPr>
+            <w:tcW w:w="4672" w:type="dxa"/>
+            <w:tcBorders/>
+          </w:tcPr>
+          <w:p>
+            <w:pPr>
+              <w:pStyle w:val="Normal"/>
+              <w:widowControl/>
+              <w:suppressAutoHyphens w:val="true"/>
+              <w:spacing w:lineRule="auto" w:line="240" w:before="0" w:after="0"/>
+              <w:jc w:val="left"/>
+              <w:rPr>
+                <w:rFonts w:ascii="Times New Roman" w:hAnsi="Times New Roman" w:cs="Times New Roman"/>
+                <w:sz w:val="24"/>
+                <w:szCs w:val="24"/>
+                <w:lang w:val="en-US"/>
+              </w:rPr>
+            </w:pPr>
+            <w:r>
+              <w:rPr>
+                <w:rFonts w:eastAsia="Calibri" w:cs="Times New Roman" w:ascii="Times New Roman" w:hAnsi="Times New Roman"/>
+                <w:kern w:val="0"/>
+                <w:sz w:val="24"/>
+                <w:szCs w:val="24"/>
+                <w:lang w:val="en-US" w:eastAsia="en-US" w:bidi="ar-SA"/>
+              </w:rPr>
+              <w:t>Kafolat muddati: (amal qilmoqda/tugagan)</w:t>
+            </w:r>
+          </w:p>
+        </w:tc>
+        <w:tc>
+          <w:tcPr>
+            <w:tcW w:w="4672" w:type="dxa"/>
+            <w:tcBorders/>
+          </w:tcPr>
+          <w:p>
+            <w:pPr>
+              <w:pStyle w:val="Normal"/>
+              <w:widowControl/>
+              <w:suppressAutoHyphens w:val="true"/>
+              <w:spacing w:lineRule="auto" w:line="240" w:before="0" w:after="0"/>
+              <w:jc w:val="left"/>
+              <w:rPr>
+                <w:rFonts w:ascii="Times New Roman" w:hAnsi="Times New Roman" w:cs="Times New Roman"/>
+                <w:sz w:val="24"/>
+                <w:szCs w:val="24"/>
+                <w:lang w:val="en-US"/>
+              </w:rPr>
+            </w:pPr>
+            <w:r>
+              <w:rPr>
+                <w:rFonts w:eastAsia="Calibri" w:cs="Times New Roman" w:ascii="Times New Roman" w:hAnsi="Times New Roman"/>
+                <w:kern w:val="0"/>
+                <w:sz w:val="24"/>
+                <w:szCs w:val="24"/>
+                <w:lang w:val="en-US" w:eastAsia="en-US" w:bidi="ar-SA"/>
+              </w:rPr>
+              <w:t>{{ kafolat }}</w:t>
+            </w:r>
+          </w:p>
+        </w:tc>
+      </w:tr>
+    </w:tbl>
+    <w:p>
+      <w:pPr>
+        <w:pStyle w:val="Normal"/>
+        <w:rPr>
+          <w:rFonts w:ascii="Times New Roman" w:hAnsi="Times New Roman" w:cs="Times New Roman"/>
+          <w:b/>
+          <w:bCs/>
+          <w:sz w:val="24"/>
+          <w:szCs w:val="24"/>
+          <w:lang w:val="en-US"/>
+        </w:rPr>
+      </w:pPr>
+      <w:r>
+        <w:rPr>
+          <w:rFonts w:cs="Times New Roman" w:ascii="Times New Roman" w:hAnsi="Times New Roman"/>
+          <w:b/>
+          <w:bCs/>
+          <w:sz w:val="24"/>
+          <w:szCs w:val="24"/>
+          <w:lang w:val="en-US"/>
+        </w:rPr>
+      </w:r>
+    </w:p>
+    <w:p>
+      <w:pPr>
+        <w:pStyle w:val="Normal"/>
+        <w:rPr>
+          <w:rFonts w:ascii="Times New Roman" w:hAnsi="Times New Roman" w:cs="Times New Roman"/>
+          <w:b/>
+          <w:bCs/>
+          <w:sz w:val="24"/>
+          <w:szCs w:val="24"/>
+          <w:lang w:val="en-US"/>
+        </w:rPr>
+      </w:pPr>
+      <w:r>
+        <w:rPr>
+          <w:rFonts w:cs="Times New Roman" w:ascii="Times New Roman" w:hAnsi="Times New Roman"/>
+          <w:b/>
+          <w:bCs/>
+          <w:sz w:val="24"/>
+          <w:szCs w:val="24"/>
+          <w:lang w:val="en-US"/>
+        </w:rPr>
+        <w:t>4. Aniqlangan nuqsonlar</w:t>
+      </w:r>
+    </w:p>
+    <w:p>
+      <w:pPr>
+        <w:pStyle w:val="Normal"/>
+        <w:spacing w:lineRule="auto" w:line="240" w:before="0" w:after="0"/>
+        <w:rPr>
+          <w:rFonts w:ascii="Times New Roman" w:hAnsi="Times New Roman" w:cs="Times New Roman"/>
+          <w:sz w:val="24"/>
+          <w:szCs w:val="24"/>
+          <w:lang w:val="en-US"/>
+        </w:rPr>
+      </w:pPr>
+      <w:r>
+        <w:rPr>
+          <w:rFonts w:cs="Times New Roman" w:ascii="Times New Roman" w:hAnsi="Times New Roman"/>
+          <w:sz w:val="24"/>
+          <w:szCs w:val="24"/>
+          <w:lang w:val="en-US"/>
+        </w:rPr>
+        <w:t>(nosozliklarning batafsil tavsifi, diagnostika natijalari)</w:t>
+      </w:r>
+    </w:p>
+    <w:p>
+      <w:pPr>
+        <w:pStyle w:val="Normal"/>
+        <w:spacing w:lineRule="auto" w:line="240" w:before="0" w:after="0"/>
+        <w:rPr>
+          <w:rFonts w:ascii="Times New Roman" w:hAnsi="Times New Roman" w:cs="Times New Roman"/>
+          <w:b/>
+          <w:bCs/>
+          <w:sz w:val="24"/>
+          <w:szCs w:val="24"/>
+          <w:lang w:val="en-US"/>
+        </w:rPr>
+      </w:pPr>
+      <w:r>
+        <w:rPr>
+          <w:rFonts w:cs="Times New Roman" w:ascii="Times New Roman" w:hAnsi="Times New Roman"/>
+          <w:b/>
+          <w:bCs/>
+          <w:sz w:val="24"/>
+          <w:szCs w:val="24"/>
+          <w:lang w:val="en-US"/>
+        </w:rPr>
+        <w:t>№</w:t>
+      </w:r>
+      <w:r>
+        <w:rPr>
+          <w:rFonts w:cs="Times New Roman" w:ascii="Times New Roman" w:hAnsi="Times New Roman"/>
+          <w:b/>
+          <w:bCs/>
+          <w:sz w:val="24"/>
+          <w:szCs w:val="24"/>
+          <w:lang w:val="en-US"/>
+        </w:rPr>
+        <w:tab/>
+        <w:t>Nuqson tavsifi</w:t>
+        <w:tab/>
+        <w:t xml:space="preserve">     Ehtimoliy sababi</w:t>
+        <w:tab/>
+        <w:t xml:space="preserve">                              Ishga ta’siri</w:t>
+      </w:r>
+    </w:p>
+    <w:p>
+      <w:pPr>
+        <w:pStyle w:val="Normal"/>
+        <w:spacing w:lineRule="auto" w:line="240" w:before="0" w:after="0"/>
+        <w:rPr>
+          <w:rFonts w:ascii="Times New Roman" w:hAnsi="Times New Roman" w:cs="Times New Roman"/>
+          <w:b/>
+          <w:bCs/>
+          <w:sz w:val="24"/>
+          <w:szCs w:val="24"/>
+          <w:lang w:val="en-US"/>
+        </w:rPr>
+      </w:pPr>
+      <w:r>
+        <w:rPr>
+          <w:rFonts w:cs="Times New Roman" w:ascii="Times New Roman" w:hAnsi="Times New Roman"/>
+          <w:b/>
+          <w:bCs/>
+          <w:sz w:val="24"/>
+          <w:szCs w:val="24"/>
+          <w:lang w:val="en-US"/>
+        </w:rPr>
+      </w:r>
+    </w:p>
+    <w:p>
+      <w:pPr>
+        <w:pStyle w:val="Normal"/>
+        <w:spacing w:lineRule="auto" w:line="240" w:before="0" w:after="0"/>
+        <w:rPr>
+          <w:rFonts w:ascii="Times New Roman" w:hAnsi="Times New Roman" w:cs="Times New Roman"/>
+          <w:b/>
+          <w:bCs/>
+          <w:sz w:val="24"/>
+          <w:szCs w:val="24"/>
+          <w:lang w:val="en-US"/>
+        </w:rPr>
+      </w:pPr>
+      <w:r>
+        <w:rPr>
+          <w:rFonts w:cs="Times New Roman" w:ascii="Times New Roman" w:hAnsi="Times New Roman"/>
+          <w:b/>
+          <w:bCs/>
+          <w:sz w:val="24"/>
+          <w:szCs w:val="24"/>
+          <w:lang w:val="en-US"/>
+        </w:rPr>
+      </w:r>
+    </w:p>
+    <w:p>
+      <w:pPr>
+        <w:pStyle w:val="Normal"/>
+        <w:spacing w:lineRule="auto" w:line="240" w:before="0" w:after="0"/>
+        <w:rPr>
+          <w:rFonts w:ascii="Times New Roman" w:hAnsi="Times New Roman" w:cs="Times New Roman"/>
+          <w:b/>
+          <w:bCs/>
+          <w:sz w:val="24"/>
+          <w:szCs w:val="24"/>
+          <w:lang w:val="en-US"/>
+        </w:rPr>
+      </w:pPr>
+      <w:r>
+        <w:rPr>
+          <w:rFonts w:cs="Times New Roman" w:ascii="Times New Roman" w:hAnsi="Times New Roman"/>
+          <w:b/>
+          <w:bCs/>
+          <w:sz w:val="24"/>
+          <w:szCs w:val="24"/>
+          <w:lang w:val="en-US"/>
+        </w:rPr>
+      </w:r>
+    </w:p>
+    <w:p>
+      <w:pPr>
+        <w:pStyle w:val="Normal"/>
+        <w:spacing w:lineRule="auto" w:line="240" w:before="0" w:after="0"/>
+        <w:rPr>
+          <w:rFonts w:ascii="Times New Roman" w:hAnsi="Times New Roman" w:cs="Times New Roman"/>
+          <w:b/>
+          <w:bCs/>
+          <w:sz w:val="24"/>
+          <w:szCs w:val="24"/>
+          <w:lang w:val="en-US"/>
+        </w:rPr>
+      </w:pPr>
+      <w:r>
+        <w:rPr>
+          <w:rFonts w:cs="Times New Roman" w:ascii="Times New Roman" w:hAnsi="Times New Roman"/>
+          <w:b/>
+          <w:bCs/>
+          <w:sz w:val="24"/>
+          <w:szCs w:val="24"/>
+          <w:lang w:val="en-US"/>
+        </w:rPr>
+      </w:r>
+    </w:p>
+    <w:p>
+      <w:pPr>
+        <w:pStyle w:val="Normal"/>
+        <w:spacing w:lineRule="auto" w:line="240" w:before="0" w:after="0"/>
+        <w:rPr>
+          <w:rFonts w:ascii="Times New Roman" w:hAnsi="Times New Roman" w:cs="Times New Roman"/>
+          <w:b/>
+          <w:bCs/>
+          <w:sz w:val="24"/>
+          <w:szCs w:val="24"/>
+          <w:lang w:val="en-US"/>
+        </w:rPr>
+      </w:pPr>
+      <w:r>
+        <w:rPr>
+          <w:rFonts w:cs="Times New Roman" w:ascii="Times New Roman" w:hAnsi="Times New Roman"/>
+          <w:b/>
+          <w:bCs/>
+          <w:sz w:val="24"/>
+          <w:szCs w:val="24"/>
+          <w:lang w:val="en-US"/>
+        </w:rPr>
+      </w:r>
+    </w:p>
+    <w:p>
+      <w:pPr>
+        <w:pStyle w:val="Normal"/>
+        <w:spacing w:lineRule="auto" w:line="240" w:before="0" w:after="0"/>
+        <w:rPr>
+          <w:rFonts w:ascii="Times New Roman" w:hAnsi="Times New Roman" w:cs="Times New Roman"/>
+          <w:b/>
+          <w:bCs/>
+          <w:sz w:val="24"/>
+          <w:szCs w:val="24"/>
+          <w:lang w:val="en-US"/>
+        </w:rPr>
+      </w:pPr>
+      <w:r>
+        <w:rPr>
+          <w:rFonts w:cs="Times New Roman" w:ascii="Times New Roman" w:hAnsi="Times New Roman"/>
+          <w:b/>
+          <w:bCs/>
+          <w:sz w:val="24"/>
+          <w:szCs w:val="24"/>
+          <w:lang w:val="en-US"/>
+        </w:rPr>
+      </w:r>
+    </w:p>
+    <w:p>
+      <w:pPr>
+        <w:pStyle w:val="Normal"/>
+        <w:spacing w:lineRule="auto" w:line="240" w:before="0" w:after="0"/>
+        <w:rPr>
+          <w:rFonts w:ascii="Times New Roman" w:hAnsi="Times New Roman" w:cs="Times New Roman"/>
+          <w:b/>
+          <w:bCs/>
+          <w:sz w:val="24"/>
+          <w:szCs w:val="24"/>
+          <w:lang w:val="en-US"/>
+        </w:rPr>
+      </w:pPr>
+      <w:r>
+        <w:rPr>
+          <w:rFonts w:cs="Times New Roman" w:ascii="Times New Roman" w:hAnsi="Times New Roman"/>
+          <w:b/>
+          <w:bCs/>
+          <w:sz w:val="24"/>
+          <w:szCs w:val="24"/>
+          <w:lang w:val="en-US"/>
+        </w:rPr>
+      </w:r>
+    </w:p>
+    <w:p>
+      <w:pPr>
+        <w:pStyle w:val="Normal"/>
+        <w:spacing w:lineRule="auto" w:line="240" w:before="0" w:after="0"/>
+        <w:rPr>
+          <w:rFonts w:ascii="Times New Roman" w:hAnsi="Times New Roman" w:cs="Times New Roman"/>
+          <w:b/>
+          <w:bCs/>
+          <w:sz w:val="24"/>
+          <w:szCs w:val="24"/>
+          <w:lang w:val="en-US"/>
+        </w:rPr>
+      </w:pPr>
+      <w:r>
+        <w:rPr>
+          <w:rFonts w:cs="Times New Roman" w:ascii="Times New Roman" w:hAnsi="Times New Roman"/>
+          <w:b/>
+          <w:bCs/>
+          <w:sz w:val="24"/>
+          <w:szCs w:val="24"/>
+          <w:lang w:val="en-US"/>
+        </w:rPr>
+      </w:r>
+    </w:p>
+    <w:p>
+      <w:pPr>
+        <w:pStyle w:val="Normal"/>
+        <w:spacing w:lineRule="auto" w:line="240" w:before="0" w:after="0"/>
+        <w:rPr>
+          <w:rFonts w:ascii="Times New Roman" w:hAnsi="Times New Roman" w:cs="Times New Roman"/>
+          <w:b/>
+          <w:bCs/>
+          <w:sz w:val="24"/>
+          <w:szCs w:val="24"/>
+          <w:lang w:val="en-US"/>
+        </w:rPr>
+      </w:pPr>
+      <w:r>
+        <w:rPr>
+          <w:rFonts w:cs="Times New Roman" w:ascii="Times New Roman" w:hAnsi="Times New Roman"/>
+          <w:b/>
+          <w:bCs/>
+          <w:sz w:val="24"/>
+          <w:szCs w:val="24"/>
+          <w:lang w:val="en-US"/>
+        </w:rPr>
+      </w:r>
+    </w:p>
+    <w:p>
+      <w:pPr>
+        <w:pStyle w:val="Normal"/>
+        <w:spacing w:lineRule="auto" w:line="240" w:before="0" w:after="0"/>
+        <w:rPr>
+          <w:rFonts w:ascii="Times New Roman" w:hAnsi="Times New Roman" w:cs="Times New Roman"/>
+          <w:b/>
+          <w:bCs/>
+          <w:sz w:val="24"/>
+          <w:szCs w:val="24"/>
+          <w:lang w:val="en-US"/>
+        </w:rPr>
+      </w:pPr>
+      <w:r>
+        <w:rPr>
+          <w:rFonts w:cs="Times New Roman" w:ascii="Times New Roman" w:hAnsi="Times New Roman"/>
+          <w:b/>
+          <w:bCs/>
+          <w:sz w:val="24"/>
+          <w:szCs w:val="24"/>
+          <w:lang w:val="en-US"/>
+        </w:rPr>
+      </w:r>
+    </w:p>
+    <w:p>
+      <w:pPr>
+        <w:pStyle w:val="Normal"/>
+        <w:spacing w:lineRule="auto" w:line="240" w:before="0" w:after="0"/>
+        <w:rPr>
+          <w:rFonts w:ascii="Times New Roman" w:hAnsi="Times New Roman" w:cs="Times New Roman"/>
+          <w:b/>
+          <w:bCs/>
+          <w:sz w:val="24"/>
+          <w:szCs w:val="24"/>
+          <w:lang w:val="en-US"/>
+        </w:rPr>
+      </w:pPr>
+      <w:r>
+        <w:rPr>
+          <w:rFonts w:cs="Times New Roman" w:ascii="Times New Roman" w:hAnsi="Times New Roman"/>
+          <w:b/>
+          <w:bCs/>
+          <w:sz w:val="24"/>
+          <w:szCs w:val="24"/>
+          <w:lang w:val="en-US"/>
+        </w:rPr>
+      </w:r>
+    </w:p>
+    <w:p>
+      <w:pPr>
+        <w:pStyle w:val="Normal"/>
+        <w:spacing w:lineRule="auto" w:line="240" w:before="0" w:after="0"/>
+        <w:rPr>
+          <w:rFonts w:ascii="Times New Roman" w:hAnsi="Times New Roman" w:cs="Times New Roman"/>
+          <w:b/>
+          <w:bCs/>
+          <w:sz w:val="24"/>
+          <w:szCs w:val="24"/>
+          <w:lang w:val="en-US"/>
+        </w:rPr>
+      </w:pPr>
+      <w:r>
+        <w:rPr>
+          <w:rFonts w:cs="Times New Roman" w:ascii="Times New Roman" w:hAnsi="Times New Roman"/>
+          <w:b/>
+          <w:bCs/>
+          <w:sz w:val="24"/>
+          <w:szCs w:val="24"/>
+          <w:lang w:val="en-US"/>
+        </w:rPr>
+        <w:t>Sinov/kalibrlash natijasi:__________________________________________________</w:t>
+      </w:r>
+    </w:p>
+    <w:p>
+      <w:pPr>
+        <w:pStyle w:val="Normal"/>
+        <w:rPr>
+          <w:rFonts w:ascii="Times New Roman" w:hAnsi="Times New Roman" w:cs="Times New Roman"/>
+          <w:sz w:val="24"/>
+          <w:szCs w:val="24"/>
+          <w:lang w:val="en-US"/>
+        </w:rPr>
+      </w:pPr>
+      <w:r>
+        <w:rPr>
+          <w:rFonts w:cs="Times New Roman" w:ascii="Times New Roman" w:hAnsi="Times New Roman"/>
+          <w:sz w:val="24"/>
+          <w:szCs w:val="24"/>
+          <w:lang w:val="en-US"/>
+        </w:rPr>
+        <w:t>(o‘tkazilgan bo‘lsa, me’yorlardan chetlanishlarni ko‘rsating)</w:t>
+      </w:r>
+    </w:p>
+    <w:p>
+      <w:pPr>
+        <w:pStyle w:val="Normal"/>
+        <w:rPr>
+          <w:rFonts w:ascii="Times New Roman" w:hAnsi="Times New Roman" w:cs="Times New Roman"/>
+          <w:sz w:val="24"/>
+          <w:szCs w:val="24"/>
+          <w:lang w:val="en-US"/>
+        </w:rPr>
+      </w:pPr>
+      <w:r>
+        <w:rPr>
+          <w:rFonts w:cs="Times New Roman" w:ascii="Times New Roman" w:hAnsi="Times New Roman"/>
+          <w:sz w:val="24"/>
+          <w:szCs w:val="24"/>
+          <w:lang w:val="en-US"/>
+        </w:rPr>
+      </w:r>
+    </w:p>
+    <w:p>
+      <w:pPr>
+        <w:pStyle w:val="Normal"/>
+        <w:rPr>
+          <w:rFonts w:ascii="Times New Roman" w:hAnsi="Times New Roman" w:cs="Times New Roman"/>
+          <w:b/>
+          <w:bCs/>
+          <w:sz w:val="24"/>
+          <w:szCs w:val="24"/>
+          <w:lang w:val="en-US"/>
+        </w:rPr>
+      </w:pPr>
+      <w:r>
+        <w:rPr>
+          <w:rFonts w:cs="Times New Roman" w:ascii="Times New Roman" w:hAnsi="Times New Roman"/>
+          <w:b/>
+          <w:bCs/>
+          <w:sz w:val="24"/>
+          <w:szCs w:val="24"/>
+          <w:lang w:val="en-US"/>
+        </w:rPr>
+        <w:t>5. "Xaridlar markazi" davlat muassasasi Qoraqalpog’iston Respublikasi filialining tavsiyalari:</w:t>
+      </w:r>
+    </w:p>
+    <w:tbl>
+      <w:tblPr>
+        <w:tblStyle w:val="a3"/>
+        <w:tblW w:w="9345" w:type="dxa"/>
+        <w:jc w:val="left"/>
+        <w:tblInd w:w="0" w:type="dxa"/>
+        <w:tblLayout w:type="fixed"/>
+        <w:tblCellMar>
+          <w:top w:w="0" w:type="dxa"/>
+          <w:left w:w="108" w:type="dxa"/>
+          <w:bottom w:w="0" w:type="dxa"/>
+          <w:right w:w="108" w:type="dxa"/>
+        </w:tblCellMar>
+        <w:tblLook w:val="04a0" w:noHBand="0" w:noVBand="1" w:firstColumn="1" w:lastRow="0" w:lastColumn="0" w:firstRow="1"/>
+      </w:tblPr>
+      <w:tblGrid>
+        <w:gridCol w:w="4672"/>
+        <w:gridCol w:w="4672"/>
+      </w:tblGrid>
+      <w:tr>
+        <w:trPr/>
+        <w:tc>
+          <w:tcPr>
+            <w:tcW w:w="4672" w:type="dxa"/>
+            <w:tcBorders/>
+          </w:tcPr>
+          <w:p>
+            <w:pPr>
+              <w:pStyle w:val="Normal"/>
+              <w:widowControl/>
+              <w:suppressAutoHyphens w:val="true"/>
+              <w:spacing w:lineRule="auto" w:line="240" w:before="0" w:after="0"/>
+              <w:jc w:val="left"/>
+              <w:rPr>
+                <w:rFonts w:ascii="Times New Roman" w:hAnsi="Times New Roman" w:cs="Times New Roman"/>
+                <w:sz w:val="24"/>
+                <w:szCs w:val="24"/>
+                <w:lang w:val="en-US"/>
+              </w:rPr>
+            </w:pPr>
+            <w:r>
+              <w:rPr>
+                <w:rFonts w:eastAsia="Calibri" w:cs="Times New Roman" w:ascii="Times New Roman" w:hAnsi="Times New Roman"/>
+                <w:kern w:val="0"/>
+                <w:sz w:val="24"/>
+                <w:szCs w:val="24"/>
+                <w:lang w:val="en-US" w:eastAsia="en-US" w:bidi="ar-SA"/>
+              </w:rPr>
+              <w:t xml:space="preserve">Uskuna </w:t>
+            </w:r>
+            <w:r>
+              <w:rPr>
+                <w:rFonts w:eastAsia="Calibri" w:cs="Times New Roman" w:ascii="Times New Roman" w:hAnsi="Times New Roman"/>
+                <w:b/>
+                <w:bCs/>
+                <w:kern w:val="0"/>
+                <w:sz w:val="24"/>
+                <w:szCs w:val="24"/>
+                <w:lang w:val="en-US" w:eastAsia="en-US" w:bidi="ar-SA"/>
+              </w:rPr>
+              <w:t>ta’mirlashga yaroqli / ta’mirlashga yaroqsiz</w:t>
+            </w:r>
+          </w:p>
+        </w:tc>
+        <w:tc>
+          <w:tcPr>
+            <w:tcW w:w="4672" w:type="dxa"/>
+            <w:tcBorders/>
+          </w:tcPr>
+          <w:p>
+            <w:pPr>
+              <w:pStyle w:val="Normal"/>
+              <w:widowControl/>
+              <w:suppressAutoHyphens w:val="true"/>
+              <w:spacing w:lineRule="auto" w:line="240" w:before="0" w:after="0"/>
+              <w:jc w:val="left"/>
+              <w:rPr>
+                <w:rFonts w:ascii="Times New Roman" w:hAnsi="Times New Roman" w:cs="Times New Roman"/>
+                <w:sz w:val="24"/>
+                <w:szCs w:val="24"/>
+                <w:lang w:val="en-US"/>
+              </w:rPr>
+            </w:pPr>
+            <w:r>
+              <w:rPr>
+                <w:rFonts w:eastAsia="Calibri" w:cs="Times New Roman" w:ascii="Times New Roman" w:hAnsi="Times New Roman"/>
+                <w:b/>
+                <w:bCs/>
+                <w:kern w:val="0"/>
+                <w:sz w:val="24"/>
+                <w:szCs w:val="24"/>
+                <w:lang w:val="en-US" w:eastAsia="en-US" w:bidi="ar-SA"/>
+              </w:rPr>
+              <w:t>{{ tamirlash }}</w:t>
+            </w:r>
+          </w:p>
+        </w:tc>
+      </w:tr>
+      <w:tr>
+        <w:trPr/>
+        <w:tc>
+          <w:tcPr>
+            <w:tcW w:w="4672" w:type="dxa"/>
+            <w:tcBorders/>
+          </w:tcPr>
+          <w:p>
+            <w:pPr>
+              <w:pStyle w:val="Normal"/>
+              <w:widowControl/>
+              <w:suppressAutoHyphens w:val="true"/>
+              <w:spacing w:lineRule="auto" w:line="240" w:before="0" w:after="0"/>
+              <w:jc w:val="left"/>
+              <w:rPr>
+                <w:rFonts w:ascii="Times New Roman" w:hAnsi="Times New Roman" w:cs="Times New Roman"/>
+                <w:sz w:val="24"/>
+                <w:szCs w:val="24"/>
+                <w:lang w:val="en-US"/>
+              </w:rPr>
+            </w:pPr>
+            <w:r>
+              <w:rPr>
+                <w:rFonts w:eastAsia="Calibri" w:cs="Times New Roman" w:ascii="Times New Roman" w:hAnsi="Times New Roman"/>
+                <w:b/>
+                <w:bCs/>
+                <w:kern w:val="0"/>
+                <w:sz w:val="24"/>
+                <w:szCs w:val="24"/>
+                <w:lang w:val="en-US" w:eastAsia="en-US" w:bidi="ar-SA"/>
+              </w:rPr>
+              <w:t xml:space="preserve">Metrologik tekshiruv </w:t>
+            </w:r>
+            <w:r>
+              <w:rPr>
+                <w:rFonts w:eastAsia="Calibri" w:cs="Times New Roman" w:ascii="Times New Roman" w:hAnsi="Times New Roman"/>
+                <w:kern w:val="0"/>
+                <w:sz w:val="24"/>
+                <w:szCs w:val="24"/>
+                <w:lang w:val="en-US" w:eastAsia="en-US" w:bidi="ar-SA"/>
+              </w:rPr>
+              <w:t>(dolzarbligi va qayta o‘tkazish zaruratini aniqlash)</w:t>
+            </w:r>
+          </w:p>
+        </w:tc>
+        <w:tc>
+          <w:tcPr>
+            <w:tcW w:w="4672" w:type="dxa"/>
+            <w:tcBorders/>
+          </w:tcPr>
+          <w:p>
+            <w:pPr>
+              <w:pStyle w:val="Normal"/>
+              <w:widowControl/>
+              <w:suppressAutoHyphens w:val="true"/>
+              <w:spacing w:lineRule="auto" w:line="240" w:before="0" w:after="0"/>
+              <w:jc w:val="left"/>
+              <w:rPr>
+                <w:rFonts w:ascii="Times New Roman" w:hAnsi="Times New Roman" w:cs="Times New Roman"/>
+                <w:sz w:val="24"/>
+                <w:szCs w:val="24"/>
+                <w:lang w:val="en-US"/>
+              </w:rPr>
+            </w:pPr>
+            <w:r>
+              <w:rPr>
+                <w:rFonts w:eastAsia="Calibri" w:cs="Times New Roman" w:ascii="Times New Roman" w:hAnsi="Times New Roman"/>
+                <w:kern w:val="0"/>
+                <w:sz w:val="24"/>
+                <w:szCs w:val="24"/>
+                <w:lang w:val="en-US" w:eastAsia="en-US" w:bidi="ar-SA"/>
+              </w:rPr>
+              <w:t>{{ metrologik }}</w:t>
+            </w:r>
+          </w:p>
+        </w:tc>
+      </w:tr>
+      <w:tr>
+        <w:trPr/>
+        <w:tc>
+          <w:tcPr>
+            <w:tcW w:w="4672" w:type="dxa"/>
+            <w:tcBorders/>
+          </w:tcPr>
+          <w:p>
+            <w:pPr>
+              <w:pStyle w:val="Normal"/>
+              <w:widowControl/>
+              <w:suppressAutoHyphens w:val="true"/>
+              <w:spacing w:lineRule="auto" w:line="240" w:before="0" w:after="0"/>
+              <w:jc w:val="left"/>
+              <w:rPr>
+                <w:rFonts w:ascii="Times New Roman" w:hAnsi="Times New Roman" w:cs="Times New Roman"/>
+                <w:sz w:val="24"/>
+                <w:szCs w:val="24"/>
+                <w:lang w:val="en-US"/>
+              </w:rPr>
+            </w:pPr>
+            <w:r>
+              <w:rPr>
+                <w:rFonts w:eastAsia="Calibri" w:cs="Times New Roman" w:ascii="Times New Roman" w:hAnsi="Times New Roman"/>
+                <w:kern w:val="0"/>
+                <w:sz w:val="24"/>
+                <w:szCs w:val="24"/>
+                <w:lang w:val="en-US" w:eastAsia="en-US" w:bidi="ar-SA"/>
+              </w:rPr>
+              <w:t>Tavsiya etiladigan ishlar:</w:t>
+            </w:r>
+          </w:p>
+          <w:p>
+            <w:pPr>
+              <w:pStyle w:val="Normal"/>
+              <w:widowControl/>
+              <w:suppressAutoHyphens w:val="true"/>
+              <w:spacing w:lineRule="auto" w:line="240" w:before="0" w:after="0"/>
+              <w:jc w:val="left"/>
+              <w:rPr>
+                <w:rFonts w:ascii="Times New Roman" w:hAnsi="Times New Roman" w:cs="Times New Roman"/>
+                <w:sz w:val="24"/>
+                <w:szCs w:val="24"/>
+                <w:lang w:val="en-US"/>
+              </w:rPr>
+            </w:pPr>
+            <w:r>
+              <w:rPr>
+                <w:rFonts w:eastAsia="Calibri" w:cs="Times New Roman" w:ascii="Times New Roman" w:hAnsi="Times New Roman"/>
+                <w:kern w:val="0"/>
+                <w:sz w:val="24"/>
+                <w:szCs w:val="24"/>
+                <w:lang w:val="en-US" w:eastAsia="en-US" w:bidi="ar-SA"/>
+              </w:rPr>
+              <w:t>Almashtirish va ta’mirlash uchun kerakli materiallar va ehtiyot qismlar:</w:t>
+            </w:r>
+          </w:p>
+        </w:tc>
+        <w:tc>
+          <w:tcPr>
+            <w:tcW w:w="4672" w:type="dxa"/>
+            <w:tcBorders/>
+          </w:tcPr>
+          <w:p>
+            <w:pPr>
+              <w:pStyle w:val="Normal"/>
+              <w:widowControl/>
+              <w:suppressAutoHyphens w:val="true"/>
+              <w:spacing w:lineRule="auto" w:line="240" w:before="0" w:after="0"/>
+              <w:jc w:val="left"/>
+              <w:rPr>
+                <w:rFonts w:ascii="Times New Roman" w:hAnsi="Times New Roman" w:cs="Times New Roman"/>
+                <w:sz w:val="24"/>
+                <w:szCs w:val="24"/>
+                <w:lang w:val="en-US"/>
+              </w:rPr>
+            </w:pPr>
+            <w:r>
+              <w:rPr>
+                <w:rFonts w:cs="Times New Roman" w:ascii="Times New Roman" w:hAnsi="Times New Roman"/>
+                <w:sz w:val="24"/>
+                <w:szCs w:val="24"/>
+                <w:lang w:val="en-US"/>
+              </w:rPr>
+            </w:r>
+          </w:p>
+          <w:p>
+            <w:pPr>
+              <w:pStyle w:val="Normal"/>
+              <w:widowControl/>
+              <w:suppressAutoHyphens w:val="true"/>
+              <w:spacing w:lineRule="auto" w:line="240" w:before="0" w:after="0"/>
+              <w:jc w:val="left"/>
+              <w:rPr>
+                <w:rFonts w:ascii="Times New Roman" w:hAnsi="Times New Roman" w:cs="Times New Roman"/>
+                <w:sz w:val="24"/>
+                <w:szCs w:val="24"/>
+                <w:lang w:val="en-US"/>
+              </w:rPr>
+            </w:pPr>
+            <w:r>
+              <w:rPr>
+                <w:rFonts w:cs="Times New Roman" w:ascii="Times New Roman" w:hAnsi="Times New Roman"/>
+                <w:sz w:val="24"/>
+                <w:szCs w:val="24"/>
+                <w:lang w:val="en-US"/>
+              </w:rPr>
+            </w:r>
+          </w:p>
+        </w:tc>
+      </w:tr>
+      <w:tr>
+        <w:trPr/>
+        <w:tc>
+          <w:tcPr>
+            <w:tcW w:w="4672" w:type="dxa"/>
+            <w:tcBorders/>
+          </w:tcPr>
+          <w:p>
+            <w:pPr>
+              <w:pStyle w:val="Normal"/>
+              <w:widowControl/>
+              <w:suppressAutoHyphens w:val="true"/>
+              <w:spacing w:lineRule="auto" w:line="240" w:before="0" w:after="0"/>
+              <w:jc w:val="left"/>
+              <w:rPr>
+                <w:rFonts w:ascii="Times New Roman" w:hAnsi="Times New Roman" w:cs="Times New Roman"/>
+                <w:sz w:val="24"/>
+                <w:szCs w:val="24"/>
+              </w:rPr>
+            </w:pPr>
+            <w:r>
+              <w:rPr>
+                <w:rFonts w:eastAsia="Calibri" w:cs="Times New Roman" w:ascii="Times New Roman" w:hAnsi="Times New Roman"/>
+                <w:kern w:val="0"/>
+                <w:sz w:val="24"/>
+                <w:szCs w:val="24"/>
+                <w:lang w:val="ru-RU" w:eastAsia="en-US" w:bidi="ar-SA"/>
+              </w:rPr>
+              <w:t>Ta’mirlash muddati:</w:t>
+            </w:r>
+          </w:p>
+        </w:tc>
+        <w:tc>
+          <w:tcPr>
+            <w:tcW w:w="4672" w:type="dxa"/>
+            <w:tcBorders/>
+          </w:tcPr>
+          <w:p>
+            <w:pPr>
+              <w:pStyle w:val="Normal"/>
+              <w:widowControl/>
+              <w:suppressAutoHyphens w:val="true"/>
+              <w:spacing w:lineRule="auto" w:line="240" w:before="0" w:after="0"/>
+              <w:jc w:val="left"/>
+              <w:rPr>
+                <w:rFonts w:ascii="Times New Roman" w:hAnsi="Times New Roman" w:cs="Times New Roman"/>
+                <w:sz w:val="24"/>
+                <w:szCs w:val="24"/>
+                <w:lang w:val="en-US"/>
+              </w:rPr>
+            </w:pPr>
+            <w:r>
+              <w:rPr>
+                <w:rFonts w:eastAsia="Calibri" w:cs="Times New Roman" w:ascii="Times New Roman" w:hAnsi="Times New Roman"/>
+                <w:kern w:val="0"/>
+                <w:sz w:val="24"/>
+                <w:szCs w:val="24"/>
+                <w:lang w:val="en-US" w:eastAsia="en-US" w:bidi="ar-SA"/>
+              </w:rPr>
+              <w:t>___kun</w:t>
+            </w:r>
+          </w:p>
+        </w:tc>
+      </w:tr>
+      <w:tr>
+        <w:trPr/>
+        <w:tc>
+          <w:tcPr>
+            <w:tcW w:w="4672" w:type="dxa"/>
+            <w:tcBorders/>
+          </w:tcPr>
+          <w:p>
+            <w:pPr>
+              <w:pStyle w:val="Normal"/>
+              <w:widowControl/>
+              <w:suppressAutoHyphens w:val="true"/>
+              <w:spacing w:lineRule="auto" w:line="240" w:before="0" w:after="0"/>
+              <w:jc w:val="left"/>
+              <w:rPr>
+                <w:rFonts w:ascii="Times New Roman" w:hAnsi="Times New Roman" w:cs="Times New Roman"/>
+                <w:sz w:val="24"/>
+                <w:szCs w:val="24"/>
+              </w:rPr>
+            </w:pPr>
+            <w:r>
+              <w:rPr>
+                <w:rFonts w:eastAsia="Calibri" w:cs="Times New Roman" w:ascii="Times New Roman" w:hAnsi="Times New Roman"/>
+                <w:kern w:val="0"/>
+                <w:sz w:val="24"/>
+                <w:szCs w:val="24"/>
+                <w:lang w:val="ru-RU" w:eastAsia="en-US" w:bidi="ar-SA"/>
+              </w:rPr>
+              <w:t xml:space="preserve">Foydalanishni davom ettirish imkoniyati: </w:t>
+            </w:r>
+            <w:r>
+              <w:rPr>
+                <w:rFonts w:eastAsia="Calibri" w:cs="Times New Roman" w:ascii="Times New Roman" w:hAnsi="Times New Roman"/>
+                <w:b/>
+                <w:bCs/>
+                <w:kern w:val="0"/>
+                <w:sz w:val="24"/>
+                <w:szCs w:val="24"/>
+                <w:lang w:val="ru-RU" w:eastAsia="en-US" w:bidi="ar-SA"/>
+              </w:rPr>
+              <w:t>ha /</w:t>
+            </w:r>
+            <w:r>
+              <w:rPr>
+                <w:rFonts w:eastAsia="Calibri" w:cs="Times New Roman" w:ascii="Times New Roman" w:hAnsi="Times New Roman"/>
+                <w:kern w:val="0"/>
+                <w:sz w:val="24"/>
+                <w:szCs w:val="24"/>
+                <w:lang w:val="ru-RU" w:eastAsia="en-US" w:bidi="ar-SA"/>
+              </w:rPr>
+              <w:t xml:space="preserve"> </w:t>
+            </w:r>
+            <w:r>
+              <w:rPr>
+                <w:rFonts w:eastAsia="Calibri" w:cs="Times New Roman" w:ascii="Times New Roman" w:hAnsi="Times New Roman"/>
+                <w:b/>
+                <w:bCs/>
+                <w:kern w:val="0"/>
+                <w:sz w:val="24"/>
+                <w:szCs w:val="24"/>
+                <w:lang w:val="ru-RU" w:eastAsia="en-US" w:bidi="ar-SA"/>
+              </w:rPr>
+              <w:t xml:space="preserve">yo‘q </w:t>
+            </w:r>
+            <w:r>
+              <w:rPr>
+                <w:rFonts w:eastAsia="Calibri" w:cs="Times New Roman" w:ascii="Times New Roman" w:hAnsi="Times New Roman"/>
+                <w:kern w:val="0"/>
+                <w:sz w:val="24"/>
+                <w:szCs w:val="24"/>
+                <w:lang w:val="ru-RU" w:eastAsia="en-US" w:bidi="ar-SA"/>
+              </w:rPr>
+              <w:t>(agar vaqtincha cheklovlar bilan foydalanish mumkin bo‘lsa - shartlarni ko‘rsating).</w:t>
+            </w:r>
+          </w:p>
+        </w:tc>
+        <w:tc>
+          <w:tcPr>
+            <w:tcW w:w="4672" w:type="dxa"/>
+            <w:tcBorders/>
+          </w:tcPr>
+          <w:p>
+            <w:pPr>
+              <w:pStyle w:val="Normal"/>
+              <w:widowControl/>
+              <w:suppressAutoHyphens w:val="true"/>
+              <w:spacing w:lineRule="auto" w:line="240" w:before="0" w:after="0"/>
+              <w:jc w:val="left"/>
+              <w:rPr>
+                <w:rFonts w:ascii="Times New Roman" w:hAnsi="Times New Roman" w:cs="Times New Roman"/>
+                <w:sz w:val="24"/>
+                <w:szCs w:val="24"/>
+              </w:rPr>
+            </w:pPr>
+            <w:r>
+              <w:rPr>
+                <w:rFonts w:cs="Times New Roman" w:ascii="Times New Roman" w:hAnsi="Times New Roman"/>
+                <w:sz w:val="24"/>
+                <w:szCs w:val="24"/>
+              </w:rPr>
+            </w:r>
+          </w:p>
+          <w:p>
+            <w:pPr>
+              <w:pStyle w:val="Normal"/>
+              <w:widowControl/>
+              <w:suppressAutoHyphens w:val="true"/>
+              <w:spacing w:lineRule="auto" w:line="240" w:before="0" w:after="0"/>
+              <w:jc w:val="left"/>
+              <w:rPr>
+                <w:rFonts w:ascii="Times New Roman" w:hAnsi="Times New Roman" w:cs="Times New Roman"/>
+                <w:sz w:val="24"/>
+                <w:szCs w:val="24"/>
+              </w:rPr>
+            </w:pPr>
+            <w:r>
+              <w:rPr>
+                <w:rFonts w:eastAsia="Calibri" w:cs="Times New Roman" w:ascii="Times New Roman" w:hAnsi="Times New Roman"/>
+                <w:b w:val="false"/>
+                <w:bCs w:val="false"/>
+                <w:kern w:val="0"/>
+                <w:sz w:val="24"/>
+                <w:szCs w:val="24"/>
+                <w:lang w:val="en-US" w:eastAsia="en-US" w:bidi="ar-SA"/>
+              </w:rPr>
+              <w:t>{{ foydalanish }}</w:t>
+            </w:r>
+          </w:p>
+        </w:tc>
+      </w:tr>
+    </w:tbl>
+    <w:p>
+      <w:pPr>
+        <w:pStyle w:val="Normal"/>
+        <w:rPr>
+          <w:rFonts w:ascii="Times New Roman" w:hAnsi="Times New Roman" w:cs="Times New Roman"/>
+          <w:sz w:val="24"/>
+          <w:szCs w:val="24"/>
+          <w:lang w:val="en-US"/>
+        </w:rPr>
+      </w:pPr>
+      <w:r>
+        <w:rPr>
+          <w:rFonts w:cs="Times New Roman" w:ascii="Times New Roman" w:hAnsi="Times New Roman"/>
+          <w:sz w:val="24"/>
+          <w:szCs w:val="24"/>
+          <w:lang w:val="en-US"/>
+        </w:rPr>
+      </w:r>
+    </w:p>
+    <w:p>
+      <w:pPr>
+        <w:pStyle w:val="Normal"/>
+        <w:ind w:firstLine="708"/>
+        <w:jc w:val="both"/>
+        <w:rPr>
+          <w:rFonts w:ascii="Times New Roman" w:hAnsi="Times New Roman" w:cs="Times New Roman"/>
+          <w:b/>
+          <w:bCs/>
+          <w:sz w:val="24"/>
+          <w:szCs w:val="24"/>
+          <w:lang w:val="en-US"/>
+        </w:rPr>
+      </w:pPr>
+      <w:r>
+        <w:rPr>
+          <w:rFonts w:cs="Times New Roman" w:ascii="Times New Roman" w:hAnsi="Times New Roman"/>
+          <w:sz w:val="24"/>
+          <w:szCs w:val="24"/>
+          <w:lang w:val="en-US"/>
+        </w:rPr>
+        <w:t>Yuqorida ko‘rsatilgan uskunadan foydalanishni davom ettirish to‘g‘risidagi qarorni "Xaridlar markazi" davlat muassasasining Qoraqalpog’iston Respublikasi</w:t>
+      </w:r>
+      <w:r>
+        <w:rPr>
+          <w:rFonts w:cs="Times New Roman" w:ascii="Times New Roman" w:hAnsi="Times New Roman"/>
+          <w:b/>
+          <w:bCs/>
+          <w:sz w:val="24"/>
+          <w:szCs w:val="24"/>
+          <w:lang w:val="en-US"/>
+        </w:rPr>
+        <w:t xml:space="preserve"> </w:t>
+      </w:r>
+      <w:r>
+        <w:rPr>
+          <w:rFonts w:cs="Times New Roman" w:ascii="Times New Roman" w:hAnsi="Times New Roman"/>
+          <w:sz w:val="24"/>
+          <w:szCs w:val="24"/>
+          <w:lang w:val="en-US"/>
+        </w:rPr>
+        <w:t xml:space="preserve">filiali tomonidan taqdim etilgan nuqsonlar dalolatnomasini inobatga olgan holda </w:t>
+      </w:r>
+      <w:r>
+        <w:rPr>
+          <w:rFonts w:cs="Times New Roman" w:ascii="Times New Roman" w:hAnsi="Times New Roman"/>
+          <w:b w:val="false"/>
+          <w:bCs w:val="false"/>
+          <w:color w:val="000000"/>
+          <w:sz w:val="24"/>
+          <w:szCs w:val="24"/>
+          <w:lang w:val="en-US"/>
+        </w:rPr>
+        <w:t>{{ org_address }}</w:t>
+      </w:r>
+      <w:r>
+        <w:rPr>
+          <w:rFonts w:cs="Times New Roman" w:ascii="Times New Roman" w:hAnsi="Times New Roman"/>
+          <w:b/>
+          <w:bCs/>
+          <w:sz w:val="24"/>
+          <w:szCs w:val="24"/>
+          <w:lang w:val="en-US"/>
+        </w:rPr>
+        <w:t xml:space="preserve"> </w:t>
+      </w:r>
+      <w:r>
+        <w:rPr>
+          <w:rFonts w:cs="Times New Roman" w:ascii="Times New Roman" w:hAnsi="Times New Roman"/>
+          <w:sz w:val="24"/>
+          <w:szCs w:val="24"/>
+          <w:lang w:val="en-US"/>
+        </w:rPr>
+        <w:t>mustaqil ravishda qabul qiladi.</w:t>
+      </w:r>
+    </w:p>
+    <w:p>
+      <w:pPr>
+        <w:pStyle w:val="Normal"/>
+        <w:rPr>
+          <w:rFonts w:ascii="Times New Roman" w:hAnsi="Times New Roman" w:cs="Times New Roman"/>
+          <w:b/>
+          <w:bCs/>
+          <w:sz w:val="24"/>
+          <w:szCs w:val="24"/>
+          <w:lang w:val="en-US"/>
+        </w:rPr>
+      </w:pPr>
+      <w:r>
+        <w:rPr>
+          <w:rFonts w:cs="Times New Roman" w:ascii="Times New Roman" w:hAnsi="Times New Roman"/>
+          <w:b/>
+          <w:bCs/>
+          <w:sz w:val="24"/>
+          <w:szCs w:val="24"/>
+          <w:lang w:val="en-US"/>
+        </w:rPr>
+        <w:t>6. Tomonlarning imzolari:</w:t>
+      </w:r>
+    </w:p>
+    <w:p>
+      <w:pPr>
+        <w:pStyle w:val="Normal"/>
+        <w:rPr>
+          <w:b/>
+          <w:bCs/>
+        </w:rPr>
+      </w:pPr>
+      <w:r>
+        <w:rPr>
+          <w:rFonts w:cs="Times New Roman" w:ascii="Times New Roman" w:hAnsi="Times New Roman"/>
+          <w:b/>
+          <w:bCs/>
+          <w:color w:val="000000"/>
+          <w:sz w:val="24"/>
+          <w:szCs w:val="24"/>
+          <w:lang w:val="en-US"/>
+        </w:rPr>
+        <w:t>{{ org_address }}</w:t>
+      </w:r>
+      <w:r>
+        <w:rPr>
+          <w:rFonts w:cs="Times New Roman" w:ascii="Times New Roman" w:hAnsi="Times New Roman"/>
+          <w:b/>
+          <w:bCs/>
+          <w:sz w:val="24"/>
+          <w:szCs w:val="24"/>
+          <w:lang w:val="en-US"/>
+        </w:rPr>
+        <w:t>:</w:t>
+      </w:r>
+    </w:p>
+    <w:p>
+      <w:pPr>
+        <w:pStyle w:val="Normal"/>
+        <w:rPr>
+          <w:rFonts w:ascii="Times New Roman" w:hAnsi="Times New Roman" w:cs="Times New Roman"/>
+          <w:sz w:val="24"/>
+          <w:szCs w:val="24"/>
+          <w:lang w:val="en-US"/>
+        </w:rPr>
+      </w:pPr>
+      <w:r>
+        <w:rPr>
+          <w:rFonts w:cs="Times New Roman" w:ascii="Times New Roman" w:hAnsi="Times New Roman"/>
+          <w:sz w:val="24"/>
+          <w:szCs w:val="24"/>
+          <w:lang w:val="en-US"/>
+        </w:rPr>
+        <w:t xml:space="preserve">Bosh shifokor:  </w:t>
+      </w:r>
+      <w:r>
+        <w:rPr>
+          <w:rFonts w:cs="Times New Roman" w:ascii="Times New Roman" w:hAnsi="Times New Roman"/>
+          <w:b w:val="false"/>
+          <w:bCs w:val="false"/>
+          <w:color w:val="000000"/>
+          <w:sz w:val="24"/>
+          <w:szCs w:val="24"/>
+          <w:lang w:val="en-US"/>
+        </w:rPr>
+        <w:t>{{ org_head }}</w:t>
+      </w:r>
+    </w:p>
+    <w:p>
+      <w:pPr>
+        <w:pStyle w:val="Normal"/>
+        <w:rPr>
+          <w:rFonts w:ascii="Times New Roman" w:hAnsi="Times New Roman" w:cs="Times New Roman"/>
+          <w:sz w:val="24"/>
+          <w:szCs w:val="24"/>
+          <w:lang w:val="en-US"/>
+        </w:rPr>
+      </w:pPr>
+      <w:r>
+        <w:rPr>
+          <w:rFonts w:cs="Times New Roman" w:ascii="Times New Roman" w:hAnsi="Times New Roman"/>
+          <w:sz w:val="24"/>
+          <w:szCs w:val="24"/>
+          <w:lang w:val="en-US"/>
+        </w:rPr>
+        <w:t xml:space="preserve">   </w:t>
+      </w:r>
+      <w:r>
+        <w:rPr>
+          <w:rFonts w:cs="Times New Roman" w:ascii="Times New Roman" w:hAnsi="Times New Roman"/>
+          <w:sz w:val="24"/>
+          <w:szCs w:val="24"/>
+          <w:lang w:val="en-US"/>
+        </w:rPr>
+        <w:t>________ (F.I.O., lavozimi) /  Imzo</w:t>
+      </w:r>
+    </w:p>
+    <w:p>
+      <w:pPr>
+        <w:pStyle w:val="Normal"/>
+        <w:rPr>
+          <w:rFonts w:ascii="Times New Roman" w:hAnsi="Times New Roman" w:cs="Times New Roman"/>
+          <w:b/>
+          <w:bCs/>
+          <w:sz w:val="24"/>
+          <w:szCs w:val="24"/>
+          <w:lang w:val="en-US"/>
+        </w:rPr>
+      </w:pPr>
+      <w:r>
+        <w:rPr>
+          <w:rFonts w:cs="Times New Roman" w:ascii="Times New Roman" w:hAnsi="Times New Roman"/>
+          <w:b/>
+          <w:bCs/>
+          <w:sz w:val="24"/>
+          <w:szCs w:val="24"/>
+          <w:lang w:val="en-US"/>
+        </w:rPr>
+      </w:r>
+    </w:p>
+    <w:p>
+      <w:pPr>
+        <w:pStyle w:val="Normal"/>
+        <w:rPr>
+          <w:rFonts w:ascii="Times New Roman" w:hAnsi="Times New Roman" w:cs="Times New Roman"/>
+          <w:b/>
+          <w:bCs/>
+          <w:sz w:val="24"/>
+          <w:szCs w:val="24"/>
+          <w:lang w:val="en-US"/>
+        </w:rPr>
+      </w:pPr>
+      <w:r>
+        <w:rPr>
+          <w:rFonts w:cs="Times New Roman" w:ascii="Times New Roman" w:hAnsi="Times New Roman"/>
+          <w:b/>
+          <w:bCs/>
+          <w:sz w:val="24"/>
+          <w:szCs w:val="24"/>
+          <w:lang w:val="en-US"/>
+        </w:rPr>
+        <w:t>"Xaridlar markazi" DM Qoraqalpog’iston Respublikasi filialidan:</w:t>
+      </w:r>
+    </w:p>
+    <w:p>
+      <w:pPr>
+        <w:pStyle w:val="Normal"/>
+        <w:rPr>
+          <w:rFonts w:ascii="Times New Roman" w:hAnsi="Times New Roman" w:cs="Times New Roman"/>
+          <w:sz w:val="24"/>
+          <w:szCs w:val="24"/>
+          <w:lang w:val="en-US"/>
+        </w:rPr>
+      </w:pPr>
+      <w:r>
+        <w:rPr>
+          <w:rFonts w:cs="Times New Roman" w:ascii="Times New Roman" w:hAnsi="Times New Roman"/>
+          <w:sz w:val="24"/>
+          <w:szCs w:val="24"/>
+          <w:lang w:val="en-US"/>
+        </w:rPr>
+        <w:t>Rahbar: Soy S.V.</w:t>
+      </w:r>
+    </w:p>
+    <w:p>
+      <w:pPr>
+        <w:pStyle w:val="Normal"/>
+        <w:rPr>
+          <w:rFonts w:ascii="Times New Roman" w:hAnsi="Times New Roman" w:cs="Times New Roman"/>
+          <w:sz w:val="24"/>
+          <w:szCs w:val="24"/>
+          <w:lang w:val="en-US"/>
+        </w:rPr>
+      </w:pPr>
+      <w:r>
+        <w:rPr>
+          <w:rFonts w:cs="Times New Roman" w:ascii="Times New Roman" w:hAnsi="Times New Roman"/>
+          <w:sz w:val="24"/>
+          <w:szCs w:val="24"/>
+          <w:lang w:val="en-US"/>
+        </w:rPr>
+        <w:t>________ (F.I.O., lavozimi) / Muhr va imzo</w:t>
+      </w:r>
+    </w:p>
+    <w:p>
+      <w:pPr>
+        <w:pStyle w:val="Normal"/>
+        <w:rPr>
+          <w:rFonts w:ascii="Times New Roman" w:hAnsi="Times New Roman" w:cs="Times New Roman"/>
+          <w:sz w:val="24"/>
+          <w:szCs w:val="24"/>
+          <w:lang w:val="en-US"/>
+        </w:rPr>
+      </w:pPr>
+      <w:r>
+        <w:rPr>
+          <w:rFonts w:cs="Times New Roman" w:ascii="Times New Roman" w:hAnsi="Times New Roman"/>
+          <w:sz w:val="24"/>
+          <w:szCs w:val="24"/>
+          <w:lang w:val="en-US"/>
+        </w:rPr>
+      </w:r>
+    </w:p>
+    <w:p>
+      <w:pPr>
+        <w:pStyle w:val="Normal"/>
+        <w:rPr>
+          <w:rFonts w:ascii="Times New Roman" w:hAnsi="Times New Roman" w:cs="Times New Roman"/>
+          <w:b/>
+          <w:bCs/>
+          <w:sz w:val="24"/>
+          <w:szCs w:val="24"/>
+          <w:lang w:val="en-US"/>
+        </w:rPr>
+      </w:pPr>
+      <w:r>
+        <w:rPr>
+          <w:rFonts w:cs="Times New Roman" w:ascii="Times New Roman" w:hAnsi="Times New Roman"/>
+          <w:b/>
+          <w:bCs/>
+          <w:sz w:val="24"/>
+          <w:szCs w:val="24"/>
+          <w:lang w:val="en-US"/>
+        </w:rPr>
+        <w:t>Ilovalar:</w:t>
+      </w:r>
+    </w:p>
+    <w:p>
+      <w:pPr>
+        <w:pStyle w:val="Normal"/>
+        <w:rPr>
+          <w:rFonts w:ascii="Times New Roman" w:hAnsi="Times New Roman" w:cs="Times New Roman"/>
+          <w:sz w:val="24"/>
+          <w:szCs w:val="24"/>
+          <w:lang w:val="en-US"/>
+        </w:rPr>
+      </w:pPr>
+      <w:r>
+        <w:rPr>
+          <w:rFonts w:cs="Times New Roman" w:ascii="Times New Roman" w:hAnsi="Times New Roman"/>
+          <w:sz w:val="24"/>
+          <w:szCs w:val="24"/>
+          <w:lang w:val="en-US"/>
+        </w:rPr>
+        <w:t xml:space="preserve">• </w:t>
+      </w:r>
+      <w:r>
+        <w:rPr>
+          <w:rFonts w:cs="Times New Roman" w:ascii="Times New Roman" w:hAnsi="Times New Roman"/>
+          <w:sz w:val="24"/>
+          <w:szCs w:val="24"/>
+          <w:lang w:val="en-US"/>
+        </w:rPr>
+        <w:t>Diagnostika akti (agar mavjud bo‘lsa).</w:t>
+      </w:r>
+    </w:p>
+    <w:p>
+      <w:pPr>
+        <w:pStyle w:val="Normal"/>
+        <w:rPr>
+          <w:rFonts w:ascii="Times New Roman" w:hAnsi="Times New Roman" w:cs="Times New Roman"/>
+          <w:sz w:val="24"/>
+          <w:szCs w:val="24"/>
+          <w:lang w:val="en-US"/>
+        </w:rPr>
+      </w:pPr>
+      <w:r>
+        <w:rPr>
+          <w:rFonts w:cs="Times New Roman" w:ascii="Times New Roman" w:hAnsi="Times New Roman"/>
+          <w:sz w:val="24"/>
+          <w:szCs w:val="24"/>
+          <w:lang w:val="en-US"/>
+        </w:rPr>
+        <w:t xml:space="preserve">• </w:t>
+      </w:r>
+      <w:r>
+        <w:rPr>
+          <w:rFonts w:cs="Times New Roman" w:ascii="Times New Roman" w:hAnsi="Times New Roman"/>
+          <w:sz w:val="24"/>
+          <w:szCs w:val="24"/>
+          <w:lang w:val="en-US"/>
+        </w:rPr>
+        <w:t>Xatolarni chop etish (log-fayllar, xato kodlari).</w:t>
+      </w:r>
+    </w:p>
+    <w:p>
+      <w:pPr>
+        <w:pStyle w:val="Normal"/>
+        <w:rPr>
+          <w:rFonts w:ascii="Times New Roman" w:hAnsi="Times New Roman" w:cs="Times New Roman"/>
+          <w:sz w:val="24"/>
+          <w:szCs w:val="24"/>
+          <w:lang w:val="en-US"/>
+        </w:rPr>
+      </w:pPr>
+      <w:r>
+        <w:rPr>
+          <w:rFonts w:cs="Times New Roman" w:ascii="Times New Roman" w:hAnsi="Times New Roman"/>
+          <w:sz w:val="24"/>
+          <w:szCs w:val="24"/>
+          <w:lang w:val="en-US"/>
+        </w:rPr>
+        <w:t xml:space="preserve">• </w:t>
+      </w:r>
+      <w:r>
+        <w:rPr>
+          <w:rFonts w:cs="Times New Roman" w:ascii="Times New Roman" w:hAnsi="Times New Roman"/>
+          <w:sz w:val="24"/>
+          <w:szCs w:val="24"/>
+          <w:lang w:val="en-US"/>
+        </w:rPr>
+        <w:t>Nuqsonlar surati (zarur bo‘lganda).</w:t>
+      </w:r>
+    </w:p>
+    <w:p>
+      <w:pPr>
+        <w:pStyle w:val="Normal"/>
+        <w:spacing w:before="0" w:after="160"/>
+        <w:rPr>
+          <w:rFonts w:ascii="Times New Roman" w:hAnsi="Times New Roman" w:cs="Times New Roman"/>
+          <w:sz w:val="24"/>
+          <w:szCs w:val="24"/>
+        </w:rPr>
+      </w:pPr>
+      <w:r>
+        <w:rPr>
+          <w:rFonts w:cs="Times New Roman" w:ascii="Times New Roman" w:hAnsi="Times New Roman"/>
+          <w:b/>
+          <w:bCs/>
+          <w:color w:val="000000"/>
+          <w:sz w:val="24"/>
+          <w:szCs w:val="24"/>
+        </w:rPr>
+        <w:t>________________________________________</w:t>
+      </w:r>
+    </w:p>
+    <w:p>
+      <w:pPr>
+        <w:pStyle w:val="Normal"/>
+        <w:spacing w:before="0" w:after="160"/>
+        <w:rPr>
+          <w:rFonts w:ascii="Times New Roman" w:hAnsi="Times New Roman" w:cs="Times New Roman"/>
+          <w:b/>
+          <w:bCs/>
+          <w:sz w:val="24"/>
+          <w:szCs w:val="24"/>
+        </w:rPr>
+      </w:pPr>
+      <w:r>
+        <w:rPr>
+          <w:rFonts w:cs="Times New Roman" w:ascii="Times New Roman" w:hAnsi="Times New Roman"/>
+          <w:b/>
+          <w:bCs/>
+          <w:sz w:val="24"/>
+          <w:szCs w:val="24"/>
+        </w:rPr>
+        <w:t>{% endif %}</w:t>
+      </w:r>
+    </w:p>
+    <w:p>
+      <w:pPr>
+        <w:pStyle w:val="Normal"/>
+        <w:spacing w:before="0" w:after="160"/>
+        <w:rPr>
+          <w:rFonts w:ascii="Times New Roman" w:hAnsi="Times New Roman" w:cs="Times New Roman"/>
+          <w:sz w:val="24"/>
+          <w:szCs w:val="24"/>
+        </w:rPr>
+      </w:pPr>
+      <w:r>
+        <w:rPr>
+          <w:rFonts w:cs="Times New Roman" w:ascii="Times New Roman" w:hAnsi="Times New Roman"/>
+          <w:sz w:val="24"/>
+          <w:szCs w:val="24"/>
+        </w:rPr>
+      </w:r>
+    </w:p>
+    <w:p>
+      <w:pPr>
+        <w:pStyle w:val="Normal"/>
+        <w:spacing w:before="0" w:after="160"/>
+        <w:rPr>
+          <w:rFonts w:ascii="Times New Roman" w:hAnsi="Times New Roman" w:cs="Times New Roman"/>
+          <w:sz w:val="24"/>
+          <w:szCs w:val="24"/>
+        </w:rPr>
+      </w:pPr>
+      <w:r>
+        <w:rPr>
+          <w:rFonts w:cs="Times New Roman" w:ascii="Times New Roman" w:hAnsi="Times New Roman"/>
+          <w:sz w:val="24"/>
+          <w:szCs w:val="24"/>
+        </w:rPr>
       </w:r>
     </w:p>
     <w:sectPr>
@@ -2061,6 +4622,282 @@
     </w:r>
   </w:p>
 </w:hdr>
+</file>
+
+<file path=word/numbering.xml><?xml version="1.0" encoding="utf-8"?>
+<w:numbering xmlns:w="http://schemas.openxmlformats.org/wordprocessingml/2006/main" xmlns:o="urn:schemas-microsoft-com:office:office" xmlns:r="http://schemas.openxmlformats.org/officeDocument/2006/relationships" xmlns:v="urn:schemas-microsoft-com:vml" xmlns:mc="http://schemas.openxmlformats.org/markup-compatibility/2006" xmlns:w14="http://schemas.microsoft.com/office/word/2010/wordml" mc:Ignorable="w14">
+  <w:abstractNum w:abstractNumId="1">
+    <w:lvl w:ilvl="0">
+      <w:start w:val="1"/>
+      <w:numFmt w:val="bullet"/>
+      <w:lvlText w:val=""/>
+      <w:lvlJc w:val="left"/>
+      <w:pPr>
+        <w:tabs>
+          <w:tab w:val="num" w:pos="720"/>
+        </w:tabs>
+        <w:ind w:left="720" w:hanging="360"/>
+      </w:pPr>
+      <w:rPr>
+        <w:rFonts w:ascii="Symbol" w:hAnsi="Symbol" w:cs="Symbol" w:hint="default"/>
+        <w:sz w:val="20"/>
+      </w:rPr>
+    </w:lvl>
+    <w:lvl w:ilvl="1">
+      <w:start w:val="1"/>
+      <w:numFmt w:val="bullet"/>
+      <w:lvlText w:val="o"/>
+      <w:lvlJc w:val="left"/>
+      <w:pPr>
+        <w:tabs>
+          <w:tab w:val="num" w:pos="1440"/>
+        </w:tabs>
+        <w:ind w:left="1440" w:hanging="360"/>
+      </w:pPr>
+      <w:rPr>
+        <w:rFonts w:ascii="Courier New" w:hAnsi="Courier New" w:cs="Courier New" w:hint="default"/>
+        <w:sz w:val="20"/>
+      </w:rPr>
+    </w:lvl>
+    <w:lvl w:ilvl="2">
+      <w:start w:val="1"/>
+      <w:numFmt w:val="bullet"/>
+      <w:lvlText w:val=""/>
+      <w:lvlJc w:val="left"/>
+      <w:pPr>
+        <w:tabs>
+          <w:tab w:val="num" w:pos="2160"/>
+        </w:tabs>
+        <w:ind w:left="2160" w:hanging="360"/>
+      </w:pPr>
+      <w:rPr>
+        <w:rFonts w:ascii="Wingdings" w:hAnsi="Wingdings" w:cs="Wingdings" w:hint="default"/>
+        <w:sz w:val="20"/>
+      </w:rPr>
+    </w:lvl>
+    <w:lvl w:ilvl="3">
+      <w:start w:val="1"/>
+      <w:numFmt w:val="bullet"/>
+      <w:lvlText w:val=""/>
+      <w:lvlJc w:val="left"/>
+      <w:pPr>
+        <w:tabs>
+          <w:tab w:val="num" w:pos="2880"/>
+        </w:tabs>
+        <w:ind w:left="2880" w:hanging="360"/>
+      </w:pPr>
+      <w:rPr>
+        <w:rFonts w:ascii="Wingdings" w:hAnsi="Wingdings" w:cs="Wingdings" w:hint="default"/>
+        <w:sz w:val="20"/>
+      </w:rPr>
+    </w:lvl>
+    <w:lvl w:ilvl="4">
+      <w:start w:val="1"/>
+      <w:numFmt w:val="bullet"/>
+      <w:lvlText w:val=""/>
+      <w:lvlJc w:val="left"/>
+      <w:pPr>
+        <w:tabs>
+          <w:tab w:val="num" w:pos="3600"/>
+        </w:tabs>
+        <w:ind w:left="3600" w:hanging="360"/>
+      </w:pPr>
+      <w:rPr>
+        <w:rFonts w:ascii="Wingdings" w:hAnsi="Wingdings" w:cs="Wingdings" w:hint="default"/>
+        <w:sz w:val="20"/>
+      </w:rPr>
+    </w:lvl>
+    <w:lvl w:ilvl="5">
+      <w:start w:val="1"/>
+      <w:numFmt w:val="bullet"/>
+      <w:lvlText w:val=""/>
+      <w:lvlJc w:val="left"/>
+      <w:pPr>
+        <w:tabs>
+          <w:tab w:val="num" w:pos="4320"/>
+        </w:tabs>
+        <w:ind w:left="4320" w:hanging="360"/>
+      </w:pPr>
+      <w:rPr>
+        <w:rFonts w:ascii="Wingdings" w:hAnsi="Wingdings" w:cs="Wingdings" w:hint="default"/>
+        <w:sz w:val="20"/>
+      </w:rPr>
+    </w:lvl>
+    <w:lvl w:ilvl="6">
+      <w:start w:val="1"/>
+      <w:numFmt w:val="bullet"/>
+      <w:lvlText w:val=""/>
+      <w:lvlJc w:val="left"/>
+      <w:pPr>
+        <w:tabs>
+          <w:tab w:val="num" w:pos="5040"/>
+        </w:tabs>
+        <w:ind w:left="5040" w:hanging="360"/>
+      </w:pPr>
+      <w:rPr>
+        <w:rFonts w:ascii="Wingdings" w:hAnsi="Wingdings" w:cs="Wingdings" w:hint="default"/>
+        <w:sz w:val="20"/>
+      </w:rPr>
+    </w:lvl>
+    <w:lvl w:ilvl="7">
+      <w:start w:val="1"/>
+      <w:numFmt w:val="bullet"/>
+      <w:lvlText w:val=""/>
+      <w:lvlJc w:val="left"/>
+      <w:pPr>
+        <w:tabs>
+          <w:tab w:val="num" w:pos="5760"/>
+        </w:tabs>
+        <w:ind w:left="5760" w:hanging="360"/>
+      </w:pPr>
+      <w:rPr>
+        <w:rFonts w:ascii="Wingdings" w:hAnsi="Wingdings" w:cs="Wingdings" w:hint="default"/>
+        <w:sz w:val="20"/>
+      </w:rPr>
+    </w:lvl>
+    <w:lvl w:ilvl="8">
+      <w:start w:val="1"/>
+      <w:numFmt w:val="bullet"/>
+      <w:lvlText w:val=""/>
+      <w:lvlJc w:val="left"/>
+      <w:pPr>
+        <w:tabs>
+          <w:tab w:val="num" w:pos="6480"/>
+        </w:tabs>
+        <w:ind w:left="6480" w:hanging="360"/>
+      </w:pPr>
+      <w:rPr>
+        <w:rFonts w:ascii="Wingdings" w:hAnsi="Wingdings" w:cs="Wingdings" w:hint="default"/>
+        <w:sz w:val="20"/>
+      </w:rPr>
+    </w:lvl>
+  </w:abstractNum>
+  <w:abstractNum w:abstractNumId="2">
+    <w:lvl w:ilvl="0">
+      <w:start w:val="1"/>
+      <w:numFmt w:val="none"/>
+      <w:suff w:val="nothing"/>
+      <w:lvlText w:val=""/>
+      <w:lvlJc w:val="left"/>
+      <w:pPr>
+        <w:tabs>
+          <w:tab w:val="num" w:pos="0"/>
+        </w:tabs>
+        <w:ind w:left="0" w:hanging="0"/>
+      </w:pPr>
+    </w:lvl>
+    <w:lvl w:ilvl="1">
+      <w:start w:val="1"/>
+      <w:numFmt w:val="none"/>
+      <w:suff w:val="nothing"/>
+      <w:lvlText w:val=""/>
+      <w:lvlJc w:val="left"/>
+      <w:pPr>
+        <w:tabs>
+          <w:tab w:val="num" w:pos="0"/>
+        </w:tabs>
+        <w:ind w:left="0" w:hanging="0"/>
+      </w:pPr>
+    </w:lvl>
+    <w:lvl w:ilvl="2">
+      <w:start w:val="1"/>
+      <w:numFmt w:val="none"/>
+      <w:suff w:val="nothing"/>
+      <w:lvlText w:val=""/>
+      <w:lvlJc w:val="left"/>
+      <w:pPr>
+        <w:tabs>
+          <w:tab w:val="num" w:pos="0"/>
+        </w:tabs>
+        <w:ind w:left="0" w:hanging="0"/>
+      </w:pPr>
+    </w:lvl>
+    <w:lvl w:ilvl="3">
+      <w:start w:val="1"/>
+      <w:numFmt w:val="none"/>
+      <w:suff w:val="nothing"/>
+      <w:lvlText w:val=""/>
+      <w:lvlJc w:val="left"/>
+      <w:pPr>
+        <w:tabs>
+          <w:tab w:val="num" w:pos="0"/>
+        </w:tabs>
+        <w:ind w:left="0" w:hanging="0"/>
+      </w:pPr>
+    </w:lvl>
+    <w:lvl w:ilvl="4">
+      <w:start w:val="1"/>
+      <w:numFmt w:val="none"/>
+      <w:suff w:val="nothing"/>
+      <w:lvlText w:val=""/>
+      <w:lvlJc w:val="left"/>
+      <w:pPr>
+        <w:tabs>
+          <w:tab w:val="num" w:pos="0"/>
+        </w:tabs>
+        <w:ind w:left="0" w:hanging="0"/>
+      </w:pPr>
+    </w:lvl>
+    <w:lvl w:ilvl="5">
+      <w:start w:val="1"/>
+      <w:numFmt w:val="none"/>
+      <w:suff w:val="nothing"/>
+      <w:lvlText w:val=""/>
+      <w:lvlJc w:val="left"/>
+      <w:pPr>
+        <w:tabs>
+          <w:tab w:val="num" w:pos="0"/>
+        </w:tabs>
+        <w:ind w:left="0" w:hanging="0"/>
+      </w:pPr>
+    </w:lvl>
+    <w:lvl w:ilvl="6">
+      <w:start w:val="1"/>
+      <w:numFmt w:val="none"/>
+      <w:suff w:val="nothing"/>
+      <w:lvlText w:val=""/>
+      <w:lvlJc w:val="left"/>
+      <w:pPr>
+        <w:tabs>
+          <w:tab w:val="num" w:pos="0"/>
+        </w:tabs>
+        <w:ind w:left="0" w:hanging="0"/>
+      </w:pPr>
+    </w:lvl>
+    <w:lvl w:ilvl="7">
+      <w:start w:val="1"/>
+      <w:numFmt w:val="none"/>
+      <w:suff w:val="nothing"/>
+      <w:lvlText w:val=""/>
+      <w:lvlJc w:val="left"/>
+      <w:pPr>
+        <w:tabs>
+          <w:tab w:val="num" w:pos="0"/>
+        </w:tabs>
+        <w:ind w:left="0" w:hanging="0"/>
+      </w:pPr>
+    </w:lvl>
+    <w:lvl w:ilvl="8">
+      <w:start w:val="1"/>
+      <w:numFmt w:val="none"/>
+      <w:suff w:val="nothing"/>
+      <w:lvlText w:val=""/>
+      <w:lvlJc w:val="left"/>
+      <w:pPr>
+        <w:tabs>
+          <w:tab w:val="num" w:pos="0"/>
+        </w:tabs>
+        <w:ind w:left="0" w:hanging="0"/>
+      </w:pPr>
+    </w:lvl>
+  </w:abstractNum>
+  <w:num w:numId="1">
+    <w:abstractNumId w:val="1"/>
+  </w:num>
+  <w:num w:numId="2">
+    <w:abstractNumId w:val="2"/>
+  </w:num>
+</w:numbering>
 </file>
 
 <file path=word/styles.xml><?xml version="1.0" encoding="utf-8"?>
@@ -2634,6 +5471,39 @@
       <w:bCs/>
     </w:rPr>
   </w:style>
+  <w:style w:type="paragraph" w:styleId="HTMLPreformatted">
+    <w:name w:val="HTML Preformatted"/>
+    <w:basedOn w:val="Normal"/>
+    <w:qFormat/>
+    <w:pPr>
+      <w:tabs>
+        <w:tab w:val="clear" w:pos="708"/>
+        <w:tab w:val="left" w:pos="916" w:leader="none"/>
+        <w:tab w:val="left" w:pos="1832" w:leader="none"/>
+        <w:tab w:val="left" w:pos="2748" w:leader="none"/>
+        <w:tab w:val="left" w:pos="3664" w:leader="none"/>
+        <w:tab w:val="left" w:pos="4580" w:leader="none"/>
+        <w:tab w:val="left" w:pos="5496" w:leader="none"/>
+        <w:tab w:val="left" w:pos="6412" w:leader="none"/>
+        <w:tab w:val="left" w:pos="7328" w:leader="none"/>
+        <w:tab w:val="left" w:pos="8244" w:leader="none"/>
+        <w:tab w:val="left" w:pos="9160" w:leader="none"/>
+        <w:tab w:val="left" w:pos="10076" w:leader="none"/>
+        <w:tab w:val="left" w:pos="10992" w:leader="none"/>
+        <w:tab w:val="left" w:pos="11908" w:leader="none"/>
+        <w:tab w:val="left" w:pos="12824" w:leader="none"/>
+        <w:tab w:val="left" w:pos="13740" w:leader="none"/>
+        <w:tab w:val="left" w:pos="14656" w:leader="none"/>
+      </w:tabs>
+      <w:spacing w:lineRule="auto" w:line="240" w:before="0" w:after="0"/>
+    </w:pPr>
+    <w:rPr>
+      <w:rFonts w:ascii="Courier New" w:hAnsi="Courier New" w:eastAsia="Times New Roman" w:cs="Courier New"/>
+      <w:sz w:val="20"/>
+      <w:szCs w:val="20"/>
+      <w:lang w:eastAsia="ru-RU"/>
+    </w:rPr>
+  </w:style>
   <w:style w:type="numbering" w:styleId="NoList" w:default="1">
     <w:name w:val="No List"/>
     <w:uiPriority w:val="99"/>

--- a/shablon.docx
+++ b/shablon.docx
@@ -1,53 +1,36 @@
 
 <file path=word/document.xml><?xml version="1.0" encoding="utf-8"?>
-<w:document xmlns:o="urn:schemas-microsoft-com:office:office" xmlns:r="http://schemas.openxmlformats.org/officeDocument/2006/relationships" xmlns:v="urn:schemas-microsoft-com:vml" xmlns:w="http://schemas.openxmlformats.org/wordprocessingml/2006/main" xmlns:w10="urn:schemas-microsoft-com:office:word" xmlns:wp="http://schemas.openxmlformats.org/drawingml/2006/wordprocessingDrawing" xmlns:wps="http://schemas.microsoft.com/office/word/2010/wordprocessingShape" xmlns:wpg="http://schemas.microsoft.com/office/word/2010/wordprocessingGroup" xmlns:mc="http://schemas.openxmlformats.org/markup-compatibility/2006" xmlns:wp14="http://schemas.microsoft.com/office/word/2010/wordprocessingDrawing" xmlns:w14="http://schemas.microsoft.com/office/word/2010/wordml" xmlns:w15="http://schemas.microsoft.com/office/word/2012/wordml" mc:Ignorable="w14 wp14 w15">
+<w:document xmlns:wpc="http://schemas.microsoft.com/office/word/2010/wordprocessingCanvas" xmlns:cx="http://schemas.microsoft.com/office/drawing/2014/chartex" xmlns:cx1="http://schemas.microsoft.com/office/drawing/2015/9/8/chartex" xmlns:cx2="http://schemas.microsoft.com/office/drawing/2015/10/21/chartex" xmlns:cx3="http://schemas.microsoft.com/office/drawing/2016/5/9/chartex" xmlns:cx4="http://schemas.microsoft.com/office/drawing/2016/5/10/chartex" xmlns:cx5="http://schemas.microsoft.com/office/drawing/2016/5/11/chartex" xmlns:cx6="http://schemas.microsoft.com/office/drawing/2016/5/12/chartex" xmlns:cx7="http://schemas.microsoft.com/office/drawing/2016/5/13/chartex" xmlns:cx8="http://schemas.microsoft.com/office/drawing/2016/5/14/chartex" xmlns:mc="http://schemas.openxmlformats.org/markup-compatibility/2006" xmlns:aink="http://schemas.microsoft.com/office/drawing/2016/ink" xmlns:am3d="http://schemas.microsoft.com/office/drawing/2017/model3d" xmlns:o="urn:schemas-microsoft-com:office:office" xmlns:oel="http://schemas.microsoft.com/office/2019/extlst" xmlns:r="http://schemas.openxmlformats.org/officeDocument/2006/relationships" xmlns:m="http://schemas.openxmlformats.org/officeDocument/2006/math" xmlns:v="urn:schemas-microsoft-com:vml" xmlns:wp14="http://schemas.microsoft.com/office/word/2010/wordprocessingDrawing" xmlns:wp="http://schemas.openxmlformats.org/drawingml/2006/wordprocessingDrawing" xmlns:w10="urn:schemas-microsoft-com:office:word" xmlns:w="http://schemas.openxmlformats.org/wordprocessingml/2006/main" xmlns:w14="http://schemas.microsoft.com/office/word/2010/wordml" xmlns:w15="http://schemas.microsoft.com/office/word/2012/wordml" xmlns:w16cex="http://schemas.microsoft.com/office/word/2018/wordml/cex" xmlns:w16cid="http://schemas.microsoft.com/office/word/2016/wordml/cid" xmlns:w16="http://schemas.microsoft.com/office/word/2018/wordml" xmlns:w16du="http://schemas.microsoft.com/office/word/2023/wordml/word16du" xmlns:w16sdtdh="http://schemas.microsoft.com/office/word/2020/wordml/sdtdatahash" xmlns:w16sdtfl="http://schemas.microsoft.com/office/word/2024/wordml/sdtformatlock" xmlns:w16se="http://schemas.microsoft.com/office/word/2015/wordml/symex" xmlns:wpg="http://schemas.microsoft.com/office/word/2010/wordprocessingGroup" xmlns:wpi="http://schemas.microsoft.com/office/word/2010/wordprocessingInk" xmlns:wne="http://schemas.microsoft.com/office/word/2006/wordml" xmlns:wps="http://schemas.microsoft.com/office/word/2010/wordprocessingShape" mc:Ignorable="w14 w15 w16se w16cid w16 w16cex w16sdtdh w16sdtfl w16du wp14">
   <w:body>
     <w:p>
       <w:pPr>
-        <w:pStyle w:val="Normal"/>
         <w:tabs>
-          <w:tab w:val="clear" w:pos="708"/>
-          <w:tab w:val="left" w:pos="1085" w:leader="none"/>
-          <w:tab w:val="left" w:pos="2331" w:leader="none"/>
-          <w:tab w:val="left" w:pos="2435" w:leader="none"/>
-          <w:tab w:val="left" w:pos="2608" w:leader="none"/>
+          <w:tab w:val="left" w:pos="1085"/>
+          <w:tab w:val="left" w:pos="2331"/>
+          <w:tab w:val="left" w:pos="2435"/>
+          <w:tab w:val="left" w:pos="2608"/>
         </w:tabs>
         <w:jc w:val="center"/>
-        <w:rPr/>
-      </w:pPr>
-      <w:r>
-        <w:rPr>
-          <w:rFonts w:cs="Times New Roman" w:ascii="Times New Roman" w:hAnsi="Times New Roman"/>
-          <w:b/>
-          <w:bCs/>
-          <w:i w:val="false"/>
-          <w:caps w:val="false"/>
-          <w:smallCaps w:val="false"/>
-          <w:color w:val="000000"/>
-          <w:spacing w:val="0"/>
-          <w:sz w:val="24"/>
-          <w:szCs w:val="24"/>
-          <w:lang w:val="en-US"/>
-        </w:rPr>
-        <w:t xml:space="preserve">{% if show_xulosa %} </w:t>
-      </w:r>
-      <w:r>
-        <w:rPr>
-          <w:rFonts w:cs="Times New Roman" w:ascii="Times New Roman" w:hAnsi="Times New Roman"/>
-          <w:b/>
-          <w:bCs/>
-          <w:color w:val="000000"/>
-          <w:sz w:val="24"/>
-          <w:szCs w:val="24"/>
-          <w:lang w:val="en-US"/>
-        </w:rPr>
-        <w:t>XULOSA № {{num}}</w:t>
-      </w:r>
-    </w:p>
-    <w:p>
-      <w:pPr>
-        <w:pStyle w:val="Normal"/>
-        <w:spacing w:lineRule="auto" w:line="240" w:before="0" w:after="0"/>
+        <w:rPr>
+          <w:lang w:val="en-US"/>
+        </w:rPr>
+      </w:pPr>
+      <w:r>
+        <w:rPr>
+          <w:rFonts w:ascii="Times New Roman" w:hAnsi="Times New Roman" w:cs="Times New Roman"/>
+          <w:b/>
+          <w:bCs/>
+          <w:color w:val="000000"/>
+          <w:sz w:val="24"/>
+          <w:szCs w:val="24"/>
+          <w:lang w:val="en-US"/>
+        </w:rPr>
+        <w:t>{% if show_xulosa %} XULOSA № {{num}}</w:t>
+      </w:r>
+    </w:p>
+    <w:p>
+      <w:pPr>
+        <w:spacing w:after="0" w:line="240" w:lineRule="auto"/>
         <w:jc w:val="center"/>
         <w:rPr>
           <w:rFonts w:ascii="Times New Roman" w:hAnsi="Times New Roman" w:cs="Times New Roman"/>
@@ -60,7 +43,7 @@
       </w:pPr>
       <w:r>
         <w:rPr>
-          <w:rFonts w:cs="Times New Roman" w:ascii="Times New Roman" w:hAnsi="Times New Roman"/>
+          <w:rFonts w:ascii="Times New Roman" w:hAnsi="Times New Roman" w:cs="Times New Roman"/>
           <w:b/>
           <w:bCs/>
           <w:color w:val="000000"/>
@@ -73,8 +56,7 @@
     </w:p>
     <w:p>
       <w:pPr>
-        <w:pStyle w:val="Normal"/>
-        <w:spacing w:lineRule="auto" w:line="240" w:before="0" w:after="0"/>
+        <w:spacing w:after="0" w:line="240" w:lineRule="auto"/>
         <w:jc w:val="center"/>
         <w:rPr>
           <w:rFonts w:ascii="Times New Roman" w:hAnsi="Times New Roman" w:cs="Times New Roman"/>
@@ -85,7 +67,7 @@
       </w:pPr>
       <w:r>
         <w:rPr>
-          <w:rFonts w:cs="Times New Roman" w:ascii="Times New Roman" w:hAnsi="Times New Roman"/>
+          <w:rFonts w:ascii="Times New Roman" w:hAnsi="Times New Roman" w:cs="Times New Roman"/>
           <w:color w:val="000000"/>
           <w:sz w:val="24"/>
           <w:szCs w:val="24"/>
@@ -96,8 +78,7 @@
     </w:p>
     <w:p>
       <w:pPr>
-        <w:pStyle w:val="Normal"/>
-        <w:spacing w:lineRule="auto" w:line="240" w:before="0" w:after="0"/>
+        <w:spacing w:after="0" w:line="240" w:lineRule="auto"/>
         <w:jc w:val="both"/>
         <w:rPr>
           <w:rFonts w:ascii="Times New Roman" w:hAnsi="Times New Roman" w:cs="Times New Roman"/>
@@ -108,34 +89,51 @@
       </w:pPr>
       <w:r>
         <w:rPr>
-          <w:rFonts w:cs="Times New Roman" w:ascii="Times New Roman" w:hAnsi="Times New Roman"/>
+          <w:rFonts w:ascii="Times New Roman" w:hAnsi="Times New Roman" w:cs="Times New Roman"/>
           <w:color w:val="000000"/>
           <w:sz w:val="24"/>
           <w:szCs w:val="24"/>
           <w:lang w:val="en-US"/>
         </w:rPr>
         <w:t xml:space="preserve">{{ city }}                                                                             </w:t>
+      </w:r>
+      <w:r>
+        <w:rPr>
+          <w:rFonts w:ascii="Times New Roman" w:hAnsi="Times New Roman" w:cs="Times New Roman"/>
+          <w:color w:val="000000"/>
+          <w:sz w:val="24"/>
+          <w:szCs w:val="24"/>
+          <w:lang w:val="en-US"/>
+        </w:rPr>
         <w:tab/>
+      </w:r>
+      <w:r>
+        <w:rPr>
+          <w:rFonts w:ascii="Times New Roman" w:hAnsi="Times New Roman" w:cs="Times New Roman"/>
+          <w:color w:val="000000"/>
+          <w:sz w:val="24"/>
+          <w:szCs w:val="24"/>
+          <w:lang w:val="en-US"/>
+        </w:rPr>
         <w:tab/>
         <w:t xml:space="preserve">     {{ inspection_date }}</w:t>
       </w:r>
     </w:p>
     <w:p>
       <w:pPr>
-        <w:pStyle w:val="Normal"/>
-        <w:spacing w:lineRule="auto" w:line="240" w:before="0" w:after="0"/>
-        <w:rPr>
-          <w:rFonts w:ascii="Times New Roman" w:hAnsi="Times New Roman" w:cs="Times New Roman"/>
-          <w:b/>
-          <w:bCs/>
-          <w:sz w:val="24"/>
-          <w:szCs w:val="24"/>
-          <w:lang w:val="en-US"/>
-        </w:rPr>
-      </w:pPr>
-      <w:r>
-        <w:rPr>
-          <w:rFonts w:cs="Times New Roman" w:ascii="Times New Roman" w:hAnsi="Times New Roman"/>
+        <w:spacing w:after="0" w:line="240" w:lineRule="auto"/>
+        <w:rPr>
+          <w:rFonts w:ascii="Times New Roman" w:hAnsi="Times New Roman" w:cs="Times New Roman"/>
+          <w:b/>
+          <w:bCs/>
+          <w:sz w:val="24"/>
+          <w:szCs w:val="24"/>
+          <w:lang w:val="en-US"/>
+        </w:rPr>
+      </w:pPr>
+      <w:r>
+        <w:rPr>
+          <w:rFonts w:ascii="Times New Roman" w:hAnsi="Times New Roman" w:cs="Times New Roman"/>
           <w:b/>
           <w:bCs/>
           <w:color w:val="000000"/>
@@ -147,7 +145,7 @@
       </w:r>
       <w:r>
         <w:rPr>
-          <w:rFonts w:cs="Times New Roman" w:ascii="Times New Roman" w:hAnsi="Times New Roman"/>
+          <w:rFonts w:ascii="Times New Roman" w:hAnsi="Times New Roman" w:cs="Times New Roman"/>
           <w:color w:val="000000"/>
           <w:sz w:val="24"/>
           <w:szCs w:val="24"/>
@@ -157,7 +155,7 @@
       </w:r>
       <w:r>
         <w:rPr>
-          <w:rFonts w:cs="Times New Roman" w:ascii="Times New Roman" w:hAnsi="Times New Roman"/>
+          <w:rFonts w:ascii="Times New Roman" w:hAnsi="Times New Roman" w:cs="Times New Roman"/>
           <w:b/>
           <w:bCs/>
           <w:color w:val="000000"/>
@@ -170,20 +168,19 @@
     </w:p>
     <w:p>
       <w:pPr>
-        <w:pStyle w:val="Normal"/>
-        <w:spacing w:lineRule="auto" w:line="240" w:before="0" w:after="0"/>
-        <w:rPr>
-          <w:rFonts w:ascii="Times New Roman" w:hAnsi="Times New Roman" w:cs="Times New Roman"/>
-          <w:b/>
-          <w:bCs/>
-          <w:sz w:val="24"/>
-          <w:szCs w:val="24"/>
-          <w:lang w:val="en-US"/>
-        </w:rPr>
-      </w:pPr>
-      <w:r>
-        <w:rPr>
-          <w:rFonts w:cs="Times New Roman" w:ascii="Times New Roman" w:hAnsi="Times New Roman"/>
+        <w:spacing w:after="0" w:line="240" w:lineRule="auto"/>
+        <w:rPr>
+          <w:rFonts w:ascii="Times New Roman" w:hAnsi="Times New Roman" w:cs="Times New Roman"/>
+          <w:b/>
+          <w:bCs/>
+          <w:sz w:val="24"/>
+          <w:szCs w:val="24"/>
+          <w:lang w:val="en-US"/>
+        </w:rPr>
+      </w:pPr>
+      <w:r>
+        <w:rPr>
+          <w:rFonts w:ascii="Times New Roman" w:hAnsi="Times New Roman" w:cs="Times New Roman"/>
           <w:b/>
           <w:bCs/>
           <w:color w:val="000000"/>
@@ -195,7 +192,7 @@
       </w:r>
       <w:r>
         <w:rPr>
-          <w:rFonts w:cs="Times New Roman" w:ascii="Times New Roman" w:hAnsi="Times New Roman"/>
+          <w:rFonts w:ascii="Times New Roman" w:hAnsi="Times New Roman" w:cs="Times New Roman"/>
           <w:color w:val="000000"/>
           <w:sz w:val="24"/>
           <w:szCs w:val="24"/>
@@ -206,20 +203,19 @@
     </w:p>
     <w:p>
       <w:pPr>
-        <w:pStyle w:val="Normal"/>
-        <w:spacing w:lineRule="auto" w:line="240" w:before="0" w:after="0"/>
-        <w:rPr>
-          <w:rFonts w:ascii="Times New Roman" w:hAnsi="Times New Roman" w:cs="Times New Roman"/>
-          <w:b/>
-          <w:bCs/>
-          <w:sz w:val="24"/>
-          <w:szCs w:val="24"/>
-          <w:lang w:val="en-US"/>
-        </w:rPr>
-      </w:pPr>
-      <w:r>
-        <w:rPr>
-          <w:rFonts w:cs="Times New Roman" w:ascii="Times New Roman" w:hAnsi="Times New Roman"/>
+        <w:spacing w:after="0" w:line="240" w:lineRule="auto"/>
+        <w:rPr>
+          <w:rFonts w:ascii="Times New Roman" w:hAnsi="Times New Roman" w:cs="Times New Roman"/>
+          <w:b/>
+          <w:bCs/>
+          <w:sz w:val="24"/>
+          <w:szCs w:val="24"/>
+          <w:lang w:val="en-US"/>
+        </w:rPr>
+      </w:pPr>
+      <w:r>
+        <w:rPr>
+          <w:rFonts w:ascii="Times New Roman" w:hAnsi="Times New Roman" w:cs="Times New Roman"/>
           <w:b/>
           <w:bCs/>
           <w:color w:val="000000"/>
@@ -231,7 +227,7 @@
       </w:r>
       <w:r>
         <w:rPr>
-          <w:rFonts w:cs="Times New Roman" w:ascii="Times New Roman" w:hAnsi="Times New Roman"/>
+          <w:rFonts w:ascii="Times New Roman" w:hAnsi="Times New Roman" w:cs="Times New Roman"/>
           <w:color w:val="000000"/>
           <w:sz w:val="24"/>
           <w:szCs w:val="24"/>
@@ -242,20 +238,19 @@
     </w:p>
     <w:p>
       <w:pPr>
-        <w:pStyle w:val="Normal"/>
-        <w:spacing w:lineRule="auto" w:line="240" w:before="0" w:after="0"/>
-        <w:rPr>
-          <w:rFonts w:ascii="Times New Roman" w:hAnsi="Times New Roman" w:cs="Times New Roman"/>
-          <w:b/>
-          <w:bCs/>
-          <w:sz w:val="24"/>
-          <w:szCs w:val="24"/>
-          <w:lang w:val="en-US"/>
-        </w:rPr>
-      </w:pPr>
-      <w:r>
-        <w:rPr>
-          <w:rFonts w:cs="Times New Roman" w:ascii="Times New Roman" w:hAnsi="Times New Roman"/>
+        <w:spacing w:after="0" w:line="240" w:lineRule="auto"/>
+        <w:rPr>
+          <w:rFonts w:ascii="Times New Roman" w:hAnsi="Times New Roman" w:cs="Times New Roman"/>
+          <w:b/>
+          <w:bCs/>
+          <w:sz w:val="24"/>
+          <w:szCs w:val="24"/>
+          <w:lang w:val="en-US"/>
+        </w:rPr>
+      </w:pPr>
+      <w:r>
+        <w:rPr>
+          <w:rFonts w:ascii="Times New Roman" w:hAnsi="Times New Roman" w:cs="Times New Roman"/>
           <w:b/>
           <w:bCs/>
           <w:color w:val="000000"/>
@@ -267,7 +262,7 @@
       </w:r>
       <w:r>
         <w:rPr>
-          <w:rFonts w:cs="Times New Roman" w:ascii="Times New Roman" w:hAnsi="Times New Roman"/>
+          <w:rFonts w:ascii="Times New Roman" w:hAnsi="Times New Roman" w:cs="Times New Roman"/>
           <w:color w:val="000000"/>
           <w:sz w:val="24"/>
           <w:szCs w:val="24"/>
@@ -278,18 +273,17 @@
     </w:p>
     <w:p>
       <w:pPr>
-        <w:pStyle w:val="Normal"/>
-        <w:spacing w:lineRule="auto" w:line="240" w:before="0" w:after="0"/>
-        <w:rPr>
-          <w:rFonts w:ascii="Times New Roman" w:hAnsi="Times New Roman" w:cs="Times New Roman"/>
-          <w:sz w:val="24"/>
-          <w:szCs w:val="24"/>
-          <w:lang w:val="en-US"/>
-        </w:rPr>
-      </w:pPr>
-      <w:r>
-        <w:rPr>
-          <w:rFonts w:cs="Times New Roman" w:ascii="Times New Roman" w:hAnsi="Times New Roman"/>
+        <w:spacing w:after="0" w:line="240" w:lineRule="auto"/>
+        <w:rPr>
+          <w:rFonts w:ascii="Times New Roman" w:hAnsi="Times New Roman" w:cs="Times New Roman"/>
+          <w:sz w:val="24"/>
+          <w:szCs w:val="24"/>
+          <w:lang w:val="en-US"/>
+        </w:rPr>
+      </w:pPr>
+      <w:r>
+        <w:rPr>
+          <w:rFonts w:ascii="Times New Roman" w:hAnsi="Times New Roman" w:cs="Times New Roman"/>
           <w:b/>
           <w:bCs/>
           <w:color w:val="000000"/>
@@ -301,7 +295,7 @@
       </w:r>
       <w:r>
         <w:rPr>
-          <w:rFonts w:cs="Times New Roman" w:ascii="Times New Roman" w:hAnsi="Times New Roman"/>
+          <w:rFonts w:ascii="Times New Roman" w:hAnsi="Times New Roman" w:cs="Times New Roman"/>
           <w:color w:val="000000"/>
           <w:sz w:val="24"/>
           <w:szCs w:val="24"/>
@@ -311,7 +305,7 @@
       </w:r>
       <w:r>
         <w:rPr>
-          <w:rFonts w:cs="Times New Roman" w:ascii="Times New Roman" w:hAnsi="Times New Roman"/>
+          <w:rFonts w:ascii="Times New Roman" w:hAnsi="Times New Roman" w:cs="Times New Roman"/>
           <w:b/>
           <w:bCs/>
           <w:color w:val="000000"/>
@@ -323,44 +317,49 @@
       </w:r>
       <w:r>
         <w:rPr>
-          <w:rFonts w:cs="Times New Roman" w:ascii="Times New Roman" w:hAnsi="Times New Roman"/>
-          <w:b/>
-          <w:bCs/>
-          <w:color w:val="000000"/>
-          <w:sz w:val="24"/>
-          <w:szCs w:val="24"/>
-          <w:lang w:val="en-US"/>
+          <w:noProof/>
         </w:rPr>
         <mc:AlternateContent>
           <mc:Choice Requires="wps">
             <w:drawing>
-              <wp:inline distT="0" distB="0" distL="0" distR="0" wp14:anchorId="4671416E">
+              <wp:inline distT="0" distB="0" distL="0" distR="0" wp14:anchorId="3169D221" wp14:editId="4ABDB307">
                 <wp:extent cx="5940425" cy="19050"/>
                 <wp:effectExtent l="0" t="0" r="0" b="0"/>
-                <wp:docPr id="1" name="Shape1"/>
+                <wp:docPr id="971971081" name="Прямоугольник 5"/>
+                <wp:cNvGraphicFramePr>
+                  <a:graphicFrameLocks xmlns:a="http://schemas.openxmlformats.org/drawingml/2006/main"/>
+                </wp:cNvGraphicFramePr>
                 <a:graphic xmlns:a="http://schemas.openxmlformats.org/drawingml/2006/main">
                   <a:graphicData uri="http://schemas.microsoft.com/office/word/2010/wordprocessingShape">
                     <wps:wsp>
-                      <wps:cNvSpPr/>
+                      <wps:cNvSpPr>
+                        <a:spLocks/>
+                      </wps:cNvSpPr>
                       <wps:spPr>
                         <a:xfrm>
                           <a:off x="0" y="0"/>
-                          <a:ext cx="5940360" cy="19080"/>
+                          <a:ext cx="5940425" cy="19050"/>
                         </a:xfrm>
                         <a:prstGeom prst="rect">
                           <a:avLst/>
                         </a:prstGeom>
                         <a:solidFill>
-                          <a:srgbClr val="a0a0a0"/>
+                          <a:srgbClr val="A0A0A0"/>
                         </a:solidFill>
                         <a:ln w="0">
                           <a:noFill/>
                         </a:ln>
                       </wps:spPr>
                       <wps:style>
-                        <a:lnRef idx="0"/>
-                        <a:fillRef idx="0"/>
-                        <a:effectRef idx="0"/>
+                        <a:lnRef idx="0">
+                          <a:scrgbClr r="0" g="0" b="0"/>
+                        </a:lnRef>
+                        <a:fillRef idx="0">
+                          <a:scrgbClr r="0" g="0" b="0"/>
+                        </a:fillRef>
+                        <a:effectRef idx="0">
+                          <a:scrgbClr r="0" g="0" b="0"/>
+                        </a:effectRef>
                         <a:fontRef idx="minor"/>
                       </wps:style>
                       <wps:bodyPr/>
@@ -372,10 +371,8 @@
           </mc:Choice>
           <mc:Fallback>
             <w:pict>
-              <v:rect id="shape_0" ID="Shape1" path="m0,0l-2147483645,0l-2147483645,-2147483646l0,-2147483646xe" fillcolor="#a0a0a0" stroked="f" o:allowincell="f" style="position:absolute;margin-left:0pt;margin-top:-1.55pt;width:467.7pt;height:1.45pt;mso-wrap-style:none;v-text-anchor:middle;mso-position-vertical:top" wp14:anchorId="4671416E">
-                <v:fill o:detectmouseclick="t" type="solid" color2="#5f5f5f"/>
-                <v:stroke color="#3465a4" joinstyle="round" endcap="flat"/>
-                <w10:wrap type="square"/>
+              <v:rect w14:anchorId="0881BB82" id="Прямоугольник 5" o:spid="_x0000_s1026" style="width:467.75pt;height:1.5pt;visibility:visible;mso-wrap-style:square;mso-left-percent:-10001;mso-top-percent:-10001;mso-position-horizontal:absolute;mso-position-horizontal-relative:char;mso-position-vertical:absolute;mso-position-vertical-relative:line;mso-left-percent:-10001;mso-top-percent:-10001;v-text-anchor:top" o:gfxdata="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" fillcolor="#a0a0a0" stroked="f" strokeweight="0">
+                <w10:anchorlock/>
               </v:rect>
             </w:pict>
           </mc:Fallback>
@@ -394,20 +391,16 @@
       </w:pPr>
       <w:r>
         <w:rPr>
-          <w:rFonts w:cs="Times New Roman" w:ascii="Times New Roman" w:hAnsi="Times New Roman"/>
-          <w:b/>
-          <w:bCs/>
-          <w:color w:val="000000"/>
+          <w:rFonts w:ascii="Times New Roman" w:hAnsi="Times New Roman" w:cs="Times New Roman"/>
+          <w:b/>
+          <w:bCs/>
           <w:lang w:val="en-US"/>
         </w:rPr>
         <w:t xml:space="preserve">Buyurtmachi: </w:t>
       </w:r>
       <w:r>
         <w:rPr>
-          <w:rFonts w:cs="Times New Roman" w:ascii="Times New Roman" w:hAnsi="Times New Roman"/>
-          <w:b w:val="false"/>
-          <w:bCs w:val="false"/>
-          <w:color w:val="000000"/>
+          <w:rFonts w:ascii="Times New Roman" w:hAnsi="Times New Roman" w:cs="Times New Roman"/>
           <w:lang w:val="en-US"/>
         </w:rPr>
         <w:t>{{ org_name }}</w:t>
@@ -423,20 +416,16 @@
       </w:pPr>
       <w:r>
         <w:rPr>
-          <w:rFonts w:cs="Times New Roman" w:ascii="Times New Roman" w:hAnsi="Times New Roman"/>
-          <w:b/>
-          <w:bCs/>
-          <w:color w:val="000000"/>
+          <w:rFonts w:ascii="Times New Roman" w:hAnsi="Times New Roman" w:cs="Times New Roman"/>
+          <w:b/>
+          <w:bCs/>
           <w:lang w:val="en-US"/>
         </w:rPr>
         <w:t xml:space="preserve">STIR: </w:t>
       </w:r>
       <w:r>
         <w:rPr>
-          <w:rFonts w:cs="Times New Roman" w:ascii="Times New Roman" w:hAnsi="Times New Roman"/>
-          <w:b w:val="false"/>
-          <w:bCs w:val="false"/>
-          <w:color w:val="000000"/>
+          <w:rFonts w:ascii="Times New Roman" w:hAnsi="Times New Roman" w:cs="Times New Roman"/>
           <w:lang w:val="en-US"/>
         </w:rPr>
         <w:t>{{ org_stir }}</w:t>
@@ -452,20 +441,16 @@
       </w:pPr>
       <w:r>
         <w:rPr>
-          <w:rFonts w:cs="Times New Roman" w:ascii="Times New Roman" w:hAnsi="Times New Roman"/>
-          <w:b/>
-          <w:bCs/>
-          <w:color w:val="000000"/>
+          <w:rFonts w:ascii="Times New Roman" w:hAnsi="Times New Roman" w:cs="Times New Roman"/>
+          <w:b/>
+          <w:bCs/>
           <w:lang w:val="en-US"/>
         </w:rPr>
         <w:t xml:space="preserve">Manzil: </w:t>
       </w:r>
       <w:r>
         <w:rPr>
-          <w:rFonts w:cs="Times New Roman" w:ascii="Times New Roman" w:hAnsi="Times New Roman"/>
-          <w:b w:val="false"/>
-          <w:bCs w:val="false"/>
-          <w:color w:val="000000"/>
+          <w:rFonts w:ascii="Times New Roman" w:hAnsi="Times New Roman" w:cs="Times New Roman"/>
           <w:lang w:val="en-US"/>
         </w:rPr>
         <w:t>{{ org_address }}</w:t>
@@ -481,20 +466,16 @@
       </w:pPr>
       <w:r>
         <w:rPr>
-          <w:rFonts w:cs="Times New Roman" w:ascii="Times New Roman" w:hAnsi="Times New Roman"/>
-          <w:b/>
-          <w:bCs/>
-          <w:color w:val="000000"/>
+          <w:rFonts w:ascii="Times New Roman" w:hAnsi="Times New Roman" w:cs="Times New Roman"/>
+          <w:b/>
+          <w:bCs/>
           <w:lang w:val="en-US"/>
         </w:rPr>
         <w:t xml:space="preserve">Rahbar: </w:t>
       </w:r>
       <w:r>
         <w:rPr>
-          <w:rFonts w:cs="Times New Roman" w:ascii="Times New Roman" w:hAnsi="Times New Roman"/>
-          <w:b w:val="false"/>
-          <w:bCs w:val="false"/>
-          <w:color w:val="000000"/>
+          <w:rFonts w:ascii="Times New Roman" w:hAnsi="Times New Roman" w:cs="Times New Roman"/>
           <w:lang w:val="en-US"/>
         </w:rPr>
         <w:t xml:space="preserve">{{ org_head }} </w:t>
@@ -502,20 +483,19 @@
     </w:p>
     <w:p>
       <w:pPr>
-        <w:pStyle w:val="Normal"/>
-        <w:spacing w:lineRule="auto" w:line="240" w:before="0" w:after="0"/>
-        <w:rPr>
-          <w:rFonts w:ascii="Times New Roman" w:hAnsi="Times New Roman" w:cs="Times New Roman"/>
-          <w:b/>
-          <w:bCs/>
-          <w:sz w:val="24"/>
-          <w:szCs w:val="24"/>
-          <w:lang w:val="en-US"/>
-        </w:rPr>
-      </w:pPr>
-      <w:r>
-        <w:rPr>
-          <w:rFonts w:cs="Times New Roman" w:ascii="Times New Roman" w:hAnsi="Times New Roman"/>
+        <w:spacing w:after="0" w:line="240" w:lineRule="auto"/>
+        <w:rPr>
+          <w:rFonts w:ascii="Times New Roman" w:hAnsi="Times New Roman" w:cs="Times New Roman"/>
+          <w:b/>
+          <w:bCs/>
+          <w:sz w:val="24"/>
+          <w:szCs w:val="24"/>
+          <w:lang w:val="en-US"/>
+        </w:rPr>
+      </w:pPr>
+      <w:r>
+        <w:rPr>
+          <w:rFonts w:ascii="Times New Roman" w:hAnsi="Times New Roman" w:cs="Times New Roman"/>
           <w:b/>
           <w:bCs/>
           <w:color w:val="000000"/>
@@ -528,19 +508,18 @@
     </w:p>
     <w:p>
       <w:pPr>
-        <w:pStyle w:val="Normal"/>
-        <w:spacing w:lineRule="auto" w:line="240" w:before="0" w:after="0"/>
-        <w:rPr>
-          <w:rFonts w:ascii="Times New Roman" w:hAnsi="Times New Roman" w:cs="Times New Roman"/>
-          <w:bCs/>
-          <w:sz w:val="24"/>
-          <w:szCs w:val="24"/>
-          <w:lang w:val="en-US"/>
-        </w:rPr>
-      </w:pPr>
-      <w:r>
-        <w:rPr>
-          <w:rFonts w:cs="Times New Roman" w:ascii="Times New Roman" w:hAnsi="Times New Roman"/>
+        <w:spacing w:after="0" w:line="240" w:lineRule="auto"/>
+        <w:rPr>
+          <w:rFonts w:ascii="Times New Roman" w:hAnsi="Times New Roman" w:cs="Times New Roman"/>
+          <w:bCs/>
+          <w:sz w:val="24"/>
+          <w:szCs w:val="24"/>
+          <w:lang w:val="en-US"/>
+        </w:rPr>
+      </w:pPr>
+      <w:r>
+        <w:rPr>
+          <w:rFonts w:ascii="Times New Roman" w:hAnsi="Times New Roman" w:cs="Times New Roman"/>
           <w:b/>
           <w:bCs/>
           <w:color w:val="000000"/>
@@ -552,9 +531,7 @@
       </w:r>
       <w:r>
         <w:rPr>
-          <w:rFonts w:cs="Times New Roman" w:ascii="Times New Roman" w:hAnsi="Times New Roman"/>
-          <w:b w:val="false"/>
-          <w:bCs w:val="false"/>
+          <w:rFonts w:ascii="Times New Roman" w:hAnsi="Times New Roman" w:cs="Times New Roman"/>
           <w:color w:val="000000"/>
           <w:sz w:val="24"/>
           <w:szCs w:val="24"/>
@@ -564,7 +541,7 @@
       </w:r>
       <w:r>
         <w:rPr>
-          <w:rFonts w:cs="Times New Roman" w:ascii="Times New Roman" w:hAnsi="Times New Roman"/>
+          <w:rFonts w:ascii="Times New Roman" w:hAnsi="Times New Roman" w:cs="Times New Roman"/>
           <w:b/>
           <w:bCs/>
           <w:color w:val="000000"/>
@@ -577,20 +554,19 @@
     </w:p>
     <w:p>
       <w:pPr>
-        <w:pStyle w:val="Normal"/>
-        <w:spacing w:lineRule="auto" w:line="240" w:before="0" w:after="0"/>
-        <w:rPr>
-          <w:rFonts w:ascii="Times New Roman" w:hAnsi="Times New Roman" w:cs="Times New Roman"/>
-          <w:b/>
-          <w:bCs/>
-          <w:sz w:val="24"/>
-          <w:szCs w:val="24"/>
-          <w:lang w:val="en-US"/>
-        </w:rPr>
-      </w:pPr>
-      <w:r>
-        <w:rPr>
-          <w:rFonts w:cs="Times New Roman" w:ascii="Times New Roman" w:hAnsi="Times New Roman"/>
+        <w:spacing w:after="0" w:line="240" w:lineRule="auto"/>
+        <w:rPr>
+          <w:rFonts w:ascii="Times New Roman" w:hAnsi="Times New Roman" w:cs="Times New Roman"/>
+          <w:b/>
+          <w:bCs/>
+          <w:sz w:val="24"/>
+          <w:szCs w:val="24"/>
+          <w:lang w:val="en-US"/>
+        </w:rPr>
+      </w:pPr>
+      <w:r>
+        <w:rPr>
+          <w:rFonts w:ascii="Times New Roman" w:hAnsi="Times New Roman" w:cs="Times New Roman"/>
           <w:b/>
           <w:bCs/>
           <w:color w:val="000000"/>
@@ -602,9 +578,7 @@
       </w:r>
       <w:r>
         <w:rPr>
-          <w:rFonts w:cs="Times New Roman" w:ascii="Times New Roman" w:hAnsi="Times New Roman"/>
-          <w:b w:val="false"/>
-          <w:bCs w:val="false"/>
+          <w:rFonts w:ascii="Times New Roman" w:hAnsi="Times New Roman" w:cs="Times New Roman"/>
           <w:color w:val="000000"/>
           <w:sz w:val="24"/>
           <w:szCs w:val="24"/>
@@ -615,20 +589,19 @@
     </w:p>
     <w:p>
       <w:pPr>
-        <w:pStyle w:val="Normal"/>
-        <w:spacing w:lineRule="auto" w:line="240" w:before="0" w:after="0"/>
-        <w:rPr>
-          <w:rFonts w:ascii="Times New Roman" w:hAnsi="Times New Roman" w:cs="Times New Roman"/>
-          <w:b/>
-          <w:bCs/>
-          <w:sz w:val="24"/>
-          <w:szCs w:val="24"/>
-          <w:lang w:val="en-US"/>
-        </w:rPr>
-      </w:pPr>
-      <w:r>
-        <w:rPr>
-          <w:rFonts w:cs="Times New Roman" w:ascii="Times New Roman" w:hAnsi="Times New Roman"/>
+        <w:spacing w:after="0" w:line="240" w:lineRule="auto"/>
+        <w:rPr>
+          <w:rFonts w:ascii="Times New Roman" w:hAnsi="Times New Roman" w:cs="Times New Roman"/>
+          <w:b/>
+          <w:bCs/>
+          <w:sz w:val="24"/>
+          <w:szCs w:val="24"/>
+          <w:lang w:val="en-US"/>
+        </w:rPr>
+      </w:pPr>
+      <w:r>
+        <w:rPr>
+          <w:rFonts w:ascii="Times New Roman" w:hAnsi="Times New Roman" w:cs="Times New Roman"/>
           <w:b/>
           <w:bCs/>
           <w:color w:val="000000"/>
@@ -640,9 +613,7 @@
       </w:r>
       <w:r>
         <w:rPr>
-          <w:rFonts w:cs="Times New Roman" w:ascii="Times New Roman" w:hAnsi="Times New Roman"/>
-          <w:b w:val="false"/>
-          <w:bCs w:val="false"/>
+          <w:rFonts w:ascii="Times New Roman" w:hAnsi="Times New Roman" w:cs="Times New Roman"/>
           <w:color w:val="000000"/>
           <w:sz w:val="24"/>
           <w:szCs w:val="24"/>
@@ -652,7 +623,7 @@
       </w:r>
       <w:r>
         <w:rPr>
-          <w:rFonts w:cs="Times New Roman" w:ascii="Times New Roman" w:hAnsi="Times New Roman"/>
+          <w:rFonts w:ascii="Times New Roman" w:hAnsi="Times New Roman" w:cs="Times New Roman"/>
           <w:b/>
           <w:bCs/>
           <w:color w:val="000000"/>
@@ -661,14 +632,23 @@
           <w:lang w:val="en-US"/>
         </w:rPr>
         <w:t xml:space="preserve">                              </w:t>
+      </w:r>
+      <w:r>
+        <w:rPr>
+          <w:rFonts w:ascii="Times New Roman" w:hAnsi="Times New Roman" w:cs="Times New Roman"/>
+          <w:b/>
+          <w:bCs/>
+          <w:color w:val="000000"/>
+          <w:sz w:val="24"/>
+          <w:szCs w:val="24"/>
+          <w:lang w:val="en-US"/>
+        </w:rPr>
         <w:tab/>
         <w:t>Chiqarilgan yili:</w:t>
       </w:r>
       <w:r>
         <w:rPr>
-          <w:rFonts w:cs="Times New Roman" w:ascii="Times New Roman" w:hAnsi="Times New Roman"/>
-          <w:b w:val="false"/>
-          <w:bCs w:val="false"/>
+          <w:rFonts w:ascii="Times New Roman" w:hAnsi="Times New Roman" w:cs="Times New Roman"/>
           <w:color w:val="000000"/>
           <w:sz w:val="24"/>
           <w:szCs w:val="24"/>
@@ -679,18 +659,17 @@
     </w:p>
     <w:p>
       <w:pPr>
-        <w:pStyle w:val="Normal"/>
-        <w:spacing w:lineRule="auto" w:line="240" w:before="0" w:after="0"/>
-        <w:rPr>
-          <w:rFonts w:ascii="Times New Roman" w:hAnsi="Times New Roman" w:cs="Times New Roman"/>
-          <w:sz w:val="24"/>
-          <w:szCs w:val="24"/>
-          <w:lang w:val="en-US"/>
-        </w:rPr>
-      </w:pPr>
-      <w:r>
-        <w:rPr>
-          <w:rFonts w:cs="Times New Roman" w:ascii="Times New Roman" w:hAnsi="Times New Roman"/>
+        <w:spacing w:after="0" w:line="240" w:lineRule="auto"/>
+        <w:rPr>
+          <w:rFonts w:ascii="Times New Roman" w:hAnsi="Times New Roman" w:cs="Times New Roman"/>
+          <w:sz w:val="24"/>
+          <w:szCs w:val="24"/>
+          <w:lang w:val="en-US"/>
+        </w:rPr>
+      </w:pPr>
+      <w:r>
+        <w:rPr>
+          <w:rFonts w:ascii="Times New Roman" w:hAnsi="Times New Roman" w:cs="Times New Roman"/>
           <w:b/>
           <w:bCs/>
           <w:color w:val="000000"/>
@@ -702,9 +681,7 @@
       </w:r>
       <w:r>
         <w:rPr>
-          <w:rFonts w:cs="Times New Roman" w:ascii="Times New Roman" w:hAnsi="Times New Roman"/>
-          <w:b w:val="false"/>
-          <w:bCs w:val="false"/>
+          <w:rFonts w:ascii="Times New Roman" w:hAnsi="Times New Roman" w:cs="Times New Roman"/>
           <w:color w:val="000000"/>
           <w:sz w:val="24"/>
           <w:szCs w:val="24"/>
@@ -714,7 +691,7 @@
       </w:r>
       <w:r>
         <w:rPr>
-          <w:rFonts w:cs="Times New Roman" w:ascii="Times New Roman" w:hAnsi="Times New Roman"/>
+          <w:rFonts w:ascii="Times New Roman" w:hAnsi="Times New Roman" w:cs="Times New Roman"/>
           <w:b/>
           <w:bCs/>
           <w:color w:val="000000"/>
@@ -723,14 +700,23 @@
           <w:lang w:val="en-US"/>
         </w:rPr>
         <w:tab/>
+      </w:r>
+      <w:r>
+        <w:rPr>
+          <w:rFonts w:ascii="Times New Roman" w:hAnsi="Times New Roman" w:cs="Times New Roman"/>
+          <w:b/>
+          <w:bCs/>
+          <w:color w:val="000000"/>
+          <w:sz w:val="24"/>
+          <w:szCs w:val="24"/>
+          <w:lang w:val="en-US"/>
+        </w:rPr>
         <w:tab/>
         <w:t xml:space="preserve">Manzil: </w:t>
       </w:r>
       <w:r>
         <w:rPr>
-          <w:rFonts w:cs="Times New Roman" w:ascii="Times New Roman" w:hAnsi="Times New Roman"/>
-          <w:b w:val="false"/>
-          <w:bCs w:val="false"/>
+          <w:rFonts w:ascii="Times New Roman" w:hAnsi="Times New Roman" w:cs="Times New Roman"/>
           <w:color w:val="000000"/>
           <w:sz w:val="24"/>
           <w:szCs w:val="24"/>
@@ -741,8 +727,7 @@
     </w:p>
     <w:p>
       <w:pPr>
-        <w:pStyle w:val="Normal"/>
-        <w:spacing w:lineRule="auto" w:line="240" w:before="0" w:after="0"/>
+        <w:spacing w:after="0" w:line="240" w:lineRule="auto"/>
         <w:rPr>
           <w:rFonts w:ascii="Times New Roman" w:hAnsi="Times New Roman" w:cs="Times New Roman"/>
           <w:b/>
@@ -755,7 +740,7 @@
       </w:pPr>
       <w:r>
         <w:rPr>
-          <w:rFonts w:cs="Times New Roman" w:ascii="Times New Roman" w:hAnsi="Times New Roman"/>
+          <w:rFonts w:ascii="Times New Roman" w:hAnsi="Times New Roman" w:cs="Times New Roman"/>
           <w:b/>
           <w:bCs/>
           <w:color w:val="000000"/>
@@ -767,9 +752,7 @@
       </w:r>
       <w:r>
         <w:rPr>
-          <w:rFonts w:cs="Times New Roman" w:ascii="Times New Roman" w:hAnsi="Times New Roman"/>
-          <w:b w:val="false"/>
-          <w:bCs w:val="false"/>
+          <w:rFonts w:ascii="Times New Roman" w:hAnsi="Times New Roman" w:cs="Times New Roman"/>
           <w:color w:val="000000"/>
           <w:sz w:val="24"/>
           <w:szCs w:val="24"/>
@@ -780,20 +763,19 @@
     </w:p>
     <w:p>
       <w:pPr>
-        <w:pStyle w:val="Normal"/>
-        <w:spacing w:lineRule="auto" w:line="240" w:before="0" w:after="0"/>
-        <w:rPr>
-          <w:rFonts w:ascii="Times New Roman" w:hAnsi="Times New Roman" w:cs="Times New Roman"/>
-          <w:b/>
-          <w:bCs/>
-          <w:sz w:val="24"/>
-          <w:szCs w:val="24"/>
-          <w:lang w:val="en-US"/>
-        </w:rPr>
-      </w:pPr>
-      <w:r>
-        <w:rPr>
-          <w:rFonts w:cs="Times New Roman" w:ascii="Times New Roman" w:hAnsi="Times New Roman"/>
+        <w:spacing w:after="0" w:line="240" w:lineRule="auto"/>
+        <w:rPr>
+          <w:rFonts w:ascii="Times New Roman" w:hAnsi="Times New Roman" w:cs="Times New Roman"/>
+          <w:b/>
+          <w:bCs/>
+          <w:sz w:val="24"/>
+          <w:szCs w:val="24"/>
+          <w:lang w:val="en-US"/>
+        </w:rPr>
+      </w:pPr>
+      <w:r>
+        <w:rPr>
+          <w:rFonts w:ascii="Times New Roman" w:hAnsi="Times New Roman" w:cs="Times New Roman"/>
           <w:b/>
           <w:bCs/>
           <w:color w:val="000000"/>
@@ -806,44 +788,33 @@
     </w:p>
     <w:p>
       <w:pPr>
-        <w:pStyle w:val="Normal"/>
-        <w:spacing w:lineRule="auto" w:line="240" w:before="0" w:after="0"/>
-        <w:rPr>
-          <w:rFonts w:ascii="Times New Roman" w:hAnsi="Times New Roman" w:cs="Times New Roman"/>
-          <w:b/>
-          <w:bCs/>
-          <w:sz w:val="24"/>
-          <w:szCs w:val="24"/>
-          <w:lang w:val="en-US"/>
-        </w:rPr>
-      </w:pPr>
-      <w:r>
-        <w:rPr>
-          <w:rFonts w:cs="Times New Roman" w:ascii="Times New Roman" w:hAnsi="Times New Roman"/>
-          <w:b/>
-          <w:bCs/>
-          <w:i w:val="false"/>
-          <w:caps w:val="false"/>
-          <w:smallCaps w:val="false"/>
-          <w:color w:val="000000"/>
-          <w:spacing w:val="0"/>
-          <w:sz w:val="24"/>
-          <w:szCs w:val="24"/>
-          <w:shd w:fill="FFFFFF" w:val="clear"/>
+        <w:spacing w:after="0" w:line="240" w:lineRule="auto"/>
+        <w:rPr>
+          <w:rFonts w:ascii="Times New Roman" w:hAnsi="Times New Roman" w:cs="Times New Roman"/>
+          <w:b/>
+          <w:bCs/>
+          <w:sz w:val="24"/>
+          <w:szCs w:val="24"/>
+          <w:lang w:val="en-US"/>
+        </w:rPr>
+      </w:pPr>
+      <w:r>
+        <w:rPr>
+          <w:rFonts w:ascii="Times New Roman" w:hAnsi="Times New Roman" w:cs="Times New Roman"/>
+          <w:b/>
+          <w:bCs/>
+          <w:color w:val="000000"/>
+          <w:sz w:val="24"/>
+          <w:szCs w:val="24"/>
+          <w:shd w:val="clear" w:color="auto" w:fill="FFFFFF"/>
           <w:lang w:val="en-US"/>
         </w:rPr>
         <w:t xml:space="preserve">Lavozimi: </w:t>
       </w:r>
       <w:r>
         <w:rPr>
-          <w:rFonts w:cs="Times New Roman" w:ascii="Times New Roman" w:hAnsi="Times New Roman"/>
-          <w:b w:val="false"/>
-          <w:bCs w:val="false"/>
-          <w:i w:val="false"/>
-          <w:caps w:val="false"/>
-          <w:smallCaps w:val="false"/>
-          <w:color w:val="000000"/>
-          <w:spacing w:val="0"/>
+          <w:rFonts w:ascii="Times New Roman" w:hAnsi="Times New Roman" w:cs="Times New Roman"/>
+          <w:color w:val="000000"/>
           <w:sz w:val="24"/>
           <w:szCs w:val="24"/>
           <w:lang w:val="en-US"/>
@@ -853,18 +824,17 @@
     </w:p>
     <w:p>
       <w:pPr>
-        <w:pStyle w:val="Normal"/>
-        <w:spacing w:lineRule="auto" w:line="240" w:before="0" w:after="0"/>
-        <w:rPr>
-          <w:rFonts w:ascii="Times New Roman" w:hAnsi="Times New Roman" w:cs="Times New Roman"/>
-          <w:sz w:val="24"/>
-          <w:szCs w:val="24"/>
-          <w:lang w:val="en-US"/>
-        </w:rPr>
-      </w:pPr>
-      <w:r>
-        <w:rPr>
-          <w:rFonts w:cs="Times New Roman" w:ascii="Times New Roman" w:hAnsi="Times New Roman"/>
+        <w:spacing w:after="0" w:line="240" w:lineRule="auto"/>
+        <w:rPr>
+          <w:rFonts w:ascii="Times New Roman" w:hAnsi="Times New Roman" w:cs="Times New Roman"/>
+          <w:sz w:val="24"/>
+          <w:szCs w:val="24"/>
+          <w:lang w:val="en-US"/>
+        </w:rPr>
+      </w:pPr>
+      <w:r>
+        <w:rPr>
+          <w:rFonts w:ascii="Times New Roman" w:hAnsi="Times New Roman" w:cs="Times New Roman"/>
           <w:b/>
           <w:bCs/>
           <w:color w:val="000000"/>
@@ -876,7 +846,7 @@
       </w:r>
       <w:r>
         <w:rPr>
-          <w:rFonts w:cs="Times New Roman" w:ascii="Times New Roman" w:hAnsi="Times New Roman"/>
+          <w:rFonts w:ascii="Times New Roman" w:hAnsi="Times New Roman" w:cs="Times New Roman"/>
           <w:color w:val="000000"/>
           <w:sz w:val="24"/>
           <w:szCs w:val="24"/>
@@ -887,8 +857,7 @@
     </w:p>
     <w:p>
       <w:pPr>
-        <w:pStyle w:val="Normal"/>
-        <w:spacing w:lineRule="auto" w:line="240" w:before="0" w:after="0"/>
+        <w:spacing w:after="0" w:line="240" w:lineRule="auto"/>
         <w:jc w:val="both"/>
         <w:rPr>
           <w:b/>
@@ -896,37 +865,50 @@
         </w:rPr>
       </w:pPr>
       <w:r>
-        <w:rPr/>
+        <w:rPr>
+          <w:noProof/>
+        </w:rPr>
         <mc:AlternateContent>
           <mc:Choice Requires="wps">
             <w:drawing>
-              <wp:inline distT="0" distB="0" distL="0" distR="0" wp14:anchorId="5F72141B">
+              <wp:inline distT="0" distB="0" distL="0" distR="0" wp14:anchorId="4F4DDCBE" wp14:editId="2506309B">
                 <wp:extent cx="5940425" cy="19050"/>
                 <wp:effectExtent l="0" t="0" r="0" b="0"/>
-                <wp:docPr id="2" name="Shape4"/>
+                <wp:docPr id="229398070" name="Прямоугольник 3"/>
+                <wp:cNvGraphicFramePr>
+                  <a:graphicFrameLocks xmlns:a="http://schemas.openxmlformats.org/drawingml/2006/main"/>
+                </wp:cNvGraphicFramePr>
                 <a:graphic xmlns:a="http://schemas.openxmlformats.org/drawingml/2006/main">
                   <a:graphicData uri="http://schemas.microsoft.com/office/word/2010/wordprocessingShape">
                     <wps:wsp>
-                      <wps:cNvSpPr/>
+                      <wps:cNvSpPr>
+                        <a:spLocks/>
+                      </wps:cNvSpPr>
                       <wps:spPr>
                         <a:xfrm>
                           <a:off x="0" y="0"/>
-                          <a:ext cx="5940360" cy="19080"/>
+                          <a:ext cx="5940425" cy="19050"/>
                         </a:xfrm>
                         <a:prstGeom prst="rect">
                           <a:avLst/>
                         </a:prstGeom>
                         <a:solidFill>
-                          <a:srgbClr val="a0a0a0"/>
+                          <a:srgbClr val="A0A0A0"/>
                         </a:solidFill>
                         <a:ln w="0">
                           <a:noFill/>
                         </a:ln>
                       </wps:spPr>
                       <wps:style>
-                        <a:lnRef idx="0"/>
-                        <a:fillRef idx="0"/>
-                        <a:effectRef idx="0"/>
+                        <a:lnRef idx="0">
+                          <a:scrgbClr r="0" g="0" b="0"/>
+                        </a:lnRef>
+                        <a:fillRef idx="0">
+                          <a:scrgbClr r="0" g="0" b="0"/>
+                        </a:fillRef>
+                        <a:effectRef idx="0">
+                          <a:scrgbClr r="0" g="0" b="0"/>
+                        </a:effectRef>
                         <a:fontRef idx="minor"/>
                       </wps:style>
                       <wps:bodyPr/>
@@ -938,10 +920,8 @@
           </mc:Choice>
           <mc:Fallback>
             <w:pict>
-              <v:rect id="shape_0" ID="Shape4" path="m0,0l-2147483645,0l-2147483645,-2147483646l0,-2147483646xe" fillcolor="#a0a0a0" stroked="f" o:allowincell="f" style="position:absolute;margin-left:0pt;margin-top:-1.55pt;width:467.7pt;height:1.45pt;mso-wrap-style:none;v-text-anchor:middle;mso-position-vertical:top" wp14:anchorId="5F72141B">
-                <v:fill o:detectmouseclick="t" type="solid" color2="#5f5f5f"/>
-                <v:stroke color="#3465a4" joinstyle="round" endcap="flat"/>
-                <w10:wrap type="square"/>
+              <v:rect w14:anchorId="64D6037B" id="Прямоугольник 3" o:spid="_x0000_s1026" style="width:467.75pt;height:1.5pt;visibility:visible;mso-wrap-style:square;mso-left-percent:-10001;mso-top-percent:-10001;mso-position-horizontal:absolute;mso-position-horizontal-relative:char;mso-position-vertical:absolute;mso-position-vertical-relative:line;mso-left-percent:-10001;mso-top-percent:-10001;v-text-anchor:top" o:gfxdata="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" fillcolor="#a0a0a0" stroked="f" strokeweight="0">
+                <w10:anchorlock/>
               </v:rect>
             </w:pict>
           </mc:Fallback>
@@ -950,30 +930,30 @@
     </w:p>
     <w:p>
       <w:pPr>
-        <w:pStyle w:val="Normal"/>
-        <w:spacing w:lineRule="auto" w:line="240" w:before="0" w:after="0"/>
+        <w:spacing w:after="0" w:line="240" w:lineRule="auto"/>
         <w:jc w:val="both"/>
         <w:rPr>
           <w:b/>
           <w:bCs/>
-        </w:rPr>
-      </w:pPr>
-      <w:r>
-        <w:rPr>
-          <w:rFonts w:ascii="times new roman" w:hAnsi="times new roman"/>
-          <w:b/>
-          <w:bCs/>
-          <w:color w:val="000000"/>
-          <w:sz w:val="24"/>
-          <w:szCs w:val="24"/>
+          <w:lang w:val="en-US"/>
+        </w:rPr>
+      </w:pPr>
+      <w:r>
+        <w:rPr>
+          <w:rFonts w:ascii="Times New Roman" w:hAnsi="Times New Roman"/>
+          <w:b/>
+          <w:bCs/>
+          <w:color w:val="000000"/>
+          <w:sz w:val="24"/>
+          <w:szCs w:val="24"/>
+          <w:lang w:val="en-US"/>
         </w:rPr>
         <w:t>Tekshiruv natijalari asosida {{ inspection_date_bold }} sanasida nuqsonlar dalolatnomasi tuzildi va imzolandi.</w:t>
       </w:r>
     </w:p>
     <w:p>
       <w:pPr>
-        <w:pStyle w:val="Normal"/>
-        <w:spacing w:lineRule="auto" w:line="240" w:before="0" w:after="0"/>
+        <w:spacing w:after="0" w:line="240" w:lineRule="auto"/>
         <w:jc w:val="both"/>
         <w:rPr>
           <w:rFonts w:ascii="Times New Roman" w:hAnsi="Times New Roman" w:cs="Times New Roman"/>
@@ -986,7 +966,7 @@
       </w:pPr>
       <w:r>
         <w:rPr>
-          <w:rFonts w:cs="Times New Roman" w:ascii="Times New Roman" w:hAnsi="Times New Roman"/>
+          <w:rFonts w:ascii="Times New Roman" w:hAnsi="Times New Roman" w:cs="Times New Roman"/>
           <w:b/>
           <w:bCs/>
           <w:color w:val="000000"/>
@@ -999,38 +979,26 @@
     </w:p>
     <w:tbl>
       <w:tblPr>
-        <w:tblStyle w:val="a6"/>
+        <w:tblStyle w:val="a8"/>
         <w:tblW w:w="9634" w:type="dxa"/>
-        <w:jc w:val="left"/>
-        <w:tblInd w:w="0" w:type="dxa"/>
         <w:tblLayout w:type="fixed"/>
-        <w:tblCellMar>
-          <w:top w:w="0" w:type="dxa"/>
-          <w:left w:w="108" w:type="dxa"/>
-          <w:bottom w:w="0" w:type="dxa"/>
-          <w:right w:w="108" w:type="dxa"/>
-        </w:tblCellMar>
-        <w:tblLook w:val="04a0" w:noHBand="0" w:noVBand="1" w:firstColumn="1" w:lastRow="0" w:lastColumn="0" w:firstRow="1"/>
+        <w:tblLook w:val="04A0" w:firstRow="1" w:lastRow="0" w:firstColumn="1" w:lastColumn="0" w:noHBand="0" w:noVBand="1"/>
       </w:tblPr>
       <w:tblGrid>
-        <w:gridCol w:w="7904"/>
+        <w:gridCol w:w="7905"/>
         <w:gridCol w:w="1729"/>
       </w:tblGrid>
       <w:tr>
         <w:trPr>
-          <w:trHeight w:val="187" w:hRule="atLeast"/>
+          <w:trHeight w:val="187"/>
         </w:trPr>
         <w:tc>
           <w:tcPr>
             <w:tcW w:w="7904" w:type="dxa"/>
-            <w:tcBorders/>
           </w:tcPr>
           <w:p>
             <w:pPr>
-              <w:pStyle w:val="Normal"/>
-              <w:widowControl/>
-              <w:suppressAutoHyphens w:val="true"/>
-              <w:spacing w:lineRule="auto" w:line="240" w:before="0" w:after="0"/>
+              <w:spacing w:after="0" w:line="240" w:lineRule="auto"/>
               <w:jc w:val="both"/>
               <w:rPr>
                 <w:rFonts w:ascii="Times New Roman" w:hAnsi="Times New Roman" w:cs="Times New Roman"/>
@@ -1041,29 +1009,15 @@
                 <w:lang w:val="en-US"/>
               </w:rPr>
             </w:pPr>
-            <w:r>
-              <w:rPr>
-                <w:rFonts w:cs="Times New Roman" w:ascii="Times New Roman" w:hAnsi="Times New Roman"/>
-                <w:b/>
-                <w:bCs/>
-                <w:sz w:val="24"/>
-                <w:szCs w:val="24"/>
-                <w:lang w:val="en-US"/>
-              </w:rPr>
-            </w:r>
           </w:p>
         </w:tc>
         <w:tc>
           <w:tcPr>
             <w:tcW w:w="1729" w:type="dxa"/>
-            <w:tcBorders/>
           </w:tcPr>
           <w:p>
             <w:pPr>
-              <w:pStyle w:val="Normal"/>
-              <w:widowControl/>
-              <w:suppressAutoHyphens w:val="true"/>
-              <w:spacing w:lineRule="auto" w:line="240" w:before="0" w:after="0"/>
+              <w:spacing w:after="0" w:line="240" w:lineRule="auto"/>
               <w:jc w:val="center"/>
               <w:rPr>
                 <w:rFonts w:ascii="Times New Roman" w:hAnsi="Times New Roman" w:cs="Times New Roman"/>
@@ -1075,14 +1029,12 @@
             </w:pPr>
             <w:r>
               <w:rPr>
-                <w:rFonts w:eastAsia="Calibri" w:cs="Times New Roman" w:ascii="Times New Roman" w:hAnsi="Times New Roman"/>
+                <w:rFonts w:ascii="Times New Roman" w:eastAsia="Calibri" w:hAnsi="Times New Roman" w:cs="Times New Roman"/>
                 <w:b/>
                 <w:bCs/>
                 <w:color w:val="000000"/>
-                <w:kern w:val="0"/>
-                <w:sz w:val="24"/>
-                <w:szCs w:val="24"/>
-                <w:lang w:val="ru-RU" w:eastAsia="en-US" w:bidi="ar-SA"/>
+                <w:sz w:val="24"/>
+                <w:szCs w:val="24"/>
               </w:rPr>
               <w:t>Ha/yo‘q</w:t>
             </w:r>
@@ -1091,19 +1043,15 @@
       </w:tr>
       <w:tr>
         <w:trPr>
-          <w:trHeight w:val="376" w:hRule="atLeast"/>
+          <w:trHeight w:val="376"/>
         </w:trPr>
         <w:tc>
           <w:tcPr>
             <w:tcW w:w="7904" w:type="dxa"/>
-            <w:tcBorders/>
           </w:tcPr>
           <w:p>
             <w:pPr>
-              <w:pStyle w:val="Normal"/>
-              <w:widowControl/>
-              <w:suppressAutoHyphens w:val="true"/>
-              <w:spacing w:lineRule="auto" w:line="240" w:before="0" w:after="0"/>
+              <w:spacing w:after="0" w:line="240" w:lineRule="auto"/>
               <w:jc w:val="both"/>
               <w:rPr>
                 <w:rFonts w:ascii="Times New Roman" w:hAnsi="Times New Roman" w:cs="Times New Roman"/>
@@ -1116,12 +1064,11 @@
             </w:pPr>
             <w:r>
               <w:rPr>
-                <w:rFonts w:eastAsia="Calibri" w:cs="Times New Roman" w:ascii="Times New Roman" w:hAnsi="Times New Roman"/>
+                <w:rFonts w:ascii="Times New Roman" w:eastAsia="Calibri" w:hAnsi="Times New Roman" w:cs="Times New Roman"/>
                 <w:color w:val="000000"/>
-                <w:kern w:val="0"/>
-                <w:sz w:val="24"/>
-                <w:szCs w:val="24"/>
-                <w:lang w:val="en-US" w:eastAsia="en-US" w:bidi="ar-SA"/>
+                <w:sz w:val="24"/>
+                <w:szCs w:val="24"/>
+                <w:lang w:val="en-US"/>
               </w:rPr>
               <w:t>Tavsiya etilgan ishlar bajarilishi sharti bilan, uskunadan keyinchalik foydalanish mumkin.</w:t>
             </w:r>
@@ -1130,14 +1077,10 @@
         <w:tc>
           <w:tcPr>
             <w:tcW w:w="1729" w:type="dxa"/>
-            <w:tcBorders/>
           </w:tcPr>
           <w:p>
             <w:pPr>
-              <w:pStyle w:val="Normal"/>
-              <w:widowControl/>
-              <w:suppressAutoHyphens w:val="true"/>
-              <w:spacing w:lineRule="auto" w:line="240" w:before="0" w:after="0"/>
+              <w:spacing w:after="0" w:line="240" w:lineRule="auto"/>
               <w:jc w:val="center"/>
               <w:rPr>
                 <w:rFonts w:ascii="Times New Roman" w:hAnsi="Times New Roman" w:cs="Times New Roman"/>
@@ -1150,14 +1093,13 @@
             </w:pPr>
             <w:r>
               <w:rPr>
-                <w:rFonts w:eastAsia="Calibri" w:cs="Times New Roman" w:ascii="Times New Roman" w:hAnsi="Times New Roman"/>
+                <w:rFonts w:ascii="Times New Roman" w:eastAsia="Calibri" w:hAnsi="Times New Roman" w:cs="Times New Roman"/>
                 <w:b/>
                 <w:bCs/>
                 <w:color w:val="000000"/>
-                <w:kern w:val="0"/>
-                <w:sz w:val="24"/>
-                <w:szCs w:val="24"/>
-                <w:lang w:val="en-US" w:eastAsia="en-US" w:bidi="ar-SA"/>
+                <w:sz w:val="24"/>
+                <w:szCs w:val="24"/>
+                <w:lang w:val="en-US"/>
               </w:rPr>
               <w:t>Yo’q</w:t>
             </w:r>
@@ -1166,19 +1108,15 @@
       </w:tr>
       <w:tr>
         <w:trPr>
-          <w:trHeight w:val="187" w:hRule="atLeast"/>
+          <w:trHeight w:val="187"/>
         </w:trPr>
         <w:tc>
           <w:tcPr>
             <w:tcW w:w="7904" w:type="dxa"/>
-            <w:tcBorders/>
           </w:tcPr>
           <w:p>
             <w:pPr>
-              <w:pStyle w:val="Normal"/>
-              <w:widowControl/>
-              <w:suppressAutoHyphens w:val="true"/>
-              <w:spacing w:lineRule="auto" w:line="240" w:before="0" w:after="0"/>
+              <w:spacing w:after="0" w:line="240" w:lineRule="auto"/>
               <w:jc w:val="both"/>
               <w:rPr>
                 <w:rFonts w:ascii="Times New Roman" w:hAnsi="Times New Roman" w:cs="Times New Roman"/>
@@ -1189,12 +1127,11 @@
             </w:pPr>
             <w:r>
               <w:rPr>
-                <w:rFonts w:eastAsia="Calibri" w:cs="Times New Roman" w:ascii="Times New Roman" w:hAnsi="Times New Roman"/>
+                <w:rFonts w:ascii="Times New Roman" w:eastAsia="Calibri" w:hAnsi="Times New Roman" w:cs="Times New Roman"/>
                 <w:color w:val="000000"/>
-                <w:kern w:val="0"/>
-                <w:sz w:val="24"/>
-                <w:szCs w:val="24"/>
-                <w:lang w:val="en-US" w:eastAsia="en-US" w:bidi="ar-SA"/>
+                <w:sz w:val="24"/>
+                <w:szCs w:val="24"/>
+                <w:lang w:val="en-US"/>
               </w:rPr>
               <w:t>Uskunalar keyingi tekshiruvdan o‘tkazilishi lozim</w:t>
             </w:r>
@@ -1203,14 +1140,10 @@
         <w:tc>
           <w:tcPr>
             <w:tcW w:w="1729" w:type="dxa"/>
-            <w:tcBorders/>
           </w:tcPr>
           <w:p>
             <w:pPr>
-              <w:pStyle w:val="Normal"/>
-              <w:widowControl/>
-              <w:suppressAutoHyphens w:val="true"/>
-              <w:spacing w:lineRule="auto" w:line="240" w:before="0" w:after="0"/>
+              <w:spacing w:after="0" w:line="240" w:lineRule="auto"/>
               <w:jc w:val="center"/>
               <w:rPr>
                 <w:rFonts w:ascii="Times New Roman" w:hAnsi="Times New Roman" w:cs="Times New Roman"/>
@@ -1223,14 +1156,13 @@
             </w:pPr>
             <w:r>
               <w:rPr>
-                <w:rFonts w:eastAsia="Calibri" w:cs="Times New Roman" w:ascii="Times New Roman" w:hAnsi="Times New Roman"/>
+                <w:rFonts w:ascii="Times New Roman" w:eastAsia="Calibri" w:hAnsi="Times New Roman" w:cs="Times New Roman"/>
                 <w:b/>
                 <w:bCs/>
                 <w:color w:val="000000"/>
-                <w:kern w:val="0"/>
-                <w:sz w:val="24"/>
-                <w:szCs w:val="24"/>
-                <w:lang w:val="en-US" w:eastAsia="en-US" w:bidi="ar-SA"/>
+                <w:sz w:val="24"/>
+                <w:szCs w:val="24"/>
+                <w:lang w:val="en-US"/>
               </w:rPr>
               <w:t>Yo’q</w:t>
             </w:r>
@@ -1239,19 +1171,16 @@
       </w:tr>
       <w:tr>
         <w:trPr>
-          <w:trHeight w:val="1661" w:hRule="atLeast"/>
+          <w:trHeight w:val="1661"/>
         </w:trPr>
         <w:tc>
           <w:tcPr>
             <w:tcW w:w="7904" w:type="dxa"/>
-            <w:tcBorders/>
           </w:tcPr>
           <w:p>
             <w:pPr>
               <w:pStyle w:val="leading-8"/>
-              <w:widowControl/>
-              <w:suppressAutoHyphens w:val="true"/>
-              <w:spacing w:beforeAutospacing="0" w:before="0" w:afterAutospacing="0" w:after="0"/>
+              <w:spacing w:beforeAutospacing="0" w:after="0" w:afterAutospacing="0"/>
               <w:ind w:firstLine="458"/>
               <w:jc w:val="both"/>
               <w:rPr>
@@ -1261,144 +1190,117 @@
             <w:r>
               <w:rPr>
                 <w:color w:val="000000"/>
-                <w:kern w:val="0"/>
-                <w:lang w:val="en-US" w:bidi="ar-SA"/>
+                <w:lang w:val="en-US"/>
               </w:rPr>
               <w:t>Uskuna</w:t>
             </w:r>
             <w:r>
               <w:rPr>
                 <w:color w:val="000000"/>
-                <w:kern w:val="0"/>
-                <w:lang w:val="ru-RU" w:bidi="ar-SA"/>
               </w:rPr>
               <w:t xml:space="preserve"> </w:t>
             </w:r>
             <w:r>
               <w:rPr>
                 <w:color w:val="000000"/>
-                <w:kern w:val="0"/>
-                <w:lang w:val="en-US" w:bidi="ar-SA"/>
+                <w:lang w:val="en-US"/>
               </w:rPr>
               <w:t>quyidagi</w:t>
             </w:r>
             <w:r>
               <w:rPr>
                 <w:color w:val="000000"/>
-                <w:kern w:val="0"/>
-                <w:lang w:val="ru-RU" w:bidi="ar-SA"/>
               </w:rPr>
               <w:t xml:space="preserve"> </w:t>
             </w:r>
             <w:r>
               <w:rPr>
                 <w:color w:val="000000"/>
-                <w:kern w:val="0"/>
-                <w:lang w:val="en-US" w:bidi="ar-SA"/>
+                <w:lang w:val="en-US"/>
               </w:rPr>
               <w:t>sababga</w:t>
             </w:r>
             <w:r>
               <w:rPr>
                 <w:color w:val="000000"/>
-                <w:kern w:val="0"/>
-                <w:lang w:val="ru-RU" w:bidi="ar-SA"/>
               </w:rPr>
               <w:t xml:space="preserve"> </w:t>
             </w:r>
             <w:r>
               <w:rPr>
                 <w:color w:val="000000"/>
-                <w:kern w:val="0"/>
-                <w:lang w:val="en-US" w:bidi="ar-SA"/>
+                <w:lang w:val="en-US"/>
               </w:rPr>
               <w:t>ko</w:t>
             </w:r>
             <w:r>
               <w:rPr>
                 <w:color w:val="000000"/>
-                <w:kern w:val="0"/>
-                <w:lang w:val="ru-RU" w:bidi="ar-SA"/>
               </w:rPr>
               <w:t>‘</w:t>
             </w:r>
             <w:r>
               <w:rPr>
                 <w:color w:val="000000"/>
-                <w:kern w:val="0"/>
-                <w:lang w:val="en-US" w:bidi="ar-SA"/>
+                <w:lang w:val="en-US"/>
               </w:rPr>
               <w:t>ra</w:t>
             </w:r>
             <w:r>
               <w:rPr>
                 <w:color w:val="000000"/>
-                <w:kern w:val="0"/>
-                <w:lang w:val="ru-RU" w:bidi="ar-SA"/>
               </w:rPr>
               <w:t xml:space="preserve"> </w:t>
             </w:r>
             <w:r>
               <w:rPr>
                 <w:color w:val="000000"/>
-                <w:kern w:val="0"/>
-                <w:lang w:val="en-US" w:bidi="ar-SA"/>
+                <w:lang w:val="en-US"/>
               </w:rPr>
               <w:t>bundan</w:t>
             </w:r>
             <w:r>
               <w:rPr>
                 <w:color w:val="000000"/>
-                <w:kern w:val="0"/>
-                <w:lang w:val="ru-RU" w:bidi="ar-SA"/>
               </w:rPr>
               <w:t xml:space="preserve"> </w:t>
             </w:r>
             <w:r>
               <w:rPr>
                 <w:color w:val="000000"/>
-                <w:kern w:val="0"/>
-                <w:lang w:val="en-US" w:bidi="ar-SA"/>
+                <w:lang w:val="en-US"/>
               </w:rPr>
               <w:t>keyin</w:t>
             </w:r>
             <w:r>
               <w:rPr>
                 <w:color w:val="000000"/>
-                <w:kern w:val="0"/>
-                <w:lang w:val="ru-RU" w:bidi="ar-SA"/>
               </w:rPr>
               <w:t xml:space="preserve"> </w:t>
             </w:r>
             <w:r>
               <w:rPr>
                 <w:color w:val="000000"/>
-                <w:kern w:val="0"/>
-                <w:lang w:val="en-US" w:bidi="ar-SA"/>
+                <w:lang w:val="en-US"/>
               </w:rPr>
               <w:t>foydalanishga</w:t>
             </w:r>
             <w:r>
               <w:rPr>
                 <w:color w:val="000000"/>
-                <w:kern w:val="0"/>
-                <w:lang w:val="ru-RU" w:bidi="ar-SA"/>
               </w:rPr>
               <w:t xml:space="preserve"> </w:t>
             </w:r>
             <w:r>
               <w:rPr>
                 <w:color w:val="000000"/>
-                <w:kern w:val="0"/>
-                <w:lang w:val="en-US" w:bidi="ar-SA"/>
+                <w:lang w:val="en-US"/>
               </w:rPr>
               <w:t>yaroqsiz</w:t>
             </w:r>
             <w:r>
               <w:rPr>
                 <w:color w:val="000000"/>
-                <w:kern w:val="0"/>
-                <w:lang w:val="ru-RU" w:bidi="ar-SA"/>
               </w:rPr>
               <w:t>:</w:t>
             </w:r>
@@ -1407,14 +1309,10 @@
         <w:tc>
           <w:tcPr>
             <w:tcW w:w="1729" w:type="dxa"/>
-            <w:tcBorders/>
           </w:tcPr>
           <w:p>
             <w:pPr>
-              <w:pStyle w:val="Normal"/>
-              <w:widowControl/>
-              <w:suppressAutoHyphens w:val="true"/>
-              <w:spacing w:lineRule="auto" w:line="240" w:before="0" w:after="0"/>
+              <w:spacing w:after="0" w:line="240" w:lineRule="auto"/>
               <w:jc w:val="center"/>
               <w:rPr>
                 <w:rFonts w:ascii="Times New Roman" w:hAnsi="Times New Roman" w:cs="Times New Roman"/>
@@ -1424,22 +1322,10 @@
                 <w:szCs w:val="24"/>
               </w:rPr>
             </w:pPr>
-            <w:r>
-              <w:rPr>
-                <w:rFonts w:cs="Times New Roman" w:ascii="Times New Roman" w:hAnsi="Times New Roman"/>
-                <w:b/>
-                <w:bCs/>
-                <w:sz w:val="24"/>
-                <w:szCs w:val="24"/>
-              </w:rPr>
-            </w:r>
           </w:p>
           <w:p>
             <w:pPr>
-              <w:pStyle w:val="Normal"/>
-              <w:widowControl/>
-              <w:suppressAutoHyphens w:val="true"/>
-              <w:spacing w:lineRule="auto" w:line="240" w:before="0" w:after="0"/>
+              <w:spacing w:after="0" w:line="240" w:lineRule="auto"/>
               <w:jc w:val="center"/>
               <w:rPr>
                 <w:rFonts w:ascii="Times New Roman" w:hAnsi="Times New Roman" w:cs="Times New Roman"/>
@@ -1449,22 +1335,10 @@
                 <w:szCs w:val="24"/>
               </w:rPr>
             </w:pPr>
-            <w:r>
-              <w:rPr>
-                <w:rFonts w:cs="Times New Roman" w:ascii="Times New Roman" w:hAnsi="Times New Roman"/>
-                <w:b/>
-                <w:bCs/>
-                <w:sz w:val="24"/>
-                <w:szCs w:val="24"/>
-              </w:rPr>
-            </w:r>
           </w:p>
           <w:p>
             <w:pPr>
-              <w:pStyle w:val="Normal"/>
-              <w:widowControl/>
-              <w:suppressAutoHyphens w:val="true"/>
-              <w:spacing w:lineRule="auto" w:line="240" w:before="0" w:after="0"/>
+              <w:spacing w:after="0" w:line="240" w:lineRule="auto"/>
               <w:jc w:val="center"/>
               <w:rPr>
                 <w:rFonts w:ascii="Times New Roman" w:hAnsi="Times New Roman" w:cs="Times New Roman"/>
@@ -1477,14 +1351,13 @@
             </w:pPr>
             <w:r>
               <w:rPr>
-                <w:rFonts w:eastAsia="Calibri" w:cs="Times New Roman" w:ascii="Times New Roman" w:hAnsi="Times New Roman"/>
+                <w:rFonts w:ascii="Times New Roman" w:eastAsia="Calibri" w:hAnsi="Times New Roman" w:cs="Times New Roman"/>
                 <w:b/>
                 <w:bCs/>
                 <w:color w:val="000000"/>
-                <w:kern w:val="0"/>
-                <w:sz w:val="24"/>
-                <w:szCs w:val="24"/>
-                <w:lang w:val="en-US" w:eastAsia="en-US" w:bidi="ar-SA"/>
+                <w:sz w:val="24"/>
+                <w:szCs w:val="24"/>
+                <w:lang w:val="en-US"/>
               </w:rPr>
               <w:t>yaroqsiz</w:t>
             </w:r>
@@ -1494,8 +1367,7 @@
     </w:tbl>
     <w:p>
       <w:pPr>
-        <w:pStyle w:val="Normal"/>
-        <w:spacing w:lineRule="exact" w:line="300" w:before="0" w:after="0"/>
+        <w:spacing w:after="0" w:line="300" w:lineRule="exact"/>
         <w:ind w:firstLine="708"/>
         <w:jc w:val="both"/>
         <w:rPr>
@@ -1508,7 +1380,7 @@
       </w:pPr>
       <w:r>
         <w:rPr>
-          <w:rFonts w:cs="Times New Roman" w:ascii="Times New Roman" w:hAnsi="Times New Roman"/>
+          <w:rFonts w:ascii="Times New Roman" w:hAnsi="Times New Roman" w:cs="Times New Roman"/>
           <w:color w:val="000000"/>
           <w:sz w:val="24"/>
           <w:szCs w:val="24"/>
@@ -1518,38 +1390,26 @@
     </w:p>
     <w:tbl>
       <w:tblPr>
-        <w:tblStyle w:val="a6"/>
+        <w:tblStyle w:val="a8"/>
         <w:tblW w:w="9677" w:type="dxa"/>
-        <w:jc w:val="left"/>
-        <w:tblInd w:w="0" w:type="dxa"/>
         <w:tblLayout w:type="fixed"/>
-        <w:tblCellMar>
-          <w:top w:w="0" w:type="dxa"/>
-          <w:left w:w="108" w:type="dxa"/>
-          <w:bottom w:w="0" w:type="dxa"/>
-          <w:right w:w="108" w:type="dxa"/>
-        </w:tblCellMar>
-        <w:tblLook w:val="04a0" w:noHBand="0" w:noVBand="1" w:firstColumn="1" w:lastRow="0" w:lastColumn="0" w:firstRow="1"/>
+        <w:tblLook w:val="04A0" w:firstRow="1" w:lastRow="0" w:firstColumn="1" w:lastColumn="0" w:noHBand="0" w:noVBand="1"/>
       </w:tblPr>
       <w:tblGrid>
         <w:gridCol w:w="4551"/>
-        <w:gridCol w:w="5125"/>
+        <w:gridCol w:w="5126"/>
       </w:tblGrid>
       <w:tr>
         <w:trPr>
-          <w:trHeight w:val="112" w:hRule="atLeast"/>
+          <w:trHeight w:val="112"/>
         </w:trPr>
         <w:tc>
           <w:tcPr>
             <w:tcW w:w="4551" w:type="dxa"/>
-            <w:tcBorders/>
           </w:tcPr>
           <w:p>
             <w:pPr>
-              <w:pStyle w:val="Normal"/>
-              <w:widowControl/>
-              <w:suppressAutoHyphens w:val="true"/>
-              <w:spacing w:lineRule="exact" w:line="300" w:before="0" w:after="0"/>
+              <w:spacing w:after="0" w:line="300" w:lineRule="exact"/>
               <w:jc w:val="center"/>
               <w:rPr>
                 <w:rFonts w:ascii="Times New Roman" w:hAnsi="Times New Roman" w:cs="Times New Roman"/>
@@ -1562,14 +1422,13 @@
             </w:pPr>
             <w:r>
               <w:rPr>
-                <w:rFonts w:eastAsia="Calibri" w:cs="Times New Roman" w:ascii="Times New Roman" w:hAnsi="Times New Roman"/>
+                <w:rFonts w:ascii="Times New Roman" w:eastAsia="Calibri" w:hAnsi="Times New Roman" w:cs="Times New Roman"/>
                 <w:b/>
                 <w:bCs/>
                 <w:color w:val="000000"/>
-                <w:kern w:val="0"/>
-                <w:sz w:val="24"/>
-                <w:szCs w:val="24"/>
-                <w:lang w:val="en-US" w:eastAsia="en-US" w:bidi="ar-SA"/>
+                <w:sz w:val="24"/>
+                <w:szCs w:val="24"/>
+                <w:lang w:val="en-US"/>
               </w:rPr>
               <w:t>"Xaridlar markazi" DM Qoraqalpog’iston Respublikasi filiali</w:t>
             </w:r>
@@ -1578,23 +1437,18 @@
         <w:tc>
           <w:tcPr>
             <w:tcW w:w="5125" w:type="dxa"/>
-            <w:tcBorders/>
             <w:vAlign w:val="center"/>
           </w:tcPr>
           <w:p>
             <w:pPr>
               <w:pStyle w:val="Default"/>
               <w:jc w:val="center"/>
-              <w:rPr/>
             </w:pPr>
             <w:r>
               <w:rPr>
-                <w:rFonts w:cs="Times New Roman" w:ascii="Times New Roman" w:hAnsi="Times New Roman"/>
+                <w:rFonts w:ascii="Times New Roman" w:hAnsi="Times New Roman" w:cs="Times New Roman"/>
                 <w:b/>
                 <w:bCs/>
-                <w:color w:val="000000"/>
-                <w:sz w:val="24"/>
-                <w:szCs w:val="24"/>
                 <w:lang w:val="en-US"/>
               </w:rPr>
               <w:t>{{ org_name }}</w:t>
@@ -1604,20 +1458,15 @@
       </w:tr>
       <w:tr>
         <w:trPr>
-          <w:trHeight w:val="385" w:hRule="atLeast"/>
+          <w:trHeight w:val="385"/>
         </w:trPr>
         <w:tc>
           <w:tcPr>
             <w:tcW w:w="4551" w:type="dxa"/>
-            <w:tcBorders/>
           </w:tcPr>
           <w:p>
             <w:pPr>
-              <w:pStyle w:val="Normal"/>
-              <w:widowControl/>
-              <w:suppressAutoHyphens w:val="true"/>
-              <w:spacing w:lineRule="exact" w:line="300" w:before="0" w:after="0"/>
-              <w:jc w:val="left"/>
+              <w:spacing w:after="0" w:line="300" w:lineRule="exact"/>
               <w:rPr>
                 <w:rFonts w:ascii="Times New Roman" w:hAnsi="Times New Roman" w:cs="Times New Roman"/>
                 <w:sz w:val="24"/>
@@ -1627,23 +1476,18 @@
             </w:pPr>
             <w:r>
               <w:rPr>
-                <w:rFonts w:eastAsia="Calibri" w:cs="Times New Roman" w:ascii="Times New Roman" w:hAnsi="Times New Roman"/>
+                <w:rFonts w:ascii="Times New Roman" w:eastAsia="Calibri" w:hAnsi="Times New Roman" w:cs="Times New Roman"/>
                 <w:color w:val="000000"/>
-                <w:kern w:val="0"/>
-                <w:sz w:val="24"/>
-                <w:szCs w:val="24"/>
-                <w:lang w:val="en-US" w:eastAsia="en-US" w:bidi="ar-SA"/>
+                <w:sz w:val="24"/>
+                <w:szCs w:val="24"/>
+                <w:lang w:val="en-US"/>
               </w:rPr>
               <w:t>Rahbar: S.V.Soy _____________________</w:t>
             </w:r>
           </w:p>
           <w:p>
             <w:pPr>
-              <w:pStyle w:val="Normal"/>
-              <w:widowControl/>
-              <w:suppressAutoHyphens w:val="true"/>
-              <w:spacing w:lineRule="exact" w:line="300" w:before="0" w:after="0"/>
-              <w:jc w:val="left"/>
+              <w:spacing w:after="0" w:line="300" w:lineRule="exact"/>
               <w:rPr>
                 <w:rFonts w:ascii="Times New Roman" w:hAnsi="Times New Roman" w:cs="Times New Roman"/>
                 <w:sz w:val="24"/>
@@ -1653,24 +1497,19 @@
             </w:pPr>
             <w:r>
               <w:rPr>
-                <w:rFonts w:eastAsia="Calibri" w:cs="Times New Roman" w:ascii="Times New Roman" w:hAnsi="Times New Roman"/>
+                <w:rFonts w:ascii="Times New Roman" w:eastAsia="Calibri" w:hAnsi="Times New Roman" w:cs="Times New Roman"/>
                 <w:color w:val="000000"/>
-                <w:kern w:val="0"/>
-                <w:sz w:val="24"/>
-                <w:szCs w:val="24"/>
-                <w:lang w:val="en-US" w:eastAsia="en-US" w:bidi="ar-SA"/>
+                <w:sz w:val="24"/>
+                <w:szCs w:val="24"/>
+                <w:lang w:val="en-US"/>
               </w:rPr>
               <w:t>Muhandis: M.T.Jadigerov_______________</w:t>
             </w:r>
           </w:p>
           <w:p>
             <w:pPr>
-              <w:pStyle w:val="Normal"/>
-              <w:widowControl/>
-              <w:suppressAutoHyphens w:val="true"/>
-              <w:spacing w:lineRule="exact" w:line="300" w:before="0" w:after="0"/>
+              <w:spacing w:after="0" w:line="300" w:lineRule="exact"/>
               <w:ind w:left="-397"/>
-              <w:jc w:val="left"/>
               <w:rPr>
                 <w:rFonts w:ascii="Times New Roman" w:hAnsi="Times New Roman" w:cs="Times New Roman"/>
                 <w:sz w:val="24"/>
@@ -1680,40 +1519,23 @@
             </w:pPr>
             <w:r>
               <w:rPr>
-                <w:rFonts w:eastAsia="Calibri" w:cs="Times New Roman" w:ascii="Times New Roman" w:hAnsi="Times New Roman"/>
+                <w:rFonts w:ascii="Times New Roman" w:eastAsia="Calibri" w:hAnsi="Times New Roman" w:cs="Times New Roman"/>
                 <w:color w:val="000000"/>
-                <w:kern w:val="0"/>
-                <w:sz w:val="24"/>
-                <w:szCs w:val="24"/>
-                <w:lang w:val="en-US" w:eastAsia="en-US" w:bidi="ar-SA"/>
-              </w:rPr>
-              <w:t xml:space="preserve">       </w:t>
-            </w:r>
-            <w:r>
-              <w:rPr>
-                <w:rFonts w:eastAsia="Calibri" w:cs="Times New Roman" w:ascii="Times New Roman" w:hAnsi="Times New Roman"/>
-                <w:color w:val="000000"/>
-                <w:kern w:val="0"/>
-                <w:sz w:val="24"/>
-                <w:szCs w:val="24"/>
-                <w:lang w:val="en-US" w:eastAsia="en-US" w:bidi="ar-SA"/>
-              </w:rPr>
-              <w:t>Kichik muhandis:{{ fish }}__________</w:t>
+                <w:sz w:val="24"/>
+                <w:szCs w:val="24"/>
+                <w:lang w:val="en-US"/>
+              </w:rPr>
+              <w:t xml:space="preserve">       Kichik muhandis:{{ fish }}__________</w:t>
             </w:r>
           </w:p>
         </w:tc>
         <w:tc>
           <w:tcPr>
             <w:tcW w:w="5125" w:type="dxa"/>
-            <w:tcBorders/>
           </w:tcPr>
           <w:p>
             <w:pPr>
-              <w:pStyle w:val="Normal"/>
-              <w:widowControl/>
-              <w:suppressAutoHyphens w:val="true"/>
-              <w:spacing w:lineRule="exact" w:line="300" w:before="0" w:after="0"/>
-              <w:jc w:val="left"/>
+              <w:spacing w:after="0" w:line="300" w:lineRule="exact"/>
               <w:rPr>
                 <w:rFonts w:ascii="Times New Roman" w:hAnsi="Times New Roman" w:cs="Times New Roman"/>
                 <w:color w:val="FF0000"/>
@@ -1724,75 +1546,37 @@
             </w:pPr>
             <w:r>
               <w:rPr>
-                <w:rFonts w:eastAsia="Calibri" w:cs="Times New Roman" w:ascii="Times New Roman" w:hAnsi="Times New Roman"/>
+                <w:rFonts w:ascii="Times New Roman" w:eastAsia="Calibri" w:hAnsi="Times New Roman" w:cs="Times New Roman"/>
                 <w:color w:val="000000"/>
-                <w:kern w:val="0"/>
-                <w:sz w:val="24"/>
-                <w:szCs w:val="24"/>
-                <w:lang w:val="en-US" w:eastAsia="en-US" w:bidi="ar-SA"/>
+                <w:sz w:val="24"/>
+                <w:szCs w:val="24"/>
+                <w:lang w:val="en-US"/>
               </w:rPr>
               <w:t>Tashkiloting rahbari:</w:t>
             </w:r>
             <w:r>
               <w:rPr>
-                <w:rFonts w:eastAsia="Calibri" w:cs="Times New Roman" w:ascii="Times New Roman" w:hAnsi="Times New Roman"/>
+                <w:rFonts w:ascii="Times New Roman" w:eastAsia="Calibri" w:hAnsi="Times New Roman" w:cs="Times New Roman"/>
                 <w:bCs/>
                 <w:color w:val="000000"/>
-                <w:kern w:val="0"/>
-                <w:sz w:val="22"/>
-                <w:szCs w:val="22"/>
-                <w:lang w:val="en-US" w:eastAsia="en-US" w:bidi="ar-SA"/>
-              </w:rPr>
-              <w:t xml:space="preserve"> </w:t>
-            </w:r>
-            <w:r>
-              <w:rPr>
-                <w:rFonts w:eastAsia="Calibri" w:cs="Times New Roman" w:ascii="Times New Roman" w:hAnsi="Times New Roman"/>
-                <w:b w:val="false"/>
-                <w:bCs/>
-                <w:i w:val="false"/>
-                <w:caps w:val="false"/>
-                <w:smallCaps w:val="false"/>
+                <w:lang w:val="en-US"/>
+              </w:rPr>
+              <w:t xml:space="preserve"> {{ org_head }} </w:t>
+            </w:r>
+            <w:r>
+              <w:rPr>
+                <w:rFonts w:ascii="Times New Roman" w:eastAsia="Calibri" w:hAnsi="Times New Roman" w:cs="Times New Roman"/>
                 <w:color w:val="000000"/>
-                <w:spacing w:val="0"/>
-                <w:kern w:val="0"/>
-                <w:sz w:val="22"/>
-                <w:szCs w:val="22"/>
-                <w:lang w:val="en-US" w:eastAsia="en-US" w:bidi="ar-SA"/>
-              </w:rPr>
-              <w:t>{{ org_head }}</w:t>
-            </w:r>
-            <w:r>
-              <w:rPr>
-                <w:rFonts w:eastAsia="Calibri" w:cs="Times New Roman" w:ascii="Times New Roman" w:hAnsi="Times New Roman"/>
-                <w:bCs/>
-                <w:color w:val="000000"/>
-                <w:kern w:val="0"/>
-                <w:sz w:val="22"/>
-                <w:szCs w:val="22"/>
-                <w:lang w:val="en-US" w:eastAsia="en-US" w:bidi="ar-SA"/>
-              </w:rPr>
-              <w:t xml:space="preserve"> </w:t>
-            </w:r>
-            <w:r>
-              <w:rPr>
-                <w:rFonts w:eastAsia="Calibri" w:cs="Times New Roman" w:ascii="Times New Roman" w:hAnsi="Times New Roman"/>
-                <w:color w:val="000000"/>
-                <w:kern w:val="0"/>
-                <w:sz w:val="24"/>
-                <w:szCs w:val="24"/>
-                <w:lang w:val="en-US" w:eastAsia="en-US" w:bidi="ar-SA"/>
+                <w:sz w:val="24"/>
+                <w:szCs w:val="24"/>
+                <w:lang w:val="en-US"/>
               </w:rPr>
               <w:t>___________</w:t>
             </w:r>
           </w:p>
           <w:p>
             <w:pPr>
-              <w:pStyle w:val="Normal"/>
-              <w:widowControl/>
-              <w:suppressAutoHyphens w:val="true"/>
-              <w:spacing w:lineRule="exact" w:line="300" w:before="0" w:after="0"/>
-              <w:jc w:val="left"/>
+              <w:spacing w:after="0" w:line="300" w:lineRule="exact"/>
               <w:rPr>
                 <w:rFonts w:ascii="Times New Roman" w:hAnsi="Times New Roman" w:cs="Times New Roman"/>
                 <w:color w:val="FF0000"/>
@@ -1803,50 +1587,18 @@
             </w:pPr>
             <w:r>
               <w:rPr>
-                <w:rFonts w:eastAsia="Calibri" w:cs="Times New Roman" w:ascii="Times New Roman" w:hAnsi="Times New Roman"/>
+                <w:rFonts w:ascii="Times New Roman" w:eastAsia="Calibri" w:hAnsi="Times New Roman" w:cs="Times New Roman"/>
                 <w:color w:val="000000"/>
-                <w:kern w:val="0"/>
-                <w:sz w:val="24"/>
-                <w:szCs w:val="24"/>
-                <w:lang w:val="en-US" w:eastAsia="en-US" w:bidi="ar-SA"/>
-              </w:rPr>
-              <w:t xml:space="preserve">Bosh hisobchi: </w:t>
-            </w:r>
-            <w:r>
-              <w:rPr>
-                <w:rFonts w:eastAsia="Calibri" w:cs="Times New Roman" w:ascii="Times New Roman" w:hAnsi="Times New Roman"/>
-                <w:b w:val="false"/>
-                <w:i w:val="false"/>
-                <w:caps w:val="false"/>
-                <w:smallCaps w:val="false"/>
-                <w:color w:val="000000"/>
-                <w:spacing w:val="0"/>
-                <w:kern w:val="0"/>
-                <w:sz w:val="24"/>
-                <w:szCs w:val="24"/>
-                <w:lang w:val="en-US" w:eastAsia="en-US" w:bidi="ar-SA"/>
-              </w:rPr>
-              <w:t>{{ bosh_hisobchi }}</w:t>
-            </w:r>
-            <w:r>
-              <w:rPr>
-                <w:rFonts w:eastAsia="Calibri" w:cs="Times New Roman" w:ascii="Times New Roman" w:hAnsi="Times New Roman"/>
-                <w:color w:val="000000"/>
-                <w:kern w:val="0"/>
-                <w:sz w:val="24"/>
-                <w:szCs w:val="24"/>
-                <w:lang w:val="en-US" w:eastAsia="en-US" w:bidi="ar-SA"/>
-              </w:rPr>
-              <w:t xml:space="preserve"> ___________</w:t>
+                <w:sz w:val="24"/>
+                <w:szCs w:val="24"/>
+                <w:lang w:val="en-US"/>
+              </w:rPr>
+              <w:t>Bosh hisobchi: {{ bosh_hisobchi }} ___________</w:t>
             </w:r>
           </w:p>
           <w:p>
             <w:pPr>
-              <w:pStyle w:val="Normal"/>
-              <w:widowControl/>
-              <w:suppressAutoHyphens w:val="true"/>
-              <w:spacing w:lineRule="exact" w:line="300" w:before="0" w:after="0"/>
-              <w:jc w:val="left"/>
+              <w:spacing w:after="0" w:line="300" w:lineRule="exact"/>
               <w:rPr>
                 <w:rFonts w:ascii="Times New Roman" w:hAnsi="Times New Roman" w:cs="Times New Roman"/>
                 <w:sz w:val="24"/>
@@ -1856,63 +1608,33 @@
             </w:pPr>
             <w:r>
               <w:rPr>
-                <w:rFonts w:eastAsia="Calibri" w:cs="Times New Roman" w:ascii="Times New Roman" w:hAnsi="Times New Roman"/>
+                <w:rFonts w:ascii="Times New Roman" w:eastAsia="Calibri" w:hAnsi="Times New Roman" w:cs="Times New Roman"/>
                 <w:color w:val="000000"/>
-                <w:kern w:val="0"/>
-                <w:sz w:val="24"/>
-                <w:szCs w:val="24"/>
-                <w:lang w:val="en-US" w:eastAsia="en-US" w:bidi="ar-SA"/>
+                <w:sz w:val="24"/>
+                <w:szCs w:val="24"/>
+                <w:lang w:val="en-US"/>
               </w:rPr>
               <w:t>Mas’ul</w:t>
             </w:r>
             <w:r>
               <w:rPr>
-                <w:rFonts w:eastAsia="Calibri" w:cs="Times New Roman" w:ascii="Times New Roman" w:hAnsi="Times New Roman"/>
+                <w:rFonts w:ascii="Times New Roman" w:eastAsia="Calibri" w:hAnsi="Times New Roman" w:cs="Times New Roman"/>
                 <w:color w:val="000000"/>
-                <w:kern w:val="0"/>
-                <w:sz w:val="24"/>
-                <w:szCs w:val="24"/>
-                <w:lang w:val="uz-Cyrl-UZ" w:eastAsia="en-US" w:bidi="ar-SA"/>
+                <w:sz w:val="24"/>
+                <w:szCs w:val="24"/>
+                <w:lang w:val="uz-Cyrl-UZ"/>
               </w:rPr>
               <w:t xml:space="preserve"> </w:t>
             </w:r>
             <w:r>
               <w:rPr>
-                <w:rFonts w:eastAsia="Calibri" w:cs="Times New Roman" w:ascii="Times New Roman" w:hAnsi="Times New Roman"/>
+                <w:rFonts w:ascii="Times New Roman" w:eastAsia="Calibri" w:hAnsi="Times New Roman" w:cs="Times New Roman"/>
                 <w:color w:val="000000"/>
-                <w:kern w:val="0"/>
-                <w:sz w:val="24"/>
-                <w:szCs w:val="24"/>
-                <w:lang w:val="en-US" w:eastAsia="en-US" w:bidi="ar-SA"/>
-              </w:rPr>
-              <w:t xml:space="preserve">shaxs: </w:t>
-            </w:r>
-            <w:r>
-              <w:rPr>
-                <w:rFonts w:eastAsia="Calibri" w:cs="Times New Roman" w:ascii="Times New Roman" w:hAnsi="Times New Roman"/>
-                <w:b w:val="false"/>
-                <w:i w:val="false"/>
-                <w:caps w:val="false"/>
-                <w:smallCaps w:val="false"/>
-                <w:color w:val="000000"/>
-                <w:spacing w:val="0"/>
-                <w:kern w:val="0"/>
-                <w:sz w:val="24"/>
-                <w:szCs w:val="24"/>
-                <w:lang w:val="en-US" w:eastAsia="en-US" w:bidi="ar-SA"/>
-              </w:rPr>
-              <w:t>{{ masul_shaxs }}</w:t>
-            </w:r>
-            <w:r>
-              <w:rPr>
-                <w:rFonts w:eastAsia="Calibri" w:cs="Times New Roman" w:ascii="Times New Roman" w:hAnsi="Times New Roman"/>
-                <w:color w:val="000000"/>
-                <w:kern w:val="0"/>
-                <w:sz w:val="24"/>
-                <w:szCs w:val="24"/>
-                <w:lang w:val="en-US" w:eastAsia="en-US" w:bidi="ar-SA"/>
-              </w:rPr>
-              <w:t>_____________</w:t>
+                <w:sz w:val="24"/>
+                <w:szCs w:val="24"/>
+                <w:lang w:val="en-US"/>
+              </w:rPr>
+              <w:t>shaxs: {{ masul_shaxs }}_____________</w:t>
             </w:r>
           </w:p>
         </w:tc>
@@ -1920,37 +1642,44 @@
     </w:tbl>
     <w:p>
       <w:pPr>
-        <w:pStyle w:val="Normal"/>
-        <w:spacing w:before="0" w:after="160"/>
-        <w:rPr>
-          <w:rFonts w:ascii="Times new roman" w:hAnsi="Times new roman"/>
-        </w:rPr>
-      </w:pPr>
-      <w:r>
-        <w:rPr>
-          <w:rFonts w:ascii="Times new roman" w:hAnsi="Times new roman"/>
-          <w:b/>
-          <w:bCs/>
-          <w:color w:val="000000"/>
+        <w:rPr>
+          <w:rFonts w:ascii="Times New Roman" w:hAnsi="Times New Roman"/>
+          <w:lang w:val="en-US"/>
+        </w:rPr>
+      </w:pPr>
+      <w:r>
+        <w:rPr>
+          <w:rFonts w:ascii="Times New Roman" w:hAnsi="Times New Roman"/>
+          <w:b/>
+          <w:bCs/>
+          <w:color w:val="000000"/>
+          <w:lang w:val="en-US"/>
         </w:rPr>
         <w:t>M. P.</w:t>
+      </w:r>
+      <w:r>
+        <w:rPr>
+          <w:rFonts w:ascii="Times New Roman" w:hAnsi="Times New Roman"/>
+          <w:b/>
+          <w:bCs/>
+          <w:color w:val="000000"/>
+          <w:lang w:val="en-US"/>
+        </w:rPr>
         <w:br/>
         <w:t>Sana: {{ inspection_date }}</w:t>
       </w:r>
     </w:p>
     <w:p>
       <w:pPr>
-        <w:pStyle w:val="Normal"/>
-        <w:spacing w:before="0" w:after="160"/>
-        <w:rPr>
-          <w:rFonts w:ascii="Times new roman" w:hAnsi="Times new roman"/>
-          <w:b/>
-          <w:bCs/>
-        </w:rPr>
-      </w:pPr>
-      <w:r>
-        <w:rPr>
-          <w:rFonts w:ascii="Times new roman" w:hAnsi="Times new roman"/>
+        <w:rPr>
+          <w:rFonts w:ascii="Times New Roman" w:hAnsi="Times New Roman"/>
+          <w:b/>
+          <w:bCs/>
+        </w:rPr>
+      </w:pPr>
+      <w:r>
+        <w:rPr>
+          <w:rFonts w:ascii="Times New Roman" w:hAnsi="Times New Roman"/>
           <w:b/>
           <w:bCs/>
         </w:rPr>
@@ -1962,8 +1691,7 @@
     </w:p>
     <w:p>
       <w:pPr>
-        <w:pStyle w:val="Normal"/>
-        <w:spacing w:lineRule="auto" w:line="240" w:before="0" w:after="0"/>
+        <w:spacing w:after="0" w:line="240" w:lineRule="auto"/>
         <w:jc w:val="center"/>
         <w:rPr>
           <w:rFonts w:ascii="Times New Roman" w:hAnsi="Times New Roman" w:cs="Times New Roman"/>
@@ -1976,18 +1704,19 @@
       </w:pPr>
       <w:r>
         <w:rPr>
-          <w:rFonts w:cs="Times New Roman" w:ascii="Times New Roman" w:hAnsi="Times New Roman"/>
-          <w:b/>
-          <w:bCs/>
-          <w:sz w:val="24"/>
-          <w:szCs w:val="24"/>
-          <w:lang w:val="en-US"/>
-        </w:rPr>
+          <w:rFonts w:ascii="Times New Roman" w:hAnsi="Times New Roman" w:cs="Times New Roman"/>
+          <w:b/>
+          <w:bCs/>
+          <w:sz w:val="24"/>
+          <w:szCs w:val="24"/>
+          <w:lang w:val="en-US"/>
+        </w:rPr>
+        <w:lastRenderedPageBreak/>
         <w:t xml:space="preserve">{% if show_dalolatnoma %} Nuqson dalolatnomasi № </w:t>
       </w:r>
       <w:r>
         <w:rPr>
-          <w:rFonts w:cs="Times New Roman" w:ascii="Times New Roman" w:hAnsi="Times New Roman"/>
+          <w:rFonts w:ascii="Times New Roman" w:hAnsi="Times New Roman" w:cs="Times New Roman"/>
           <w:b/>
           <w:bCs/>
           <w:color w:val="000000"/>
@@ -2000,8 +1729,7 @@
     </w:p>
     <w:p>
       <w:pPr>
-        <w:pStyle w:val="Normal"/>
-        <w:spacing w:lineRule="auto" w:line="240" w:before="0" w:after="0"/>
+        <w:spacing w:after="0" w:line="240" w:lineRule="auto"/>
         <w:jc w:val="center"/>
         <w:rPr>
           <w:rFonts w:ascii="Times New Roman" w:hAnsi="Times New Roman" w:cs="Times New Roman"/>
@@ -2014,7 +1742,7 @@
       </w:pPr>
       <w:r>
         <w:rPr>
-          <w:rFonts w:cs="Times New Roman" w:ascii="Times New Roman" w:hAnsi="Times New Roman"/>
+          <w:rFonts w:ascii="Times New Roman" w:hAnsi="Times New Roman" w:cs="Times New Roman"/>
           <w:b/>
           <w:bCs/>
           <w:sz w:val="24"/>
@@ -2025,7 +1753,7 @@
       </w:r>
       <w:r>
         <w:rPr>
-          <w:rFonts w:cs="Times New Roman" w:ascii="Times New Roman" w:hAnsi="Times New Roman"/>
+          <w:rFonts w:ascii="Times New Roman" w:hAnsi="Times New Roman" w:cs="Times New Roman"/>
           <w:sz w:val="24"/>
           <w:szCs w:val="24"/>
           <w:lang w:val="en-US"/>
@@ -2035,8 +1763,7 @@
     </w:p>
     <w:p>
       <w:pPr>
-        <w:pStyle w:val="Normal"/>
-        <w:spacing w:lineRule="auto" w:line="240" w:before="0" w:after="0"/>
+        <w:spacing w:after="0" w:line="240" w:lineRule="auto"/>
         <w:jc w:val="both"/>
         <w:rPr>
           <w:rFonts w:ascii="Times New Roman" w:hAnsi="Times New Roman" w:cs="Times New Roman"/>
@@ -2048,7 +1775,7 @@
       </w:pPr>
       <w:r>
         <w:rPr>
-          <w:rFonts w:cs="Times New Roman" w:ascii="Times New Roman" w:hAnsi="Times New Roman"/>
+          <w:rFonts w:ascii="Times New Roman" w:hAnsi="Times New Roman" w:cs="Times New Roman"/>
           <w:b/>
           <w:bCs/>
           <w:color w:val="000000"/>
@@ -2060,7 +1787,7 @@
       </w:r>
       <w:r>
         <w:rPr>
-          <w:rFonts w:cs="Times New Roman" w:ascii="Times New Roman" w:hAnsi="Times New Roman"/>
+          <w:rFonts w:ascii="Times New Roman" w:hAnsi="Times New Roman" w:cs="Times New Roman"/>
           <w:b/>
           <w:bCs/>
           <w:sz w:val="24"/>
@@ -2068,14 +1795,43 @@
           <w:lang w:val="en-US"/>
         </w:rPr>
         <w:t xml:space="preserve">                                                              </w:t>
+      </w:r>
+      <w:r>
+        <w:rPr>
+          <w:rFonts w:ascii="Times New Roman" w:hAnsi="Times New Roman" w:cs="Times New Roman"/>
+          <w:b/>
+          <w:bCs/>
+          <w:sz w:val="24"/>
+          <w:szCs w:val="24"/>
+          <w:lang w:val="en-US"/>
+        </w:rPr>
         <w:tab/>
+      </w:r>
+      <w:r>
+        <w:rPr>
+          <w:rFonts w:ascii="Times New Roman" w:hAnsi="Times New Roman" w:cs="Times New Roman"/>
+          <w:b/>
+          <w:bCs/>
+          <w:sz w:val="24"/>
+          <w:szCs w:val="24"/>
+          <w:lang w:val="en-US"/>
+        </w:rPr>
         <w:tab/>
+      </w:r>
+      <w:r>
+        <w:rPr>
+          <w:rFonts w:ascii="Times New Roman" w:hAnsi="Times New Roman" w:cs="Times New Roman"/>
+          <w:b/>
+          <w:bCs/>
+          <w:sz w:val="24"/>
+          <w:szCs w:val="24"/>
+          <w:lang w:val="en-US"/>
+        </w:rPr>
         <w:tab/>
       </w:r>
-      <w:bookmarkStart w:id="0" w:name="_GoBack"/>
-      <w:r>
-        <w:rPr>
-          <w:rFonts w:cs="Times New Roman" w:ascii="Times New Roman" w:hAnsi="Times New Roman"/>
+      <w:r>
+        <w:rPr>
+          <w:rFonts w:ascii="Times New Roman" w:hAnsi="Times New Roman" w:cs="Times New Roman"/>
           <w:b/>
           <w:bCs/>
           <w:color w:val="000000"/>
@@ -2085,37 +1841,23 @@
         </w:rPr>
         <w:t>{{ inspection_date }}</w:t>
       </w:r>
-      <w:bookmarkEnd w:id="0"/>
-    </w:p>
-    <w:p>
-      <w:pPr>
-        <w:pStyle w:val="Normal"/>
-        <w:rPr>
-          <w:rFonts w:ascii="Times New Roman" w:hAnsi="Times New Roman" w:cs="Times New Roman"/>
-          <w:b/>
-          <w:bCs/>
-          <w:sz w:val="24"/>
-          <w:szCs w:val="24"/>
-          <w:lang w:val="en-US"/>
-        </w:rPr>
-      </w:pPr>
-      <w:r>
-        <w:rPr>
-          <w:rFonts w:cs="Times New Roman" w:ascii="Times New Roman" w:hAnsi="Times New Roman"/>
-          <w:b/>
-          <w:bCs/>
-          <w:sz w:val="24"/>
-          <w:szCs w:val="24"/>
-          <w:lang w:val="en-US"/>
-        </w:rPr>
-      </w:r>
-    </w:p>
-    <w:p>
-      <w:pPr>
-        <w:pStyle w:val="Normal"/>
+    </w:p>
+    <w:p>
+      <w:pPr>
+        <w:rPr>
+          <w:rFonts w:ascii="Times New Roman" w:hAnsi="Times New Roman" w:cs="Times New Roman"/>
+          <w:b/>
+          <w:bCs/>
+          <w:sz w:val="24"/>
+          <w:szCs w:val="24"/>
+          <w:lang w:val="en-US"/>
+        </w:rPr>
+      </w:pPr>
+    </w:p>
+    <w:p>
+      <w:pPr>
         <w:tabs>
-          <w:tab w:val="clear" w:pos="708"/>
-          <w:tab w:val="left" w:pos="720" w:leader="none"/>
+          <w:tab w:val="left" w:pos="720"/>
         </w:tabs>
         <w:rPr>
           <w:rFonts w:ascii="Times New Roman" w:hAnsi="Times New Roman" w:cs="Times New Roman"/>
@@ -2128,7 +1870,7 @@
       </w:pPr>
       <w:r>
         <w:rPr>
-          <w:rFonts w:cs="Times New Roman" w:ascii="Times New Roman" w:hAnsi="Times New Roman"/>
+          <w:rFonts w:ascii="Times New Roman" w:hAnsi="Times New Roman" w:cs="Times New Roman"/>
           <w:b/>
           <w:bCs/>
           <w:sz w:val="24"/>
@@ -2140,10 +1882,8 @@
     </w:p>
     <w:p>
       <w:pPr>
-        <w:pStyle w:val="Normal"/>
         <w:tabs>
-          <w:tab w:val="clear" w:pos="708"/>
-          <w:tab w:val="left" w:pos="720" w:leader="none"/>
+          <w:tab w:val="left" w:pos="720"/>
         </w:tabs>
         <w:rPr>
           <w:rFonts w:ascii="Times New Roman" w:hAnsi="Times New Roman" w:cs="Times New Roman"/>
@@ -2154,7 +1894,7 @@
       </w:pPr>
       <w:r>
         <w:rPr>
-          <w:rFonts w:cs="Times New Roman" w:ascii="Times New Roman" w:hAnsi="Times New Roman"/>
+          <w:rFonts w:ascii="Times New Roman" w:hAnsi="Times New Roman" w:cs="Times New Roman"/>
           <w:sz w:val="24"/>
           <w:szCs w:val="24"/>
           <w:lang w:val="en-US"/>
@@ -2164,11 +1904,11 @@
     </w:p>
     <w:p>
       <w:pPr>
-        <w:pStyle w:val="HTMLPreformatted"/>
+        <w:pStyle w:val="HTML"/>
         <w:shd w:val="clear" w:color="auto" w:fill="F8F9FA"/>
-        <w:spacing w:lineRule="atLeast" w:line="540"/>
-        <w:rPr>
-          <w:rFonts w:ascii="Times New Roman" w:hAnsi="Times New Roman" w:eastAsia="Calibri" w:cs="Times New Roman" w:eastAsiaTheme="minorHAnsi"/>
+        <w:spacing w:line="540" w:lineRule="atLeast"/>
+        <w:rPr>
+          <w:rFonts w:ascii="Times New Roman" w:eastAsiaTheme="minorHAnsi" w:hAnsi="Times New Roman" w:cs="Times New Roman"/>
           <w:b/>
           <w:bCs/>
           <w:sz w:val="24"/>
@@ -2178,7 +1918,7 @@
       </w:pPr>
       <w:r>
         <w:rPr>
-          <w:rFonts w:cs="Times New Roman" w:ascii="Times New Roman" w:hAnsi="Times New Roman"/>
+          <w:rFonts w:ascii="Times New Roman" w:hAnsi="Times New Roman" w:cs="Times New Roman"/>
           <w:b/>
           <w:bCs/>
           <w:sz w:val="24"/>
@@ -2189,7 +1929,7 @@
       </w:r>
       <w:r>
         <w:rPr>
-          <w:rFonts w:eastAsia="Calibri" w:cs="Times New Roman" w:ascii="Times New Roman" w:hAnsi="Times New Roman" w:eastAsiaTheme="minorHAnsi"/>
+          <w:rFonts w:ascii="Times New Roman" w:eastAsiaTheme="minorHAnsi" w:hAnsi="Times New Roman" w:cs="Times New Roman"/>
           <w:b/>
           <w:bCs/>
           <w:sz w:val="24"/>
@@ -2201,10 +1941,8 @@
     </w:p>
     <w:p>
       <w:pPr>
-        <w:pStyle w:val="Normal"/>
         <w:tabs>
-          <w:tab w:val="clear" w:pos="708"/>
-          <w:tab w:val="left" w:pos="720" w:leader="none"/>
+          <w:tab w:val="left" w:pos="720"/>
         </w:tabs>
         <w:rPr>
           <w:rFonts w:ascii="Times New Roman" w:hAnsi="Times New Roman" w:cs="Times New Roman"/>
@@ -2213,18 +1951,9 @@
           <w:lang w:val="en-US"/>
         </w:rPr>
       </w:pPr>
-      <w:r>
-        <w:rPr>
-          <w:rFonts w:cs="Times New Roman" w:ascii="Times New Roman" w:hAnsi="Times New Roman"/>
-          <w:sz w:val="24"/>
-          <w:szCs w:val="24"/>
-          <w:lang w:val="en-US"/>
-        </w:rPr>
-      </w:r>
-    </w:p>
-    <w:p>
-      <w:pPr>
-        <w:pStyle w:val="Normal"/>
+    </w:p>
+    <w:p>
+      <w:pPr>
         <w:numPr>
           <w:ilvl w:val="0"/>
           <w:numId w:val="1"/>
@@ -2238,7 +1967,7 @@
       </w:pPr>
       <w:r>
         <w:rPr>
-          <w:rFonts w:cs="Times New Roman" w:ascii="Times New Roman" w:hAnsi="Times New Roman"/>
+          <w:rFonts w:ascii="Times New Roman" w:hAnsi="Times New Roman" w:cs="Times New Roman"/>
           <w:sz w:val="24"/>
           <w:szCs w:val="24"/>
           <w:lang w:val="en-US"/>
@@ -2247,9 +1976,7 @@
       </w:r>
       <w:r>
         <w:rPr>
-          <w:rFonts w:cs="Times New Roman" w:ascii="Times New Roman" w:hAnsi="Times New Roman"/>
-          <w:b w:val="false"/>
-          <w:bCs w:val="false"/>
+          <w:rFonts w:ascii="Times New Roman" w:hAnsi="Times New Roman" w:cs="Times New Roman"/>
           <w:color w:val="000000"/>
           <w:sz w:val="24"/>
           <w:szCs w:val="24"/>
@@ -2260,7 +1987,6 @@
     </w:p>
     <w:p>
       <w:pPr>
-        <w:pStyle w:val="Normal"/>
         <w:numPr>
           <w:ilvl w:val="0"/>
           <w:numId w:val="1"/>
@@ -2274,7 +2000,7 @@
       </w:pPr>
       <w:r>
         <w:rPr>
-          <w:rFonts w:cs="Times New Roman" w:ascii="Times New Roman" w:hAnsi="Times New Roman"/>
+          <w:rFonts w:ascii="Times New Roman" w:hAnsi="Times New Roman" w:cs="Times New Roman"/>
           <w:sz w:val="24"/>
           <w:szCs w:val="24"/>
           <w:lang w:val="en-US"/>
@@ -2283,9 +2009,7 @@
       </w:r>
       <w:r>
         <w:rPr>
-          <w:rFonts w:cs="Times New Roman" w:ascii="Times New Roman" w:hAnsi="Times New Roman"/>
-          <w:b w:val="false"/>
-          <w:bCs w:val="false"/>
+          <w:rFonts w:ascii="Times New Roman" w:hAnsi="Times New Roman" w:cs="Times New Roman"/>
           <w:color w:val="000000"/>
           <w:sz w:val="24"/>
           <w:szCs w:val="24"/>
@@ -2295,7 +2019,7 @@
       </w:r>
       <w:r>
         <w:rPr>
-          <w:rFonts w:cs="Times New Roman" w:ascii="Times New Roman" w:hAnsi="Times New Roman"/>
+          <w:rFonts w:ascii="Times New Roman" w:hAnsi="Times New Roman" w:cs="Times New Roman"/>
           <w:sz w:val="24"/>
           <w:szCs w:val="24"/>
           <w:lang w:val="en-US"/>
@@ -2304,9 +2028,7 @@
       </w:r>
       <w:r>
         <w:rPr>
-          <w:rFonts w:cs="Times New Roman" w:ascii="Times New Roman" w:hAnsi="Times New Roman"/>
-          <w:b w:val="false"/>
-          <w:bCs w:val="false"/>
+          <w:rFonts w:ascii="Times New Roman" w:hAnsi="Times New Roman" w:cs="Times New Roman"/>
           <w:color w:val="000000"/>
           <w:sz w:val="24"/>
           <w:szCs w:val="24"/>
@@ -2317,7 +2039,6 @@
     </w:p>
     <w:p>
       <w:pPr>
-        <w:pStyle w:val="Normal"/>
         <w:numPr>
           <w:ilvl w:val="0"/>
           <w:numId w:val="1"/>
@@ -2331,7 +2052,7 @@
       </w:pPr>
       <w:r>
         <w:rPr>
-          <w:rFonts w:cs="Times New Roman" w:ascii="Times New Roman" w:hAnsi="Times New Roman"/>
+          <w:rFonts w:ascii="Times New Roman" w:hAnsi="Times New Roman" w:cs="Times New Roman"/>
           <w:sz w:val="24"/>
           <w:szCs w:val="24"/>
           <w:lang w:val="en-US"/>
@@ -2340,30 +2061,18 @@
       </w:r>
       <w:r>
         <w:rPr>
-          <w:rFonts w:cs="Times New Roman" w:ascii="Times New Roman" w:hAnsi="Times New Roman"/>
-          <w:b/>
-          <w:bCs/>
-          <w:sz w:val="24"/>
-          <w:szCs w:val="24"/>
-          <w:lang w:val="en-US"/>
-        </w:rPr>
-        <w:t xml:space="preserve"> </w:t>
-      </w:r>
-      <w:r>
-        <w:rPr>
-          <w:rFonts w:cs="Times New Roman" w:ascii="Times New Roman" w:hAnsi="Times New Roman"/>
-          <w:b/>
-          <w:bCs/>
-          <w:sz w:val="24"/>
-          <w:szCs w:val="24"/>
-          <w:lang w:val="en-US"/>
-        </w:rPr>
-        <w:t>"Xaridlar markazi" davlat muassasasi mutaxassisi (jalb etilgan ekspert):</w:t>
-      </w:r>
-    </w:p>
-    <w:p>
-      <w:pPr>
-        <w:pStyle w:val="Normal"/>
+          <w:rFonts w:ascii="Times New Roman" w:hAnsi="Times New Roman" w:cs="Times New Roman"/>
+          <w:b/>
+          <w:bCs/>
+          <w:sz w:val="24"/>
+          <w:szCs w:val="24"/>
+          <w:lang w:val="en-US"/>
+        </w:rPr>
+        <w:t xml:space="preserve"> "Xaridlar markazi" davlat muassasasi mutaxassisi (jalb etilgan ekspert):</w:t>
+      </w:r>
+    </w:p>
+    <w:p>
+      <w:pPr>
         <w:numPr>
           <w:ilvl w:val="0"/>
           <w:numId w:val="1"/>
@@ -2377,7 +2086,7 @@
       </w:pPr>
       <w:r>
         <w:rPr>
-          <w:rFonts w:cs="Times New Roman" w:ascii="Times New Roman" w:hAnsi="Times New Roman"/>
+          <w:rFonts w:ascii="Times New Roman" w:hAnsi="Times New Roman" w:cs="Times New Roman"/>
           <w:sz w:val="24"/>
           <w:szCs w:val="24"/>
           <w:lang w:val="en-US"/>
@@ -2386,7 +2095,7 @@
       </w:r>
       <w:r>
         <w:rPr>
-          <w:rFonts w:cs="Times New Roman" w:ascii="Times New Roman" w:hAnsi="Times New Roman"/>
+          <w:rFonts w:ascii="Times New Roman" w:hAnsi="Times New Roman" w:cs="Times New Roman"/>
           <w:color w:val="000000"/>
           <w:sz w:val="24"/>
           <w:szCs w:val="24"/>
@@ -2396,7 +2105,7 @@
       </w:r>
       <w:r>
         <w:rPr>
-          <w:rFonts w:cs="Times New Roman" w:ascii="Times New Roman" w:hAnsi="Times New Roman"/>
+          <w:rFonts w:ascii="Times New Roman" w:hAnsi="Times New Roman" w:cs="Times New Roman"/>
           <w:sz w:val="24"/>
           <w:szCs w:val="24"/>
           <w:lang w:val="en-US"/>
@@ -2406,7 +2115,6 @@
     </w:p>
     <w:p>
       <w:pPr>
-        <w:pStyle w:val="Normal"/>
         <w:numPr>
           <w:ilvl w:val="0"/>
           <w:numId w:val="1"/>
@@ -2420,7 +2128,7 @@
       </w:pPr>
       <w:r>
         <w:rPr>
-          <w:rFonts w:cs="Times New Roman" w:ascii="Times New Roman" w:hAnsi="Times New Roman"/>
+          <w:rFonts w:ascii="Times New Roman" w:hAnsi="Times New Roman" w:cs="Times New Roman"/>
           <w:sz w:val="24"/>
           <w:szCs w:val="24"/>
           <w:lang w:val="en-US"/>
@@ -2429,14 +2137,8 @@
       </w:r>
       <w:r>
         <w:rPr>
-          <w:rFonts w:cs="Times New Roman" w:ascii="Times New Roman" w:hAnsi="Times New Roman"/>
-          <w:b w:val="false"/>
-          <w:bCs w:val="false"/>
-          <w:i w:val="false"/>
-          <w:caps w:val="false"/>
-          <w:smallCaps w:val="false"/>
-          <w:color w:val="000000"/>
-          <w:spacing w:val="0"/>
+          <w:rFonts w:ascii="Times New Roman" w:hAnsi="Times New Roman" w:cs="Times New Roman"/>
+          <w:color w:val="000000"/>
           <w:sz w:val="24"/>
           <w:szCs w:val="24"/>
           <w:lang w:val="en-US"/>
@@ -2446,52 +2148,39 @@
     </w:p>
     <w:p>
       <w:pPr>
-        <w:pStyle w:val="Normal"/>
-        <w:rPr>
-          <w:rFonts w:ascii="Times New Roman" w:hAnsi="Times New Roman" w:cs="Times New Roman"/>
-          <w:b/>
-          <w:bCs/>
-          <w:sz w:val="24"/>
-          <w:szCs w:val="24"/>
-          <w:lang w:val="en-US"/>
-        </w:rPr>
-      </w:pPr>
-      <w:r>
-        <w:rPr>
-          <w:rFonts w:cs="Times New Roman" w:ascii="Times New Roman" w:hAnsi="Times New Roman"/>
-          <w:b/>
-          <w:bCs/>
-          <w:sz w:val="24"/>
-          <w:szCs w:val="24"/>
-          <w:lang w:val="en-US"/>
-        </w:rPr>
-        <w:t xml:space="preserve">• </w:t>
-      </w:r>
-      <w:r>
-        <w:rPr>
-          <w:rFonts w:cs="Times New Roman" w:ascii="Times New Roman" w:hAnsi="Times New Roman"/>
-          <w:b/>
-          <w:bCs/>
-          <w:sz w:val="24"/>
-          <w:szCs w:val="24"/>
-          <w:lang w:val="en-US"/>
-        </w:rPr>
-        <w:t>Tibbiyot muassasasidagi uskunalar uchun mas’ul:</w:t>
-      </w:r>
-    </w:p>
-    <w:p>
-      <w:pPr>
-        <w:pStyle w:val="Normal"/>
-        <w:rPr>
-          <w:rFonts w:ascii="Times New Roman" w:hAnsi="Times New Roman" w:cs="Times New Roman"/>
-          <w:sz w:val="24"/>
-          <w:szCs w:val="24"/>
-          <w:lang w:val="en-US"/>
-        </w:rPr>
-      </w:pPr>
-      <w:r>
-        <w:rPr>
-          <w:rFonts w:cs="Times New Roman" w:ascii="Times New Roman" w:hAnsi="Times New Roman"/>
+        <w:rPr>
+          <w:rFonts w:ascii="Times New Roman" w:hAnsi="Times New Roman" w:cs="Times New Roman"/>
+          <w:b/>
+          <w:bCs/>
+          <w:sz w:val="24"/>
+          <w:szCs w:val="24"/>
+          <w:lang w:val="en-US"/>
+        </w:rPr>
+      </w:pPr>
+      <w:r>
+        <w:rPr>
+          <w:rFonts w:ascii="Times New Roman" w:hAnsi="Times New Roman" w:cs="Times New Roman"/>
+          <w:b/>
+          <w:bCs/>
+          <w:sz w:val="24"/>
+          <w:szCs w:val="24"/>
+          <w:lang w:val="en-US"/>
+        </w:rPr>
+        <w:t>• Tibbiyot muassasasidagi uskunalar uchun mas’ul:</w:t>
+      </w:r>
+    </w:p>
+    <w:p>
+      <w:pPr>
+        <w:rPr>
+          <w:rFonts w:ascii="Times New Roman" w:hAnsi="Times New Roman" w:cs="Times New Roman"/>
+          <w:sz w:val="24"/>
+          <w:szCs w:val="24"/>
+          <w:lang w:val="en-US"/>
+        </w:rPr>
+      </w:pPr>
+      <w:r>
+        <w:rPr>
+          <w:rFonts w:ascii="Times New Roman" w:hAnsi="Times New Roman" w:cs="Times New Roman"/>
           <w:sz w:val="24"/>
           <w:szCs w:val="24"/>
           <w:lang w:val="en-US"/>
@@ -2500,23 +2189,17 @@
       </w:r>
       <w:r>
         <w:rPr>
-          <w:rFonts w:eastAsia="Calibri" w:cs="Times New Roman" w:ascii="Times New Roman" w:hAnsi="Times New Roman"/>
-          <w:b w:val="false"/>
-          <w:i w:val="false"/>
-          <w:caps w:val="false"/>
-          <w:smallCaps w:val="false"/>
-          <w:color w:val="000000"/>
-          <w:spacing w:val="0"/>
-          <w:kern w:val="0"/>
-          <w:sz w:val="24"/>
-          <w:szCs w:val="24"/>
-          <w:lang w:val="en-US" w:eastAsia="en-US" w:bidi="ar-SA"/>
+          <w:rFonts w:ascii="Times New Roman" w:eastAsia="Calibri" w:hAnsi="Times New Roman" w:cs="Times New Roman"/>
+          <w:color w:val="000000"/>
+          <w:sz w:val="24"/>
+          <w:szCs w:val="24"/>
+          <w:lang w:val="en-US"/>
         </w:rPr>
         <w:t>{{ masul_shaxs }}</w:t>
       </w:r>
       <w:r>
         <w:rPr>
-          <w:rFonts w:cs="Times New Roman" w:ascii="Times New Roman" w:hAnsi="Times New Roman"/>
+          <w:rFonts w:ascii="Times New Roman" w:hAnsi="Times New Roman" w:cs="Times New Roman"/>
           <w:sz w:val="24"/>
           <w:szCs w:val="24"/>
           <w:lang w:val="en-US"/>
@@ -2526,17 +2209,16 @@
     </w:p>
     <w:p>
       <w:pPr>
-        <w:pStyle w:val="Normal"/>
-        <w:rPr>
-          <w:rFonts w:ascii="Times New Roman" w:hAnsi="Times New Roman" w:cs="Times New Roman"/>
-          <w:sz w:val="24"/>
-          <w:szCs w:val="24"/>
-          <w:lang w:val="en-US"/>
-        </w:rPr>
-      </w:pPr>
-      <w:r>
-        <w:rPr>
-          <w:rFonts w:cs="Times New Roman" w:ascii="Times New Roman" w:hAnsi="Times New Roman"/>
+        <w:rPr>
+          <w:rFonts w:ascii="Times New Roman" w:hAnsi="Times New Roman" w:cs="Times New Roman"/>
+          <w:sz w:val="24"/>
+          <w:szCs w:val="24"/>
+          <w:lang w:val="en-US"/>
+        </w:rPr>
+      </w:pPr>
+      <w:r>
+        <w:rPr>
+          <w:rFonts w:ascii="Times New Roman" w:hAnsi="Times New Roman" w:cs="Times New Roman"/>
           <w:sz w:val="24"/>
           <w:szCs w:val="24"/>
           <w:lang w:val="en-US"/>
@@ -2545,36 +2227,29 @@
       </w:r>
       <w:r>
         <w:rPr>
-          <w:rFonts w:eastAsia="Calibri" w:cs="Times New Roman" w:ascii="Times New Roman" w:hAnsi="Times New Roman"/>
-          <w:b w:val="false"/>
-          <w:i w:val="false"/>
-          <w:caps w:val="false"/>
-          <w:smallCaps w:val="false"/>
-          <w:color w:val="000000"/>
-          <w:spacing w:val="0"/>
-          <w:kern w:val="0"/>
-          <w:sz w:val="24"/>
-          <w:szCs w:val="24"/>
-          <w:lang w:val="en-US" w:eastAsia="en-US" w:bidi="ar-SA"/>
+          <w:rFonts w:ascii="Times New Roman" w:eastAsia="Calibri" w:hAnsi="Times New Roman" w:cs="Times New Roman"/>
+          <w:color w:val="000000"/>
+          <w:sz w:val="24"/>
+          <w:szCs w:val="24"/>
+          <w:lang w:val="en-US"/>
         </w:rPr>
         <w:t>{{ masul_shaxs_lavozim }}</w:t>
       </w:r>
     </w:p>
     <w:p>
       <w:pPr>
-        <w:pStyle w:val="Normal"/>
-        <w:rPr>
-          <w:rFonts w:ascii="Times New Roman" w:hAnsi="Times New Roman" w:cs="Times New Roman"/>
-          <w:b/>
-          <w:bCs/>
-          <w:sz w:val="24"/>
-          <w:szCs w:val="24"/>
-          <w:lang w:val="en-US"/>
-        </w:rPr>
-      </w:pPr>
-      <w:r>
-        <w:rPr>
-          <w:rFonts w:cs="Times New Roman" w:ascii="Times New Roman" w:hAnsi="Times New Roman"/>
+        <w:rPr>
+          <w:rFonts w:ascii="Times New Roman" w:hAnsi="Times New Roman" w:cs="Times New Roman"/>
+          <w:b/>
+          <w:bCs/>
+          <w:sz w:val="24"/>
+          <w:szCs w:val="24"/>
+          <w:lang w:val="en-US"/>
+        </w:rPr>
+      </w:pPr>
+      <w:r>
+        <w:rPr>
+          <w:rFonts w:ascii="Times New Roman" w:hAnsi="Times New Roman" w:cs="Times New Roman"/>
           <w:b/>
           <w:bCs/>
           <w:sz w:val="24"/>
@@ -2586,37 +2261,30 @@
     </w:p>
     <w:tbl>
       <w:tblPr>
-        <w:tblStyle w:val="a3"/>
         <w:tblW w:w="9345" w:type="dxa"/>
-        <w:jc w:val="left"/>
-        <w:tblInd w:w="0" w:type="dxa"/>
+        <w:tblBorders>
+          <w:top w:val="single" w:sz="4" w:space="0" w:color="auto"/>
+          <w:left w:val="single" w:sz="4" w:space="0" w:color="auto"/>
+          <w:bottom w:val="single" w:sz="4" w:space="0" w:color="auto"/>
+          <w:right w:val="single" w:sz="4" w:space="0" w:color="auto"/>
+          <w:insideH w:val="single" w:sz="4" w:space="0" w:color="auto"/>
+          <w:insideV w:val="single" w:sz="4" w:space="0" w:color="auto"/>
+        </w:tblBorders>
         <w:tblLayout w:type="fixed"/>
-        <w:tblCellMar>
-          <w:top w:w="0" w:type="dxa"/>
-          <w:left w:w="108" w:type="dxa"/>
-          <w:bottom w:w="0" w:type="dxa"/>
-          <w:right w:w="108" w:type="dxa"/>
-        </w:tblCellMar>
-        <w:tblLook w:val="04a0" w:noHBand="0" w:noVBand="1" w:firstColumn="1" w:lastRow="0" w:lastColumn="0" w:firstRow="1"/>
+        <w:tblLook w:val="04A0" w:firstRow="1" w:lastRow="0" w:firstColumn="1" w:lastColumn="0" w:noHBand="0" w:noVBand="1"/>
       </w:tblPr>
       <w:tblGrid>
         <w:gridCol w:w="4672"/>
-        <w:gridCol w:w="4672"/>
+        <w:gridCol w:w="4673"/>
       </w:tblGrid>
       <w:tr>
-        <w:trPr/>
         <w:tc>
           <w:tcPr>
             <w:tcW w:w="4672" w:type="dxa"/>
-            <w:tcBorders/>
           </w:tcPr>
           <w:p>
             <w:pPr>
-              <w:pStyle w:val="Normal"/>
-              <w:widowControl/>
-              <w:suppressAutoHyphens w:val="true"/>
-              <w:spacing w:lineRule="auto" w:line="240" w:before="0" w:after="0"/>
-              <w:jc w:val="left"/>
+              <w:spacing w:after="0" w:line="240" w:lineRule="auto"/>
               <w:rPr>
                 <w:rFonts w:ascii="Times New Roman" w:hAnsi="Times New Roman" w:cs="Times New Roman"/>
                 <w:sz w:val="24"/>
@@ -2625,11 +2293,9 @@
             </w:pPr>
             <w:r>
               <w:rPr>
-                <w:rFonts w:eastAsia="Calibri" w:cs="Times New Roman" w:ascii="Times New Roman" w:hAnsi="Times New Roman"/>
-                <w:kern w:val="0"/>
-                <w:sz w:val="24"/>
-                <w:szCs w:val="24"/>
-                <w:lang w:val="ru-RU" w:eastAsia="en-US" w:bidi="ar-SA"/>
+                <w:rFonts w:ascii="Times New Roman" w:eastAsia="Calibri" w:hAnsi="Times New Roman" w:cs="Times New Roman"/>
+                <w:sz w:val="24"/>
+                <w:szCs w:val="24"/>
               </w:rPr>
               <w:t>Nomi:</w:t>
             </w:r>
@@ -2638,13 +2304,10 @@
         <w:tc>
           <w:tcPr>
             <w:tcW w:w="4672" w:type="dxa"/>
-            <w:tcBorders/>
           </w:tcPr>
           <w:p>
             <w:pPr>
-              <w:pStyle w:val="Normal"/>
-              <w:suppressAutoHyphens w:val="true"/>
-              <w:spacing w:lineRule="auto" w:line="240" w:before="0" w:after="0"/>
+              <w:spacing w:after="0" w:line="240" w:lineRule="auto"/>
               <w:rPr>
                 <w:rFonts w:ascii="Times New Roman" w:hAnsi="Times New Roman" w:cs="Times New Roman"/>
                 <w:bCs/>
@@ -2655,9 +2318,7 @@
             </w:pPr>
             <w:r>
               <w:rPr>
-                <w:rFonts w:cs="Times New Roman" w:ascii="Times New Roman" w:hAnsi="Times New Roman"/>
-                <w:b w:val="false"/>
-                <w:bCs w:val="false"/>
+                <w:rFonts w:ascii="Times New Roman" w:hAnsi="Times New Roman" w:cs="Times New Roman"/>
                 <w:color w:val="000000"/>
                 <w:sz w:val="24"/>
                 <w:szCs w:val="24"/>
@@ -2669,19 +2330,13 @@
         </w:tc>
       </w:tr>
       <w:tr>
-        <w:trPr/>
         <w:tc>
           <w:tcPr>
             <w:tcW w:w="4672" w:type="dxa"/>
-            <w:tcBorders/>
           </w:tcPr>
           <w:p>
             <w:pPr>
-              <w:pStyle w:val="Normal"/>
-              <w:widowControl/>
-              <w:suppressAutoHyphens w:val="true"/>
-              <w:spacing w:lineRule="auto" w:line="240" w:before="0" w:after="0"/>
-              <w:jc w:val="left"/>
+              <w:spacing w:after="0" w:line="240" w:lineRule="auto"/>
               <w:rPr>
                 <w:rFonts w:ascii="Times New Roman" w:hAnsi="Times New Roman" w:cs="Times New Roman"/>
                 <w:sz w:val="24"/>
@@ -2690,11 +2345,9 @@
             </w:pPr>
             <w:r>
               <w:rPr>
-                <w:rFonts w:eastAsia="Calibri" w:cs="Times New Roman" w:ascii="Times New Roman" w:hAnsi="Times New Roman"/>
-                <w:kern w:val="0"/>
-                <w:sz w:val="24"/>
-                <w:szCs w:val="24"/>
-                <w:lang w:val="ru-RU" w:eastAsia="en-US" w:bidi="ar-SA"/>
+                <w:rFonts w:ascii="Times New Roman" w:eastAsia="Calibri" w:hAnsi="Times New Roman" w:cs="Times New Roman"/>
+                <w:sz w:val="24"/>
+                <w:szCs w:val="24"/>
               </w:rPr>
               <w:t>Model:</w:t>
             </w:r>
@@ -2703,13 +2356,10 @@
         <w:tc>
           <w:tcPr>
             <w:tcW w:w="4672" w:type="dxa"/>
-            <w:tcBorders/>
           </w:tcPr>
           <w:p>
             <w:pPr>
-              <w:pStyle w:val="Normal"/>
-              <w:suppressAutoHyphens w:val="true"/>
-              <w:spacing w:lineRule="auto" w:line="240" w:before="0" w:after="0"/>
+              <w:spacing w:after="0" w:line="240" w:lineRule="auto"/>
               <w:rPr>
                 <w:rFonts w:ascii="Times New Roman" w:hAnsi="Times New Roman" w:cs="Times New Roman"/>
                 <w:b/>
@@ -2721,9 +2371,7 @@
             </w:pPr>
             <w:r>
               <w:rPr>
-                <w:rFonts w:cs="Times New Roman" w:ascii="Times New Roman" w:hAnsi="Times New Roman"/>
-                <w:b w:val="false"/>
-                <w:bCs w:val="false"/>
+                <w:rFonts w:ascii="Times New Roman" w:hAnsi="Times New Roman" w:cs="Times New Roman"/>
                 <w:color w:val="000000"/>
                 <w:sz w:val="24"/>
                 <w:szCs w:val="24"/>
@@ -2735,19 +2383,13 @@
         </w:tc>
       </w:tr>
       <w:tr>
-        <w:trPr/>
         <w:tc>
           <w:tcPr>
             <w:tcW w:w="4672" w:type="dxa"/>
-            <w:tcBorders/>
           </w:tcPr>
           <w:p>
             <w:pPr>
-              <w:pStyle w:val="Normal"/>
-              <w:widowControl/>
-              <w:suppressAutoHyphens w:val="true"/>
-              <w:spacing w:lineRule="auto" w:line="240" w:before="0" w:after="0"/>
-              <w:jc w:val="left"/>
+              <w:spacing w:after="0" w:line="240" w:lineRule="auto"/>
               <w:rPr>
                 <w:rFonts w:ascii="Times New Roman" w:hAnsi="Times New Roman" w:cs="Times New Roman"/>
                 <w:sz w:val="24"/>
@@ -2756,11 +2398,9 @@
             </w:pPr>
             <w:r>
               <w:rPr>
-                <w:rFonts w:eastAsia="Calibri" w:cs="Times New Roman" w:ascii="Times New Roman" w:hAnsi="Times New Roman"/>
-                <w:kern w:val="0"/>
-                <w:sz w:val="24"/>
-                <w:szCs w:val="24"/>
-                <w:lang w:val="ru-RU" w:eastAsia="en-US" w:bidi="ar-SA"/>
+                <w:rFonts w:ascii="Times New Roman" w:eastAsia="Calibri" w:hAnsi="Times New Roman" w:cs="Times New Roman"/>
+                <w:sz w:val="24"/>
+                <w:szCs w:val="24"/>
               </w:rPr>
               <w:t>Zavod raqami:</w:t>
             </w:r>
@@ -2769,13 +2409,10 @@
         <w:tc>
           <w:tcPr>
             <w:tcW w:w="4672" w:type="dxa"/>
-            <w:tcBorders/>
           </w:tcPr>
           <w:p>
             <w:pPr>
-              <w:pStyle w:val="Normal"/>
-              <w:suppressAutoHyphens w:val="true"/>
-              <w:spacing w:lineRule="auto" w:line="240" w:before="0" w:after="0"/>
+              <w:spacing w:after="0" w:line="240" w:lineRule="auto"/>
               <w:rPr>
                 <w:rFonts w:ascii="Times New Roman" w:hAnsi="Times New Roman" w:cs="Times New Roman"/>
                 <w:b/>
@@ -2787,9 +2424,7 @@
             </w:pPr>
             <w:r>
               <w:rPr>
-                <w:rFonts w:cs="Times New Roman" w:ascii="Times New Roman" w:hAnsi="Times New Roman"/>
-                <w:b w:val="false"/>
-                <w:bCs w:val="false"/>
+                <w:rFonts w:ascii="Times New Roman" w:hAnsi="Times New Roman" w:cs="Times New Roman"/>
                 <w:color w:val="000000"/>
                 <w:sz w:val="24"/>
                 <w:szCs w:val="24"/>
@@ -2801,19 +2436,13 @@
         </w:tc>
       </w:tr>
       <w:tr>
-        <w:trPr/>
         <w:tc>
           <w:tcPr>
             <w:tcW w:w="4672" w:type="dxa"/>
-            <w:tcBorders/>
           </w:tcPr>
           <w:p>
             <w:pPr>
-              <w:pStyle w:val="Normal"/>
-              <w:widowControl/>
-              <w:suppressAutoHyphens w:val="true"/>
-              <w:spacing w:lineRule="auto" w:line="240" w:before="0" w:after="0"/>
-              <w:jc w:val="left"/>
+              <w:spacing w:after="0" w:line="240" w:lineRule="auto"/>
               <w:rPr>
                 <w:rFonts w:ascii="Times New Roman" w:hAnsi="Times New Roman" w:cs="Times New Roman"/>
                 <w:sz w:val="24"/>
@@ -2822,11 +2451,9 @@
             </w:pPr>
             <w:r>
               <w:rPr>
-                <w:rFonts w:eastAsia="Calibri" w:cs="Times New Roman" w:ascii="Times New Roman" w:hAnsi="Times New Roman"/>
-                <w:kern w:val="0"/>
-                <w:sz w:val="24"/>
-                <w:szCs w:val="24"/>
-                <w:lang w:val="ru-RU" w:eastAsia="en-US" w:bidi="ar-SA"/>
+                <w:rFonts w:ascii="Times New Roman" w:eastAsia="Calibri" w:hAnsi="Times New Roman" w:cs="Times New Roman"/>
+                <w:sz w:val="24"/>
+                <w:szCs w:val="24"/>
               </w:rPr>
               <w:t>Ishlab chiqaruvchi:</w:t>
             </w:r>
@@ -2835,13 +2462,10 @@
         <w:tc>
           <w:tcPr>
             <w:tcW w:w="4672" w:type="dxa"/>
-            <w:tcBorders/>
           </w:tcPr>
           <w:p>
             <w:pPr>
-              <w:pStyle w:val="Normal"/>
-              <w:suppressAutoHyphens w:val="true"/>
-              <w:spacing w:lineRule="auto" w:line="240" w:before="0" w:after="0"/>
+              <w:spacing w:after="0" w:line="240" w:lineRule="auto"/>
               <w:rPr>
                 <w:rFonts w:ascii="Times New Roman" w:hAnsi="Times New Roman" w:cs="Times New Roman"/>
                 <w:b/>
@@ -2853,9 +2477,7 @@
             </w:pPr>
             <w:r>
               <w:rPr>
-                <w:rFonts w:cs="Times New Roman" w:ascii="Times New Roman" w:hAnsi="Times New Roman"/>
-                <w:b w:val="false"/>
-                <w:bCs w:val="false"/>
+                <w:rFonts w:ascii="Times New Roman" w:hAnsi="Times New Roman" w:cs="Times New Roman"/>
                 <w:color w:val="000000"/>
                 <w:sz w:val="24"/>
                 <w:szCs w:val="24"/>
@@ -2867,19 +2489,13 @@
         </w:tc>
       </w:tr>
       <w:tr>
-        <w:trPr/>
         <w:tc>
           <w:tcPr>
             <w:tcW w:w="4672" w:type="dxa"/>
-            <w:tcBorders/>
           </w:tcPr>
           <w:p>
             <w:pPr>
-              <w:pStyle w:val="Normal"/>
-              <w:widowControl/>
-              <w:suppressAutoHyphens w:val="true"/>
-              <w:spacing w:lineRule="auto" w:line="240" w:before="0" w:after="0"/>
-              <w:jc w:val="left"/>
+              <w:spacing w:after="0" w:line="240" w:lineRule="auto"/>
               <w:rPr>
                 <w:rFonts w:ascii="Times New Roman" w:hAnsi="Times New Roman" w:cs="Times New Roman"/>
                 <w:sz w:val="24"/>
@@ -2888,11 +2504,9 @@
             </w:pPr>
             <w:r>
               <w:rPr>
-                <w:rFonts w:eastAsia="Calibri" w:cs="Times New Roman" w:ascii="Times New Roman" w:hAnsi="Times New Roman"/>
-                <w:kern w:val="0"/>
-                <w:sz w:val="24"/>
-                <w:szCs w:val="24"/>
-                <w:lang w:val="ru-RU" w:eastAsia="en-US" w:bidi="ar-SA"/>
+                <w:rFonts w:ascii="Times New Roman" w:eastAsia="Calibri" w:hAnsi="Times New Roman" w:cs="Times New Roman"/>
+                <w:sz w:val="24"/>
+                <w:szCs w:val="24"/>
               </w:rPr>
               <w:t>Inventar raqami:</w:t>
             </w:r>
@@ -2901,13 +2515,10 @@
         <w:tc>
           <w:tcPr>
             <w:tcW w:w="4672" w:type="dxa"/>
-            <w:tcBorders/>
           </w:tcPr>
           <w:p>
             <w:pPr>
-              <w:pStyle w:val="Normal"/>
-              <w:suppressAutoHyphens w:val="true"/>
-              <w:spacing w:lineRule="auto" w:line="240" w:before="0" w:after="0"/>
+              <w:spacing w:after="0" w:line="240" w:lineRule="auto"/>
               <w:rPr>
                 <w:rFonts w:ascii="Times New Roman" w:hAnsi="Times New Roman" w:cs="Times New Roman"/>
                 <w:sz w:val="24"/>
@@ -2917,13 +2528,11 @@
             </w:pPr>
             <w:r>
               <w:rPr>
-                <w:rFonts w:cs="Times New Roman" w:ascii="Times New Roman" w:hAnsi="Times New Roman"/>
-                <w:b w:val="false"/>
-                <w:bCs w:val="false"/>
+                <w:rFonts w:ascii="Times New Roman" w:hAnsi="Times New Roman" w:cs="Times New Roman"/>
                 <w:color w:val="000000"/>
                 <w:sz w:val="24"/>
                 <w:szCs w:val="24"/>
-                <w:shd w:fill="FFFFFF" w:val="clear"/>
+                <w:shd w:val="clear" w:color="auto" w:fill="FFFFFF"/>
                 <w:lang w:val="en-US"/>
               </w:rPr>
               <w:t>{{ inventory_number }}</w:t>
@@ -2932,19 +2541,13 @@
         </w:tc>
       </w:tr>
       <w:tr>
-        <w:trPr/>
         <w:tc>
           <w:tcPr>
             <w:tcW w:w="4672" w:type="dxa"/>
-            <w:tcBorders/>
           </w:tcPr>
           <w:p>
             <w:pPr>
-              <w:pStyle w:val="Normal"/>
-              <w:widowControl/>
-              <w:suppressAutoHyphens w:val="true"/>
-              <w:spacing w:lineRule="auto" w:line="240" w:before="0" w:after="0"/>
-              <w:jc w:val="left"/>
+              <w:spacing w:after="0" w:line="240" w:lineRule="auto"/>
               <w:rPr>
                 <w:rFonts w:ascii="Times New Roman" w:hAnsi="Times New Roman" w:cs="Times New Roman"/>
                 <w:sz w:val="24"/>
@@ -2953,11 +2556,9 @@
             </w:pPr>
             <w:r>
               <w:rPr>
-                <w:rFonts w:eastAsia="Calibri" w:cs="Times New Roman" w:ascii="Times New Roman" w:hAnsi="Times New Roman"/>
-                <w:kern w:val="0"/>
-                <w:sz w:val="24"/>
-                <w:szCs w:val="24"/>
-                <w:lang w:val="ru-RU" w:eastAsia="en-US" w:bidi="ar-SA"/>
+                <w:rFonts w:ascii="Times New Roman" w:eastAsia="Calibri" w:hAnsi="Times New Roman" w:cs="Times New Roman"/>
+                <w:sz w:val="24"/>
+                <w:szCs w:val="24"/>
               </w:rPr>
               <w:t>Ishga tushirilgan sana:</w:t>
             </w:r>
@@ -2966,13 +2567,10 @@
         <w:tc>
           <w:tcPr>
             <w:tcW w:w="4672" w:type="dxa"/>
-            <w:tcBorders/>
           </w:tcPr>
           <w:p>
             <w:pPr>
-              <w:pStyle w:val="Normal"/>
-              <w:suppressAutoHyphens w:val="true"/>
-              <w:spacing w:lineRule="auto" w:line="240" w:before="0" w:after="0"/>
+              <w:spacing w:after="0" w:line="240" w:lineRule="auto"/>
               <w:rPr>
                 <w:rFonts w:ascii="Times New Roman" w:hAnsi="Times New Roman" w:cs="Times New Roman"/>
                 <w:b/>
@@ -2984,9 +2582,7 @@
             </w:pPr>
             <w:r>
               <w:rPr>
-                <w:rFonts w:cs="Times New Roman" w:ascii="Times New Roman" w:hAnsi="Times New Roman"/>
-                <w:b w:val="false"/>
-                <w:bCs w:val="false"/>
+                <w:rFonts w:ascii="Times New Roman" w:hAnsi="Times New Roman" w:cs="Times New Roman"/>
                 <w:color w:val="000000"/>
                 <w:sz w:val="24"/>
                 <w:szCs w:val="24"/>
@@ -2998,19 +2594,13 @@
         </w:tc>
       </w:tr>
       <w:tr>
-        <w:trPr/>
         <w:tc>
           <w:tcPr>
             <w:tcW w:w="4672" w:type="dxa"/>
-            <w:tcBorders/>
           </w:tcPr>
           <w:p>
             <w:pPr>
-              <w:pStyle w:val="Normal"/>
-              <w:widowControl/>
-              <w:suppressAutoHyphens w:val="true"/>
-              <w:spacing w:lineRule="auto" w:line="240" w:before="0" w:after="0"/>
-              <w:jc w:val="left"/>
+              <w:spacing w:after="0" w:line="240" w:lineRule="auto"/>
               <w:rPr>
                 <w:rFonts w:ascii="Times New Roman" w:hAnsi="Times New Roman" w:cs="Times New Roman"/>
                 <w:sz w:val="24"/>
@@ -3020,11 +2610,10 @@
             </w:pPr>
             <w:r>
               <w:rPr>
-                <w:rFonts w:eastAsia="Calibri" w:cs="Times New Roman" w:ascii="Times New Roman" w:hAnsi="Times New Roman"/>
-                <w:kern w:val="0"/>
-                <w:sz w:val="24"/>
-                <w:szCs w:val="24"/>
-                <w:lang w:val="en-US" w:eastAsia="en-US" w:bidi="ar-SA"/>
+                <w:rFonts w:ascii="Times New Roman" w:eastAsia="Calibri" w:hAnsi="Times New Roman" w:cs="Times New Roman"/>
+                <w:sz w:val="24"/>
+                <w:szCs w:val="24"/>
+                <w:lang w:val="en-US"/>
               </w:rPr>
               <w:t>Kafolat muddati: (amal qilmoqda/tugagan)</w:t>
             </w:r>
@@ -3033,15 +2622,10 @@
         <w:tc>
           <w:tcPr>
             <w:tcW w:w="4672" w:type="dxa"/>
-            <w:tcBorders/>
           </w:tcPr>
           <w:p>
             <w:pPr>
-              <w:pStyle w:val="Normal"/>
-              <w:widowControl/>
-              <w:suppressAutoHyphens w:val="true"/>
-              <w:spacing w:lineRule="auto" w:line="240" w:before="0" w:after="0"/>
-              <w:jc w:val="left"/>
+              <w:spacing w:after="0" w:line="240" w:lineRule="auto"/>
               <w:rPr>
                 <w:rFonts w:ascii="Times New Roman" w:hAnsi="Times New Roman" w:cs="Times New Roman"/>
                 <w:sz w:val="24"/>
@@ -3051,11 +2635,10 @@
             </w:pPr>
             <w:r>
               <w:rPr>
-                <w:rFonts w:eastAsia="Calibri" w:cs="Times New Roman" w:ascii="Times New Roman" w:hAnsi="Times New Roman"/>
-                <w:kern w:val="0"/>
-                <w:sz w:val="24"/>
-                <w:szCs w:val="24"/>
-                <w:lang w:val="en-US" w:eastAsia="en-US" w:bidi="ar-SA"/>
+                <w:rFonts w:ascii="Times New Roman" w:eastAsia="Calibri" w:hAnsi="Times New Roman" w:cs="Times New Roman"/>
+                <w:sz w:val="24"/>
+                <w:szCs w:val="24"/>
+                <w:lang w:val="en-US"/>
               </w:rPr>
               <w:t>{{ kafolat }}</w:t>
             </w:r>
@@ -3065,42 +2648,30 @@
     </w:tbl>
     <w:p>
       <w:pPr>
-        <w:pStyle w:val="Normal"/>
-        <w:rPr>
-          <w:rFonts w:ascii="Times New Roman" w:hAnsi="Times New Roman" w:cs="Times New Roman"/>
-          <w:b/>
-          <w:bCs/>
-          <w:sz w:val="24"/>
-          <w:szCs w:val="24"/>
-          <w:lang w:val="en-US"/>
-        </w:rPr>
-      </w:pPr>
-      <w:r>
-        <w:rPr>
-          <w:rFonts w:cs="Times New Roman" w:ascii="Times New Roman" w:hAnsi="Times New Roman"/>
-          <w:b/>
-          <w:bCs/>
-          <w:sz w:val="24"/>
-          <w:szCs w:val="24"/>
-          <w:lang w:val="en-US"/>
-        </w:rPr>
-      </w:r>
-    </w:p>
-    <w:p>
-      <w:pPr>
-        <w:pStyle w:val="Normal"/>
-        <w:rPr>
-          <w:rFonts w:ascii="Times New Roman" w:hAnsi="Times New Roman" w:cs="Times New Roman"/>
-          <w:b/>
-          <w:bCs/>
-          <w:sz w:val="24"/>
-          <w:szCs w:val="24"/>
-          <w:lang w:val="en-US"/>
-        </w:rPr>
-      </w:pPr>
-      <w:r>
-        <w:rPr>
-          <w:rFonts w:cs="Times New Roman" w:ascii="Times New Roman" w:hAnsi="Times New Roman"/>
+        <w:rPr>
+          <w:rFonts w:ascii="Times New Roman" w:hAnsi="Times New Roman" w:cs="Times New Roman"/>
+          <w:b/>
+          <w:bCs/>
+          <w:sz w:val="24"/>
+          <w:szCs w:val="24"/>
+          <w:lang w:val="en-US"/>
+        </w:rPr>
+      </w:pPr>
+    </w:p>
+    <w:p>
+      <w:pPr>
+        <w:rPr>
+          <w:rFonts w:ascii="Times New Roman" w:hAnsi="Times New Roman" w:cs="Times New Roman"/>
+          <w:b/>
+          <w:bCs/>
+          <w:sz w:val="24"/>
+          <w:szCs w:val="24"/>
+          <w:lang w:val="en-US"/>
+        </w:rPr>
+      </w:pPr>
+      <w:r>
+        <w:rPr>
+          <w:rFonts w:ascii="Times New Roman" w:hAnsi="Times New Roman" w:cs="Times New Roman"/>
           <w:b/>
           <w:bCs/>
           <w:sz w:val="24"/>
@@ -3112,18 +2683,17 @@
     </w:p>
     <w:p>
       <w:pPr>
-        <w:pStyle w:val="Normal"/>
-        <w:spacing w:lineRule="auto" w:line="240" w:before="0" w:after="0"/>
-        <w:rPr>
-          <w:rFonts w:ascii="Times New Roman" w:hAnsi="Times New Roman" w:cs="Times New Roman"/>
-          <w:sz w:val="24"/>
-          <w:szCs w:val="24"/>
-          <w:lang w:val="en-US"/>
-        </w:rPr>
-      </w:pPr>
-      <w:r>
-        <w:rPr>
-          <w:rFonts w:cs="Times New Roman" w:ascii="Times New Roman" w:hAnsi="Times New Roman"/>
+        <w:spacing w:after="0" w:line="240" w:lineRule="auto"/>
+        <w:rPr>
+          <w:rFonts w:ascii="Times New Roman" w:hAnsi="Times New Roman" w:cs="Times New Roman"/>
+          <w:sz w:val="24"/>
+          <w:szCs w:val="24"/>
+          <w:lang w:val="en-US"/>
+        </w:rPr>
+      </w:pPr>
+      <w:r>
+        <w:rPr>
+          <w:rFonts w:ascii="Times New Roman" w:hAnsi="Times New Roman" w:cs="Times New Roman"/>
           <w:sz w:val="24"/>
           <w:szCs w:val="24"/>
           <w:lang w:val="en-US"/>
@@ -3133,20 +2703,19 @@
     </w:p>
     <w:p>
       <w:pPr>
-        <w:pStyle w:val="Normal"/>
-        <w:spacing w:lineRule="auto" w:line="240" w:before="0" w:after="0"/>
-        <w:rPr>
-          <w:rFonts w:ascii="Times New Roman" w:hAnsi="Times New Roman" w:cs="Times New Roman"/>
-          <w:b/>
-          <w:bCs/>
-          <w:sz w:val="24"/>
-          <w:szCs w:val="24"/>
-          <w:lang w:val="en-US"/>
-        </w:rPr>
-      </w:pPr>
-      <w:r>
-        <w:rPr>
-          <w:rFonts w:cs="Times New Roman" w:ascii="Times New Roman" w:hAnsi="Times New Roman"/>
+        <w:spacing w:after="0" w:line="240" w:lineRule="auto"/>
+        <w:rPr>
+          <w:rFonts w:ascii="Times New Roman" w:hAnsi="Times New Roman" w:cs="Times New Roman"/>
+          <w:b/>
+          <w:bCs/>
+          <w:sz w:val="24"/>
+          <w:szCs w:val="24"/>
+          <w:lang w:val="en-US"/>
+        </w:rPr>
+      </w:pPr>
+      <w:r>
+        <w:rPr>
+          <w:rFonts w:ascii="Times New Roman" w:hAnsi="Times New Roman" w:cs="Times New Roman"/>
           <w:b/>
           <w:bCs/>
           <w:sz w:val="24"/>
@@ -3157,7 +2726,7 @@
       </w:r>
       <w:r>
         <w:rPr>
-          <w:rFonts w:cs="Times New Roman" w:ascii="Times New Roman" w:hAnsi="Times New Roman"/>
+          <w:rFonts w:ascii="Times New Roman" w:hAnsi="Times New Roman" w:cs="Times New Roman"/>
           <w:b/>
           <w:bCs/>
           <w:sz w:val="24"/>
@@ -3166,292 +2735,190 @@
         </w:rPr>
         <w:tab/>
         <w:t>Nuqson tavsifi</w:t>
+      </w:r>
+      <w:r>
+        <w:rPr>
+          <w:rFonts w:ascii="Times New Roman" w:hAnsi="Times New Roman" w:cs="Times New Roman"/>
+          <w:b/>
+          <w:bCs/>
+          <w:sz w:val="24"/>
+          <w:szCs w:val="24"/>
+          <w:lang w:val="en-US"/>
+        </w:rPr>
         <w:tab/>
         <w:t xml:space="preserve">     Ehtimoliy sababi</w:t>
+      </w:r>
+      <w:r>
+        <w:rPr>
+          <w:rFonts w:ascii="Times New Roman" w:hAnsi="Times New Roman" w:cs="Times New Roman"/>
+          <w:b/>
+          <w:bCs/>
+          <w:sz w:val="24"/>
+          <w:szCs w:val="24"/>
+          <w:lang w:val="en-US"/>
+        </w:rPr>
         <w:tab/>
         <w:t xml:space="preserve">                              Ishga ta’siri</w:t>
       </w:r>
     </w:p>
     <w:p>
       <w:pPr>
-        <w:pStyle w:val="Normal"/>
-        <w:spacing w:lineRule="auto" w:line="240" w:before="0" w:after="0"/>
-        <w:rPr>
-          <w:rFonts w:ascii="Times New Roman" w:hAnsi="Times New Roman" w:cs="Times New Roman"/>
-          <w:b/>
-          <w:bCs/>
-          <w:sz w:val="24"/>
-          <w:szCs w:val="24"/>
-          <w:lang w:val="en-US"/>
-        </w:rPr>
-      </w:pPr>
-      <w:r>
-        <w:rPr>
-          <w:rFonts w:cs="Times New Roman" w:ascii="Times New Roman" w:hAnsi="Times New Roman"/>
-          <w:b/>
-          <w:bCs/>
-          <w:sz w:val="24"/>
-          <w:szCs w:val="24"/>
-          <w:lang w:val="en-US"/>
-        </w:rPr>
-      </w:r>
-    </w:p>
-    <w:p>
-      <w:pPr>
-        <w:pStyle w:val="Normal"/>
-        <w:spacing w:lineRule="auto" w:line="240" w:before="0" w:after="0"/>
-        <w:rPr>
-          <w:rFonts w:ascii="Times New Roman" w:hAnsi="Times New Roman" w:cs="Times New Roman"/>
-          <w:b/>
-          <w:bCs/>
-          <w:sz w:val="24"/>
-          <w:szCs w:val="24"/>
-          <w:lang w:val="en-US"/>
-        </w:rPr>
-      </w:pPr>
-      <w:r>
-        <w:rPr>
-          <w:rFonts w:cs="Times New Roman" w:ascii="Times New Roman" w:hAnsi="Times New Roman"/>
-          <w:b/>
-          <w:bCs/>
-          <w:sz w:val="24"/>
-          <w:szCs w:val="24"/>
-          <w:lang w:val="en-US"/>
-        </w:rPr>
-      </w:r>
-    </w:p>
-    <w:p>
-      <w:pPr>
-        <w:pStyle w:val="Normal"/>
-        <w:spacing w:lineRule="auto" w:line="240" w:before="0" w:after="0"/>
-        <w:rPr>
-          <w:rFonts w:ascii="Times New Roman" w:hAnsi="Times New Roman" w:cs="Times New Roman"/>
-          <w:b/>
-          <w:bCs/>
-          <w:sz w:val="24"/>
-          <w:szCs w:val="24"/>
-          <w:lang w:val="en-US"/>
-        </w:rPr>
-      </w:pPr>
-      <w:r>
-        <w:rPr>
-          <w:rFonts w:cs="Times New Roman" w:ascii="Times New Roman" w:hAnsi="Times New Roman"/>
-          <w:b/>
-          <w:bCs/>
-          <w:sz w:val="24"/>
-          <w:szCs w:val="24"/>
-          <w:lang w:val="en-US"/>
-        </w:rPr>
-      </w:r>
-    </w:p>
-    <w:p>
-      <w:pPr>
-        <w:pStyle w:val="Normal"/>
-        <w:spacing w:lineRule="auto" w:line="240" w:before="0" w:after="0"/>
-        <w:rPr>
-          <w:rFonts w:ascii="Times New Roman" w:hAnsi="Times New Roman" w:cs="Times New Roman"/>
-          <w:b/>
-          <w:bCs/>
-          <w:sz w:val="24"/>
-          <w:szCs w:val="24"/>
-          <w:lang w:val="en-US"/>
-        </w:rPr>
-      </w:pPr>
-      <w:r>
-        <w:rPr>
-          <w:rFonts w:cs="Times New Roman" w:ascii="Times New Roman" w:hAnsi="Times New Roman"/>
-          <w:b/>
-          <w:bCs/>
-          <w:sz w:val="24"/>
-          <w:szCs w:val="24"/>
-          <w:lang w:val="en-US"/>
-        </w:rPr>
-      </w:r>
-    </w:p>
-    <w:p>
-      <w:pPr>
-        <w:pStyle w:val="Normal"/>
-        <w:spacing w:lineRule="auto" w:line="240" w:before="0" w:after="0"/>
-        <w:rPr>
-          <w:rFonts w:ascii="Times New Roman" w:hAnsi="Times New Roman" w:cs="Times New Roman"/>
-          <w:b/>
-          <w:bCs/>
-          <w:sz w:val="24"/>
-          <w:szCs w:val="24"/>
-          <w:lang w:val="en-US"/>
-        </w:rPr>
-      </w:pPr>
-      <w:r>
-        <w:rPr>
-          <w:rFonts w:cs="Times New Roman" w:ascii="Times New Roman" w:hAnsi="Times New Roman"/>
-          <w:b/>
-          <w:bCs/>
-          <w:sz w:val="24"/>
-          <w:szCs w:val="24"/>
-          <w:lang w:val="en-US"/>
-        </w:rPr>
-      </w:r>
-    </w:p>
-    <w:p>
-      <w:pPr>
-        <w:pStyle w:val="Normal"/>
-        <w:spacing w:lineRule="auto" w:line="240" w:before="0" w:after="0"/>
-        <w:rPr>
-          <w:rFonts w:ascii="Times New Roman" w:hAnsi="Times New Roman" w:cs="Times New Roman"/>
-          <w:b/>
-          <w:bCs/>
-          <w:sz w:val="24"/>
-          <w:szCs w:val="24"/>
-          <w:lang w:val="en-US"/>
-        </w:rPr>
-      </w:pPr>
-      <w:r>
-        <w:rPr>
-          <w:rFonts w:cs="Times New Roman" w:ascii="Times New Roman" w:hAnsi="Times New Roman"/>
-          <w:b/>
-          <w:bCs/>
-          <w:sz w:val="24"/>
-          <w:szCs w:val="24"/>
-          <w:lang w:val="en-US"/>
-        </w:rPr>
-      </w:r>
-    </w:p>
-    <w:p>
-      <w:pPr>
-        <w:pStyle w:val="Normal"/>
-        <w:spacing w:lineRule="auto" w:line="240" w:before="0" w:after="0"/>
-        <w:rPr>
-          <w:rFonts w:ascii="Times New Roman" w:hAnsi="Times New Roman" w:cs="Times New Roman"/>
-          <w:b/>
-          <w:bCs/>
-          <w:sz w:val="24"/>
-          <w:szCs w:val="24"/>
-          <w:lang w:val="en-US"/>
-        </w:rPr>
-      </w:pPr>
-      <w:r>
-        <w:rPr>
-          <w:rFonts w:cs="Times New Roman" w:ascii="Times New Roman" w:hAnsi="Times New Roman"/>
-          <w:b/>
-          <w:bCs/>
-          <w:sz w:val="24"/>
-          <w:szCs w:val="24"/>
-          <w:lang w:val="en-US"/>
-        </w:rPr>
-      </w:r>
-    </w:p>
-    <w:p>
-      <w:pPr>
-        <w:pStyle w:val="Normal"/>
-        <w:spacing w:lineRule="auto" w:line="240" w:before="0" w:after="0"/>
-        <w:rPr>
-          <w:rFonts w:ascii="Times New Roman" w:hAnsi="Times New Roman" w:cs="Times New Roman"/>
-          <w:b/>
-          <w:bCs/>
-          <w:sz w:val="24"/>
-          <w:szCs w:val="24"/>
-          <w:lang w:val="en-US"/>
-        </w:rPr>
-      </w:pPr>
-      <w:r>
-        <w:rPr>
-          <w:rFonts w:cs="Times New Roman" w:ascii="Times New Roman" w:hAnsi="Times New Roman"/>
-          <w:b/>
-          <w:bCs/>
-          <w:sz w:val="24"/>
-          <w:szCs w:val="24"/>
-          <w:lang w:val="en-US"/>
-        </w:rPr>
-      </w:r>
-    </w:p>
-    <w:p>
-      <w:pPr>
-        <w:pStyle w:val="Normal"/>
-        <w:spacing w:lineRule="auto" w:line="240" w:before="0" w:after="0"/>
-        <w:rPr>
-          <w:rFonts w:ascii="Times New Roman" w:hAnsi="Times New Roman" w:cs="Times New Roman"/>
-          <w:b/>
-          <w:bCs/>
-          <w:sz w:val="24"/>
-          <w:szCs w:val="24"/>
-          <w:lang w:val="en-US"/>
-        </w:rPr>
-      </w:pPr>
-      <w:r>
-        <w:rPr>
-          <w:rFonts w:cs="Times New Roman" w:ascii="Times New Roman" w:hAnsi="Times New Roman"/>
-          <w:b/>
-          <w:bCs/>
-          <w:sz w:val="24"/>
-          <w:szCs w:val="24"/>
-          <w:lang w:val="en-US"/>
-        </w:rPr>
-      </w:r>
-    </w:p>
-    <w:p>
-      <w:pPr>
-        <w:pStyle w:val="Normal"/>
-        <w:spacing w:lineRule="auto" w:line="240" w:before="0" w:after="0"/>
-        <w:rPr>
-          <w:rFonts w:ascii="Times New Roman" w:hAnsi="Times New Roman" w:cs="Times New Roman"/>
-          <w:b/>
-          <w:bCs/>
-          <w:sz w:val="24"/>
-          <w:szCs w:val="24"/>
-          <w:lang w:val="en-US"/>
-        </w:rPr>
-      </w:pPr>
-      <w:r>
-        <w:rPr>
-          <w:rFonts w:cs="Times New Roman" w:ascii="Times New Roman" w:hAnsi="Times New Roman"/>
-          <w:b/>
-          <w:bCs/>
-          <w:sz w:val="24"/>
-          <w:szCs w:val="24"/>
-          <w:lang w:val="en-US"/>
-        </w:rPr>
-      </w:r>
-    </w:p>
-    <w:p>
-      <w:pPr>
-        <w:pStyle w:val="Normal"/>
-        <w:spacing w:lineRule="auto" w:line="240" w:before="0" w:after="0"/>
-        <w:rPr>
-          <w:rFonts w:ascii="Times New Roman" w:hAnsi="Times New Roman" w:cs="Times New Roman"/>
-          <w:b/>
-          <w:bCs/>
-          <w:sz w:val="24"/>
-          <w:szCs w:val="24"/>
-          <w:lang w:val="en-US"/>
-        </w:rPr>
-      </w:pPr>
-      <w:r>
-        <w:rPr>
-          <w:rFonts w:cs="Times New Roman" w:ascii="Times New Roman" w:hAnsi="Times New Roman"/>
-          <w:b/>
-          <w:bCs/>
-          <w:sz w:val="24"/>
-          <w:szCs w:val="24"/>
-          <w:lang w:val="en-US"/>
-        </w:rPr>
-      </w:r>
-    </w:p>
-    <w:p>
-      <w:pPr>
-        <w:pStyle w:val="Normal"/>
-        <w:spacing w:lineRule="auto" w:line="240" w:before="0" w:after="0"/>
-        <w:rPr>
-          <w:rFonts w:ascii="Times New Roman" w:hAnsi="Times New Roman" w:cs="Times New Roman"/>
-          <w:b/>
-          <w:bCs/>
-          <w:sz w:val="24"/>
-          <w:szCs w:val="24"/>
-          <w:lang w:val="en-US"/>
-        </w:rPr>
-      </w:pPr>
-      <w:r>
-        <w:rPr>
-          <w:rFonts w:cs="Times New Roman" w:ascii="Times New Roman" w:hAnsi="Times New Roman"/>
+        <w:spacing w:after="0" w:line="240" w:lineRule="auto"/>
+        <w:rPr>
+          <w:rFonts w:ascii="Times New Roman" w:hAnsi="Times New Roman" w:cs="Times New Roman"/>
+          <w:b/>
+          <w:bCs/>
+          <w:sz w:val="24"/>
+          <w:szCs w:val="24"/>
+          <w:lang w:val="en-US"/>
+        </w:rPr>
+      </w:pPr>
+    </w:p>
+    <w:p>
+      <w:pPr>
+        <w:spacing w:after="0" w:line="240" w:lineRule="auto"/>
+        <w:rPr>
+          <w:rFonts w:ascii="Times New Roman" w:hAnsi="Times New Roman" w:cs="Times New Roman"/>
+          <w:b/>
+          <w:bCs/>
+          <w:sz w:val="24"/>
+          <w:szCs w:val="24"/>
+          <w:lang w:val="en-US"/>
+        </w:rPr>
+      </w:pPr>
+    </w:p>
+    <w:p>
+      <w:pPr>
+        <w:spacing w:after="0" w:line="240" w:lineRule="auto"/>
+        <w:rPr>
+          <w:rFonts w:ascii="Times New Roman" w:hAnsi="Times New Roman" w:cs="Times New Roman"/>
+          <w:b/>
+          <w:bCs/>
+          <w:sz w:val="24"/>
+          <w:szCs w:val="24"/>
+          <w:lang w:val="en-US"/>
+        </w:rPr>
+      </w:pPr>
+    </w:p>
+    <w:p>
+      <w:pPr>
+        <w:spacing w:after="0" w:line="240" w:lineRule="auto"/>
+        <w:rPr>
+          <w:rFonts w:ascii="Times New Roman" w:hAnsi="Times New Roman" w:cs="Times New Roman"/>
+          <w:b/>
+          <w:bCs/>
+          <w:sz w:val="24"/>
+          <w:szCs w:val="24"/>
+          <w:lang w:val="en-US"/>
+        </w:rPr>
+      </w:pPr>
+    </w:p>
+    <w:p>
+      <w:pPr>
+        <w:spacing w:after="0" w:line="240" w:lineRule="auto"/>
+        <w:rPr>
+          <w:rFonts w:ascii="Times New Roman" w:hAnsi="Times New Roman" w:cs="Times New Roman"/>
+          <w:b/>
+          <w:bCs/>
+          <w:sz w:val="24"/>
+          <w:szCs w:val="24"/>
+          <w:lang w:val="en-US"/>
+        </w:rPr>
+      </w:pPr>
+    </w:p>
+    <w:p>
+      <w:pPr>
+        <w:spacing w:after="0" w:line="240" w:lineRule="auto"/>
+        <w:rPr>
+          <w:rFonts w:ascii="Times New Roman" w:hAnsi="Times New Roman" w:cs="Times New Roman"/>
+          <w:b/>
+          <w:bCs/>
+          <w:sz w:val="24"/>
+          <w:szCs w:val="24"/>
+          <w:lang w:val="en-US"/>
+        </w:rPr>
+      </w:pPr>
+    </w:p>
+    <w:p>
+      <w:pPr>
+        <w:spacing w:after="0" w:line="240" w:lineRule="auto"/>
+        <w:rPr>
+          <w:rFonts w:ascii="Times New Roman" w:hAnsi="Times New Roman" w:cs="Times New Roman"/>
+          <w:b/>
+          <w:bCs/>
+          <w:sz w:val="24"/>
+          <w:szCs w:val="24"/>
+          <w:lang w:val="en-US"/>
+        </w:rPr>
+      </w:pPr>
+    </w:p>
+    <w:p>
+      <w:pPr>
+        <w:spacing w:after="0" w:line="240" w:lineRule="auto"/>
+        <w:rPr>
+          <w:rFonts w:ascii="Times New Roman" w:hAnsi="Times New Roman" w:cs="Times New Roman"/>
+          <w:b/>
+          <w:bCs/>
+          <w:sz w:val="24"/>
+          <w:szCs w:val="24"/>
+          <w:lang w:val="en-US"/>
+        </w:rPr>
+      </w:pPr>
+    </w:p>
+    <w:p>
+      <w:pPr>
+        <w:spacing w:after="0" w:line="240" w:lineRule="auto"/>
+        <w:rPr>
+          <w:rFonts w:ascii="Times New Roman" w:hAnsi="Times New Roman" w:cs="Times New Roman"/>
+          <w:b/>
+          <w:bCs/>
+          <w:sz w:val="24"/>
+          <w:szCs w:val="24"/>
+          <w:lang w:val="en-US"/>
+        </w:rPr>
+      </w:pPr>
+    </w:p>
+    <w:p>
+      <w:pPr>
+        <w:spacing w:after="0" w:line="240" w:lineRule="auto"/>
+        <w:rPr>
+          <w:rFonts w:ascii="Times New Roman" w:hAnsi="Times New Roman" w:cs="Times New Roman"/>
+          <w:b/>
+          <w:bCs/>
+          <w:sz w:val="24"/>
+          <w:szCs w:val="24"/>
+          <w:lang w:val="en-US"/>
+        </w:rPr>
+      </w:pPr>
+    </w:p>
+    <w:p>
+      <w:pPr>
+        <w:spacing w:after="0" w:line="240" w:lineRule="auto"/>
+        <w:rPr>
+          <w:rFonts w:ascii="Times New Roman" w:hAnsi="Times New Roman" w:cs="Times New Roman"/>
+          <w:b/>
+          <w:bCs/>
+          <w:sz w:val="24"/>
+          <w:szCs w:val="24"/>
+          <w:lang w:val="en-US"/>
+        </w:rPr>
+      </w:pPr>
+    </w:p>
+    <w:p>
+      <w:pPr>
+        <w:spacing w:after="0" w:line="240" w:lineRule="auto"/>
+        <w:rPr>
+          <w:rFonts w:ascii="Times New Roman" w:hAnsi="Times New Roman" w:cs="Times New Roman"/>
+          <w:b/>
+          <w:bCs/>
+          <w:sz w:val="24"/>
+          <w:szCs w:val="24"/>
+          <w:lang w:val="en-US"/>
+        </w:rPr>
+      </w:pPr>
+      <w:r>
+        <w:rPr>
+          <w:rFonts w:ascii="Times New Roman" w:hAnsi="Times New Roman" w:cs="Times New Roman"/>
           <w:b/>
           <w:bCs/>
           <w:sz w:val="24"/>
@@ -3463,17 +2930,16 @@
     </w:p>
     <w:p>
       <w:pPr>
-        <w:pStyle w:val="Normal"/>
-        <w:rPr>
-          <w:rFonts w:ascii="Times New Roman" w:hAnsi="Times New Roman" w:cs="Times New Roman"/>
-          <w:sz w:val="24"/>
-          <w:szCs w:val="24"/>
-          <w:lang w:val="en-US"/>
-        </w:rPr>
-      </w:pPr>
-      <w:r>
-        <w:rPr>
-          <w:rFonts w:cs="Times New Roman" w:ascii="Times New Roman" w:hAnsi="Times New Roman"/>
+        <w:rPr>
+          <w:rFonts w:ascii="Times New Roman" w:hAnsi="Times New Roman" w:cs="Times New Roman"/>
+          <w:sz w:val="24"/>
+          <w:szCs w:val="24"/>
+          <w:lang w:val="en-US"/>
+        </w:rPr>
+      </w:pPr>
+      <w:r>
+        <w:rPr>
+          <w:rFonts w:ascii="Times New Roman" w:hAnsi="Times New Roman" w:cs="Times New Roman"/>
           <w:sz w:val="24"/>
           <w:szCs w:val="24"/>
           <w:lang w:val="en-US"/>
@@ -3483,38 +2949,28 @@
     </w:p>
     <w:p>
       <w:pPr>
-        <w:pStyle w:val="Normal"/>
-        <w:rPr>
-          <w:rFonts w:ascii="Times New Roman" w:hAnsi="Times New Roman" w:cs="Times New Roman"/>
-          <w:sz w:val="24"/>
-          <w:szCs w:val="24"/>
-          <w:lang w:val="en-US"/>
-        </w:rPr>
-      </w:pPr>
-      <w:r>
-        <w:rPr>
-          <w:rFonts w:cs="Times New Roman" w:ascii="Times New Roman" w:hAnsi="Times New Roman"/>
-          <w:sz w:val="24"/>
-          <w:szCs w:val="24"/>
-          <w:lang w:val="en-US"/>
-        </w:rPr>
-      </w:r>
-    </w:p>
-    <w:p>
-      <w:pPr>
-        <w:pStyle w:val="Normal"/>
-        <w:rPr>
-          <w:rFonts w:ascii="Times New Roman" w:hAnsi="Times New Roman" w:cs="Times New Roman"/>
-          <w:b/>
-          <w:bCs/>
-          <w:sz w:val="24"/>
-          <w:szCs w:val="24"/>
-          <w:lang w:val="en-US"/>
-        </w:rPr>
-      </w:pPr>
-      <w:r>
-        <w:rPr>
-          <w:rFonts w:cs="Times New Roman" w:ascii="Times New Roman" w:hAnsi="Times New Roman"/>
+        <w:rPr>
+          <w:rFonts w:ascii="Times New Roman" w:hAnsi="Times New Roman" w:cs="Times New Roman"/>
+          <w:sz w:val="24"/>
+          <w:szCs w:val="24"/>
+          <w:lang w:val="en-US"/>
+        </w:rPr>
+      </w:pPr>
+    </w:p>
+    <w:p>
+      <w:pPr>
+        <w:rPr>
+          <w:rFonts w:ascii="Times New Roman" w:hAnsi="Times New Roman" w:cs="Times New Roman"/>
+          <w:b/>
+          <w:bCs/>
+          <w:sz w:val="24"/>
+          <w:szCs w:val="24"/>
+          <w:lang w:val="en-US"/>
+        </w:rPr>
+      </w:pPr>
+      <w:r>
+        <w:rPr>
+          <w:rFonts w:ascii="Times New Roman" w:hAnsi="Times New Roman" w:cs="Times New Roman"/>
           <w:b/>
           <w:bCs/>
           <w:sz w:val="24"/>
@@ -3526,37 +2982,30 @@
     </w:p>
     <w:tbl>
       <w:tblPr>
-        <w:tblStyle w:val="a3"/>
         <w:tblW w:w="9345" w:type="dxa"/>
-        <w:jc w:val="left"/>
-        <w:tblInd w:w="0" w:type="dxa"/>
+        <w:tblBorders>
+          <w:top w:val="single" w:sz="4" w:space="0" w:color="auto"/>
+          <w:left w:val="single" w:sz="4" w:space="0" w:color="auto"/>
+          <w:bottom w:val="single" w:sz="4" w:space="0" w:color="auto"/>
+          <w:right w:val="single" w:sz="4" w:space="0" w:color="auto"/>
+          <w:insideH w:val="single" w:sz="4" w:space="0" w:color="auto"/>
+          <w:insideV w:val="single" w:sz="4" w:space="0" w:color="auto"/>
+        </w:tblBorders>
         <w:tblLayout w:type="fixed"/>
-        <w:tblCellMar>
-          <w:top w:w="0" w:type="dxa"/>
-          <w:left w:w="108" w:type="dxa"/>
-          <w:bottom w:w="0" w:type="dxa"/>
-          <w:right w:w="108" w:type="dxa"/>
-        </w:tblCellMar>
-        <w:tblLook w:val="04a0" w:noHBand="0" w:noVBand="1" w:firstColumn="1" w:lastRow="0" w:lastColumn="0" w:firstRow="1"/>
+        <w:tblLook w:val="04A0" w:firstRow="1" w:lastRow="0" w:firstColumn="1" w:lastColumn="0" w:noHBand="0" w:noVBand="1"/>
       </w:tblPr>
       <w:tblGrid>
         <w:gridCol w:w="4672"/>
-        <w:gridCol w:w="4672"/>
+        <w:gridCol w:w="4673"/>
       </w:tblGrid>
       <w:tr>
-        <w:trPr/>
         <w:tc>
           <w:tcPr>
             <w:tcW w:w="4672" w:type="dxa"/>
-            <w:tcBorders/>
           </w:tcPr>
           <w:p>
             <w:pPr>
-              <w:pStyle w:val="Normal"/>
-              <w:widowControl/>
-              <w:suppressAutoHyphens w:val="true"/>
-              <w:spacing w:lineRule="auto" w:line="240" w:before="0" w:after="0"/>
-              <w:jc w:val="left"/>
+              <w:spacing w:after="0" w:line="240" w:lineRule="auto"/>
               <w:rPr>
                 <w:rFonts w:ascii="Times New Roman" w:hAnsi="Times New Roman" w:cs="Times New Roman"/>
                 <w:sz w:val="24"/>
@@ -3566,23 +3015,22 @@
             </w:pPr>
             <w:r>
               <w:rPr>
-                <w:rFonts w:eastAsia="Calibri" w:cs="Times New Roman" w:ascii="Times New Roman" w:hAnsi="Times New Roman"/>
-                <w:kern w:val="0"/>
-                <w:sz w:val="24"/>
-                <w:szCs w:val="24"/>
-                <w:lang w:val="en-US" w:eastAsia="en-US" w:bidi="ar-SA"/>
-              </w:rPr>
+                <w:rFonts w:ascii="Times New Roman" w:eastAsia="Calibri" w:hAnsi="Times New Roman" w:cs="Times New Roman"/>
+                <w:sz w:val="24"/>
+                <w:szCs w:val="24"/>
+                <w:lang w:val="en-US"/>
+              </w:rPr>
+              <w:lastRenderedPageBreak/>
               <w:t xml:space="preserve">Uskuna </w:t>
             </w:r>
             <w:r>
               <w:rPr>
-                <w:rFonts w:eastAsia="Calibri" w:cs="Times New Roman" w:ascii="Times New Roman" w:hAnsi="Times New Roman"/>
+                <w:rFonts w:ascii="Times New Roman" w:eastAsia="Calibri" w:hAnsi="Times New Roman" w:cs="Times New Roman"/>
                 <w:b/>
                 <w:bCs/>
-                <w:kern w:val="0"/>
-                <w:sz w:val="24"/>
-                <w:szCs w:val="24"/>
-                <w:lang w:val="en-US" w:eastAsia="en-US" w:bidi="ar-SA"/>
+                <w:sz w:val="24"/>
+                <w:szCs w:val="24"/>
+                <w:lang w:val="en-US"/>
               </w:rPr>
               <w:t>ta’mirlashga yaroqli / ta’mirlashga yaroqsiz</w:t>
             </w:r>
@@ -3591,15 +3039,10 @@
         <w:tc>
           <w:tcPr>
             <w:tcW w:w="4672" w:type="dxa"/>
-            <w:tcBorders/>
           </w:tcPr>
           <w:p>
             <w:pPr>
-              <w:pStyle w:val="Normal"/>
-              <w:widowControl/>
-              <w:suppressAutoHyphens w:val="true"/>
-              <w:spacing w:lineRule="auto" w:line="240" w:before="0" w:after="0"/>
-              <w:jc w:val="left"/>
+              <w:spacing w:after="0" w:line="240" w:lineRule="auto"/>
               <w:rPr>
                 <w:rFonts w:ascii="Times New Roman" w:hAnsi="Times New Roman" w:cs="Times New Roman"/>
                 <w:sz w:val="24"/>
@@ -3609,13 +3052,12 @@
             </w:pPr>
             <w:r>
               <w:rPr>
-                <w:rFonts w:eastAsia="Calibri" w:cs="Times New Roman" w:ascii="Times New Roman" w:hAnsi="Times New Roman"/>
+                <w:rFonts w:ascii="Times New Roman" w:eastAsia="Calibri" w:hAnsi="Times New Roman" w:cs="Times New Roman"/>
                 <w:b/>
                 <w:bCs/>
-                <w:kern w:val="0"/>
-                <w:sz w:val="24"/>
-                <w:szCs w:val="24"/>
-                <w:lang w:val="en-US" w:eastAsia="en-US" w:bidi="ar-SA"/>
+                <w:sz w:val="24"/>
+                <w:szCs w:val="24"/>
+                <w:lang w:val="en-US"/>
               </w:rPr>
               <w:t>{{ tamirlash }}</w:t>
             </w:r>
@@ -3623,19 +3065,13 @@
         </w:tc>
       </w:tr>
       <w:tr>
-        <w:trPr/>
         <w:tc>
           <w:tcPr>
             <w:tcW w:w="4672" w:type="dxa"/>
-            <w:tcBorders/>
           </w:tcPr>
           <w:p>
             <w:pPr>
-              <w:pStyle w:val="Normal"/>
-              <w:widowControl/>
-              <w:suppressAutoHyphens w:val="true"/>
-              <w:spacing w:lineRule="auto" w:line="240" w:before="0" w:after="0"/>
-              <w:jc w:val="left"/>
+              <w:spacing w:after="0" w:line="240" w:lineRule="auto"/>
               <w:rPr>
                 <w:rFonts w:ascii="Times New Roman" w:hAnsi="Times New Roman" w:cs="Times New Roman"/>
                 <w:sz w:val="24"/>
@@ -3645,23 +3081,21 @@
             </w:pPr>
             <w:r>
               <w:rPr>
-                <w:rFonts w:eastAsia="Calibri" w:cs="Times New Roman" w:ascii="Times New Roman" w:hAnsi="Times New Roman"/>
+                <w:rFonts w:ascii="Times New Roman" w:eastAsia="Calibri" w:hAnsi="Times New Roman" w:cs="Times New Roman"/>
                 <w:b/>
                 <w:bCs/>
-                <w:kern w:val="0"/>
-                <w:sz w:val="24"/>
-                <w:szCs w:val="24"/>
-                <w:lang w:val="en-US" w:eastAsia="en-US" w:bidi="ar-SA"/>
+                <w:sz w:val="24"/>
+                <w:szCs w:val="24"/>
+                <w:lang w:val="en-US"/>
               </w:rPr>
               <w:t xml:space="preserve">Metrologik tekshiruv </w:t>
             </w:r>
             <w:r>
               <w:rPr>
-                <w:rFonts w:eastAsia="Calibri" w:cs="Times New Roman" w:ascii="Times New Roman" w:hAnsi="Times New Roman"/>
-                <w:kern w:val="0"/>
-                <w:sz w:val="24"/>
-                <w:szCs w:val="24"/>
-                <w:lang w:val="en-US" w:eastAsia="en-US" w:bidi="ar-SA"/>
+                <w:rFonts w:ascii="Times New Roman" w:eastAsia="Calibri" w:hAnsi="Times New Roman" w:cs="Times New Roman"/>
+                <w:sz w:val="24"/>
+                <w:szCs w:val="24"/>
+                <w:lang w:val="en-US"/>
               </w:rPr>
               <w:t>(dolzarbligi va qayta o‘tkazish zaruratini aniqlash)</w:t>
             </w:r>
@@ -3670,15 +3104,10 @@
         <w:tc>
           <w:tcPr>
             <w:tcW w:w="4672" w:type="dxa"/>
-            <w:tcBorders/>
           </w:tcPr>
           <w:p>
             <w:pPr>
-              <w:pStyle w:val="Normal"/>
-              <w:widowControl/>
-              <w:suppressAutoHyphens w:val="true"/>
-              <w:spacing w:lineRule="auto" w:line="240" w:before="0" w:after="0"/>
-              <w:jc w:val="left"/>
+              <w:spacing w:after="0" w:line="240" w:lineRule="auto"/>
               <w:rPr>
                 <w:rFonts w:ascii="Times New Roman" w:hAnsi="Times New Roman" w:cs="Times New Roman"/>
                 <w:sz w:val="24"/>
@@ -3688,11 +3117,10 @@
             </w:pPr>
             <w:r>
               <w:rPr>
-                <w:rFonts w:eastAsia="Calibri" w:cs="Times New Roman" w:ascii="Times New Roman" w:hAnsi="Times New Roman"/>
-                <w:kern w:val="0"/>
-                <w:sz w:val="24"/>
-                <w:szCs w:val="24"/>
-                <w:lang w:val="en-US" w:eastAsia="en-US" w:bidi="ar-SA"/>
+                <w:rFonts w:ascii="Times New Roman" w:eastAsia="Calibri" w:hAnsi="Times New Roman" w:cs="Times New Roman"/>
+                <w:sz w:val="24"/>
+                <w:szCs w:val="24"/>
+                <w:lang w:val="en-US"/>
               </w:rPr>
               <w:t>{{ metrologik }}</w:t>
             </w:r>
@@ -3700,19 +3128,13 @@
         </w:tc>
       </w:tr>
       <w:tr>
-        <w:trPr/>
         <w:tc>
           <w:tcPr>
             <w:tcW w:w="4672" w:type="dxa"/>
-            <w:tcBorders/>
           </w:tcPr>
           <w:p>
             <w:pPr>
-              <w:pStyle w:val="Normal"/>
-              <w:widowControl/>
-              <w:suppressAutoHyphens w:val="true"/>
-              <w:spacing w:lineRule="auto" w:line="240" w:before="0" w:after="0"/>
-              <w:jc w:val="left"/>
+              <w:spacing w:after="0" w:line="240" w:lineRule="auto"/>
               <w:rPr>
                 <w:rFonts w:ascii="Times New Roman" w:hAnsi="Times New Roman" w:cs="Times New Roman"/>
                 <w:sz w:val="24"/>
@@ -3722,22 +3144,17 @@
             </w:pPr>
             <w:r>
               <w:rPr>
-                <w:rFonts w:eastAsia="Calibri" w:cs="Times New Roman" w:ascii="Times New Roman" w:hAnsi="Times New Roman"/>
-                <w:kern w:val="0"/>
-                <w:sz w:val="24"/>
-                <w:szCs w:val="24"/>
-                <w:lang w:val="en-US" w:eastAsia="en-US" w:bidi="ar-SA"/>
+                <w:rFonts w:ascii="Times New Roman" w:eastAsia="Calibri" w:hAnsi="Times New Roman" w:cs="Times New Roman"/>
+                <w:sz w:val="24"/>
+                <w:szCs w:val="24"/>
+                <w:lang w:val="en-US"/>
               </w:rPr>
               <w:t>Tavsiya etiladigan ishlar:</w:t>
             </w:r>
           </w:p>
           <w:p>
             <w:pPr>
-              <w:pStyle w:val="Normal"/>
-              <w:widowControl/>
-              <w:suppressAutoHyphens w:val="true"/>
-              <w:spacing w:lineRule="auto" w:line="240" w:before="0" w:after="0"/>
-              <w:jc w:val="left"/>
+              <w:spacing w:after="0" w:line="240" w:lineRule="auto"/>
               <w:rPr>
                 <w:rFonts w:ascii="Times New Roman" w:hAnsi="Times New Roman" w:cs="Times New Roman"/>
                 <w:sz w:val="24"/>
@@ -3747,11 +3164,10 @@
             </w:pPr>
             <w:r>
               <w:rPr>
-                <w:rFonts w:eastAsia="Calibri" w:cs="Times New Roman" w:ascii="Times New Roman" w:hAnsi="Times New Roman"/>
-                <w:kern w:val="0"/>
-                <w:sz w:val="24"/>
-                <w:szCs w:val="24"/>
-                <w:lang w:val="en-US" w:eastAsia="en-US" w:bidi="ar-SA"/>
+                <w:rFonts w:ascii="Times New Roman" w:eastAsia="Calibri" w:hAnsi="Times New Roman" w:cs="Times New Roman"/>
+                <w:sz w:val="24"/>
+                <w:szCs w:val="24"/>
+                <w:lang w:val="en-US"/>
               </w:rPr>
               <w:t>Almashtirish va ta’mirlash uchun kerakli materiallar va ehtiyot qismlar:</w:t>
             </w:r>
@@ -3760,15 +3176,10 @@
         <w:tc>
           <w:tcPr>
             <w:tcW w:w="4672" w:type="dxa"/>
-            <w:tcBorders/>
           </w:tcPr>
           <w:p>
             <w:pPr>
-              <w:pStyle w:val="Normal"/>
-              <w:widowControl/>
-              <w:suppressAutoHyphens w:val="true"/>
-              <w:spacing w:lineRule="auto" w:line="240" w:before="0" w:after="0"/>
-              <w:jc w:val="left"/>
+              <w:spacing w:after="0" w:line="240" w:lineRule="auto"/>
               <w:rPr>
                 <w:rFonts w:ascii="Times New Roman" w:hAnsi="Times New Roman" w:cs="Times New Roman"/>
                 <w:sz w:val="24"/>
@@ -3776,22 +3187,10 @@
                 <w:lang w:val="en-US"/>
               </w:rPr>
             </w:pPr>
-            <w:r>
-              <w:rPr>
-                <w:rFonts w:cs="Times New Roman" w:ascii="Times New Roman" w:hAnsi="Times New Roman"/>
-                <w:sz w:val="24"/>
-                <w:szCs w:val="24"/>
-                <w:lang w:val="en-US"/>
-              </w:rPr>
-            </w:r>
           </w:p>
           <w:p>
             <w:pPr>
-              <w:pStyle w:val="Normal"/>
-              <w:widowControl/>
-              <w:suppressAutoHyphens w:val="true"/>
-              <w:spacing w:lineRule="auto" w:line="240" w:before="0" w:after="0"/>
-              <w:jc w:val="left"/>
+              <w:spacing w:after="0" w:line="240" w:lineRule="auto"/>
               <w:rPr>
                 <w:rFonts w:ascii="Times New Roman" w:hAnsi="Times New Roman" w:cs="Times New Roman"/>
                 <w:sz w:val="24"/>
@@ -3799,31 +3198,17 @@
                 <w:lang w:val="en-US"/>
               </w:rPr>
             </w:pPr>
-            <w:r>
-              <w:rPr>
-                <w:rFonts w:cs="Times New Roman" w:ascii="Times New Roman" w:hAnsi="Times New Roman"/>
-                <w:sz w:val="24"/>
-                <w:szCs w:val="24"/>
-                <w:lang w:val="en-US"/>
-              </w:rPr>
-            </w:r>
           </w:p>
         </w:tc>
       </w:tr>
       <w:tr>
-        <w:trPr/>
         <w:tc>
           <w:tcPr>
             <w:tcW w:w="4672" w:type="dxa"/>
-            <w:tcBorders/>
           </w:tcPr>
           <w:p>
             <w:pPr>
-              <w:pStyle w:val="Normal"/>
-              <w:widowControl/>
-              <w:suppressAutoHyphens w:val="true"/>
-              <w:spacing w:lineRule="auto" w:line="240" w:before="0" w:after="0"/>
-              <w:jc w:val="left"/>
+              <w:spacing w:after="0" w:line="240" w:lineRule="auto"/>
               <w:rPr>
                 <w:rFonts w:ascii="Times New Roman" w:hAnsi="Times New Roman" w:cs="Times New Roman"/>
                 <w:sz w:val="24"/>
@@ -3832,11 +3217,9 @@
             </w:pPr>
             <w:r>
               <w:rPr>
-                <w:rFonts w:eastAsia="Calibri" w:cs="Times New Roman" w:ascii="Times New Roman" w:hAnsi="Times New Roman"/>
-                <w:kern w:val="0"/>
-                <w:sz w:val="24"/>
-                <w:szCs w:val="24"/>
-                <w:lang w:val="ru-RU" w:eastAsia="en-US" w:bidi="ar-SA"/>
+                <w:rFonts w:ascii="Times New Roman" w:eastAsia="Calibri" w:hAnsi="Times New Roman" w:cs="Times New Roman"/>
+                <w:sz w:val="24"/>
+                <w:szCs w:val="24"/>
               </w:rPr>
               <w:t>Ta’mirlash muddati:</w:t>
             </w:r>
@@ -3845,15 +3228,10 @@
         <w:tc>
           <w:tcPr>
             <w:tcW w:w="4672" w:type="dxa"/>
-            <w:tcBorders/>
           </w:tcPr>
           <w:p>
             <w:pPr>
-              <w:pStyle w:val="Normal"/>
-              <w:widowControl/>
-              <w:suppressAutoHyphens w:val="true"/>
-              <w:spacing w:lineRule="auto" w:line="240" w:before="0" w:after="0"/>
-              <w:jc w:val="left"/>
+              <w:spacing w:after="0" w:line="240" w:lineRule="auto"/>
               <w:rPr>
                 <w:rFonts w:ascii="Times New Roman" w:hAnsi="Times New Roman" w:cs="Times New Roman"/>
                 <w:sz w:val="24"/>
@@ -3863,11 +3241,10 @@
             </w:pPr>
             <w:r>
               <w:rPr>
-                <w:rFonts w:eastAsia="Calibri" w:cs="Times New Roman" w:ascii="Times New Roman" w:hAnsi="Times New Roman"/>
-                <w:kern w:val="0"/>
-                <w:sz w:val="24"/>
-                <w:szCs w:val="24"/>
-                <w:lang w:val="en-US" w:eastAsia="en-US" w:bidi="ar-SA"/>
+                <w:rFonts w:ascii="Times New Roman" w:eastAsia="Calibri" w:hAnsi="Times New Roman" w:cs="Times New Roman"/>
+                <w:sz w:val="24"/>
+                <w:szCs w:val="24"/>
+                <w:lang w:val="en-US"/>
               </w:rPr>
               <w:t>___kun</w:t>
             </w:r>
@@ -3875,19 +3252,13 @@
         </w:tc>
       </w:tr>
       <w:tr>
-        <w:trPr/>
         <w:tc>
           <w:tcPr>
             <w:tcW w:w="4672" w:type="dxa"/>
-            <w:tcBorders/>
           </w:tcPr>
           <w:p>
             <w:pPr>
-              <w:pStyle w:val="Normal"/>
-              <w:widowControl/>
-              <w:suppressAutoHyphens w:val="true"/>
-              <w:spacing w:lineRule="auto" w:line="240" w:before="0" w:after="0"/>
-              <w:jc w:val="left"/>
+              <w:spacing w:after="0" w:line="240" w:lineRule="auto"/>
               <w:rPr>
                 <w:rFonts w:ascii="Times New Roman" w:hAnsi="Times New Roman" w:cs="Times New Roman"/>
                 <w:sz w:val="24"/>
@@ -3896,55 +3267,45 @@
             </w:pPr>
             <w:r>
               <w:rPr>
-                <w:rFonts w:eastAsia="Calibri" w:cs="Times New Roman" w:ascii="Times New Roman" w:hAnsi="Times New Roman"/>
-                <w:kern w:val="0"/>
-                <w:sz w:val="24"/>
-                <w:szCs w:val="24"/>
-                <w:lang w:val="ru-RU" w:eastAsia="en-US" w:bidi="ar-SA"/>
+                <w:rFonts w:ascii="Times New Roman" w:eastAsia="Calibri" w:hAnsi="Times New Roman" w:cs="Times New Roman"/>
+                <w:sz w:val="24"/>
+                <w:szCs w:val="24"/>
               </w:rPr>
               <w:t xml:space="preserve">Foydalanishni davom ettirish imkoniyati: </w:t>
             </w:r>
             <w:r>
               <w:rPr>
-                <w:rFonts w:eastAsia="Calibri" w:cs="Times New Roman" w:ascii="Times New Roman" w:hAnsi="Times New Roman"/>
+                <w:rFonts w:ascii="Times New Roman" w:eastAsia="Calibri" w:hAnsi="Times New Roman" w:cs="Times New Roman"/>
                 <w:b/>
                 <w:bCs/>
-                <w:kern w:val="0"/>
-                <w:sz w:val="24"/>
-                <w:szCs w:val="24"/>
-                <w:lang w:val="ru-RU" w:eastAsia="en-US" w:bidi="ar-SA"/>
+                <w:sz w:val="24"/>
+                <w:szCs w:val="24"/>
               </w:rPr>
               <w:t>ha /</w:t>
             </w:r>
             <w:r>
               <w:rPr>
-                <w:rFonts w:eastAsia="Calibri" w:cs="Times New Roman" w:ascii="Times New Roman" w:hAnsi="Times New Roman"/>
-                <w:kern w:val="0"/>
-                <w:sz w:val="24"/>
-                <w:szCs w:val="24"/>
-                <w:lang w:val="ru-RU" w:eastAsia="en-US" w:bidi="ar-SA"/>
+                <w:rFonts w:ascii="Times New Roman" w:eastAsia="Calibri" w:hAnsi="Times New Roman" w:cs="Times New Roman"/>
+                <w:sz w:val="24"/>
+                <w:szCs w:val="24"/>
               </w:rPr>
               <w:t xml:space="preserve"> </w:t>
             </w:r>
             <w:r>
               <w:rPr>
-                <w:rFonts w:eastAsia="Calibri" w:cs="Times New Roman" w:ascii="Times New Roman" w:hAnsi="Times New Roman"/>
+                <w:rFonts w:ascii="Times New Roman" w:eastAsia="Calibri" w:hAnsi="Times New Roman" w:cs="Times New Roman"/>
                 <w:b/>
                 <w:bCs/>
-                <w:kern w:val="0"/>
-                <w:sz w:val="24"/>
-                <w:szCs w:val="24"/>
-                <w:lang w:val="ru-RU" w:eastAsia="en-US" w:bidi="ar-SA"/>
+                <w:sz w:val="24"/>
+                <w:szCs w:val="24"/>
               </w:rPr>
               <w:t xml:space="preserve">yo‘q </w:t>
             </w:r>
             <w:r>
               <w:rPr>
-                <w:rFonts w:eastAsia="Calibri" w:cs="Times New Roman" w:ascii="Times New Roman" w:hAnsi="Times New Roman"/>
-                <w:kern w:val="0"/>
-                <w:sz w:val="24"/>
-                <w:szCs w:val="24"/>
-                <w:lang w:val="ru-RU" w:eastAsia="en-US" w:bidi="ar-SA"/>
+                <w:rFonts w:ascii="Times New Roman" w:eastAsia="Calibri" w:hAnsi="Times New Roman" w:cs="Times New Roman"/>
+                <w:sz w:val="24"/>
+                <w:szCs w:val="24"/>
               </w:rPr>
               <w:t>(agar vaqtincha cheklovlar bilan foydalanish mumkin bo‘lsa - shartlarni ko‘rsating).</w:t>
             </w:r>
@@ -3953,36 +3314,20 @@
         <w:tc>
           <w:tcPr>
             <w:tcW w:w="4672" w:type="dxa"/>
-            <w:tcBorders/>
           </w:tcPr>
           <w:p>
             <w:pPr>
-              <w:pStyle w:val="Normal"/>
-              <w:widowControl/>
-              <w:suppressAutoHyphens w:val="true"/>
-              <w:spacing w:lineRule="auto" w:line="240" w:before="0" w:after="0"/>
-              <w:jc w:val="left"/>
+              <w:spacing w:after="0" w:line="240" w:lineRule="auto"/>
               <w:rPr>
                 <w:rFonts w:ascii="Times New Roman" w:hAnsi="Times New Roman" w:cs="Times New Roman"/>
                 <w:sz w:val="24"/>
                 <w:szCs w:val="24"/>
               </w:rPr>
             </w:pPr>
-            <w:r>
-              <w:rPr>
-                <w:rFonts w:cs="Times New Roman" w:ascii="Times New Roman" w:hAnsi="Times New Roman"/>
-                <w:sz w:val="24"/>
-                <w:szCs w:val="24"/>
-              </w:rPr>
-            </w:r>
           </w:p>
           <w:p>
             <w:pPr>
-              <w:pStyle w:val="Normal"/>
-              <w:widowControl/>
-              <w:suppressAutoHyphens w:val="true"/>
-              <w:spacing w:lineRule="auto" w:line="240" w:before="0" w:after="0"/>
-              <w:jc w:val="left"/>
+              <w:spacing w:after="0" w:line="240" w:lineRule="auto"/>
               <w:rPr>
                 <w:rFonts w:ascii="Times New Roman" w:hAnsi="Times New Roman" w:cs="Times New Roman"/>
                 <w:sz w:val="24"/>
@@ -3991,13 +3336,10 @@
             </w:pPr>
             <w:r>
               <w:rPr>
-                <w:rFonts w:eastAsia="Calibri" w:cs="Times New Roman" w:ascii="Times New Roman" w:hAnsi="Times New Roman"/>
-                <w:b w:val="false"/>
-                <w:bCs w:val="false"/>
-                <w:kern w:val="0"/>
-                <w:sz w:val="24"/>
-                <w:szCs w:val="24"/>
-                <w:lang w:val="en-US" w:eastAsia="en-US" w:bidi="ar-SA"/>
+                <w:rFonts w:ascii="Times New Roman" w:eastAsia="Calibri" w:hAnsi="Times New Roman" w:cs="Times New Roman"/>
+                <w:sz w:val="24"/>
+                <w:szCs w:val="24"/>
+                <w:lang w:val="en-US"/>
               </w:rPr>
               <w:t>{{ foydalanish }}</w:t>
             </w:r>
@@ -4007,26 +3349,16 @@
     </w:tbl>
     <w:p>
       <w:pPr>
-        <w:pStyle w:val="Normal"/>
-        <w:rPr>
-          <w:rFonts w:ascii="Times New Roman" w:hAnsi="Times New Roman" w:cs="Times New Roman"/>
-          <w:sz w:val="24"/>
-          <w:szCs w:val="24"/>
-          <w:lang w:val="en-US"/>
-        </w:rPr>
-      </w:pPr>
-      <w:r>
-        <w:rPr>
-          <w:rFonts w:cs="Times New Roman" w:ascii="Times New Roman" w:hAnsi="Times New Roman"/>
-          <w:sz w:val="24"/>
-          <w:szCs w:val="24"/>
-          <w:lang w:val="en-US"/>
-        </w:rPr>
-      </w:r>
-    </w:p>
-    <w:p>
-      <w:pPr>
-        <w:pStyle w:val="Normal"/>
+        <w:rPr>
+          <w:rFonts w:ascii="Times New Roman" w:hAnsi="Times New Roman" w:cs="Times New Roman"/>
+          <w:sz w:val="24"/>
+          <w:szCs w:val="24"/>
+          <w:lang w:val="en-US"/>
+        </w:rPr>
+      </w:pPr>
+    </w:p>
+    <w:p>
+      <w:pPr>
         <w:ind w:firstLine="708"/>
         <w:jc w:val="both"/>
         <w:rPr>
@@ -4040,7 +3372,7 @@
       </w:pPr>
       <w:r>
         <w:rPr>
-          <w:rFonts w:cs="Times New Roman" w:ascii="Times New Roman" w:hAnsi="Times New Roman"/>
+          <w:rFonts w:ascii="Times New Roman" w:hAnsi="Times New Roman" w:cs="Times New Roman"/>
           <w:sz w:val="24"/>
           <w:szCs w:val="24"/>
           <w:lang w:val="en-US"/>
@@ -4049,7 +3381,7 @@
       </w:r>
       <w:r>
         <w:rPr>
-          <w:rFonts w:cs="Times New Roman" w:ascii="Times New Roman" w:hAnsi="Times New Roman"/>
+          <w:rFonts w:ascii="Times New Roman" w:hAnsi="Times New Roman" w:cs="Times New Roman"/>
           <w:b/>
           <w:bCs/>
           <w:sz w:val="24"/>
@@ -4060,7 +3392,7 @@
       </w:r>
       <w:r>
         <w:rPr>
-          <w:rFonts w:cs="Times New Roman" w:ascii="Times New Roman" w:hAnsi="Times New Roman"/>
+          <w:rFonts w:ascii="Times New Roman" w:hAnsi="Times New Roman" w:cs="Times New Roman"/>
           <w:sz w:val="24"/>
           <w:szCs w:val="24"/>
           <w:lang w:val="en-US"/>
@@ -4069,9 +3401,7 @@
       </w:r>
       <w:r>
         <w:rPr>
-          <w:rFonts w:cs="Times New Roman" w:ascii="Times New Roman" w:hAnsi="Times New Roman"/>
-          <w:b w:val="false"/>
-          <w:bCs w:val="false"/>
+          <w:rFonts w:ascii="Times New Roman" w:hAnsi="Times New Roman" w:cs="Times New Roman"/>
           <w:color w:val="000000"/>
           <w:sz w:val="24"/>
           <w:szCs w:val="24"/>
@@ -4081,7 +3411,7 @@
       </w:r>
       <w:r>
         <w:rPr>
-          <w:rFonts w:cs="Times New Roman" w:ascii="Times New Roman" w:hAnsi="Times New Roman"/>
+          <w:rFonts w:ascii="Times New Roman" w:hAnsi="Times New Roman" w:cs="Times New Roman"/>
           <w:b/>
           <w:bCs/>
           <w:sz w:val="24"/>
@@ -4092,7 +3422,7 @@
       </w:r>
       <w:r>
         <w:rPr>
-          <w:rFonts w:cs="Times New Roman" w:ascii="Times New Roman" w:hAnsi="Times New Roman"/>
+          <w:rFonts w:ascii="Times New Roman" w:hAnsi="Times New Roman" w:cs="Times New Roman"/>
           <w:sz w:val="24"/>
           <w:szCs w:val="24"/>
           <w:lang w:val="en-US"/>
@@ -4102,19 +3432,18 @@
     </w:p>
     <w:p>
       <w:pPr>
-        <w:pStyle w:val="Normal"/>
-        <w:rPr>
-          <w:rFonts w:ascii="Times New Roman" w:hAnsi="Times New Roman" w:cs="Times New Roman"/>
-          <w:b/>
-          <w:bCs/>
-          <w:sz w:val="24"/>
-          <w:szCs w:val="24"/>
-          <w:lang w:val="en-US"/>
-        </w:rPr>
-      </w:pPr>
-      <w:r>
-        <w:rPr>
-          <w:rFonts w:cs="Times New Roman" w:ascii="Times New Roman" w:hAnsi="Times New Roman"/>
+        <w:rPr>
+          <w:rFonts w:ascii="Times New Roman" w:hAnsi="Times New Roman" w:cs="Times New Roman"/>
+          <w:b/>
+          <w:bCs/>
+          <w:sz w:val="24"/>
+          <w:szCs w:val="24"/>
+          <w:lang w:val="en-US"/>
+        </w:rPr>
+      </w:pPr>
+      <w:r>
+        <w:rPr>
+          <w:rFonts w:ascii="Times New Roman" w:hAnsi="Times New Roman" w:cs="Times New Roman"/>
           <w:b/>
           <w:bCs/>
           <w:sz w:val="24"/>
@@ -4126,15 +3455,15 @@
     </w:p>
     <w:p>
       <w:pPr>
-        <w:pStyle w:val="Normal"/>
-        <w:rPr>
-          <w:b/>
-          <w:bCs/>
-        </w:rPr>
-      </w:pPr>
-      <w:r>
-        <w:rPr>
-          <w:rFonts w:cs="Times New Roman" w:ascii="Times New Roman" w:hAnsi="Times New Roman"/>
+        <w:rPr>
+          <w:b/>
+          <w:bCs/>
+          <w:lang w:val="en-US"/>
+        </w:rPr>
+      </w:pPr>
+      <w:r>
+        <w:rPr>
+          <w:rFonts w:ascii="Times New Roman" w:hAnsi="Times New Roman" w:cs="Times New Roman"/>
           <w:b/>
           <w:bCs/>
           <w:color w:val="000000"/>
@@ -4146,7 +3475,7 @@
       </w:r>
       <w:r>
         <w:rPr>
-          <w:rFonts w:cs="Times New Roman" w:ascii="Times New Roman" w:hAnsi="Times New Roman"/>
+          <w:rFonts w:ascii="Times New Roman" w:hAnsi="Times New Roman" w:cs="Times New Roman"/>
           <w:b/>
           <w:bCs/>
           <w:sz w:val="24"/>
@@ -4158,17 +3487,16 @@
     </w:p>
     <w:p>
       <w:pPr>
-        <w:pStyle w:val="Normal"/>
-        <w:rPr>
-          <w:rFonts w:ascii="Times New Roman" w:hAnsi="Times New Roman" w:cs="Times New Roman"/>
-          <w:sz w:val="24"/>
-          <w:szCs w:val="24"/>
-          <w:lang w:val="en-US"/>
-        </w:rPr>
-      </w:pPr>
-      <w:r>
-        <w:rPr>
-          <w:rFonts w:cs="Times New Roman" w:ascii="Times New Roman" w:hAnsi="Times New Roman"/>
+        <w:rPr>
+          <w:rFonts w:ascii="Times New Roman" w:hAnsi="Times New Roman" w:cs="Times New Roman"/>
+          <w:sz w:val="24"/>
+          <w:szCs w:val="24"/>
+          <w:lang w:val="en-US"/>
+        </w:rPr>
+      </w:pPr>
+      <w:r>
+        <w:rPr>
+          <w:rFonts w:ascii="Times New Roman" w:hAnsi="Times New Roman" w:cs="Times New Roman"/>
           <w:sz w:val="24"/>
           <w:szCs w:val="24"/>
           <w:lang w:val="en-US"/>
@@ -4177,9 +3505,7 @@
       </w:r>
       <w:r>
         <w:rPr>
-          <w:rFonts w:cs="Times New Roman" w:ascii="Times New Roman" w:hAnsi="Times New Roman"/>
-          <w:b w:val="false"/>
-          <w:bCs w:val="false"/>
+          <w:rFonts w:ascii="Times New Roman" w:hAnsi="Times New Roman" w:cs="Times New Roman"/>
           <w:color w:val="000000"/>
           <w:sz w:val="24"/>
           <w:szCs w:val="24"/>
@@ -4190,71 +3516,49 @@
     </w:p>
     <w:p>
       <w:pPr>
-        <w:pStyle w:val="Normal"/>
-        <w:rPr>
-          <w:rFonts w:ascii="Times New Roman" w:hAnsi="Times New Roman" w:cs="Times New Roman"/>
-          <w:sz w:val="24"/>
-          <w:szCs w:val="24"/>
-          <w:lang w:val="en-US"/>
-        </w:rPr>
-      </w:pPr>
-      <w:r>
-        <w:rPr>
-          <w:rFonts w:cs="Times New Roman" w:ascii="Times New Roman" w:hAnsi="Times New Roman"/>
-          <w:sz w:val="24"/>
-          <w:szCs w:val="24"/>
-          <w:lang w:val="en-US"/>
-        </w:rPr>
-        <w:t xml:space="preserve">   </w:t>
-      </w:r>
-      <w:r>
-        <w:rPr>
-          <w:rFonts w:cs="Times New Roman" w:ascii="Times New Roman" w:hAnsi="Times New Roman"/>
-          <w:sz w:val="24"/>
-          <w:szCs w:val="24"/>
-          <w:lang w:val="en-US"/>
-        </w:rPr>
-        <w:t>________ (F.I.O., lavozimi) /  Imzo</w:t>
-      </w:r>
-    </w:p>
-    <w:p>
-      <w:pPr>
-        <w:pStyle w:val="Normal"/>
-        <w:rPr>
-          <w:rFonts w:ascii="Times New Roman" w:hAnsi="Times New Roman" w:cs="Times New Roman"/>
-          <w:b/>
-          <w:bCs/>
-          <w:sz w:val="24"/>
-          <w:szCs w:val="24"/>
-          <w:lang w:val="en-US"/>
-        </w:rPr>
-      </w:pPr>
-      <w:r>
-        <w:rPr>
-          <w:rFonts w:cs="Times New Roman" w:ascii="Times New Roman" w:hAnsi="Times New Roman"/>
-          <w:b/>
-          <w:bCs/>
-          <w:sz w:val="24"/>
-          <w:szCs w:val="24"/>
-          <w:lang w:val="en-US"/>
-        </w:rPr>
-      </w:r>
-    </w:p>
-    <w:p>
-      <w:pPr>
-        <w:pStyle w:val="Normal"/>
-        <w:rPr>
-          <w:rFonts w:ascii="Times New Roman" w:hAnsi="Times New Roman" w:cs="Times New Roman"/>
-          <w:b/>
-          <w:bCs/>
-          <w:sz w:val="24"/>
-          <w:szCs w:val="24"/>
-          <w:lang w:val="en-US"/>
-        </w:rPr>
-      </w:pPr>
-      <w:r>
-        <w:rPr>
-          <w:rFonts w:cs="Times New Roman" w:ascii="Times New Roman" w:hAnsi="Times New Roman"/>
+        <w:rPr>
+          <w:rFonts w:ascii="Times New Roman" w:hAnsi="Times New Roman" w:cs="Times New Roman"/>
+          <w:sz w:val="24"/>
+          <w:szCs w:val="24"/>
+          <w:lang w:val="en-US"/>
+        </w:rPr>
+      </w:pPr>
+      <w:r>
+        <w:rPr>
+          <w:rFonts w:ascii="Times New Roman" w:hAnsi="Times New Roman" w:cs="Times New Roman"/>
+          <w:sz w:val="24"/>
+          <w:szCs w:val="24"/>
+          <w:lang w:val="en-US"/>
+        </w:rPr>
+        <w:t xml:space="preserve">   ________ (F.I.O., lavozimi) /  Imzo</w:t>
+      </w:r>
+    </w:p>
+    <w:p>
+      <w:pPr>
+        <w:rPr>
+          <w:rFonts w:ascii="Times New Roman" w:hAnsi="Times New Roman" w:cs="Times New Roman"/>
+          <w:b/>
+          <w:bCs/>
+          <w:sz w:val="24"/>
+          <w:szCs w:val="24"/>
+          <w:lang w:val="en-US"/>
+        </w:rPr>
+      </w:pPr>
+    </w:p>
+    <w:p>
+      <w:pPr>
+        <w:rPr>
+          <w:rFonts w:ascii="Times New Roman" w:hAnsi="Times New Roman" w:cs="Times New Roman"/>
+          <w:b/>
+          <w:bCs/>
+          <w:sz w:val="24"/>
+          <w:szCs w:val="24"/>
+          <w:lang w:val="en-US"/>
+        </w:rPr>
+      </w:pPr>
+      <w:r>
+        <w:rPr>
+          <w:rFonts w:ascii="Times New Roman" w:hAnsi="Times New Roman" w:cs="Times New Roman"/>
           <w:b/>
           <w:bCs/>
           <w:sz w:val="24"/>
@@ -4266,17 +3570,16 @@
     </w:p>
     <w:p>
       <w:pPr>
-        <w:pStyle w:val="Normal"/>
-        <w:rPr>
-          <w:rFonts w:ascii="Times New Roman" w:hAnsi="Times New Roman" w:cs="Times New Roman"/>
-          <w:sz w:val="24"/>
-          <w:szCs w:val="24"/>
-          <w:lang w:val="en-US"/>
-        </w:rPr>
-      </w:pPr>
-      <w:r>
-        <w:rPr>
-          <w:rFonts w:cs="Times New Roman" w:ascii="Times New Roman" w:hAnsi="Times New Roman"/>
+        <w:rPr>
+          <w:rFonts w:ascii="Times New Roman" w:hAnsi="Times New Roman" w:cs="Times New Roman"/>
+          <w:sz w:val="24"/>
+          <w:szCs w:val="24"/>
+          <w:lang w:val="en-US"/>
+        </w:rPr>
+      </w:pPr>
+      <w:r>
+        <w:rPr>
+          <w:rFonts w:ascii="Times New Roman" w:hAnsi="Times New Roman" w:cs="Times New Roman"/>
           <w:sz w:val="24"/>
           <w:szCs w:val="24"/>
           <w:lang w:val="en-US"/>
@@ -4286,17 +3589,16 @@
     </w:p>
     <w:p>
       <w:pPr>
-        <w:pStyle w:val="Normal"/>
-        <w:rPr>
-          <w:rFonts w:ascii="Times New Roman" w:hAnsi="Times New Roman" w:cs="Times New Roman"/>
-          <w:sz w:val="24"/>
-          <w:szCs w:val="24"/>
-          <w:lang w:val="en-US"/>
-        </w:rPr>
-      </w:pPr>
-      <w:r>
-        <w:rPr>
-          <w:rFonts w:cs="Times New Roman" w:ascii="Times New Roman" w:hAnsi="Times New Roman"/>
+        <w:rPr>
+          <w:rFonts w:ascii="Times New Roman" w:hAnsi="Times New Roman" w:cs="Times New Roman"/>
+          <w:sz w:val="24"/>
+          <w:szCs w:val="24"/>
+          <w:lang w:val="en-US"/>
+        </w:rPr>
+      </w:pPr>
+      <w:r>
+        <w:rPr>
+          <w:rFonts w:ascii="Times New Roman" w:hAnsi="Times New Roman" w:cs="Times New Roman"/>
           <w:sz w:val="24"/>
           <w:szCs w:val="24"/>
           <w:lang w:val="en-US"/>
@@ -4306,38 +3608,28 @@
     </w:p>
     <w:p>
       <w:pPr>
-        <w:pStyle w:val="Normal"/>
-        <w:rPr>
-          <w:rFonts w:ascii="Times New Roman" w:hAnsi="Times New Roman" w:cs="Times New Roman"/>
-          <w:sz w:val="24"/>
-          <w:szCs w:val="24"/>
-          <w:lang w:val="en-US"/>
-        </w:rPr>
-      </w:pPr>
-      <w:r>
-        <w:rPr>
-          <w:rFonts w:cs="Times New Roman" w:ascii="Times New Roman" w:hAnsi="Times New Roman"/>
-          <w:sz w:val="24"/>
-          <w:szCs w:val="24"/>
-          <w:lang w:val="en-US"/>
-        </w:rPr>
-      </w:r>
-    </w:p>
-    <w:p>
-      <w:pPr>
-        <w:pStyle w:val="Normal"/>
-        <w:rPr>
-          <w:rFonts w:ascii="Times New Roman" w:hAnsi="Times New Roman" w:cs="Times New Roman"/>
-          <w:b/>
-          <w:bCs/>
-          <w:sz w:val="24"/>
-          <w:szCs w:val="24"/>
-          <w:lang w:val="en-US"/>
-        </w:rPr>
-      </w:pPr>
-      <w:r>
-        <w:rPr>
-          <w:rFonts w:cs="Times New Roman" w:ascii="Times New Roman" w:hAnsi="Times New Roman"/>
+        <w:rPr>
+          <w:rFonts w:ascii="Times New Roman" w:hAnsi="Times New Roman" w:cs="Times New Roman"/>
+          <w:sz w:val="24"/>
+          <w:szCs w:val="24"/>
+          <w:lang w:val="en-US"/>
+        </w:rPr>
+      </w:pPr>
+    </w:p>
+    <w:p>
+      <w:pPr>
+        <w:rPr>
+          <w:rFonts w:ascii="Times New Roman" w:hAnsi="Times New Roman" w:cs="Times New Roman"/>
+          <w:b/>
+          <w:bCs/>
+          <w:sz w:val="24"/>
+          <w:szCs w:val="24"/>
+          <w:lang w:val="en-US"/>
+        </w:rPr>
+      </w:pPr>
+      <w:r>
+        <w:rPr>
+          <w:rFonts w:ascii="Times New Roman" w:hAnsi="Times New Roman" w:cs="Times New Roman"/>
           <w:b/>
           <w:bCs/>
           <w:sz w:val="24"/>
@@ -4349,104 +3641,72 @@
     </w:p>
     <w:p>
       <w:pPr>
-        <w:pStyle w:val="Normal"/>
-        <w:rPr>
-          <w:rFonts w:ascii="Times New Roman" w:hAnsi="Times New Roman" w:cs="Times New Roman"/>
-          <w:sz w:val="24"/>
-          <w:szCs w:val="24"/>
-          <w:lang w:val="en-US"/>
-        </w:rPr>
-      </w:pPr>
-      <w:r>
-        <w:rPr>
-          <w:rFonts w:cs="Times New Roman" w:ascii="Times New Roman" w:hAnsi="Times New Roman"/>
-          <w:sz w:val="24"/>
-          <w:szCs w:val="24"/>
-          <w:lang w:val="en-US"/>
-        </w:rPr>
-        <w:t xml:space="preserve">• </w:t>
-      </w:r>
-      <w:r>
-        <w:rPr>
-          <w:rFonts w:cs="Times New Roman" w:ascii="Times New Roman" w:hAnsi="Times New Roman"/>
-          <w:sz w:val="24"/>
-          <w:szCs w:val="24"/>
-          <w:lang w:val="en-US"/>
-        </w:rPr>
-        <w:t>Diagnostika akti (agar mavjud bo‘lsa).</w:t>
-      </w:r>
-    </w:p>
-    <w:p>
-      <w:pPr>
-        <w:pStyle w:val="Normal"/>
-        <w:rPr>
-          <w:rFonts w:ascii="Times New Roman" w:hAnsi="Times New Roman" w:cs="Times New Roman"/>
-          <w:sz w:val="24"/>
-          <w:szCs w:val="24"/>
-          <w:lang w:val="en-US"/>
-        </w:rPr>
-      </w:pPr>
-      <w:r>
-        <w:rPr>
-          <w:rFonts w:cs="Times New Roman" w:ascii="Times New Roman" w:hAnsi="Times New Roman"/>
-          <w:sz w:val="24"/>
-          <w:szCs w:val="24"/>
-          <w:lang w:val="en-US"/>
-        </w:rPr>
-        <w:t xml:space="preserve">• </w:t>
-      </w:r>
-      <w:r>
-        <w:rPr>
-          <w:rFonts w:cs="Times New Roman" w:ascii="Times New Roman" w:hAnsi="Times New Roman"/>
-          <w:sz w:val="24"/>
-          <w:szCs w:val="24"/>
-          <w:lang w:val="en-US"/>
-        </w:rPr>
-        <w:t>Xatolarni chop etish (log-fayllar, xato kodlari).</w:t>
-      </w:r>
-    </w:p>
-    <w:p>
-      <w:pPr>
-        <w:pStyle w:val="Normal"/>
-        <w:rPr>
-          <w:rFonts w:ascii="Times New Roman" w:hAnsi="Times New Roman" w:cs="Times New Roman"/>
-          <w:sz w:val="24"/>
-          <w:szCs w:val="24"/>
-          <w:lang w:val="en-US"/>
-        </w:rPr>
-      </w:pPr>
-      <w:r>
-        <w:rPr>
-          <w:rFonts w:cs="Times New Roman" w:ascii="Times New Roman" w:hAnsi="Times New Roman"/>
-          <w:sz w:val="24"/>
-          <w:szCs w:val="24"/>
-          <w:lang w:val="en-US"/>
-        </w:rPr>
-        <w:t xml:space="preserve">• </w:t>
-      </w:r>
-      <w:r>
-        <w:rPr>
-          <w:rFonts w:cs="Times New Roman" w:ascii="Times New Roman" w:hAnsi="Times New Roman"/>
-          <w:sz w:val="24"/>
-          <w:szCs w:val="24"/>
-          <w:lang w:val="en-US"/>
-        </w:rPr>
-        <w:t>Nuqsonlar surati (zarur bo‘lganda).</w:t>
-      </w:r>
-    </w:p>
-    <w:p>
-      <w:pPr>
-        <w:pStyle w:val="Normal"/>
-        <w:spacing w:before="0" w:after="160"/>
-        <w:rPr>
-          <w:rFonts w:ascii="Times New Roman" w:hAnsi="Times New Roman" w:cs="Times New Roman"/>
-          <w:sz w:val="24"/>
-          <w:szCs w:val="24"/>
-        </w:rPr>
-      </w:pPr>
-      <w:r>
-        <w:rPr>
-          <w:rFonts w:cs="Times New Roman" w:ascii="Times New Roman" w:hAnsi="Times New Roman"/>
+        <w:rPr>
+          <w:rFonts w:ascii="Times New Roman" w:hAnsi="Times New Roman" w:cs="Times New Roman"/>
+          <w:sz w:val="24"/>
+          <w:szCs w:val="24"/>
+          <w:lang w:val="en-US"/>
+        </w:rPr>
+      </w:pPr>
+      <w:r>
+        <w:rPr>
+          <w:rFonts w:ascii="Times New Roman" w:hAnsi="Times New Roman" w:cs="Times New Roman"/>
+          <w:sz w:val="24"/>
+          <w:szCs w:val="24"/>
+          <w:lang w:val="en-US"/>
+        </w:rPr>
+        <w:t>• Diagnostika akti (agar mavjud bo‘lsa).</w:t>
+      </w:r>
+    </w:p>
+    <w:p>
+      <w:pPr>
+        <w:rPr>
+          <w:rFonts w:ascii="Times New Roman" w:hAnsi="Times New Roman" w:cs="Times New Roman"/>
+          <w:sz w:val="24"/>
+          <w:szCs w:val="24"/>
+          <w:lang w:val="en-US"/>
+        </w:rPr>
+      </w:pPr>
+      <w:r>
+        <w:rPr>
+          <w:rFonts w:ascii="Times New Roman" w:hAnsi="Times New Roman" w:cs="Times New Roman"/>
+          <w:sz w:val="24"/>
+          <w:szCs w:val="24"/>
+          <w:lang w:val="en-US"/>
+        </w:rPr>
+        <w:t>• Xatolarni chop etish (log-fayllar, xato kodlari).</w:t>
+      </w:r>
+    </w:p>
+    <w:p>
+      <w:pPr>
+        <w:rPr>
+          <w:rFonts w:ascii="Times New Roman" w:hAnsi="Times New Roman" w:cs="Times New Roman"/>
+          <w:sz w:val="24"/>
+          <w:szCs w:val="24"/>
+          <w:lang w:val="en-US"/>
+        </w:rPr>
+      </w:pPr>
+      <w:r>
+        <w:rPr>
+          <w:rFonts w:ascii="Times New Roman" w:hAnsi="Times New Roman" w:cs="Times New Roman"/>
+          <w:sz w:val="24"/>
+          <w:szCs w:val="24"/>
+          <w:lang w:val="en-US"/>
+        </w:rPr>
+        <w:t>• Nuqsonlar surati (zarur bo‘lganda).</w:t>
+      </w:r>
+    </w:p>
+    <w:p>
+      <w:pPr>
+        <w:rPr>
+          <w:rFonts w:ascii="Times New Roman" w:hAnsi="Times New Roman" w:cs="Times New Roman"/>
+          <w:sz w:val="24"/>
+          <w:szCs w:val="24"/>
+        </w:rPr>
+      </w:pPr>
+      <w:r>
+        <w:rPr>
+          <w:rFonts w:ascii="Times New Roman" w:hAnsi="Times New Roman" w:cs="Times New Roman"/>
           <w:b/>
           <w:bCs/>
           <w:color w:val="000000"/>
@@ -4458,19 +3718,17 @@
     </w:p>
     <w:p>
       <w:pPr>
-        <w:pStyle w:val="Normal"/>
-        <w:spacing w:before="0" w:after="160"/>
-        <w:rPr>
-          <w:rFonts w:ascii="Times New Roman" w:hAnsi="Times New Roman" w:cs="Times New Roman"/>
-          <w:b/>
-          <w:bCs/>
-          <w:sz w:val="24"/>
-          <w:szCs w:val="24"/>
-        </w:rPr>
-      </w:pPr>
-      <w:r>
-        <w:rPr>
-          <w:rFonts w:cs="Times New Roman" w:ascii="Times New Roman" w:hAnsi="Times New Roman"/>
+        <w:rPr>
+          <w:rFonts w:ascii="Times New Roman" w:hAnsi="Times New Roman" w:cs="Times New Roman"/>
+          <w:b/>
+          <w:bCs/>
+          <w:sz w:val="24"/>
+          <w:szCs w:val="24"/>
+        </w:rPr>
+      </w:pPr>
+      <w:r>
+        <w:rPr>
+          <w:rFonts w:ascii="Times New Roman" w:hAnsi="Times New Roman" w:cs="Times New Roman"/>
           <w:b/>
           <w:bCs/>
           <w:sz w:val="24"/>
@@ -4481,152 +3739,277 @@
     </w:p>
     <w:p>
       <w:pPr>
-        <w:pStyle w:val="Normal"/>
-        <w:spacing w:before="0" w:after="160"/>
-        <w:rPr>
-          <w:rFonts w:ascii="Times New Roman" w:hAnsi="Times New Roman" w:cs="Times New Roman"/>
-          <w:sz w:val="24"/>
-          <w:szCs w:val="24"/>
-        </w:rPr>
-      </w:pPr>
-      <w:r>
-        <w:rPr>
-          <w:rFonts w:cs="Times New Roman" w:ascii="Times New Roman" w:hAnsi="Times New Roman"/>
-          <w:sz w:val="24"/>
-          <w:szCs w:val="24"/>
-        </w:rPr>
-      </w:r>
-    </w:p>
-    <w:p>
-      <w:pPr>
-        <w:pStyle w:val="Normal"/>
-        <w:spacing w:before="0" w:after="160"/>
-        <w:rPr>
-          <w:rFonts w:ascii="Times New Roman" w:hAnsi="Times New Roman" w:cs="Times New Roman"/>
-          <w:sz w:val="24"/>
-          <w:szCs w:val="24"/>
-        </w:rPr>
-      </w:pPr>
-      <w:r>
-        <w:rPr>
-          <w:rFonts w:cs="Times New Roman" w:ascii="Times New Roman" w:hAnsi="Times New Roman"/>
-          <w:sz w:val="24"/>
-          <w:szCs w:val="24"/>
-        </w:rPr>
-      </w:r>
+        <w:rPr>
+          <w:rFonts w:ascii="Times New Roman" w:hAnsi="Times New Roman" w:cs="Times New Roman"/>
+          <w:sz w:val="24"/>
+          <w:szCs w:val="24"/>
+        </w:rPr>
+      </w:pPr>
+    </w:p>
+    <w:p>
+      <w:pPr>
+        <w:rPr>
+          <w:rFonts w:ascii="Times New Roman" w:hAnsi="Times New Roman" w:cs="Times New Roman"/>
+          <w:sz w:val="24"/>
+          <w:szCs w:val="24"/>
+        </w:rPr>
+      </w:pPr>
     </w:p>
     <w:sectPr>
-      <w:headerReference w:type="even" r:id="rId2"/>
-      <w:headerReference w:type="default" r:id="rId3"/>
-      <w:headerReference w:type="first" r:id="rId4"/>
-      <w:footerReference w:type="even" r:id="rId5"/>
-      <w:footerReference w:type="default" r:id="rId6"/>
-      <w:footerReference w:type="first" r:id="rId7"/>
-      <w:type w:val="nextPage"/>
+      <w:headerReference w:type="even" r:id="rId7"/>
+      <w:headerReference w:type="default" r:id="rId8"/>
+      <w:footerReference w:type="even" r:id="rId9"/>
+      <w:footerReference w:type="default" r:id="rId10"/>
+      <w:headerReference w:type="first" r:id="rId11"/>
+      <w:footerReference w:type="first" r:id="rId12"/>
       <w:pgSz w:w="11906" w:h="16838"/>
-      <w:pgMar w:left="1701" w:right="850" w:gutter="0" w:header="0" w:top="142" w:footer="0" w:bottom="57"/>
-      <w:pgNumType w:fmt="decimal"/>
-      <w:formProt w:val="false"/>
-      <w:textDirection w:val="lrTb"/>
-      <w:docGrid w:type="default" w:linePitch="360" w:charSpace="8192"/>
+      <w:pgMar w:top="142" w:right="850" w:bottom="57" w:left="1701" w:header="0" w:footer="0" w:gutter="0"/>
+      <w:cols w:space="720"/>
+      <w:formProt w:val="0"/>
+      <w:docGrid w:linePitch="360" w:charSpace="8192"/>
     </w:sectPr>
   </w:body>
 </w:document>
 </file>
 
+<file path=word/endnotes.xml><?xml version="1.0" encoding="utf-8"?>
+<w:endnotes xmlns:wpc="http://schemas.microsoft.com/office/word/2010/wordprocessingCanvas" xmlns:cx="http://schemas.microsoft.com/office/drawing/2014/chartex" xmlns:cx1="http://schemas.microsoft.com/office/drawing/2015/9/8/chartex" xmlns:cx2="http://schemas.microsoft.com/office/drawing/2015/10/21/chartex" xmlns:cx3="http://schemas.microsoft.com/office/drawing/2016/5/9/chartex" xmlns:cx4="http://schemas.microsoft.com/office/drawing/2016/5/10/chartex" xmlns:cx5="http://schemas.microsoft.com/office/drawing/2016/5/11/chartex" xmlns:cx6="http://schemas.microsoft.com/office/drawing/2016/5/12/chartex" xmlns:cx7="http://schemas.microsoft.com/office/drawing/2016/5/13/chartex" xmlns:cx8="http://schemas.microsoft.com/office/drawing/2016/5/14/chartex" xmlns:mc="http://schemas.openxmlformats.org/markup-compatibility/2006" xmlns:aink="http://schemas.microsoft.com/office/drawing/2016/ink" xmlns:am3d="http://schemas.microsoft.com/office/drawing/2017/model3d" xmlns:o="urn:schemas-microsoft-com:office:office" xmlns:oel="http://schemas.microsoft.com/office/2019/extlst" xmlns:r="http://schemas.openxmlformats.org/officeDocument/2006/relationships" xmlns:m="http://schemas.openxmlformats.org/officeDocument/2006/math" xmlns:v="urn:schemas-microsoft-com:vml" xmlns:wp14="http://schemas.microsoft.com/office/word/2010/wordprocessingDrawing" xmlns:wp="http://schemas.openxmlformats.org/drawingml/2006/wordprocessingDrawing" xmlns:w10="urn:schemas-microsoft-com:office:word" xmlns:w="http://schemas.openxmlformats.org/wordprocessingml/2006/main" xmlns:w14="http://schemas.microsoft.com/office/word/2010/wordml" xmlns:w15="http://schemas.microsoft.com/office/word/2012/wordml" xmlns:w16cex="http://schemas.microsoft.com/office/word/2018/wordml/cex" xmlns:w16cid="http://schemas.microsoft.com/office/word/2016/wordml/cid" xmlns:w16="http://schemas.microsoft.com/office/word/2018/wordml" xmlns:w16du="http://schemas.microsoft.com/office/word/2023/wordml/word16du" xmlns:w16sdtdh="http://schemas.microsoft.com/office/word/2020/wordml/sdtdatahash" xmlns:w16sdtfl="http://schemas.microsoft.com/office/word/2024/wordml/sdtformatlock" xmlns:w16se="http://schemas.microsoft.com/office/word/2015/wordml/symex" xmlns:wpg="http://schemas.microsoft.com/office/word/2010/wordprocessingGroup" xmlns:wpi="http://schemas.microsoft.com/office/word/2010/wordprocessingInk" xmlns:wne="http://schemas.microsoft.com/office/word/2006/wordml" xmlns:wps="http://schemas.microsoft.com/office/word/2010/wordprocessingShape" mc:Ignorable="w14 w15 w16se w16cid w16 w16cex w16sdtdh w16sdtfl w16du wp14">
+  <w:endnote w:type="separator" w:id="-1">
+    <w:p>
+      <w:pPr>
+        <w:spacing w:after="0" w:line="240" w:lineRule="auto"/>
+      </w:pPr>
+      <w:r>
+        <w:separator/>
+      </w:r>
+    </w:p>
+  </w:endnote>
+  <w:endnote w:type="continuationSeparator" w:id="0">
+    <w:p>
+      <w:pPr>
+        <w:spacing w:after="0" w:line="240" w:lineRule="auto"/>
+      </w:pPr>
+      <w:r>
+        <w:continuationSeparator/>
+      </w:r>
+    </w:p>
+  </w:endnote>
+</w:endnotes>
+</file>
+
 <file path=word/footer1.xml><?xml version="1.0" encoding="utf-8"?>
-<w:ftr xmlns:o="urn:schemas-microsoft-com:office:office" xmlns:r="http://schemas.openxmlformats.org/officeDocument/2006/relationships" xmlns:v="urn:schemas-microsoft-com:vml" xmlns:w="http://schemas.openxmlformats.org/wordprocessingml/2006/main" xmlns:w10="urn:schemas-microsoft-com:office:word" xmlns:wp="http://schemas.openxmlformats.org/drawingml/2006/wordprocessingDrawing" xmlns:wps="http://schemas.microsoft.com/office/word/2010/wordprocessingShape" xmlns:wpg="http://schemas.microsoft.com/office/word/2010/wordprocessingGroup" xmlns:mc="http://schemas.openxmlformats.org/markup-compatibility/2006" xmlns:wp14="http://schemas.microsoft.com/office/word/2010/wordprocessingDrawing" xmlns:w14="http://schemas.microsoft.com/office/word/2010/wordml" xmlns:w15="http://schemas.microsoft.com/office/word/2012/wordml" mc:Ignorable="w14 wp14 w15">
+<w:ftr xmlns:wpc="http://schemas.microsoft.com/office/word/2010/wordprocessingCanvas" xmlns:cx="http://schemas.microsoft.com/office/drawing/2014/chartex" xmlns:cx1="http://schemas.microsoft.com/office/drawing/2015/9/8/chartex" xmlns:cx2="http://schemas.microsoft.com/office/drawing/2015/10/21/chartex" xmlns:cx3="http://schemas.microsoft.com/office/drawing/2016/5/9/chartex" xmlns:cx4="http://schemas.microsoft.com/office/drawing/2016/5/10/chartex" xmlns:cx5="http://schemas.microsoft.com/office/drawing/2016/5/11/chartex" xmlns:cx6="http://schemas.microsoft.com/office/drawing/2016/5/12/chartex" xmlns:cx7="http://schemas.microsoft.com/office/drawing/2016/5/13/chartex" xmlns:cx8="http://schemas.microsoft.com/office/drawing/2016/5/14/chartex" xmlns:mc="http://schemas.openxmlformats.org/markup-compatibility/2006" xmlns:aink="http://schemas.microsoft.com/office/drawing/2016/ink" xmlns:am3d="http://schemas.microsoft.com/office/drawing/2017/model3d" xmlns:o="urn:schemas-microsoft-com:office:office" xmlns:oel="http://schemas.microsoft.com/office/2019/extlst" xmlns:r="http://schemas.openxmlformats.org/officeDocument/2006/relationships" xmlns:m="http://schemas.openxmlformats.org/officeDocument/2006/math" xmlns:v="urn:schemas-microsoft-com:vml" xmlns:wp14="http://schemas.microsoft.com/office/word/2010/wordprocessingDrawing" xmlns:wp="http://schemas.openxmlformats.org/drawingml/2006/wordprocessingDrawing" xmlns:w10="urn:schemas-microsoft-com:office:word" xmlns:w="http://schemas.openxmlformats.org/wordprocessingml/2006/main" xmlns:w14="http://schemas.microsoft.com/office/word/2010/wordml" xmlns:w15="http://schemas.microsoft.com/office/word/2012/wordml" xmlns:w16cex="http://schemas.microsoft.com/office/word/2018/wordml/cex" xmlns:w16cid="http://schemas.microsoft.com/office/word/2016/wordml/cid" xmlns:w16="http://schemas.microsoft.com/office/word/2018/wordml" xmlns:w16du="http://schemas.microsoft.com/office/word/2023/wordml/word16du" xmlns:w16sdtdh="http://schemas.microsoft.com/office/word/2020/wordml/sdtdatahash" xmlns:w16sdtfl="http://schemas.microsoft.com/office/word/2024/wordml/sdtformatlock" xmlns:w16se="http://schemas.microsoft.com/office/word/2015/wordml/symex" xmlns:wpg="http://schemas.microsoft.com/office/word/2010/wordprocessingGroup" xmlns:wpi="http://schemas.microsoft.com/office/word/2010/wordprocessingInk" xmlns:wne="http://schemas.microsoft.com/office/word/2006/wordml" xmlns:wps="http://schemas.microsoft.com/office/word/2010/wordprocessingShape" mc:Ignorable="w14 w15 w16se w16cid w16 w16cex w16sdtdh w16sdtfl w16du wp14">
   <w:p>
     <w:pPr>
-      <w:pStyle w:val="Footer"/>
-      <w:spacing w:before="0" w:after="160"/>
-      <w:rPr/>
+      <w:pStyle w:val="a7"/>
     </w:pPr>
-    <w:r>
-      <w:rPr/>
-    </w:r>
   </w:p>
 </w:ftr>
 </file>
 
 <file path=word/footer2.xml><?xml version="1.0" encoding="utf-8"?>
-<w:ftr xmlns:o="urn:schemas-microsoft-com:office:office" xmlns:r="http://schemas.openxmlformats.org/officeDocument/2006/relationships" xmlns:v="urn:schemas-microsoft-com:vml" xmlns:w="http://schemas.openxmlformats.org/wordprocessingml/2006/main" xmlns:w10="urn:schemas-microsoft-com:office:word" xmlns:wp="http://schemas.openxmlformats.org/drawingml/2006/wordprocessingDrawing" xmlns:wps="http://schemas.microsoft.com/office/word/2010/wordprocessingShape" xmlns:wpg="http://schemas.microsoft.com/office/word/2010/wordprocessingGroup" xmlns:mc="http://schemas.openxmlformats.org/markup-compatibility/2006" xmlns:wp14="http://schemas.microsoft.com/office/word/2010/wordprocessingDrawing" xmlns:w14="http://schemas.microsoft.com/office/word/2010/wordml" xmlns:w15="http://schemas.microsoft.com/office/word/2012/wordml" mc:Ignorable="w14 wp14 w15">
+<w:ftr xmlns:wpc="http://schemas.microsoft.com/office/word/2010/wordprocessingCanvas" xmlns:cx="http://schemas.microsoft.com/office/drawing/2014/chartex" xmlns:cx1="http://schemas.microsoft.com/office/drawing/2015/9/8/chartex" xmlns:cx2="http://schemas.microsoft.com/office/drawing/2015/10/21/chartex" xmlns:cx3="http://schemas.microsoft.com/office/drawing/2016/5/9/chartex" xmlns:cx4="http://schemas.microsoft.com/office/drawing/2016/5/10/chartex" xmlns:cx5="http://schemas.microsoft.com/office/drawing/2016/5/11/chartex" xmlns:cx6="http://schemas.microsoft.com/office/drawing/2016/5/12/chartex" xmlns:cx7="http://schemas.microsoft.com/office/drawing/2016/5/13/chartex" xmlns:cx8="http://schemas.microsoft.com/office/drawing/2016/5/14/chartex" xmlns:mc="http://schemas.openxmlformats.org/markup-compatibility/2006" xmlns:aink="http://schemas.microsoft.com/office/drawing/2016/ink" xmlns:am3d="http://schemas.microsoft.com/office/drawing/2017/model3d" xmlns:o="urn:schemas-microsoft-com:office:office" xmlns:oel="http://schemas.microsoft.com/office/2019/extlst" xmlns:r="http://schemas.openxmlformats.org/officeDocument/2006/relationships" xmlns:m="http://schemas.openxmlformats.org/officeDocument/2006/math" xmlns:v="urn:schemas-microsoft-com:vml" xmlns:wp14="http://schemas.microsoft.com/office/word/2010/wordprocessingDrawing" xmlns:wp="http://schemas.openxmlformats.org/drawingml/2006/wordprocessingDrawing" xmlns:w10="urn:schemas-microsoft-com:office:word" xmlns:w="http://schemas.openxmlformats.org/wordprocessingml/2006/main" xmlns:w14="http://schemas.microsoft.com/office/word/2010/wordml" xmlns:w15="http://schemas.microsoft.com/office/word/2012/wordml" xmlns:w16cex="http://schemas.microsoft.com/office/word/2018/wordml/cex" xmlns:w16cid="http://schemas.microsoft.com/office/word/2016/wordml/cid" xmlns:w16="http://schemas.microsoft.com/office/word/2018/wordml" xmlns:w16du="http://schemas.microsoft.com/office/word/2023/wordml/word16du" xmlns:w16sdtdh="http://schemas.microsoft.com/office/word/2020/wordml/sdtdatahash" xmlns:w16sdtfl="http://schemas.microsoft.com/office/word/2024/wordml/sdtformatlock" xmlns:w16se="http://schemas.microsoft.com/office/word/2015/wordml/symex" xmlns:wpg="http://schemas.microsoft.com/office/word/2010/wordprocessingGroup" xmlns:wpi="http://schemas.microsoft.com/office/word/2010/wordprocessingInk" xmlns:wne="http://schemas.microsoft.com/office/word/2006/wordml" xmlns:wps="http://schemas.microsoft.com/office/word/2010/wordprocessingShape" mc:Ignorable="w14 w15 w16se w16cid w16 w16cex w16sdtdh w16sdtfl w16du wp14">
   <w:p>
     <w:pPr>
-      <w:pStyle w:val="Footer"/>
-      <w:spacing w:before="0" w:after="160"/>
-      <w:rPr/>
+      <w:pStyle w:val="a7"/>
     </w:pPr>
-    <w:r>
-      <w:rPr/>
-    </w:r>
   </w:p>
 </w:ftr>
 </file>
 
 <file path=word/footer3.xml><?xml version="1.0" encoding="utf-8"?>
-<w:ftr xmlns:o="urn:schemas-microsoft-com:office:office" xmlns:r="http://schemas.openxmlformats.org/officeDocument/2006/relationships" xmlns:v="urn:schemas-microsoft-com:vml" xmlns:w="http://schemas.openxmlformats.org/wordprocessingml/2006/main" xmlns:w10="urn:schemas-microsoft-com:office:word" xmlns:wp="http://schemas.openxmlformats.org/drawingml/2006/wordprocessingDrawing" xmlns:wps="http://schemas.microsoft.com/office/word/2010/wordprocessingShape" xmlns:wpg="http://schemas.microsoft.com/office/word/2010/wordprocessingGroup" xmlns:mc="http://schemas.openxmlformats.org/markup-compatibility/2006" xmlns:wp14="http://schemas.microsoft.com/office/word/2010/wordprocessingDrawing" xmlns:w14="http://schemas.microsoft.com/office/word/2010/wordml" xmlns:w15="http://schemas.microsoft.com/office/word/2012/wordml" mc:Ignorable="w14 wp14 w15">
+<w:ftr xmlns:wpc="http://schemas.microsoft.com/office/word/2010/wordprocessingCanvas" xmlns:cx="http://schemas.microsoft.com/office/drawing/2014/chartex" xmlns:cx1="http://schemas.microsoft.com/office/drawing/2015/9/8/chartex" xmlns:cx2="http://schemas.microsoft.com/office/drawing/2015/10/21/chartex" xmlns:cx3="http://schemas.microsoft.com/office/drawing/2016/5/9/chartex" xmlns:cx4="http://schemas.microsoft.com/office/drawing/2016/5/10/chartex" xmlns:cx5="http://schemas.microsoft.com/office/drawing/2016/5/11/chartex" xmlns:cx6="http://schemas.microsoft.com/office/drawing/2016/5/12/chartex" xmlns:cx7="http://schemas.microsoft.com/office/drawing/2016/5/13/chartex" xmlns:cx8="http://schemas.microsoft.com/office/drawing/2016/5/14/chartex" xmlns:mc="http://schemas.openxmlformats.org/markup-compatibility/2006" xmlns:aink="http://schemas.microsoft.com/office/drawing/2016/ink" xmlns:am3d="http://schemas.microsoft.com/office/drawing/2017/model3d" xmlns:o="urn:schemas-microsoft-com:office:office" xmlns:oel="http://schemas.microsoft.com/office/2019/extlst" xmlns:r="http://schemas.openxmlformats.org/officeDocument/2006/relationships" xmlns:m="http://schemas.openxmlformats.org/officeDocument/2006/math" xmlns:v="urn:schemas-microsoft-com:vml" xmlns:wp14="http://schemas.microsoft.com/office/word/2010/wordprocessingDrawing" xmlns:wp="http://schemas.openxmlformats.org/drawingml/2006/wordprocessingDrawing" xmlns:w10="urn:schemas-microsoft-com:office:word" xmlns:w="http://schemas.openxmlformats.org/wordprocessingml/2006/main" xmlns:w14="http://schemas.microsoft.com/office/word/2010/wordml" xmlns:w15="http://schemas.microsoft.com/office/word/2012/wordml" xmlns:w16cex="http://schemas.microsoft.com/office/word/2018/wordml/cex" xmlns:w16cid="http://schemas.microsoft.com/office/word/2016/wordml/cid" xmlns:w16="http://schemas.microsoft.com/office/word/2018/wordml" xmlns:w16du="http://schemas.microsoft.com/office/word/2023/wordml/word16du" xmlns:w16sdtdh="http://schemas.microsoft.com/office/word/2020/wordml/sdtdatahash" xmlns:w16sdtfl="http://schemas.microsoft.com/office/word/2024/wordml/sdtformatlock" xmlns:w16se="http://schemas.microsoft.com/office/word/2015/wordml/symex" xmlns:wpg="http://schemas.microsoft.com/office/word/2010/wordprocessingGroup" xmlns:wpi="http://schemas.microsoft.com/office/word/2010/wordprocessingInk" xmlns:wne="http://schemas.microsoft.com/office/word/2006/wordml" xmlns:wps="http://schemas.microsoft.com/office/word/2010/wordprocessingShape" mc:Ignorable="w14 w15 w16se w16cid w16 w16cex w16sdtdh w16sdtfl w16du wp14">
   <w:p>
     <w:pPr>
-      <w:pStyle w:val="Footer"/>
-      <w:spacing w:before="0" w:after="160"/>
-      <w:rPr/>
+      <w:pStyle w:val="a7"/>
     </w:pPr>
-    <w:r>
-      <w:rPr/>
-    </w:r>
   </w:p>
 </w:ftr>
 </file>
 
+<file path=word/footnotes.xml><?xml version="1.0" encoding="utf-8"?>
+<w:footnotes xmlns:wpc="http://schemas.microsoft.com/office/word/2010/wordprocessingCanvas" xmlns:cx="http://schemas.microsoft.com/office/drawing/2014/chartex" xmlns:cx1="http://schemas.microsoft.com/office/drawing/2015/9/8/chartex" xmlns:cx2="http://schemas.microsoft.com/office/drawing/2015/10/21/chartex" xmlns:cx3="http://schemas.microsoft.com/office/drawing/2016/5/9/chartex" xmlns:cx4="http://schemas.microsoft.com/office/drawing/2016/5/10/chartex" xmlns:cx5="http://schemas.microsoft.com/office/drawing/2016/5/11/chartex" xmlns:cx6="http://schemas.microsoft.com/office/drawing/2016/5/12/chartex" xmlns:cx7="http://schemas.microsoft.com/office/drawing/2016/5/13/chartex" xmlns:cx8="http://schemas.microsoft.com/office/drawing/2016/5/14/chartex" xmlns:mc="http://schemas.openxmlformats.org/markup-compatibility/2006" xmlns:aink="http://schemas.microsoft.com/office/drawing/2016/ink" xmlns:am3d="http://schemas.microsoft.com/office/drawing/2017/model3d" xmlns:o="urn:schemas-microsoft-com:office:office" xmlns:oel="http://schemas.microsoft.com/office/2019/extlst" xmlns:r="http://schemas.openxmlformats.org/officeDocument/2006/relationships" xmlns:m="http://schemas.openxmlformats.org/officeDocument/2006/math" xmlns:v="urn:schemas-microsoft-com:vml" xmlns:wp14="http://schemas.microsoft.com/office/word/2010/wordprocessingDrawing" xmlns:wp="http://schemas.openxmlformats.org/drawingml/2006/wordprocessingDrawing" xmlns:w10="urn:schemas-microsoft-com:office:word" xmlns:w="http://schemas.openxmlformats.org/wordprocessingml/2006/main" xmlns:w14="http://schemas.microsoft.com/office/word/2010/wordml" xmlns:w15="http://schemas.microsoft.com/office/word/2012/wordml" xmlns:w16cex="http://schemas.microsoft.com/office/word/2018/wordml/cex" xmlns:w16cid="http://schemas.microsoft.com/office/word/2016/wordml/cid" xmlns:w16="http://schemas.microsoft.com/office/word/2018/wordml" xmlns:w16du="http://schemas.microsoft.com/office/word/2023/wordml/word16du" xmlns:w16sdtdh="http://schemas.microsoft.com/office/word/2020/wordml/sdtdatahash" xmlns:w16sdtfl="http://schemas.microsoft.com/office/word/2024/wordml/sdtformatlock" xmlns:w16se="http://schemas.microsoft.com/office/word/2015/wordml/symex" xmlns:wpg="http://schemas.microsoft.com/office/word/2010/wordprocessingGroup" xmlns:wpi="http://schemas.microsoft.com/office/word/2010/wordprocessingInk" xmlns:wne="http://schemas.microsoft.com/office/word/2006/wordml" xmlns:wps="http://schemas.microsoft.com/office/word/2010/wordprocessingShape" mc:Ignorable="w14 w15 w16se w16cid w16 w16cex w16sdtdh w16sdtfl w16du wp14">
+  <w:footnote w:type="separator" w:id="-1">
+    <w:p>
+      <w:pPr>
+        <w:spacing w:after="0" w:line="240" w:lineRule="auto"/>
+      </w:pPr>
+      <w:r>
+        <w:separator/>
+      </w:r>
+    </w:p>
+  </w:footnote>
+  <w:footnote w:type="continuationSeparator" w:id="0">
+    <w:p>
+      <w:pPr>
+        <w:spacing w:after="0" w:line="240" w:lineRule="auto"/>
+      </w:pPr>
+      <w:r>
+        <w:continuationSeparator/>
+      </w:r>
+    </w:p>
+  </w:footnote>
+</w:footnotes>
+</file>
+
 <file path=word/header1.xml><?xml version="1.0" encoding="utf-8"?>
-<w:hdr xmlns:o="urn:schemas-microsoft-com:office:office" xmlns:r="http://schemas.openxmlformats.org/officeDocument/2006/relationships" xmlns:v="urn:schemas-microsoft-com:vml" xmlns:w="http://schemas.openxmlformats.org/wordprocessingml/2006/main" xmlns:w10="urn:schemas-microsoft-com:office:word" xmlns:wp="http://schemas.openxmlformats.org/drawingml/2006/wordprocessingDrawing" xmlns:wps="http://schemas.microsoft.com/office/word/2010/wordprocessingShape" xmlns:wpg="http://schemas.microsoft.com/office/word/2010/wordprocessingGroup" xmlns:mc="http://schemas.openxmlformats.org/markup-compatibility/2006" xmlns:wp14="http://schemas.microsoft.com/office/word/2010/wordprocessingDrawing" xmlns:w14="http://schemas.microsoft.com/office/word/2010/wordml" xmlns:w15="http://schemas.microsoft.com/office/word/2012/wordml" mc:Ignorable="w14 wp14 w15">
+<w:hdr xmlns:wpc="http://schemas.microsoft.com/office/word/2010/wordprocessingCanvas" xmlns:cx="http://schemas.microsoft.com/office/drawing/2014/chartex" xmlns:cx1="http://schemas.microsoft.com/office/drawing/2015/9/8/chartex" xmlns:cx2="http://schemas.microsoft.com/office/drawing/2015/10/21/chartex" xmlns:cx3="http://schemas.microsoft.com/office/drawing/2016/5/9/chartex" xmlns:cx4="http://schemas.microsoft.com/office/drawing/2016/5/10/chartex" xmlns:cx5="http://schemas.microsoft.com/office/drawing/2016/5/11/chartex" xmlns:cx6="http://schemas.microsoft.com/office/drawing/2016/5/12/chartex" xmlns:cx7="http://schemas.microsoft.com/office/drawing/2016/5/13/chartex" xmlns:cx8="http://schemas.microsoft.com/office/drawing/2016/5/14/chartex" xmlns:mc="http://schemas.openxmlformats.org/markup-compatibility/2006" xmlns:aink="http://schemas.microsoft.com/office/drawing/2016/ink" xmlns:am3d="http://schemas.microsoft.com/office/drawing/2017/model3d" xmlns:o="urn:schemas-microsoft-com:office:office" xmlns:oel="http://schemas.microsoft.com/office/2019/extlst" xmlns:r="http://schemas.openxmlformats.org/officeDocument/2006/relationships" xmlns:m="http://schemas.openxmlformats.org/officeDocument/2006/math" xmlns:v="urn:schemas-microsoft-com:vml" xmlns:wp14="http://schemas.microsoft.com/office/word/2010/wordprocessingDrawing" xmlns:wp="http://schemas.openxmlformats.org/drawingml/2006/wordprocessingDrawing" xmlns:w10="urn:schemas-microsoft-com:office:word" xmlns:w="http://schemas.openxmlformats.org/wordprocessingml/2006/main" xmlns:w14="http://schemas.microsoft.com/office/word/2010/wordml" xmlns:w15="http://schemas.microsoft.com/office/word/2012/wordml" xmlns:w16cex="http://schemas.microsoft.com/office/word/2018/wordml/cex" xmlns:w16cid="http://schemas.microsoft.com/office/word/2016/wordml/cid" xmlns:w16="http://schemas.microsoft.com/office/word/2018/wordml" xmlns:w16du="http://schemas.microsoft.com/office/word/2023/wordml/word16du" xmlns:w16sdtdh="http://schemas.microsoft.com/office/word/2020/wordml/sdtdatahash" xmlns:w16sdtfl="http://schemas.microsoft.com/office/word/2024/wordml/sdtformatlock" xmlns:w16se="http://schemas.microsoft.com/office/word/2015/wordml/symex" xmlns:wpg="http://schemas.microsoft.com/office/word/2010/wordprocessingGroup" xmlns:wpi="http://schemas.microsoft.com/office/word/2010/wordprocessingInk" xmlns:wne="http://schemas.microsoft.com/office/word/2006/wordml" xmlns:wps="http://schemas.microsoft.com/office/word/2010/wordprocessingShape" mc:Ignorable="w14 w15 w16se w16cid w16 w16cex w16sdtdh w16sdtfl w16du wp14">
   <w:p>
     <w:pPr>
-      <w:pStyle w:val="Header"/>
-      <w:spacing w:before="0" w:after="160"/>
-      <w:rPr/>
+      <w:pStyle w:val="a6"/>
     </w:pPr>
-    <w:r>
-      <w:rPr/>
-    </w:r>
   </w:p>
 </w:hdr>
 </file>
 
 <file path=word/header2.xml><?xml version="1.0" encoding="utf-8"?>
-<w:hdr xmlns:o="urn:schemas-microsoft-com:office:office" xmlns:r="http://schemas.openxmlformats.org/officeDocument/2006/relationships" xmlns:v="urn:schemas-microsoft-com:vml" xmlns:w="http://schemas.openxmlformats.org/wordprocessingml/2006/main" xmlns:w10="urn:schemas-microsoft-com:office:word" xmlns:wp="http://schemas.openxmlformats.org/drawingml/2006/wordprocessingDrawing" xmlns:wps="http://schemas.microsoft.com/office/word/2010/wordprocessingShape" xmlns:wpg="http://schemas.microsoft.com/office/word/2010/wordprocessingGroup" xmlns:mc="http://schemas.openxmlformats.org/markup-compatibility/2006" xmlns:wp14="http://schemas.microsoft.com/office/word/2010/wordprocessingDrawing" xmlns:w14="http://schemas.microsoft.com/office/word/2010/wordml" xmlns:w15="http://schemas.microsoft.com/office/word/2012/wordml" mc:Ignorable="w14 wp14 w15">
+<w:hdr xmlns:wpc="http://schemas.microsoft.com/office/word/2010/wordprocessingCanvas" xmlns:cx="http://schemas.microsoft.com/office/drawing/2014/chartex" xmlns:cx1="http://schemas.microsoft.com/office/drawing/2015/9/8/chartex" xmlns:cx2="http://schemas.microsoft.com/office/drawing/2015/10/21/chartex" xmlns:cx3="http://schemas.microsoft.com/office/drawing/2016/5/9/chartex" xmlns:cx4="http://schemas.microsoft.com/office/drawing/2016/5/10/chartex" xmlns:cx5="http://schemas.microsoft.com/office/drawing/2016/5/11/chartex" xmlns:cx6="http://schemas.microsoft.com/office/drawing/2016/5/12/chartex" xmlns:cx7="http://schemas.microsoft.com/office/drawing/2016/5/13/chartex" xmlns:cx8="http://schemas.microsoft.com/office/drawing/2016/5/14/chartex" xmlns:mc="http://schemas.openxmlformats.org/markup-compatibility/2006" xmlns:aink="http://schemas.microsoft.com/office/drawing/2016/ink" xmlns:am3d="http://schemas.microsoft.com/office/drawing/2017/model3d" xmlns:o="urn:schemas-microsoft-com:office:office" xmlns:oel="http://schemas.microsoft.com/office/2019/extlst" xmlns:r="http://schemas.openxmlformats.org/officeDocument/2006/relationships" xmlns:m="http://schemas.openxmlformats.org/officeDocument/2006/math" xmlns:v="urn:schemas-microsoft-com:vml" xmlns:wp14="http://schemas.microsoft.com/office/word/2010/wordprocessingDrawing" xmlns:wp="http://schemas.openxmlformats.org/drawingml/2006/wordprocessingDrawing" xmlns:w10="urn:schemas-microsoft-com:office:word" xmlns:w="http://schemas.openxmlformats.org/wordprocessingml/2006/main" xmlns:w14="http://schemas.microsoft.com/office/word/2010/wordml" xmlns:w15="http://schemas.microsoft.com/office/word/2012/wordml" xmlns:w16cex="http://schemas.microsoft.com/office/word/2018/wordml/cex" xmlns:w16cid="http://schemas.microsoft.com/office/word/2016/wordml/cid" xmlns:w16="http://schemas.microsoft.com/office/word/2018/wordml" xmlns:w16du="http://schemas.microsoft.com/office/word/2023/wordml/word16du" xmlns:w16sdtdh="http://schemas.microsoft.com/office/word/2020/wordml/sdtdatahash" xmlns:w16sdtfl="http://schemas.microsoft.com/office/word/2024/wordml/sdtformatlock" xmlns:w16se="http://schemas.microsoft.com/office/word/2015/wordml/symex" xmlns:wpg="http://schemas.microsoft.com/office/word/2010/wordprocessingGroup" xmlns:wpi="http://schemas.microsoft.com/office/word/2010/wordprocessingInk" xmlns:wne="http://schemas.microsoft.com/office/word/2006/wordml" xmlns:wps="http://schemas.microsoft.com/office/word/2010/wordprocessingShape" mc:Ignorable="w14 w15 w16se w16cid w16 w16cex w16sdtdh w16sdtfl w16du wp14">
   <w:p>
     <w:pPr>
-      <w:pStyle w:val="Header"/>
-      <w:spacing w:before="0" w:after="160"/>
-      <w:rPr/>
+      <w:pStyle w:val="a6"/>
     </w:pPr>
-    <w:r>
-      <w:rPr/>
-    </w:r>
   </w:p>
 </w:hdr>
 </file>
 
 <file path=word/header3.xml><?xml version="1.0" encoding="utf-8"?>
-<w:hdr xmlns:o="urn:schemas-microsoft-com:office:office" xmlns:r="http://schemas.openxmlformats.org/officeDocument/2006/relationships" xmlns:v="urn:schemas-microsoft-com:vml" xmlns:w="http://schemas.openxmlformats.org/wordprocessingml/2006/main" xmlns:w10="urn:schemas-microsoft-com:office:word" xmlns:wp="http://schemas.openxmlformats.org/drawingml/2006/wordprocessingDrawing" xmlns:wps="http://schemas.microsoft.com/office/word/2010/wordprocessingShape" xmlns:wpg="http://schemas.microsoft.com/office/word/2010/wordprocessingGroup" xmlns:mc="http://schemas.openxmlformats.org/markup-compatibility/2006" xmlns:wp14="http://schemas.microsoft.com/office/word/2010/wordprocessingDrawing" xmlns:w14="http://schemas.microsoft.com/office/word/2010/wordml" xmlns:w15="http://schemas.microsoft.com/office/word/2012/wordml" mc:Ignorable="w14 wp14 w15">
+<w:hdr xmlns:wpc="http://schemas.microsoft.com/office/word/2010/wordprocessingCanvas" xmlns:cx="http://schemas.microsoft.com/office/drawing/2014/chartex" xmlns:cx1="http://schemas.microsoft.com/office/drawing/2015/9/8/chartex" xmlns:cx2="http://schemas.microsoft.com/office/drawing/2015/10/21/chartex" xmlns:cx3="http://schemas.microsoft.com/office/drawing/2016/5/9/chartex" xmlns:cx4="http://schemas.microsoft.com/office/drawing/2016/5/10/chartex" xmlns:cx5="http://schemas.microsoft.com/office/drawing/2016/5/11/chartex" xmlns:cx6="http://schemas.microsoft.com/office/drawing/2016/5/12/chartex" xmlns:cx7="http://schemas.microsoft.com/office/drawing/2016/5/13/chartex" xmlns:cx8="http://schemas.microsoft.com/office/drawing/2016/5/14/chartex" xmlns:mc="http://schemas.openxmlformats.org/markup-compatibility/2006" xmlns:aink="http://schemas.microsoft.com/office/drawing/2016/ink" xmlns:am3d="http://schemas.microsoft.com/office/drawing/2017/model3d" xmlns:o="urn:schemas-microsoft-com:office:office" xmlns:oel="http://schemas.microsoft.com/office/2019/extlst" xmlns:r="http://schemas.openxmlformats.org/officeDocument/2006/relationships" xmlns:m="http://schemas.openxmlformats.org/officeDocument/2006/math" xmlns:v="urn:schemas-microsoft-com:vml" xmlns:wp14="http://schemas.microsoft.com/office/word/2010/wordprocessingDrawing" xmlns:wp="http://schemas.openxmlformats.org/drawingml/2006/wordprocessingDrawing" xmlns:w10="urn:schemas-microsoft-com:office:word" xmlns:w="http://schemas.openxmlformats.org/wordprocessingml/2006/main" xmlns:w14="http://schemas.microsoft.com/office/word/2010/wordml" xmlns:w15="http://schemas.microsoft.com/office/word/2012/wordml" xmlns:w16cex="http://schemas.microsoft.com/office/word/2018/wordml/cex" xmlns:w16cid="http://schemas.microsoft.com/office/word/2016/wordml/cid" xmlns:w16="http://schemas.microsoft.com/office/word/2018/wordml" xmlns:w16du="http://schemas.microsoft.com/office/word/2023/wordml/word16du" xmlns:w16sdtdh="http://schemas.microsoft.com/office/word/2020/wordml/sdtdatahash" xmlns:w16sdtfl="http://schemas.microsoft.com/office/word/2024/wordml/sdtformatlock" xmlns:w16se="http://schemas.microsoft.com/office/word/2015/wordml/symex" xmlns:wpg="http://schemas.microsoft.com/office/word/2010/wordprocessingGroup" xmlns:wpi="http://schemas.microsoft.com/office/word/2010/wordprocessingInk" xmlns:wne="http://schemas.microsoft.com/office/word/2006/wordml" xmlns:wps="http://schemas.microsoft.com/office/word/2010/wordprocessingShape" mc:Ignorable="w14 w15 w16se w16cid w16 w16cex w16sdtdh w16sdtfl w16du wp14">
   <w:p>
     <w:pPr>
-      <w:pStyle w:val="Header"/>
-      <w:spacing w:before="0" w:after="160"/>
-      <w:rPr/>
+      <w:pStyle w:val="a6"/>
     </w:pPr>
-    <w:r>
-      <w:rPr/>
-    </w:r>
   </w:p>
 </w:hdr>
 </file>
 
 <file path=word/numbering.xml><?xml version="1.0" encoding="utf-8"?>
-<w:numbering xmlns:w="http://schemas.openxmlformats.org/wordprocessingml/2006/main" xmlns:o="urn:schemas-microsoft-com:office:office" xmlns:r="http://schemas.openxmlformats.org/officeDocument/2006/relationships" xmlns:v="urn:schemas-microsoft-com:vml" xmlns:mc="http://schemas.openxmlformats.org/markup-compatibility/2006" xmlns:w14="http://schemas.microsoft.com/office/word/2010/wordml" mc:Ignorable="w14">
-  <w:abstractNum w:abstractNumId="1">
+<w:numbering xmlns:wpc="http://schemas.microsoft.com/office/word/2010/wordprocessingCanvas" xmlns:cx="http://schemas.microsoft.com/office/drawing/2014/chartex" xmlns:cx1="http://schemas.microsoft.com/office/drawing/2015/9/8/chartex" xmlns:cx2="http://schemas.microsoft.com/office/drawing/2015/10/21/chartex" xmlns:cx3="http://schemas.microsoft.com/office/drawing/2016/5/9/chartex" xmlns:cx4="http://schemas.microsoft.com/office/drawing/2016/5/10/chartex" xmlns:cx5="http://schemas.microsoft.com/office/drawing/2016/5/11/chartex" xmlns:cx6="http://schemas.microsoft.com/office/drawing/2016/5/12/chartex" xmlns:cx7="http://schemas.microsoft.com/office/drawing/2016/5/13/chartex" xmlns:cx8="http://schemas.microsoft.com/office/drawing/2016/5/14/chartex" xmlns:mc="http://schemas.openxmlformats.org/markup-compatibility/2006" xmlns:aink="http://schemas.microsoft.com/office/drawing/2016/ink" xmlns:am3d="http://schemas.microsoft.com/office/drawing/2017/model3d" xmlns:o="urn:schemas-microsoft-com:office:office" xmlns:oel="http://schemas.microsoft.com/office/2019/extlst" xmlns:r="http://schemas.openxmlformats.org/officeDocument/2006/relationships" xmlns:m="http://schemas.openxmlformats.org/officeDocument/2006/math" xmlns:v="urn:schemas-microsoft-com:vml" xmlns:wp14="http://schemas.microsoft.com/office/word/2010/wordprocessingDrawing" xmlns:wp="http://schemas.openxmlformats.org/drawingml/2006/wordprocessingDrawing" xmlns:w10="urn:schemas-microsoft-com:office:word" xmlns:w="http://schemas.openxmlformats.org/wordprocessingml/2006/main" xmlns:w14="http://schemas.microsoft.com/office/word/2010/wordml" xmlns:w15="http://schemas.microsoft.com/office/word/2012/wordml" xmlns:w16cex="http://schemas.microsoft.com/office/word/2018/wordml/cex" xmlns:w16cid="http://schemas.microsoft.com/office/word/2016/wordml/cid" xmlns:w16="http://schemas.microsoft.com/office/word/2018/wordml" xmlns:w16du="http://schemas.microsoft.com/office/word/2023/wordml/word16du" xmlns:w16sdtdh="http://schemas.microsoft.com/office/word/2020/wordml/sdtdatahash" xmlns:w16sdtfl="http://schemas.microsoft.com/office/word/2024/wordml/sdtformatlock" xmlns:w16se="http://schemas.microsoft.com/office/word/2015/wordml/symex" xmlns:wpg="http://schemas.microsoft.com/office/word/2010/wordprocessingGroup" xmlns:wpi="http://schemas.microsoft.com/office/word/2010/wordprocessingInk" xmlns:wne="http://schemas.microsoft.com/office/word/2006/wordml" xmlns:wps="http://schemas.microsoft.com/office/word/2010/wordprocessingShape" mc:Ignorable="w14 w15 w16se w16cid w16 w16cex w16sdtdh w16sdtfl w16du wp14">
+  <w:abstractNum w:abstractNumId="0" w15:restartNumberingAfterBreak="0">
+    <w:nsid w:val="531B71C7"/>
+    <w:multiLevelType w:val="multilevel"/>
+    <w:tmpl w:val="7BEEB942"/>
+    <w:lvl w:ilvl="0">
+      <w:start w:val="1"/>
+      <w:numFmt w:val="none"/>
+      <w:suff w:val="nothing"/>
+      <w:lvlText w:val=""/>
+      <w:lvlJc w:val="left"/>
+      <w:pPr>
+        <w:tabs>
+          <w:tab w:val="num" w:pos="0"/>
+        </w:tabs>
+        <w:ind w:left="0" w:firstLine="0"/>
+      </w:pPr>
+    </w:lvl>
+    <w:lvl w:ilvl="1">
+      <w:start w:val="1"/>
+      <w:numFmt w:val="none"/>
+      <w:suff w:val="nothing"/>
+      <w:lvlText w:val=""/>
+      <w:lvlJc w:val="left"/>
+      <w:pPr>
+        <w:tabs>
+          <w:tab w:val="num" w:pos="0"/>
+        </w:tabs>
+        <w:ind w:left="0" w:firstLine="0"/>
+      </w:pPr>
+    </w:lvl>
+    <w:lvl w:ilvl="2">
+      <w:start w:val="1"/>
+      <w:numFmt w:val="none"/>
+      <w:suff w:val="nothing"/>
+      <w:lvlText w:val=""/>
+      <w:lvlJc w:val="left"/>
+      <w:pPr>
+        <w:tabs>
+          <w:tab w:val="num" w:pos="0"/>
+        </w:tabs>
+        <w:ind w:left="0" w:firstLine="0"/>
+      </w:pPr>
+    </w:lvl>
+    <w:lvl w:ilvl="3">
+      <w:start w:val="1"/>
+      <w:numFmt w:val="none"/>
+      <w:suff w:val="nothing"/>
+      <w:lvlText w:val=""/>
+      <w:lvlJc w:val="left"/>
+      <w:pPr>
+        <w:tabs>
+          <w:tab w:val="num" w:pos="0"/>
+        </w:tabs>
+        <w:ind w:left="0" w:firstLine="0"/>
+      </w:pPr>
+    </w:lvl>
+    <w:lvl w:ilvl="4">
+      <w:start w:val="1"/>
+      <w:numFmt w:val="none"/>
+      <w:suff w:val="nothing"/>
+      <w:lvlText w:val=""/>
+      <w:lvlJc w:val="left"/>
+      <w:pPr>
+        <w:tabs>
+          <w:tab w:val="num" w:pos="0"/>
+        </w:tabs>
+        <w:ind w:left="0" w:firstLine="0"/>
+      </w:pPr>
+    </w:lvl>
+    <w:lvl w:ilvl="5">
+      <w:start w:val="1"/>
+      <w:numFmt w:val="none"/>
+      <w:suff w:val="nothing"/>
+      <w:lvlText w:val=""/>
+      <w:lvlJc w:val="left"/>
+      <w:pPr>
+        <w:tabs>
+          <w:tab w:val="num" w:pos="0"/>
+        </w:tabs>
+        <w:ind w:left="0" w:firstLine="0"/>
+      </w:pPr>
+    </w:lvl>
+    <w:lvl w:ilvl="6">
+      <w:start w:val="1"/>
+      <w:numFmt w:val="none"/>
+      <w:suff w:val="nothing"/>
+      <w:lvlText w:val=""/>
+      <w:lvlJc w:val="left"/>
+      <w:pPr>
+        <w:tabs>
+          <w:tab w:val="num" w:pos="0"/>
+        </w:tabs>
+        <w:ind w:left="0" w:firstLine="0"/>
+      </w:pPr>
+    </w:lvl>
+    <w:lvl w:ilvl="7">
+      <w:start w:val="1"/>
+      <w:numFmt w:val="none"/>
+      <w:suff w:val="nothing"/>
+      <w:lvlText w:val=""/>
+      <w:lvlJc w:val="left"/>
+      <w:pPr>
+        <w:tabs>
+          <w:tab w:val="num" w:pos="0"/>
+        </w:tabs>
+        <w:ind w:left="0" w:firstLine="0"/>
+      </w:pPr>
+    </w:lvl>
+    <w:lvl w:ilvl="8">
+      <w:start w:val="1"/>
+      <w:numFmt w:val="none"/>
+      <w:suff w:val="nothing"/>
+      <w:lvlText w:val=""/>
+      <w:lvlJc w:val="left"/>
+      <w:pPr>
+        <w:tabs>
+          <w:tab w:val="num" w:pos="0"/>
+        </w:tabs>
+        <w:ind w:left="0" w:firstLine="0"/>
+      </w:pPr>
+    </w:lvl>
+  </w:abstractNum>
+  <w:abstractNum w:abstractNumId="1" w15:restartNumberingAfterBreak="0">
+    <w:nsid w:val="71132E1F"/>
+    <w:multiLevelType w:val="multilevel"/>
+    <w:tmpl w:val="B854EB94"/>
     <w:lvl w:ilvl="0">
       <w:start w:val="1"/>
       <w:numFmt w:val="bullet"/>
@@ -4772,140 +4155,21 @@
       </w:rPr>
     </w:lvl>
   </w:abstractNum>
-  <w:abstractNum w:abstractNumId="2">
-    <w:lvl w:ilvl="0">
-      <w:start w:val="1"/>
-      <w:numFmt w:val="none"/>
-      <w:suff w:val="nothing"/>
-      <w:lvlText w:val=""/>
-      <w:lvlJc w:val="left"/>
-      <w:pPr>
-        <w:tabs>
-          <w:tab w:val="num" w:pos="0"/>
-        </w:tabs>
-        <w:ind w:left="0" w:hanging="0"/>
-      </w:pPr>
-    </w:lvl>
-    <w:lvl w:ilvl="1">
-      <w:start w:val="1"/>
-      <w:numFmt w:val="none"/>
-      <w:suff w:val="nothing"/>
-      <w:lvlText w:val=""/>
-      <w:lvlJc w:val="left"/>
-      <w:pPr>
-        <w:tabs>
-          <w:tab w:val="num" w:pos="0"/>
-        </w:tabs>
-        <w:ind w:left="0" w:hanging="0"/>
-      </w:pPr>
-    </w:lvl>
-    <w:lvl w:ilvl="2">
-      <w:start w:val="1"/>
-      <w:numFmt w:val="none"/>
-      <w:suff w:val="nothing"/>
-      <w:lvlText w:val=""/>
-      <w:lvlJc w:val="left"/>
-      <w:pPr>
-        <w:tabs>
-          <w:tab w:val="num" w:pos="0"/>
-        </w:tabs>
-        <w:ind w:left="0" w:hanging="0"/>
-      </w:pPr>
-    </w:lvl>
-    <w:lvl w:ilvl="3">
-      <w:start w:val="1"/>
-      <w:numFmt w:val="none"/>
-      <w:suff w:val="nothing"/>
-      <w:lvlText w:val=""/>
-      <w:lvlJc w:val="left"/>
-      <w:pPr>
-        <w:tabs>
-          <w:tab w:val="num" w:pos="0"/>
-        </w:tabs>
-        <w:ind w:left="0" w:hanging="0"/>
-      </w:pPr>
-    </w:lvl>
-    <w:lvl w:ilvl="4">
-      <w:start w:val="1"/>
-      <w:numFmt w:val="none"/>
-      <w:suff w:val="nothing"/>
-      <w:lvlText w:val=""/>
-      <w:lvlJc w:val="left"/>
-      <w:pPr>
-        <w:tabs>
-          <w:tab w:val="num" w:pos="0"/>
-        </w:tabs>
-        <w:ind w:left="0" w:hanging="0"/>
-      </w:pPr>
-    </w:lvl>
-    <w:lvl w:ilvl="5">
-      <w:start w:val="1"/>
-      <w:numFmt w:val="none"/>
-      <w:suff w:val="nothing"/>
-      <w:lvlText w:val=""/>
-      <w:lvlJc w:val="left"/>
-      <w:pPr>
-        <w:tabs>
-          <w:tab w:val="num" w:pos="0"/>
-        </w:tabs>
-        <w:ind w:left="0" w:hanging="0"/>
-      </w:pPr>
-    </w:lvl>
-    <w:lvl w:ilvl="6">
-      <w:start w:val="1"/>
-      <w:numFmt w:val="none"/>
-      <w:suff w:val="nothing"/>
-      <w:lvlText w:val=""/>
-      <w:lvlJc w:val="left"/>
-      <w:pPr>
-        <w:tabs>
-          <w:tab w:val="num" w:pos="0"/>
-        </w:tabs>
-        <w:ind w:left="0" w:hanging="0"/>
-      </w:pPr>
-    </w:lvl>
-    <w:lvl w:ilvl="7">
-      <w:start w:val="1"/>
-      <w:numFmt w:val="none"/>
-      <w:suff w:val="nothing"/>
-      <w:lvlText w:val=""/>
-      <w:lvlJc w:val="left"/>
-      <w:pPr>
-        <w:tabs>
-          <w:tab w:val="num" w:pos="0"/>
-        </w:tabs>
-        <w:ind w:left="0" w:hanging="0"/>
-      </w:pPr>
-    </w:lvl>
-    <w:lvl w:ilvl="8">
-      <w:start w:val="1"/>
-      <w:numFmt w:val="none"/>
-      <w:suff w:val="nothing"/>
-      <w:lvlText w:val=""/>
-      <w:lvlJc w:val="left"/>
-      <w:pPr>
-        <w:tabs>
-          <w:tab w:val="num" w:pos="0"/>
-        </w:tabs>
-        <w:ind w:left="0" w:hanging="0"/>
-      </w:pPr>
-    </w:lvl>
-  </w:abstractNum>
-  <w:num w:numId="1">
+  <w:num w:numId="1" w16cid:durableId="511727009">
     <w:abstractNumId w:val="1"/>
   </w:num>
-  <w:num w:numId="2">
-    <w:abstractNumId w:val="2"/>
+  <w:num w:numId="2" w16cid:durableId="658971152">
+    <w:abstractNumId w:val="0"/>
   </w:num>
 </w:numbering>
 </file>
 
 <file path=word/styles.xml><?xml version="1.0" encoding="utf-8"?>
-<w:styles xmlns:w="http://schemas.openxmlformats.org/wordprocessingml/2006/main" xmlns:w14="http://schemas.microsoft.com/office/word/2010/wordml" xmlns:mc="http://schemas.openxmlformats.org/markup-compatibility/2006" mc:Ignorable="w14">
+<w:styles xmlns:mc="http://schemas.openxmlformats.org/markup-compatibility/2006" xmlns:r="http://schemas.openxmlformats.org/officeDocument/2006/relationships" xmlns:w="http://schemas.openxmlformats.org/wordprocessingml/2006/main" xmlns:w14="http://schemas.microsoft.com/office/word/2010/wordml" xmlns:w15="http://schemas.microsoft.com/office/word/2012/wordml" xmlns:w16cex="http://schemas.microsoft.com/office/word/2018/wordml/cex" xmlns:w16cid="http://schemas.microsoft.com/office/word/2016/wordml/cid" xmlns:w16="http://schemas.microsoft.com/office/word/2018/wordml" xmlns:w16du="http://schemas.microsoft.com/office/word/2023/wordml/word16du" xmlns:w16sdtdh="http://schemas.microsoft.com/office/word/2020/wordml/sdtdatahash" xmlns:w16sdtfl="http://schemas.microsoft.com/office/word/2024/wordml/sdtformatlock" xmlns:w16se="http://schemas.microsoft.com/office/word/2015/wordml/symex" mc:Ignorable="w14 w15 w16se w16cid w16 w16cex w16sdtdh w16sdtfl w16du">
   <w:docDefaults>
     <w:rPrDefault>
       <w:rPr>
-        <w:rFonts w:ascii="Calibri" w:hAnsi="Calibri" w:eastAsia="Calibri" w:cs="" w:asciiTheme="minorHAnsi" w:cstheme="minorBidi" w:eastAsiaTheme="minorHAnsi" w:hAnsiTheme="minorHAnsi"/>
+        <w:rFonts w:asciiTheme="minorHAnsi" w:eastAsiaTheme="minorHAnsi" w:hAnsiTheme="minorHAnsi" w:cstheme="minorBidi"/>
         <w:sz w:val="22"/>
         <w:szCs w:val="22"/>
         <w:lang w:val="ru-RU" w:eastAsia="en-US" w:bidi="ar-SA"/>
@@ -4913,21 +4177,21 @@
     </w:rPrDefault>
     <w:pPrDefault>
       <w:pPr>
-        <w:suppressAutoHyphens w:val="true"/>
+        <w:suppressAutoHyphens/>
       </w:pPr>
     </w:pPrDefault>
   </w:docDefaults>
   <w:latentStyles w:defLockedState="0" w:defUIPriority="99" w:defSemiHidden="0" w:defUnhideWhenUsed="0" w:defQFormat="0" w:count="376">
     <w:lsdException w:name="Normal" w:uiPriority="0" w:qFormat="1"/>
     <w:lsdException w:name="heading 1" w:uiPriority="9" w:qFormat="1"/>
-    <w:lsdException w:name="heading 2" w:uiPriority="9" w:semiHidden="1" w:unhideWhenUsed="1" w:qFormat="1"/>
-    <w:lsdException w:name="heading 3" w:uiPriority="9" w:semiHidden="1" w:unhideWhenUsed="1" w:qFormat="1"/>
-    <w:lsdException w:name="heading 4" w:uiPriority="9" w:semiHidden="1" w:unhideWhenUsed="1" w:qFormat="1"/>
-    <w:lsdException w:name="heading 5" w:uiPriority="9" w:semiHidden="1" w:unhideWhenUsed="1" w:qFormat="1"/>
-    <w:lsdException w:name="heading 6" w:uiPriority="9" w:semiHidden="1" w:unhideWhenUsed="1" w:qFormat="1"/>
-    <w:lsdException w:name="heading 7" w:uiPriority="9" w:semiHidden="1" w:unhideWhenUsed="1" w:qFormat="1"/>
-    <w:lsdException w:name="heading 8" w:uiPriority="9" w:semiHidden="1" w:unhideWhenUsed="1" w:qFormat="1"/>
-    <w:lsdException w:name="heading 9" w:uiPriority="9" w:semiHidden="1" w:unhideWhenUsed="1" w:qFormat="1"/>
+    <w:lsdException w:name="heading 2" w:semiHidden="1" w:uiPriority="9" w:unhideWhenUsed="1" w:qFormat="1"/>
+    <w:lsdException w:name="heading 3" w:semiHidden="1" w:uiPriority="9" w:unhideWhenUsed="1" w:qFormat="1"/>
+    <w:lsdException w:name="heading 4" w:semiHidden="1" w:uiPriority="9" w:unhideWhenUsed="1" w:qFormat="1"/>
+    <w:lsdException w:name="heading 5" w:semiHidden="1" w:uiPriority="9" w:unhideWhenUsed="1" w:qFormat="1"/>
+    <w:lsdException w:name="heading 6" w:semiHidden="1" w:uiPriority="9" w:unhideWhenUsed="1" w:qFormat="1"/>
+    <w:lsdException w:name="heading 7" w:semiHidden="1" w:uiPriority="9" w:unhideWhenUsed="1" w:qFormat="1"/>
+    <w:lsdException w:name="heading 8" w:semiHidden="1" w:uiPriority="9" w:unhideWhenUsed="1" w:qFormat="1"/>
+    <w:lsdException w:name="heading 9" w:semiHidden="1" w:uiPriority="9" w:unhideWhenUsed="1" w:qFormat="1"/>
     <w:lsdException w:name="index 1" w:semiHidden="1" w:unhideWhenUsed="1"/>
     <w:lsdException w:name="index 2" w:semiHidden="1" w:unhideWhenUsed="1"/>
     <w:lsdException w:name="index 3" w:semiHidden="1" w:unhideWhenUsed="1"/>
@@ -4937,22 +4201,22 @@
     <w:lsdException w:name="index 7" w:semiHidden="1" w:unhideWhenUsed="1"/>
     <w:lsdException w:name="index 8" w:semiHidden="1" w:unhideWhenUsed="1"/>
     <w:lsdException w:name="index 9" w:semiHidden="1" w:unhideWhenUsed="1"/>
-    <w:lsdException w:name="toc 1" w:uiPriority="39" w:semiHidden="1" w:unhideWhenUsed="1"/>
-    <w:lsdException w:name="toc 2" w:uiPriority="39" w:semiHidden="1" w:unhideWhenUsed="1"/>
-    <w:lsdException w:name="toc 3" w:uiPriority="39" w:semiHidden="1" w:unhideWhenUsed="1"/>
-    <w:lsdException w:name="toc 4" w:uiPriority="39" w:semiHidden="1" w:unhideWhenUsed="1"/>
-    <w:lsdException w:name="toc 5" w:uiPriority="39" w:semiHidden="1" w:unhideWhenUsed="1"/>
-    <w:lsdException w:name="toc 6" w:uiPriority="39" w:semiHidden="1" w:unhideWhenUsed="1"/>
-    <w:lsdException w:name="toc 7" w:uiPriority="39" w:semiHidden="1" w:unhideWhenUsed="1"/>
-    <w:lsdException w:name="toc 8" w:uiPriority="39" w:semiHidden="1" w:unhideWhenUsed="1"/>
-    <w:lsdException w:name="toc 9" w:uiPriority="39" w:semiHidden="1" w:unhideWhenUsed="1"/>
+    <w:lsdException w:name="toc 1" w:semiHidden="1" w:uiPriority="39" w:unhideWhenUsed="1"/>
+    <w:lsdException w:name="toc 2" w:semiHidden="1" w:uiPriority="39" w:unhideWhenUsed="1"/>
+    <w:lsdException w:name="toc 3" w:semiHidden="1" w:uiPriority="39" w:unhideWhenUsed="1"/>
+    <w:lsdException w:name="toc 4" w:semiHidden="1" w:uiPriority="39" w:unhideWhenUsed="1"/>
+    <w:lsdException w:name="toc 5" w:semiHidden="1" w:uiPriority="39" w:unhideWhenUsed="1"/>
+    <w:lsdException w:name="toc 6" w:semiHidden="1" w:uiPriority="39" w:unhideWhenUsed="1"/>
+    <w:lsdException w:name="toc 7" w:semiHidden="1" w:uiPriority="39" w:unhideWhenUsed="1"/>
+    <w:lsdException w:name="toc 8" w:semiHidden="1" w:uiPriority="39" w:unhideWhenUsed="1"/>
+    <w:lsdException w:name="toc 9" w:semiHidden="1" w:uiPriority="39" w:unhideWhenUsed="1"/>
     <w:lsdException w:name="Normal Indent" w:semiHidden="1" w:unhideWhenUsed="1"/>
     <w:lsdException w:name="footnote text" w:semiHidden="1" w:unhideWhenUsed="1"/>
     <w:lsdException w:name="annotation text" w:semiHidden="1" w:unhideWhenUsed="1"/>
     <w:lsdException w:name="header" w:semiHidden="1" w:unhideWhenUsed="1"/>
     <w:lsdException w:name="footer" w:semiHidden="1" w:unhideWhenUsed="1"/>
     <w:lsdException w:name="index heading" w:semiHidden="1" w:unhideWhenUsed="1"/>
-    <w:lsdException w:name="caption" w:uiPriority="35" w:semiHidden="1" w:unhideWhenUsed="1" w:qFormat="1"/>
+    <w:lsdException w:name="caption" w:semiHidden="1" w:uiPriority="35" w:unhideWhenUsed="1" w:qFormat="1"/>
     <w:lsdException w:name="table of figures" w:semiHidden="1" w:unhideWhenUsed="1"/>
     <w:lsdException w:name="envelope address" w:semiHidden="1" w:unhideWhenUsed="1"/>
     <w:lsdException w:name="envelope return" w:semiHidden="1" w:unhideWhenUsed="1"/>
@@ -4983,7 +4247,7 @@
     <w:lsdException w:name="Title" w:uiPriority="10" w:qFormat="1"/>
     <w:lsdException w:name="Closing" w:semiHidden="1" w:unhideWhenUsed="1"/>
     <w:lsdException w:name="Signature" w:semiHidden="1" w:unhideWhenUsed="1"/>
-    <w:lsdException w:name="Default Paragraph Font" w:uiPriority="1" w:semiHidden="1" w:unhideWhenUsed="1"/>
+    <w:lsdException w:name="Default Paragraph Font" w:semiHidden="1" w:uiPriority="1" w:unhideWhenUsed="1"/>
     <w:lsdException w:name="Body Text" w:semiHidden="1" w:unhideWhenUsed="1"/>
     <w:lsdException w:name="Body Text Indent" w:semiHidden="1" w:unhideWhenUsed="1"/>
     <w:lsdException w:name="List Continue" w:semiHidden="1" w:unhideWhenUsed="1"/>
@@ -5183,8 +4447,8 @@
     <w:lsdException w:name="Subtle Reference" w:uiPriority="31" w:qFormat="1"/>
     <w:lsdException w:name="Intense Reference" w:uiPriority="32" w:qFormat="1"/>
     <w:lsdException w:name="Book Title" w:uiPriority="33" w:qFormat="1"/>
-    <w:lsdException w:name="Bibliography" w:uiPriority="37" w:semiHidden="1" w:unhideWhenUsed="1"/>
-    <w:lsdException w:name="TOC Heading" w:uiPriority="39" w:semiHidden="1" w:unhideWhenUsed="1" w:qFormat="1"/>
+    <w:lsdException w:name="Bibliography" w:semiHidden="1" w:uiPriority="37" w:unhideWhenUsed="1"/>
+    <w:lsdException w:name="TOC Heading" w:semiHidden="1" w:uiPriority="39" w:unhideWhenUsed="1" w:qFormat="1"/>
     <w:lsdException w:name="Plain Table 1" w:uiPriority="41"/>
     <w:lsdException w:name="Plain Table 2" w:uiPriority="42"/>
     <w:lsdException w:name="Plain Table 3" w:uiPriority="43"/>
@@ -5295,68 +4559,73 @@
     <w:lsdException w:name="Unresolved Mention" w:semiHidden="1" w:unhideWhenUsed="1"/>
     <w:lsdException w:name="Smart Link" w:semiHidden="1" w:unhideWhenUsed="1"/>
   </w:latentStyles>
-  <w:style w:type="paragraph" w:styleId="Normal" w:default="1">
+  <w:style w:type="paragraph" w:default="1" w:styleId="a">
     <w:name w:val="Normal"/>
     <w:qFormat/>
-    <w:rsid w:val="004d2498"/>
+    <w:rsid w:val="004D2498"/>
     <w:pPr>
-      <w:widowControl/>
-      <w:suppressAutoHyphens w:val="true"/>
-      <w:bidi w:val="0"/>
-      <w:spacing w:lineRule="auto" w:line="259" w:before="0" w:after="160"/>
-      <w:jc w:val="left"/>
+      <w:spacing w:after="160" w:line="259" w:lineRule="auto"/>
     </w:pPr>
-    <w:rPr>
-      <w:rFonts w:ascii="Calibri" w:hAnsi="Calibri" w:eastAsia="Calibri" w:cs="" w:asciiTheme="minorHAnsi" w:cstheme="minorBidi" w:eastAsiaTheme="minorHAnsi" w:hAnsiTheme="minorHAnsi"/>
-      <w:color w:val="auto"/>
-      <w:kern w:val="0"/>
-      <w:sz w:val="22"/>
-      <w:szCs w:val="22"/>
-      <w:lang w:val="ru-RU" w:eastAsia="en-US" w:bidi="ar-SA"/>
-    </w:rPr>
   </w:style>
-  <w:style w:type="character" w:styleId="DefaultParagraphFont" w:default="1">
+  <w:style w:type="character" w:default="1" w:styleId="a0">
     <w:name w:val="Default Paragraph Font"/>
     <w:uiPriority w:val="1"/>
     <w:semiHidden/>
     <w:unhideWhenUsed/>
-    <w:qFormat/>
-    <w:rPr/>
   </w:style>
-  <w:style w:type="paragraph" w:styleId="Heading" w:customStyle="1">
+  <w:style w:type="table" w:default="1" w:styleId="a1">
+    <w:name w:val="Normal Table"/>
+    <w:uiPriority w:val="99"/>
+    <w:semiHidden/>
+    <w:unhideWhenUsed/>
+    <w:tblPr>
+      <w:tblInd w:w="0" w:type="dxa"/>
+      <w:tblCellMar>
+        <w:top w:w="0" w:type="dxa"/>
+        <w:left w:w="108" w:type="dxa"/>
+        <w:bottom w:w="0" w:type="dxa"/>
+        <w:right w:w="108" w:type="dxa"/>
+      </w:tblCellMar>
+    </w:tblPr>
+  </w:style>
+  <w:style w:type="numbering" w:default="1" w:styleId="a2">
+    <w:name w:val="No List"/>
+    <w:uiPriority w:val="99"/>
+    <w:semiHidden/>
+    <w:unhideWhenUsed/>
+  </w:style>
+  <w:style w:type="paragraph" w:customStyle="1" w:styleId="Heading">
     <w:name w:val="Heading"/>
-    <w:basedOn w:val="Normal"/>
-    <w:next w:val="BodyText"/>
+    <w:basedOn w:val="a"/>
+    <w:next w:val="a3"/>
     <w:qFormat/>
     <w:pPr>
-      <w:keepNext w:val="true"/>
+      <w:keepNext/>
       <w:spacing w:before="240" w:after="120"/>
     </w:pPr>
     <w:rPr>
-      <w:rFonts w:ascii="Liberation Sans" w:hAnsi="Liberation Sans" w:eastAsia="Noto Sans CJK SC" w:cs="Noto Sans Devanagari"/>
+      <w:rFonts w:ascii="Liberation Sans" w:eastAsia="Noto Sans CJK SC" w:hAnsi="Liberation Sans" w:cs="Noto Sans Devanagari"/>
       <w:sz w:val="28"/>
       <w:szCs w:val="28"/>
     </w:rPr>
   </w:style>
-  <w:style w:type="paragraph" w:styleId="BodyText">
+  <w:style w:type="paragraph" w:styleId="a3">
     <w:name w:val="Body Text"/>
-    <w:basedOn w:val="Normal"/>
+    <w:basedOn w:val="a"/>
     <w:pPr>
-      <w:spacing w:lineRule="auto" w:line="276" w:before="0" w:after="140"/>
+      <w:spacing w:after="140" w:line="276" w:lineRule="auto"/>
     </w:pPr>
-    <w:rPr/>
   </w:style>
-  <w:style w:type="paragraph" w:styleId="List">
+  <w:style w:type="paragraph" w:styleId="a4">
     <w:name w:val="List"/>
-    <w:basedOn w:val="BodyText"/>
-    <w:pPr/>
+    <w:basedOn w:val="a3"/>
     <w:rPr>
       <w:rFonts w:cs="Noto Sans Devanagari"/>
     </w:rPr>
   </w:style>
-  <w:style w:type="paragraph" w:styleId="Caption">
-    <w:name w:val="Caption"/>
-    <w:basedOn w:val="Normal"/>
+  <w:style w:type="paragraph" w:styleId="a5">
+    <w:name w:val="caption"/>
+    <w:basedOn w:val="a"/>
     <w:qFormat/>
     <w:pPr>
       <w:suppressLineNumbers/>
@@ -5370,9 +4639,9 @@
       <w:szCs w:val="24"/>
     </w:rPr>
   </w:style>
-  <w:style w:type="paragraph" w:styleId="Index" w:customStyle="1">
+  <w:style w:type="paragraph" w:customStyle="1" w:styleId="Index">
     <w:name w:val="Index"/>
-    <w:basedOn w:val="Normal"/>
+    <w:basedOn w:val="a"/>
     <w:qFormat/>
     <w:pPr>
       <w:suppressLineNumbers/>
@@ -5381,89 +4650,72 @@
       <w:rFonts w:cs="Noto Sans Devanagari"/>
     </w:rPr>
   </w:style>
-  <w:style w:type="paragraph" w:styleId="leading-8" w:customStyle="1">
+  <w:style w:type="paragraph" w:customStyle="1" w:styleId="leading-8">
     <w:name w:val="leading-8"/>
-    <w:basedOn w:val="Normal"/>
+    <w:basedOn w:val="a"/>
     <w:qFormat/>
-    <w:rsid w:val="00397eae"/>
+    <w:rsid w:val="00397EAE"/>
     <w:pPr>
-      <w:spacing w:lineRule="auto" w:line="240" w:beforeAutospacing="1" w:afterAutospacing="1"/>
+      <w:spacing w:beforeAutospacing="1" w:afterAutospacing="1" w:line="240" w:lineRule="auto"/>
     </w:pPr>
     <w:rPr>
-      <w:rFonts w:ascii="Times New Roman" w:hAnsi="Times New Roman" w:eastAsia="Times New Roman" w:cs="Times New Roman"/>
+      <w:rFonts w:ascii="Times New Roman" w:eastAsia="Times New Roman" w:hAnsi="Times New Roman" w:cs="Times New Roman"/>
       <w:sz w:val="24"/>
       <w:szCs w:val="24"/>
       <w:lang w:eastAsia="ru-RU"/>
     </w:rPr>
   </w:style>
-  <w:style w:type="paragraph" w:styleId="Default" w:customStyle="1">
+  <w:style w:type="paragraph" w:customStyle="1" w:styleId="Default">
     <w:name w:val="Default"/>
     <w:qFormat/>
-    <w:rsid w:val="00397eae"/>
+    <w:rsid w:val="00397EAE"/>
+    <w:rPr>
+      <w:rFonts w:ascii="Generic2-Regular" w:eastAsia="Calibri" w:hAnsi="Generic2-Regular" w:cs="Generic2-Regular"/>
+      <w:color w:val="000000"/>
+      <w:sz w:val="24"/>
+      <w:szCs w:val="24"/>
+    </w:rPr>
+  </w:style>
+  <w:style w:type="paragraph" w:customStyle="1" w:styleId="HeaderandFooter">
+    <w:name w:val="Header and Footer"/>
+    <w:basedOn w:val="a"/>
+    <w:qFormat/>
+  </w:style>
+  <w:style w:type="paragraph" w:styleId="a6">
+    <w:name w:val="header"/>
+    <w:basedOn w:val="HeaderandFooter"/>
+  </w:style>
+  <w:style w:type="paragraph" w:styleId="a7">
+    <w:name w:val="footer"/>
+    <w:basedOn w:val="HeaderandFooter"/>
+  </w:style>
+  <w:style w:type="paragraph" w:customStyle="1" w:styleId="PreformattedText">
+    <w:name w:val="Preformatted Text"/>
+    <w:basedOn w:val="a"/>
+    <w:qFormat/>
     <w:pPr>
-      <w:widowControl/>
-      <w:suppressAutoHyphens w:val="true"/>
-      <w:bidi w:val="0"/>
-      <w:spacing w:before="0" w:after="0"/>
-      <w:jc w:val="left"/>
+      <w:spacing w:after="0"/>
     </w:pPr>
     <w:rPr>
-      <w:rFonts w:ascii="Generic2-Regular" w:hAnsi="Generic2-Regular" w:eastAsia="Calibri" w:cs="Generic2-Regular"/>
-      <w:color w:val="000000"/>
-      <w:kern w:val="0"/>
-      <w:sz w:val="24"/>
-      <w:szCs w:val="24"/>
-      <w:lang w:val="ru-RU" w:eastAsia="en-US" w:bidi="ar-SA"/>
-    </w:rPr>
-  </w:style>
-  <w:style w:type="paragraph" w:styleId="HeaderandFooter">
-    <w:name w:val="Header and Footer"/>
-    <w:basedOn w:val="Normal"/>
-    <w:qFormat/>
-    <w:pPr/>
-    <w:rPr/>
-  </w:style>
-  <w:style w:type="paragraph" w:styleId="Header">
-    <w:name w:val="Header"/>
-    <w:basedOn w:val="HeaderandFooter"/>
-    <w:pPr/>
-    <w:rPr/>
-  </w:style>
-  <w:style w:type="paragraph" w:styleId="Footer">
-    <w:name w:val="Footer"/>
-    <w:basedOn w:val="HeaderandFooter"/>
-    <w:pPr/>
-    <w:rPr/>
-  </w:style>
-  <w:style w:type="paragraph" w:styleId="PreformattedText">
-    <w:name w:val="Preformatted Text"/>
-    <w:basedOn w:val="Normal"/>
-    <w:qFormat/>
-    <w:pPr>
-      <w:spacing w:before="0" w:after="0"/>
-    </w:pPr>
-    <w:rPr>
-      <w:rFonts w:ascii="Liberation Mono" w:hAnsi="Liberation Mono" w:eastAsia="Liberation Mono" w:cs="Liberation Mono"/>
+      <w:rFonts w:ascii="Liberation Mono" w:eastAsia="Liberation Mono" w:hAnsi="Liberation Mono" w:cs="Liberation Mono"/>
       <w:sz w:val="20"/>
       <w:szCs w:val="20"/>
     </w:rPr>
   </w:style>
-  <w:style w:type="paragraph" w:styleId="TableContents">
+  <w:style w:type="paragraph" w:customStyle="1" w:styleId="TableContents">
     <w:name w:val="Table Contents"/>
-    <w:basedOn w:val="Normal"/>
+    <w:basedOn w:val="a"/>
     <w:qFormat/>
     <w:pPr>
-      <w:widowControl w:val="false"/>
+      <w:widowControl w:val="0"/>
       <w:suppressLineNumbers/>
     </w:pPr>
-    <w:rPr/>
   </w:style>
-  <w:style w:type="paragraph" w:styleId="TableHeading">
+  <w:style w:type="paragraph" w:customStyle="1" w:styleId="TableHeading">
     <w:name w:val="Table Heading"/>
     <w:basedOn w:val="TableContents"/>
     <w:qFormat/>
     <w:pPr>
-      <w:suppressLineNumbers/>
       <w:jc w:val="center"/>
     </w:pPr>
     <w:rPr>
@@ -5471,73 +4723,51 @@
       <w:bCs/>
     </w:rPr>
   </w:style>
-  <w:style w:type="paragraph" w:styleId="HTMLPreformatted">
+  <w:style w:type="paragraph" w:styleId="HTML">
     <w:name w:val="HTML Preformatted"/>
-    <w:basedOn w:val="Normal"/>
+    <w:basedOn w:val="a"/>
     <w:qFormat/>
     <w:pPr>
       <w:tabs>
-        <w:tab w:val="clear" w:pos="708"/>
-        <w:tab w:val="left" w:pos="916" w:leader="none"/>
-        <w:tab w:val="left" w:pos="1832" w:leader="none"/>
-        <w:tab w:val="left" w:pos="2748" w:leader="none"/>
-        <w:tab w:val="left" w:pos="3664" w:leader="none"/>
-        <w:tab w:val="left" w:pos="4580" w:leader="none"/>
-        <w:tab w:val="left" w:pos="5496" w:leader="none"/>
-        <w:tab w:val="left" w:pos="6412" w:leader="none"/>
-        <w:tab w:val="left" w:pos="7328" w:leader="none"/>
-        <w:tab w:val="left" w:pos="8244" w:leader="none"/>
-        <w:tab w:val="left" w:pos="9160" w:leader="none"/>
-        <w:tab w:val="left" w:pos="10076" w:leader="none"/>
-        <w:tab w:val="left" w:pos="10992" w:leader="none"/>
-        <w:tab w:val="left" w:pos="11908" w:leader="none"/>
-        <w:tab w:val="left" w:pos="12824" w:leader="none"/>
-        <w:tab w:val="left" w:pos="13740" w:leader="none"/>
-        <w:tab w:val="left" w:pos="14656" w:leader="none"/>
+        <w:tab w:val="left" w:pos="916"/>
+        <w:tab w:val="left" w:pos="1832"/>
+        <w:tab w:val="left" w:pos="2748"/>
+        <w:tab w:val="left" w:pos="3664"/>
+        <w:tab w:val="left" w:pos="4580"/>
+        <w:tab w:val="left" w:pos="5496"/>
+        <w:tab w:val="left" w:pos="6412"/>
+        <w:tab w:val="left" w:pos="7328"/>
+        <w:tab w:val="left" w:pos="8244"/>
+        <w:tab w:val="left" w:pos="9160"/>
+        <w:tab w:val="left" w:pos="10076"/>
+        <w:tab w:val="left" w:pos="10992"/>
+        <w:tab w:val="left" w:pos="11908"/>
+        <w:tab w:val="left" w:pos="12824"/>
+        <w:tab w:val="left" w:pos="13740"/>
+        <w:tab w:val="left" w:pos="14656"/>
       </w:tabs>
-      <w:spacing w:lineRule="auto" w:line="240" w:before="0" w:after="0"/>
+      <w:spacing w:after="0" w:line="240" w:lineRule="auto"/>
     </w:pPr>
     <w:rPr>
-      <w:rFonts w:ascii="Courier New" w:hAnsi="Courier New" w:eastAsia="Times New Roman" w:cs="Courier New"/>
+      <w:rFonts w:ascii="Courier New" w:eastAsia="Times New Roman" w:hAnsi="Courier New" w:cs="Courier New"/>
       <w:sz w:val="20"/>
       <w:szCs w:val="20"/>
       <w:lang w:eastAsia="ru-RU"/>
     </w:rPr>
   </w:style>
-  <w:style w:type="numbering" w:styleId="NoList" w:default="1">
-    <w:name w:val="No List"/>
-    <w:uiPriority w:val="99"/>
-    <w:semiHidden/>
-    <w:unhideWhenUsed/>
-    <w:qFormat/>
-  </w:style>
-  <w:style w:type="table" w:default="1" w:styleId="a1">
-    <w:name w:val="Normal Table"/>
-    <w:uiPriority w:val="99"/>
-    <w:semiHidden/>
-    <w:unhideWhenUsed/>
-    <w:tblPr>
-      <w:tblCellMar>
-        <w:top w:w="0" w:type="dxa"/>
-        <w:left w:w="108" w:type="dxa"/>
-        <w:bottom w:w="0" w:type="dxa"/>
-        <w:right w:w="108" w:type="dxa"/>
-      </w:tblCellMar>
-    </w:tblPr>
-  </w:style>
-  <w:style w:type="table" w:styleId="a6">
+  <w:style w:type="table" w:styleId="a8">
     <w:name w:val="Table Grid"/>
     <w:basedOn w:val="a1"/>
     <w:uiPriority w:val="39"/>
-    <w:rsid w:val="00397eae"/>
+    <w:rsid w:val="00397EAE"/>
     <w:tblPr>
       <w:tblBorders>
-        <w:top w:val="single" w:color="auto" w:sz="4" w:space="0"/>
-        <w:left w:val="single" w:color="auto" w:sz="4" w:space="0"/>
-        <w:bottom w:val="single" w:color="auto" w:sz="4" w:space="0"/>
-        <w:right w:val="single" w:color="auto" w:sz="4" w:space="0"/>
-        <w:insideH w:val="single" w:color="auto" w:sz="4" w:space="0"/>
-        <w:insideV w:val="single" w:color="auto" w:sz="4" w:space="0"/>
+        <w:top w:val="single" w:sz="4" w:space="0" w:color="auto"/>
+        <w:left w:val="single" w:sz="4" w:space="0" w:color="auto"/>
+        <w:bottom w:val="single" w:sz="4" w:space="0" w:color="auto"/>
+        <w:right w:val="single" w:sz="4" w:space="0" w:color="auto"/>
+        <w:insideH w:val="single" w:sz="4" w:space="0" w:color="auto"/>
+        <w:insideV w:val="single" w:sz="4" w:space="0" w:color="auto"/>
       </w:tblBorders>
     </w:tblPr>
   </w:style>
@@ -5545,54 +4775,54 @@
 </file>
 
 <file path=word/theme/theme1.xml><?xml version="1.0" encoding="utf-8"?>
-<a:theme xmlns:a="http://schemas.openxmlformats.org/drawingml/2006/main" xmlns:r="http://schemas.openxmlformats.org/officeDocument/2006/relationships" name="Тема Office">
+<a:theme xmlns:a="http://schemas.openxmlformats.org/drawingml/2006/main" name="Тема Office">
   <a:themeElements>
     <a:clrScheme name="Стандартная">
       <a:dk1>
         <a:srgbClr val="000000"/>
       </a:dk1>
       <a:lt1>
-        <a:srgbClr val="ffffff"/>
+        <a:srgbClr val="FFFFFF"/>
       </a:lt1>
       <a:dk2>
-        <a:srgbClr val="44546a"/>
+        <a:srgbClr val="44546A"/>
       </a:dk2>
       <a:lt2>
-        <a:srgbClr val="e7e6e6"/>
+        <a:srgbClr val="E7E6E6"/>
       </a:lt2>
       <a:accent1>
-        <a:srgbClr val="4472c4"/>
+        <a:srgbClr val="4472C4"/>
       </a:accent1>
       <a:accent2>
-        <a:srgbClr val="ed7d31"/>
+        <a:srgbClr val="ED7D31"/>
       </a:accent2>
       <a:accent3>
-        <a:srgbClr val="a5a5a5"/>
+        <a:srgbClr val="A5A5A5"/>
       </a:accent3>
       <a:accent4>
-        <a:srgbClr val="ffc000"/>
+        <a:srgbClr val="FFC000"/>
       </a:accent4>
       <a:accent5>
-        <a:srgbClr val="5b9bd5"/>
+        <a:srgbClr val="5B9BD5"/>
       </a:accent5>
       <a:accent6>
-        <a:srgbClr val="70ad47"/>
+        <a:srgbClr val="70AD47"/>
       </a:accent6>
       <a:hlink>
-        <a:srgbClr val="0563c1"/>
+        <a:srgbClr val="0563C1"/>
       </a:hlink>
       <a:folHlink>
-        <a:srgbClr val="954f72"/>
+        <a:srgbClr val="954F72"/>
       </a:folHlink>
     </a:clrScheme>
     <a:fontScheme name="Стандартная">
       <a:majorFont>
-        <a:latin typeface="Calibri Light" panose="020F0302020204030204" pitchFamily="0" charset="1"/>
+        <a:latin typeface="Calibri Light" panose="020F0302020204030204"/>
         <a:ea typeface=""/>
         <a:cs typeface=""/>
       </a:majorFont>
       <a:minorFont>
-        <a:latin typeface="Calibri" panose="020F0502020204030204" pitchFamily="0" charset="1"/>
+        <a:latin typeface="Calibri" panose="020F0502020204030204"/>
         <a:ea typeface=""/>
         <a:cs typeface=""/>
       </a:minorFont>
@@ -5624,7 +4854,7 @@
             </a:gs>
           </a:gsLst>
           <a:lin ang="5400000" scaled="0"/>
-          <a:tileRect l="0" t="0" r="0" b="0"/>
+          <a:tileRect/>
         </a:gradFill>
         <a:gradFill>
           <a:gsLst>
@@ -5648,7 +4878,7 @@
             </a:gs>
           </a:gsLst>
           <a:lin ang="5400000" scaled="0"/>
-          <a:tileRect l="0" t="0" r="0" b="0"/>
+          <a:tileRect/>
         </a:gradFill>
       </a:fillStyleLst>
       <a:lnStyleLst>
@@ -5708,10 +4938,12 @@
             </a:gs>
           </a:gsLst>
           <a:lin ang="5400000" scaled="0"/>
-          <a:tileRect l="0" t="0" r="0" b="0"/>
+          <a:tileRect/>
         </a:gradFill>
       </a:bgFillStyleLst>
     </a:fmtScheme>
   </a:themeElements>
+  <a:objectDefaults/>
+  <a:extraClrSchemeLst/>
 </a:theme>
 </file>